--- a/files/简历.docx
+++ b/files/简历.docx
@@ -274,55 +274,79 @@
                 <w:sz w:val="24"/>
                 <w:szCs w:val="24"/>
               </w:rPr>
+              <w:t>，具体</w:t>
+            </w:r>
+            <w:r>
+              <w:rPr>
+                <w:rFonts w:ascii="Times New Roman" w:eastAsia="仿宋" w:hAnsi="Times New Roman" w:hint="eastAsia"/>
+                <w:sz w:val="24"/>
+                <w:szCs w:val="24"/>
+              </w:rPr>
+              <w:t>研究方向</w:t>
+            </w:r>
+            <w:r>
+              <w:rPr>
+                <w:rFonts w:ascii="Times New Roman" w:eastAsia="仿宋" w:hAnsi="Times New Roman" w:hint="eastAsia"/>
+                <w:sz w:val="24"/>
+                <w:szCs w:val="24"/>
+              </w:rPr>
+              <w:t>包括：</w:t>
+            </w:r>
+            <w:r>
+              <w:rPr>
+                <w:rFonts w:ascii="Times New Roman" w:eastAsia="仿宋" w:hAnsi="Times New Roman" w:hint="eastAsia"/>
+                <w:sz w:val="24"/>
+                <w:szCs w:val="24"/>
+              </w:rPr>
               <w:t>（</w:t>
             </w:r>
             <w:r>
               <w:rPr>
-                <w:rFonts w:ascii="Times New Roman" w:eastAsia="仿宋" w:hAnsi="Times New Roman" w:hint="eastAsia"/>
-                <w:sz w:val="24"/>
-                <w:szCs w:val="24"/>
-              </w:rPr>
-              <w:t>三维激光扫描、</w:t>
-            </w:r>
-            <w:r>
-              <w:rPr>
-                <w:rFonts w:ascii="Times New Roman" w:eastAsia="仿宋" w:hAnsi="Times New Roman" w:hint="eastAsia"/>
-                <w:sz w:val="24"/>
-                <w:szCs w:val="24"/>
-              </w:rPr>
-              <w:t>计算机视觉、深度学习、数字孪生、结构性能评估等</w:t>
-            </w:r>
-            <w:r>
-              <w:rPr>
-                <w:rFonts w:ascii="Times New Roman" w:eastAsia="仿宋" w:hAnsi="Times New Roman" w:hint="eastAsia"/>
-                <w:sz w:val="24"/>
-                <w:szCs w:val="24"/>
-              </w:rPr>
-              <w:t>），具体</w:t>
-            </w:r>
-            <w:r>
-              <w:rPr>
-                <w:rFonts w:ascii="Times New Roman" w:eastAsia="仿宋" w:hAnsi="Times New Roman" w:hint="eastAsia"/>
-                <w:sz w:val="24"/>
-                <w:szCs w:val="24"/>
-              </w:rPr>
-              <w:t>研究方向</w:t>
-            </w:r>
-            <w:r>
-              <w:rPr>
-                <w:rFonts w:ascii="Times New Roman" w:eastAsia="仿宋" w:hAnsi="Times New Roman" w:hint="eastAsia"/>
-                <w:sz w:val="24"/>
-                <w:szCs w:val="24"/>
-              </w:rPr>
-              <w:t>包括：</w:t>
-            </w:r>
-            <w:r>
-              <w:rPr>
-                <w:rFonts w:ascii="Times New Roman" w:eastAsia="仿宋" w:hAnsi="Times New Roman" w:hint="eastAsia"/>
-                <w:sz w:val="24"/>
-                <w:szCs w:val="24"/>
-              </w:rPr>
-              <w:t>隧道与地下工程结构检测评估、激光与图像基础设施精密测量、结构状态与性能智能分析预测</w:t>
+                <w:rFonts w:ascii="Times New Roman" w:eastAsia="仿宋" w:hAnsi="Times New Roman"/>
+                <w:sz w:val="24"/>
+                <w:szCs w:val="24"/>
+              </w:rPr>
+              <w:t>1</w:t>
+            </w:r>
+            <w:r>
+              <w:rPr>
+                <w:rFonts w:ascii="Times New Roman" w:eastAsia="仿宋" w:hAnsi="Times New Roman"/>
+                <w:sz w:val="24"/>
+                <w:szCs w:val="24"/>
+              </w:rPr>
+              <w:t>）隧道与地下工程的结构检测评估、（</w:t>
+            </w:r>
+            <w:r>
+              <w:rPr>
+                <w:rFonts w:ascii="Times New Roman" w:eastAsia="仿宋" w:hAnsi="Times New Roman"/>
+                <w:sz w:val="24"/>
+                <w:szCs w:val="24"/>
+              </w:rPr>
+              <w:t>2</w:t>
+            </w:r>
+            <w:r>
+              <w:rPr>
+                <w:rFonts w:ascii="Times New Roman" w:eastAsia="仿宋" w:hAnsi="Times New Roman"/>
+                <w:sz w:val="24"/>
+                <w:szCs w:val="24"/>
+              </w:rPr>
+              <w:t>）工程场景的图像与激光精密测量、（</w:t>
+            </w:r>
+            <w:r>
+              <w:rPr>
+                <w:rFonts w:ascii="Times New Roman" w:eastAsia="仿宋" w:hAnsi="Times New Roman"/>
+                <w:sz w:val="24"/>
+                <w:szCs w:val="24"/>
+              </w:rPr>
+              <w:t>3</w:t>
+            </w:r>
+            <w:r>
+              <w:rPr>
+                <w:rFonts w:ascii="Times New Roman" w:eastAsia="仿宋" w:hAnsi="Times New Roman"/>
+                <w:sz w:val="24"/>
+                <w:szCs w:val="24"/>
+              </w:rPr>
+              <w:t>）结构状态与性能的智能分析预测</w:t>
             </w:r>
             <w:r>
               <w:rPr>
@@ -483,31 +507,47 @@
                 <w:sz w:val="24"/>
                 <w:szCs w:val="24"/>
               </w:rPr>
-              <w:t>将心比心，亦师亦友，</w:t>
-            </w:r>
-            <w:r>
-              <w:rPr>
-                <w:rFonts w:ascii="Times New Roman" w:eastAsia="仿宋" w:hAnsi="Times New Roman" w:hint="eastAsia"/>
-                <w:sz w:val="24"/>
-                <w:szCs w:val="24"/>
-              </w:rPr>
-              <w:t>尊重</w:t>
-            </w:r>
-            <w:r>
-              <w:rPr>
-                <w:rFonts w:ascii="Times New Roman" w:eastAsia="仿宋" w:hAnsi="Times New Roman" w:hint="eastAsia"/>
-                <w:sz w:val="24"/>
-                <w:szCs w:val="24"/>
-              </w:rPr>
-              <w:t>学生发展意愿</w:t>
-            </w:r>
-            <w:r>
-              <w:rPr>
-                <w:rFonts w:ascii="Times New Roman" w:eastAsia="仿宋" w:hAnsi="Times New Roman" w:hint="eastAsia"/>
-                <w:sz w:val="24"/>
-                <w:szCs w:val="24"/>
-              </w:rPr>
-              <w:t>，为学生进步提供良好条件。</w:t>
+              <w:t>为</w:t>
+            </w:r>
+            <w:r>
+              <w:rPr>
+                <w:rFonts w:ascii="Times New Roman" w:eastAsia="仿宋" w:hAnsi="Times New Roman" w:hint="eastAsia"/>
+                <w:sz w:val="24"/>
+                <w:szCs w:val="24"/>
+              </w:rPr>
+              <w:t>学生</w:t>
+            </w:r>
+            <w:r>
+              <w:rPr>
+                <w:rFonts w:ascii="Times New Roman" w:eastAsia="仿宋" w:hAnsi="Times New Roman" w:hint="eastAsia"/>
+                <w:sz w:val="24"/>
+                <w:szCs w:val="24"/>
+              </w:rPr>
+              <w:t>发展</w:t>
+            </w:r>
+            <w:r>
+              <w:rPr>
+                <w:rFonts w:ascii="Times New Roman" w:eastAsia="仿宋" w:hAnsi="Times New Roman" w:hint="eastAsia"/>
+                <w:sz w:val="24"/>
+                <w:szCs w:val="24"/>
+              </w:rPr>
+              <w:t>进步提供良好条件</w:t>
+            </w:r>
+            <w:r>
+              <w:rPr>
+                <w:rFonts w:ascii="Times New Roman" w:eastAsia="仿宋" w:hAnsi="Times New Roman" w:hint="eastAsia"/>
+                <w:sz w:val="24"/>
+                <w:szCs w:val="24"/>
+              </w:rPr>
+              <w:t>，</w:t>
+            </w:r>
+            <w:r>
+              <w:rPr>
+                <w:rFonts w:ascii="Times New Roman" w:eastAsia="仿宋" w:hAnsi="Times New Roman" w:hint="eastAsia"/>
+                <w:sz w:val="24"/>
+                <w:szCs w:val="24"/>
+              </w:rPr>
+              <w:t>招生专业：</w:t>
             </w:r>
             <w:r>
               <w:rPr>
@@ -523,7 +563,15 @@
                 <w:sz w:val="24"/>
                 <w:szCs w:val="24"/>
               </w:rPr>
-              <w:t>招生专业：</w:t>
+              <w:t>1</w:t>
+            </w:r>
+            <w:r>
+              <w:rPr>
+                <w:rFonts w:ascii="Times New Roman" w:eastAsia="仿宋" w:hAnsi="Times New Roman" w:hint="eastAsia"/>
+                <w:sz w:val="24"/>
+                <w:szCs w:val="24"/>
+              </w:rPr>
+              <w:t>）</w:t>
             </w:r>
             <w:r>
               <w:rPr>
@@ -551,6 +599,30 @@
             </w:r>
             <w:r>
               <w:rPr>
+                <w:rFonts w:ascii="Times New Roman" w:eastAsia="仿宋" w:hAnsi="Times New Roman" w:hint="eastAsia"/>
+                <w:sz w:val="24"/>
+                <w:szCs w:val="24"/>
+              </w:rPr>
+              <w:t>（</w:t>
+            </w:r>
+            <w:r>
+              <w:rPr>
+                <w:rFonts w:ascii="Times New Roman" w:eastAsia="仿宋" w:hAnsi="Times New Roman" w:hint="eastAsia"/>
+                <w:sz w:val="24"/>
+                <w:szCs w:val="24"/>
+              </w:rPr>
+              <w:t>2</w:t>
+            </w:r>
+            <w:r>
+              <w:rPr>
+                <w:rFonts w:ascii="Times New Roman" w:eastAsia="仿宋" w:hAnsi="Times New Roman" w:hint="eastAsia"/>
+                <w:sz w:val="24"/>
+                <w:szCs w:val="24"/>
+              </w:rPr>
+              <w:t>）</w:t>
+            </w:r>
+            <w:r>
+              <w:rPr>
                 <w:rFonts w:ascii="Times New Roman" w:eastAsia="仿宋" w:hAnsi="Times New Roman"/>
                 <w:sz w:val="24"/>
                 <w:szCs w:val="24"/>
@@ -571,7 +643,7 @@
                 <w:sz w:val="24"/>
                 <w:szCs w:val="24"/>
               </w:rPr>
-              <w:t>）</w:t>
+              <w:t>。</w:t>
             </w:r>
           </w:p>
           <w:p>
@@ -2478,7 +2550,6 @@
                 <w:sz w:val="24"/>
                 <w:szCs w:val="24"/>
               </w:rPr>
-              <w:lastRenderedPageBreak/>
               <w:t>G</w:t>
             </w:r>
             <w:r>
@@ -2529,7 +2600,16 @@
                 <w:sz w:val="24"/>
                 <w:szCs w:val="24"/>
               </w:rPr>
-              <w:t>). Accurate measurement of segment dislocation for shield tunnel based on binocular vision technology. Journal of Computing in Civil Engineering</w:t>
+              <w:t xml:space="preserve">). Accurate measurement of segment dislocation for shield </w:t>
+            </w:r>
+            <w:r>
+              <w:rPr>
+                <w:rFonts w:ascii="Times New Roman" w:eastAsia="仿宋" w:hAnsi="Times New Roman"/>
+                <w:sz w:val="24"/>
+                <w:szCs w:val="24"/>
+              </w:rPr>
+              <w:lastRenderedPageBreak/>
+              <w:t>tunnel based on binocular vision technology. Journal of Computing in Civil Engineering</w:t>
             </w:r>
             <w:r>
               <w:rPr>
@@ -6454,7 +6534,6 @@
                 <w:szCs w:val="24"/>
                 <w:u w:val="single"/>
               </w:rPr>
-              <w:lastRenderedPageBreak/>
               <w:t>谢雄耀</w:t>
             </w:r>
             <w:r>
@@ -6537,7 +6616,16 @@
                 <w:sz w:val="24"/>
                 <w:szCs w:val="24"/>
               </w:rPr>
-              <w:t>结构工程师</w:t>
+              <w:t>结构</w:t>
+            </w:r>
+            <w:r>
+              <w:rPr>
+                <w:rFonts w:ascii="Times New Roman" w:eastAsia="仿宋" w:hAnsi="Times New Roman"/>
+                <w:sz w:val="24"/>
+                <w:szCs w:val="24"/>
+              </w:rPr>
+              <w:lastRenderedPageBreak/>
+              <w:t>工程师</w:t>
             </w:r>
             <w:r>
               <w:rPr>
@@ -9544,16 +9632,7 @@
                 <w:sz w:val="24"/>
                 <w:szCs w:val="24"/>
               </w:rPr>
-              <w:t xml:space="preserve"> </w:t>
-            </w:r>
-            <w:r>
-              <w:rPr>
-                <w:rFonts w:ascii="Times New Roman" w:eastAsia="仿宋" w:hAnsi="Times New Roman"/>
-                <w:sz w:val="24"/>
-                <w:szCs w:val="24"/>
-              </w:rPr>
-              <w:lastRenderedPageBreak/>
-              <w:t>(Patent CN202510484006.9).</w:t>
+              <w:t xml:space="preserve"> (Patent CN202510484006.9).</w:t>
             </w:r>
             <w:r>
               <w:rPr>
@@ -9622,6 +9701,7 @@
                 <w:sz w:val="24"/>
                 <w:szCs w:val="24"/>
               </w:rPr>
+              <w:lastRenderedPageBreak/>
               <w:t>牛刚</w:t>
             </w:r>
             <w:r>
@@ -12533,7 +12613,6 @@
                 <w:sz w:val="24"/>
                 <w:szCs w:val="24"/>
               </w:rPr>
-              <w:lastRenderedPageBreak/>
               <w:t>期刊评审</w:t>
             </w:r>
           </w:p>
@@ -12559,6 +12638,7 @@
                 <w:sz w:val="24"/>
                 <w:szCs w:val="24"/>
               </w:rPr>
+              <w:lastRenderedPageBreak/>
               <w:t>Expert Systems With Applications</w:t>
             </w:r>
           </w:p>

--- a/files/简历.docx
+++ b/files/简历.docx
@@ -314,7 +314,7 @@
                 <w:sz w:val="24"/>
                 <w:szCs w:val="24"/>
               </w:rPr>
-              <w:t>）隧道与地下工程的结构检测评估、（</w:t>
+              <w:t>）隧道与地下工程结构检测评估、（</w:t>
             </w:r>
             <w:r>
               <w:rPr>
@@ -330,7 +330,7 @@
                 <w:sz w:val="24"/>
                 <w:szCs w:val="24"/>
               </w:rPr>
-              <w:t>）工程场景的图像与激光精密测量、（</w:t>
+              <w:t>）工程场景图像与激光精密测量、（</w:t>
             </w:r>
             <w:r>
               <w:rPr>
@@ -346,7 +346,7 @@
                 <w:sz w:val="24"/>
                 <w:szCs w:val="24"/>
               </w:rPr>
-              <w:t>）结构状态与性能的智能分析预测</w:t>
+              <w:t>）结构状态与性能智能分析预测</w:t>
             </w:r>
             <w:r>
               <w:rPr>
@@ -387,6 +387,14 @@
                 <w:szCs w:val="24"/>
               </w:rPr>
               <w:t>类）</w:t>
+            </w:r>
+            <w:r>
+              <w:rPr>
+                <w:rFonts w:ascii="Times New Roman" w:eastAsia="仿宋" w:hAnsi="Times New Roman" w:hint="eastAsia"/>
+                <w:sz w:val="24"/>
+                <w:szCs w:val="24"/>
+              </w:rPr>
+              <w:t>等</w:t>
             </w:r>
             <w:r>
               <w:rPr>
@@ -12978,15 +12986,13 @@
               <w:pStyle w:val="a3"/>
               <w:numPr>
                 <w:ilvl w:val="0"/>
-                <w:numId w:val="14"/>
+                <w:numId w:val="20"/>
               </w:numPr>
               <w:adjustRightInd w:val="0"/>
               <w:snapToGrid w:val="0"/>
               <w:ind w:firstLineChars="0"/>
               <w:rPr>
                 <w:rFonts w:ascii="Times New Roman" w:eastAsia="仿宋" w:hAnsi="Times New Roman"/>
-                <w:b/>
-                <w:bCs/>
                 <w:sz w:val="24"/>
                 <w:szCs w:val="24"/>
               </w:rPr>
@@ -12994,12 +13000,114 @@
             <w:r>
               <w:rPr>
                 <w:rFonts w:ascii="Times New Roman" w:eastAsia="仿宋" w:hAnsi="Times New Roman" w:hint="eastAsia"/>
-                <w:b/>
-                <w:bCs/>
-                <w:sz w:val="24"/>
-                <w:szCs w:val="24"/>
-              </w:rPr>
-              <w:t>主持</w:t>
+                <w:sz w:val="24"/>
+                <w:szCs w:val="24"/>
+              </w:rPr>
+              <w:t>国家自然科学基金委员会，青年科学基金项目（</w:t>
+            </w:r>
+            <w:r>
+              <w:rPr>
+                <w:rFonts w:ascii="Times New Roman" w:eastAsia="仿宋" w:hAnsi="Times New Roman" w:hint="eastAsia"/>
+                <w:sz w:val="24"/>
+                <w:szCs w:val="24"/>
+              </w:rPr>
+              <w:t>C</w:t>
+            </w:r>
+            <w:r>
+              <w:rPr>
+                <w:rFonts w:ascii="Times New Roman" w:eastAsia="仿宋" w:hAnsi="Times New Roman" w:hint="eastAsia"/>
+                <w:sz w:val="24"/>
+                <w:szCs w:val="24"/>
+              </w:rPr>
+              <w:t>类）</w:t>
+            </w:r>
+            <w:r>
+              <w:rPr>
+                <w:rFonts w:ascii="Times New Roman" w:eastAsia="仿宋" w:hAnsi="Times New Roman" w:hint="eastAsia"/>
+                <w:sz w:val="24"/>
+                <w:szCs w:val="24"/>
+              </w:rPr>
+              <w:t>，</w:t>
+            </w:r>
+            <w:r>
+              <w:rPr>
+                <w:rFonts w:ascii="Times New Roman" w:eastAsia="仿宋" w:hAnsi="Times New Roman" w:hint="eastAsia"/>
+                <w:sz w:val="24"/>
+                <w:szCs w:val="24"/>
+              </w:rPr>
+              <w:t>5</w:t>
+            </w:r>
+            <w:r>
+              <w:rPr>
+                <w:rFonts w:ascii="Times New Roman" w:eastAsia="仿宋" w:hAnsi="Times New Roman"/>
+                <w:sz w:val="24"/>
+                <w:szCs w:val="24"/>
+              </w:rPr>
+              <w:t>2608635</w:t>
+            </w:r>
+            <w:r>
+              <w:rPr>
+                <w:rFonts w:ascii="Times New Roman" w:eastAsia="仿宋" w:hAnsi="Times New Roman" w:hint="eastAsia"/>
+                <w:sz w:val="24"/>
+                <w:szCs w:val="24"/>
+              </w:rPr>
+              <w:t>，盾构隧道点云驱动多层次变形感知方法与力学状态识别模型</w:t>
+            </w:r>
+            <w:r>
+              <w:rPr>
+                <w:rFonts w:ascii="Times New Roman" w:eastAsia="仿宋" w:hAnsi="Times New Roman" w:hint="eastAsia"/>
+                <w:sz w:val="24"/>
+                <w:szCs w:val="24"/>
+              </w:rPr>
+              <w:t>，</w:t>
+            </w:r>
+            <w:r>
+              <w:rPr>
+                <w:rFonts w:ascii="Times New Roman" w:eastAsia="仿宋" w:hAnsi="Times New Roman" w:hint="eastAsia"/>
+                <w:sz w:val="24"/>
+                <w:szCs w:val="24"/>
+              </w:rPr>
+              <w:t>3</w:t>
+            </w:r>
+            <w:r>
+              <w:rPr>
+                <w:rFonts w:ascii="Times New Roman" w:eastAsia="仿宋" w:hAnsi="Times New Roman"/>
+                <w:sz w:val="24"/>
+                <w:szCs w:val="24"/>
+              </w:rPr>
+              <w:t>0</w:t>
+            </w:r>
+            <w:r>
+              <w:rPr>
+                <w:rFonts w:ascii="Times New Roman" w:eastAsia="仿宋" w:hAnsi="Times New Roman" w:hint="eastAsia"/>
+                <w:sz w:val="24"/>
+                <w:szCs w:val="24"/>
+              </w:rPr>
+              <w:t>万元，</w:t>
+            </w:r>
+            <w:r>
+              <w:rPr>
+                <w:rFonts w:ascii="Times New Roman" w:eastAsia="仿宋" w:hAnsi="Times New Roman" w:hint="eastAsia"/>
+                <w:sz w:val="24"/>
+                <w:szCs w:val="24"/>
+              </w:rPr>
+              <w:t>2</w:t>
+            </w:r>
+            <w:r>
+              <w:rPr>
+                <w:rFonts w:ascii="Times New Roman" w:eastAsia="仿宋" w:hAnsi="Times New Roman"/>
+                <w:sz w:val="24"/>
+                <w:szCs w:val="24"/>
+              </w:rPr>
+              <w:t>027.01–2029.12</w:t>
+            </w:r>
+            <w:r>
+              <w:rPr>
+                <w:rFonts w:ascii="Times New Roman" w:eastAsia="仿宋" w:hAnsi="Times New Roman" w:hint="eastAsia"/>
+                <w:sz w:val="24"/>
+                <w:szCs w:val="24"/>
+              </w:rPr>
+              <w:t>，主持</w:t>
             </w:r>
           </w:p>
           <w:p>
@@ -13024,23 +13132,15 @@
                 <w:sz w:val="24"/>
                 <w:szCs w:val="24"/>
               </w:rPr>
-              <w:t>国家自然科学基金委员会，青年科学基金项目（</w:t>
-            </w:r>
-            <w:r>
-              <w:rPr>
-                <w:rFonts w:ascii="Times New Roman" w:eastAsia="仿宋" w:hAnsi="Times New Roman" w:hint="eastAsia"/>
-                <w:sz w:val="24"/>
-                <w:szCs w:val="24"/>
-              </w:rPr>
-              <w:t>C</w:t>
-            </w:r>
-            <w:r>
-              <w:rPr>
-                <w:rFonts w:ascii="Times New Roman" w:eastAsia="仿宋" w:hAnsi="Times New Roman" w:hint="eastAsia"/>
-                <w:sz w:val="24"/>
-                <w:szCs w:val="24"/>
-              </w:rPr>
-              <w:t>类）</w:t>
+              <w:t>福州大学，</w:t>
+            </w:r>
+            <w:r>
+              <w:rPr>
+                <w:rFonts w:ascii="Times New Roman" w:eastAsia="仿宋" w:hAnsi="Times New Roman" w:hint="eastAsia"/>
+                <w:sz w:val="24"/>
+                <w:szCs w:val="24"/>
+              </w:rPr>
+              <w:t>科研启动项目</w:t>
             </w:r>
             <w:r>
               <w:rPr>
@@ -13056,23 +13156,15 @@
                 <w:sz w:val="24"/>
                 <w:szCs w:val="24"/>
               </w:rPr>
-              <w:t>5</w:t>
-            </w:r>
-            <w:r>
-              <w:rPr>
-                <w:rFonts w:ascii="Times New Roman" w:eastAsia="仿宋" w:hAnsi="Times New Roman"/>
-                <w:sz w:val="24"/>
-                <w:szCs w:val="24"/>
-              </w:rPr>
-              <w:t>2608635</w:t>
-            </w:r>
-            <w:r>
-              <w:rPr>
-                <w:rFonts w:ascii="Times New Roman" w:eastAsia="仿宋" w:hAnsi="Times New Roman" w:hint="eastAsia"/>
-                <w:sz w:val="24"/>
-                <w:szCs w:val="24"/>
-              </w:rPr>
-              <w:t>，盾构隧道点云驱动多层次变形感知方法与力学状态识别模型</w:t>
+              <w:t>X</w:t>
+            </w:r>
+            <w:r>
+              <w:rPr>
+                <w:rFonts w:ascii="Times New Roman" w:eastAsia="仿宋" w:hAnsi="Times New Roman"/>
+                <w:sz w:val="24"/>
+                <w:szCs w:val="24"/>
+              </w:rPr>
+              <w:t>RC-26012</w:t>
             </w:r>
             <w:r>
               <w:rPr>
@@ -13088,6 +13180,22 @@
                 <w:sz w:val="24"/>
                 <w:szCs w:val="24"/>
               </w:rPr>
+              <w:t>隧道施工计算机视觉智能感知机理和方法</w:t>
+            </w:r>
+            <w:r>
+              <w:rPr>
+                <w:rFonts w:ascii="Times New Roman" w:eastAsia="仿宋" w:hAnsi="Times New Roman" w:hint="eastAsia"/>
+                <w:sz w:val="24"/>
+                <w:szCs w:val="24"/>
+              </w:rPr>
+              <w:t>，</w:t>
+            </w:r>
+            <w:r>
+              <w:rPr>
+                <w:rFonts w:ascii="Times New Roman" w:eastAsia="仿宋" w:hAnsi="Times New Roman" w:hint="eastAsia"/>
+                <w:sz w:val="24"/>
+                <w:szCs w:val="24"/>
+              </w:rPr>
               <w:t>3</w:t>
             </w:r>
             <w:r>
@@ -13120,7 +13228,47 @@
                 <w:sz w:val="24"/>
                 <w:szCs w:val="24"/>
               </w:rPr>
-              <w:t>027.01–2029.12</w:t>
+              <w:t>025.11</w:t>
+            </w:r>
+            <w:r>
+              <w:rPr>
+                <w:rFonts w:ascii="Times New Roman" w:eastAsia="仿宋" w:hAnsi="Times New Roman"/>
+                <w:sz w:val="24"/>
+                <w:szCs w:val="24"/>
+              </w:rPr>
+              <w:t>–202</w:t>
+            </w:r>
+            <w:r>
+              <w:rPr>
+                <w:rFonts w:ascii="Times New Roman" w:eastAsia="仿宋" w:hAnsi="Times New Roman"/>
+                <w:sz w:val="24"/>
+                <w:szCs w:val="24"/>
+              </w:rPr>
+              <w:t>7</w:t>
+            </w:r>
+            <w:r>
+              <w:rPr>
+                <w:rFonts w:ascii="Times New Roman" w:eastAsia="仿宋" w:hAnsi="Times New Roman"/>
+                <w:sz w:val="24"/>
+                <w:szCs w:val="24"/>
+              </w:rPr>
+              <w:t>.</w:t>
+            </w:r>
+            <w:r>
+              <w:rPr>
+                <w:rFonts w:ascii="Times New Roman" w:eastAsia="仿宋" w:hAnsi="Times New Roman"/>
+                <w:sz w:val="24"/>
+                <w:szCs w:val="24"/>
+              </w:rPr>
+              <w:t>10</w:t>
+            </w:r>
+            <w:r>
+              <w:rPr>
+                <w:rFonts w:ascii="Times New Roman" w:eastAsia="仿宋" w:hAnsi="Times New Roman" w:hint="eastAsia"/>
+                <w:sz w:val="24"/>
+                <w:szCs w:val="24"/>
+              </w:rPr>
+              <w:t>，主持</w:t>
             </w:r>
           </w:p>
           <w:p>
@@ -13145,15 +13293,7 @@
                 <w:sz w:val="24"/>
                 <w:szCs w:val="24"/>
               </w:rPr>
-              <w:t>福州大学，</w:t>
-            </w:r>
-            <w:r>
-              <w:rPr>
-                <w:rFonts w:ascii="Times New Roman" w:eastAsia="仿宋" w:hAnsi="Times New Roman" w:hint="eastAsia"/>
-                <w:sz w:val="24"/>
-                <w:szCs w:val="24"/>
-              </w:rPr>
-              <w:t>科研启动项目</w:t>
+              <w:t>国家留学基金管理委员会</w:t>
             </w:r>
             <w:r>
               <w:rPr>
@@ -13169,15 +13309,7 @@
                 <w:sz w:val="24"/>
                 <w:szCs w:val="24"/>
               </w:rPr>
-              <w:t>X</w:t>
-            </w:r>
-            <w:r>
-              <w:rPr>
-                <w:rFonts w:ascii="Times New Roman" w:eastAsia="仿宋" w:hAnsi="Times New Roman"/>
-                <w:sz w:val="24"/>
-                <w:szCs w:val="24"/>
-              </w:rPr>
-              <w:t>RC-26012</w:t>
+              <w:t>国家建设高水平大学公派研究生项目</w:t>
             </w:r>
             <w:r>
               <w:rPr>
@@ -13189,11 +13321,11 @@
             </w:r>
             <w:r>
               <w:rPr>
-                <w:rFonts w:ascii="Times New Roman" w:eastAsia="仿宋" w:hAnsi="Times New Roman" w:hint="eastAsia"/>
-                <w:sz w:val="24"/>
-                <w:szCs w:val="24"/>
-              </w:rPr>
-              <w:t>隧道施工计算机视觉智能感知机理和方法</w:t>
+                <w:rFonts w:ascii="Times New Roman" w:eastAsia="仿宋" w:hAnsi="Times New Roman"/>
+                <w:sz w:val="24"/>
+                <w:szCs w:val="24"/>
+              </w:rPr>
+              <w:t>202206260174</w:t>
             </w:r>
             <w:r>
               <w:rPr>
@@ -13205,75 +13337,75 @@
             </w:r>
             <w:r>
               <w:rPr>
-                <w:rFonts w:ascii="Times New Roman" w:eastAsia="仿宋" w:hAnsi="Times New Roman" w:hint="eastAsia"/>
-                <w:sz w:val="24"/>
-                <w:szCs w:val="24"/>
-              </w:rPr>
-              <w:t>3</w:t>
-            </w:r>
-            <w:r>
-              <w:rPr>
-                <w:rFonts w:ascii="Times New Roman" w:eastAsia="仿宋" w:hAnsi="Times New Roman"/>
-                <w:sz w:val="24"/>
-                <w:szCs w:val="24"/>
-              </w:rPr>
-              <w:t>0</w:t>
-            </w:r>
-            <w:r>
-              <w:rPr>
-                <w:rFonts w:ascii="Times New Roman" w:eastAsia="仿宋" w:hAnsi="Times New Roman" w:hint="eastAsia"/>
-                <w:sz w:val="24"/>
-                <w:szCs w:val="24"/>
-              </w:rPr>
-              <w:t>万元，</w:t>
-            </w:r>
-            <w:r>
-              <w:rPr>
-                <w:rFonts w:ascii="Times New Roman" w:eastAsia="仿宋" w:hAnsi="Times New Roman" w:hint="eastAsia"/>
-                <w:sz w:val="24"/>
-                <w:szCs w:val="24"/>
-              </w:rPr>
-              <w:t>2</w:t>
-            </w:r>
-            <w:r>
-              <w:rPr>
-                <w:rFonts w:ascii="Times New Roman" w:eastAsia="仿宋" w:hAnsi="Times New Roman"/>
-                <w:sz w:val="24"/>
-                <w:szCs w:val="24"/>
-              </w:rPr>
-              <w:t>025.11</w:t>
-            </w:r>
-            <w:r>
-              <w:rPr>
-                <w:rFonts w:ascii="Times New Roman" w:eastAsia="仿宋" w:hAnsi="Times New Roman"/>
-                <w:sz w:val="24"/>
-                <w:szCs w:val="24"/>
-              </w:rPr>
-              <w:t>–202</w:t>
-            </w:r>
-            <w:r>
-              <w:rPr>
-                <w:rFonts w:ascii="Times New Roman" w:eastAsia="仿宋" w:hAnsi="Times New Roman"/>
-                <w:sz w:val="24"/>
-                <w:szCs w:val="24"/>
-              </w:rPr>
-              <w:t>7</w:t>
-            </w:r>
-            <w:r>
-              <w:rPr>
-                <w:rFonts w:ascii="Times New Roman" w:eastAsia="仿宋" w:hAnsi="Times New Roman"/>
-                <w:sz w:val="24"/>
-                <w:szCs w:val="24"/>
-              </w:rPr>
-              <w:t>.</w:t>
-            </w:r>
-            <w:r>
-              <w:rPr>
-                <w:rFonts w:ascii="Times New Roman" w:eastAsia="仿宋" w:hAnsi="Times New Roman"/>
-                <w:sz w:val="24"/>
-                <w:szCs w:val="24"/>
-              </w:rPr>
-              <w:t>10</w:t>
+                <w:rFonts w:ascii="Times New Roman" w:eastAsia="仿宋" w:hAnsi="Times New Roman"/>
+                <w:sz w:val="24"/>
+                <w:szCs w:val="24"/>
+              </w:rPr>
+              <w:t xml:space="preserve">Mechanical </w:t>
+            </w:r>
+            <w:r>
+              <w:rPr>
+                <w:rFonts w:ascii="Times New Roman" w:eastAsia="仿宋" w:hAnsi="Times New Roman" w:hint="eastAsia"/>
+                <w:sz w:val="24"/>
+                <w:szCs w:val="24"/>
+              </w:rPr>
+              <w:t>e</w:t>
+            </w:r>
+            <w:r>
+              <w:rPr>
+                <w:rFonts w:ascii="Times New Roman" w:eastAsia="仿宋" w:hAnsi="Times New Roman"/>
+                <w:sz w:val="24"/>
+                <w:szCs w:val="24"/>
+              </w:rPr>
+              <w:t>valuation and analysis based on digital twin for as-built shield tunnel</w:t>
+            </w:r>
+            <w:r>
+              <w:rPr>
+                <w:rFonts w:ascii="Times New Roman" w:eastAsia="仿宋" w:hAnsi="Times New Roman" w:hint="eastAsia"/>
+                <w:sz w:val="24"/>
+                <w:szCs w:val="24"/>
+              </w:rPr>
+              <w:t>，</w:t>
+            </w:r>
+            <w:r>
+              <w:rPr>
+                <w:rFonts w:ascii="Times New Roman" w:eastAsia="仿宋" w:hAnsi="Times New Roman" w:hint="eastAsia"/>
+                <w:sz w:val="24"/>
+                <w:szCs w:val="24"/>
+              </w:rPr>
+              <w:t>1</w:t>
+            </w:r>
+            <w:r>
+              <w:rPr>
+                <w:rFonts w:ascii="Times New Roman" w:eastAsia="仿宋" w:hAnsi="Times New Roman"/>
+                <w:sz w:val="24"/>
+                <w:szCs w:val="24"/>
+              </w:rPr>
+              <w:t>.44</w:t>
+            </w:r>
+            <w:r>
+              <w:rPr>
+                <w:rFonts w:ascii="Times New Roman" w:eastAsia="仿宋" w:hAnsi="Times New Roman" w:hint="eastAsia"/>
+                <w:sz w:val="24"/>
+                <w:szCs w:val="24"/>
+              </w:rPr>
+              <w:t>万英镑，</w:t>
+            </w:r>
+            <w:r>
+              <w:rPr>
+                <w:rFonts w:ascii="Times New Roman" w:eastAsia="仿宋" w:hAnsi="Times New Roman"/>
+                <w:sz w:val="24"/>
+                <w:szCs w:val="24"/>
+              </w:rPr>
+              <w:t>2023.04–2024.03</w:t>
+            </w:r>
+            <w:r>
+              <w:rPr>
+                <w:rFonts w:ascii="Times New Roman" w:eastAsia="仿宋" w:hAnsi="Times New Roman" w:hint="eastAsia"/>
+                <w:sz w:val="24"/>
+                <w:szCs w:val="24"/>
+              </w:rPr>
+              <w:t>，主持</w:t>
             </w:r>
           </w:p>
           <w:p>
@@ -13298,7 +13430,7 @@
                 <w:sz w:val="24"/>
                 <w:szCs w:val="24"/>
               </w:rPr>
-              <w:t>国家留学基金管理委员会</w:t>
+              <w:t>上海市教育委员会</w:t>
             </w:r>
             <w:r>
               <w:rPr>
@@ -13314,7 +13446,7 @@
                 <w:sz w:val="24"/>
                 <w:szCs w:val="24"/>
               </w:rPr>
-              <w:t>国家建设高水平大学公派研究生项目</w:t>
+              <w:t>上海市大学生创新创业训练计划项目</w:t>
             </w:r>
             <w:r>
               <w:rPr>
@@ -13330,7 +13462,7 @@
                 <w:sz w:val="24"/>
                 <w:szCs w:val="24"/>
               </w:rPr>
-              <w:t>202206260174</w:t>
+              <w:t>201710247118</w:t>
             </w:r>
             <w:r>
               <w:rPr>
@@ -13342,27 +13474,11 @@
             </w:r>
             <w:r>
               <w:rPr>
-                <w:rFonts w:ascii="Times New Roman" w:eastAsia="仿宋" w:hAnsi="Times New Roman"/>
-                <w:sz w:val="24"/>
-                <w:szCs w:val="24"/>
-              </w:rPr>
-              <w:t xml:space="preserve">Mechanical </w:t>
-            </w:r>
-            <w:r>
-              <w:rPr>
-                <w:rFonts w:ascii="Times New Roman" w:eastAsia="仿宋" w:hAnsi="Times New Roman" w:hint="eastAsia"/>
-                <w:sz w:val="24"/>
-                <w:szCs w:val="24"/>
-              </w:rPr>
-              <w:t>e</w:t>
-            </w:r>
-            <w:r>
-              <w:rPr>
-                <w:rFonts w:ascii="Times New Roman" w:eastAsia="仿宋" w:hAnsi="Times New Roman"/>
-                <w:sz w:val="24"/>
-                <w:szCs w:val="24"/>
-              </w:rPr>
-              <w:t>valuation and analysis based on digital twin for as-built shield tunnel</w:t>
+                <w:rFonts w:ascii="Times New Roman" w:eastAsia="仿宋" w:hAnsi="Times New Roman" w:hint="eastAsia"/>
+                <w:sz w:val="24"/>
+                <w:szCs w:val="24"/>
+              </w:rPr>
+              <w:t>橡胶支座在装配式建筑墙板节点处的应用</w:t>
             </w:r>
             <w:r>
               <w:rPr>
@@ -13382,27 +13498,43 @@
             </w:r>
             <w:r>
               <w:rPr>
-                <w:rFonts w:ascii="Times New Roman" w:eastAsia="仿宋" w:hAnsi="Times New Roman"/>
-                <w:sz w:val="24"/>
-                <w:szCs w:val="24"/>
-              </w:rPr>
-              <w:t>.44</w:t>
-            </w:r>
-            <w:r>
-              <w:rPr>
-                <w:rFonts w:ascii="Times New Roman" w:eastAsia="仿宋" w:hAnsi="Times New Roman" w:hint="eastAsia"/>
-                <w:sz w:val="24"/>
-                <w:szCs w:val="24"/>
-              </w:rPr>
-              <w:t>万英镑，</w:t>
-            </w:r>
-            <w:r>
-              <w:rPr>
-                <w:rFonts w:ascii="Times New Roman" w:eastAsia="仿宋" w:hAnsi="Times New Roman"/>
-                <w:sz w:val="24"/>
-                <w:szCs w:val="24"/>
-              </w:rPr>
-              <w:t>2023.04–2024.03</w:t>
+                <w:rFonts w:ascii="Times New Roman" w:eastAsia="仿宋" w:hAnsi="Times New Roman" w:hint="eastAsia"/>
+                <w:sz w:val="24"/>
+                <w:szCs w:val="24"/>
+              </w:rPr>
+              <w:t>万</w:t>
+            </w:r>
+            <w:r>
+              <w:rPr>
+                <w:rFonts w:ascii="Times New Roman" w:eastAsia="仿宋" w:hAnsi="Times New Roman" w:hint="eastAsia"/>
+                <w:sz w:val="24"/>
+                <w:szCs w:val="24"/>
+              </w:rPr>
+              <w:t>元</w:t>
+            </w:r>
+            <w:r>
+              <w:rPr>
+                <w:rFonts w:ascii="Times New Roman" w:eastAsia="仿宋" w:hAnsi="Times New Roman" w:hint="eastAsia"/>
+                <w:sz w:val="24"/>
+                <w:szCs w:val="24"/>
+              </w:rPr>
+              <w:t>，</w:t>
+            </w:r>
+            <w:r>
+              <w:rPr>
+                <w:rFonts w:ascii="Times New Roman" w:eastAsia="仿宋" w:hAnsi="Times New Roman"/>
+                <w:sz w:val="24"/>
+                <w:szCs w:val="24"/>
+              </w:rPr>
+              <w:t>2017.01–2018.01</w:t>
+            </w:r>
+            <w:r>
+              <w:rPr>
+                <w:rFonts w:ascii="Times New Roman" w:eastAsia="仿宋" w:hAnsi="Times New Roman" w:hint="eastAsia"/>
+                <w:sz w:val="24"/>
+                <w:szCs w:val="24"/>
+              </w:rPr>
+              <w:t>，主持</w:t>
             </w:r>
           </w:p>
           <w:p>
@@ -13427,11 +13559,19 @@
                 <w:sz w:val="24"/>
                 <w:szCs w:val="24"/>
               </w:rPr>
-              <w:t>上海市教育委员会</w:t>
-            </w:r>
-            <w:r>
-              <w:rPr>
-                <w:rFonts w:ascii="Times New Roman" w:eastAsia="仿宋" w:hAnsi="Times New Roman" w:hint="eastAsia"/>
+              <w:t>国家自然科学基金委员会，</w:t>
+            </w:r>
+            <w:r>
+              <w:rPr>
+                <w:rFonts w:ascii="Times New Roman" w:eastAsia="仿宋" w:hAnsi="Times New Roman" w:hint="eastAsia"/>
+                <w:sz w:val="24"/>
+                <w:szCs w:val="24"/>
+              </w:rPr>
+              <w:t>面上项目</w:t>
+            </w:r>
+            <w:r>
+              <w:rPr>
+                <w:rFonts w:ascii="Times New Roman" w:eastAsia="仿宋" w:hAnsi="Times New Roman"/>
                 <w:sz w:val="24"/>
                 <w:szCs w:val="24"/>
               </w:rPr>
@@ -13439,15 +13579,15 @@
             </w:r>
             <w:r>
               <w:rPr>
-                <w:rFonts w:ascii="Times New Roman" w:eastAsia="仿宋" w:hAnsi="Times New Roman" w:hint="eastAsia"/>
-                <w:sz w:val="24"/>
-                <w:szCs w:val="24"/>
-              </w:rPr>
-              <w:t>上海市大学生创新创业训练计划项目</w:t>
-            </w:r>
-            <w:r>
-              <w:rPr>
-                <w:rFonts w:ascii="Times New Roman" w:eastAsia="仿宋" w:hAnsi="Times New Roman" w:hint="eastAsia"/>
+                <w:rFonts w:ascii="Times New Roman" w:eastAsia="仿宋" w:hAnsi="Times New Roman"/>
+                <w:sz w:val="24"/>
+                <w:szCs w:val="24"/>
+              </w:rPr>
+              <w:t>52678544</w:t>
+            </w:r>
+            <w:r>
+              <w:rPr>
+                <w:rFonts w:ascii="Times New Roman" w:eastAsia="仿宋" w:hAnsi="Times New Roman"/>
                 <w:sz w:val="24"/>
                 <w:szCs w:val="24"/>
               </w:rPr>
@@ -13455,15 +13595,15 @@
             </w:r>
             <w:r>
               <w:rPr>
-                <w:rFonts w:ascii="Times New Roman" w:eastAsia="仿宋" w:hAnsi="Times New Roman"/>
-                <w:sz w:val="24"/>
-                <w:szCs w:val="24"/>
-              </w:rPr>
-              <w:t>201710247118</w:t>
-            </w:r>
-            <w:r>
-              <w:rPr>
-                <w:rFonts w:ascii="Times New Roman" w:eastAsia="仿宋" w:hAnsi="Times New Roman" w:hint="eastAsia"/>
+                <w:rFonts w:ascii="Times New Roman" w:eastAsia="仿宋" w:hAnsi="Times New Roman" w:hint="eastAsia"/>
+                <w:sz w:val="24"/>
+                <w:szCs w:val="24"/>
+              </w:rPr>
+              <w:t>稀疏观测下盾构隧道结构变形全时全域具身智能感知方法研究</w:t>
+            </w:r>
+            <w:r>
+              <w:rPr>
+                <w:rFonts w:ascii="Times New Roman" w:eastAsia="仿宋" w:hAnsi="Times New Roman"/>
                 <w:sz w:val="24"/>
                 <w:szCs w:val="24"/>
               </w:rPr>
@@ -13475,55 +13615,55 @@
                 <w:sz w:val="24"/>
                 <w:szCs w:val="24"/>
               </w:rPr>
-              <w:t>橡胶支座在装配式建筑墙板节点处的应用</w:t>
-            </w:r>
-            <w:r>
-              <w:rPr>
-                <w:rFonts w:ascii="Times New Roman" w:eastAsia="仿宋" w:hAnsi="Times New Roman" w:hint="eastAsia"/>
-                <w:sz w:val="24"/>
-                <w:szCs w:val="24"/>
-              </w:rPr>
-              <w:t>，</w:t>
-            </w:r>
-            <w:r>
-              <w:rPr>
-                <w:rFonts w:ascii="Times New Roman" w:eastAsia="仿宋" w:hAnsi="Times New Roman" w:hint="eastAsia"/>
-                <w:sz w:val="24"/>
-                <w:szCs w:val="24"/>
-              </w:rPr>
-              <w:t>1</w:t>
-            </w:r>
-            <w:r>
-              <w:rPr>
-                <w:rFonts w:ascii="Times New Roman" w:eastAsia="仿宋" w:hAnsi="Times New Roman" w:hint="eastAsia"/>
-                <w:sz w:val="24"/>
-                <w:szCs w:val="24"/>
-              </w:rPr>
-              <w:t>万</w:t>
-            </w:r>
-            <w:r>
-              <w:rPr>
-                <w:rFonts w:ascii="Times New Roman" w:eastAsia="仿宋" w:hAnsi="Times New Roman" w:hint="eastAsia"/>
-                <w:sz w:val="24"/>
-                <w:szCs w:val="24"/>
-              </w:rPr>
-              <w:t>元</w:t>
-            </w:r>
-            <w:r>
-              <w:rPr>
-                <w:rFonts w:ascii="Times New Roman" w:eastAsia="仿宋" w:hAnsi="Times New Roman" w:hint="eastAsia"/>
-                <w:sz w:val="24"/>
-                <w:szCs w:val="24"/>
-              </w:rPr>
-              <w:t>，</w:t>
-            </w:r>
-            <w:r>
-              <w:rPr>
-                <w:rFonts w:ascii="Times New Roman" w:eastAsia="仿宋" w:hAnsi="Times New Roman"/>
-                <w:sz w:val="24"/>
-                <w:szCs w:val="24"/>
-              </w:rPr>
-              <w:t>2017.01–2018.01</w:t>
+              <w:t>5</w:t>
+            </w:r>
+            <w:r>
+              <w:rPr>
+                <w:rFonts w:ascii="Times New Roman" w:eastAsia="仿宋" w:hAnsi="Times New Roman"/>
+                <w:sz w:val="24"/>
+                <w:szCs w:val="24"/>
+              </w:rPr>
+              <w:t>0</w:t>
+            </w:r>
+            <w:r>
+              <w:rPr>
+                <w:rFonts w:ascii="Times New Roman" w:eastAsia="仿宋" w:hAnsi="Times New Roman"/>
+                <w:sz w:val="24"/>
+                <w:szCs w:val="24"/>
+              </w:rPr>
+              <w:t>万元，</w:t>
+            </w:r>
+            <w:r>
+              <w:rPr>
+                <w:rFonts w:ascii="Times New Roman" w:eastAsia="仿宋" w:hAnsi="Times New Roman"/>
+                <w:sz w:val="24"/>
+                <w:szCs w:val="24"/>
+              </w:rPr>
+              <w:t>2027.01–20</w:t>
+            </w:r>
+            <w:r>
+              <w:rPr>
+                <w:rFonts w:ascii="Times New Roman" w:eastAsia="仿宋" w:hAnsi="Times New Roman"/>
+                <w:sz w:val="24"/>
+                <w:szCs w:val="24"/>
+              </w:rPr>
+              <w:t>30</w:t>
+            </w:r>
+            <w:r>
+              <w:rPr>
+                <w:rFonts w:ascii="Times New Roman" w:eastAsia="仿宋" w:hAnsi="Times New Roman"/>
+                <w:sz w:val="24"/>
+                <w:szCs w:val="24"/>
+              </w:rPr>
+              <w:t>.12</w:t>
+            </w:r>
+            <w:r>
+              <w:rPr>
+                <w:rFonts w:ascii="Times New Roman" w:eastAsia="仿宋" w:hAnsi="Times New Roman" w:hint="eastAsia"/>
+                <w:sz w:val="24"/>
+                <w:szCs w:val="24"/>
+              </w:rPr>
+              <w:t>，主要参与</w:t>
             </w:r>
           </w:p>
           <w:p>
@@ -13531,15 +13671,13 @@
               <w:pStyle w:val="a3"/>
               <w:numPr>
                 <w:ilvl w:val="0"/>
-                <w:numId w:val="14"/>
+                <w:numId w:val="20"/>
               </w:numPr>
               <w:adjustRightInd w:val="0"/>
               <w:snapToGrid w:val="0"/>
               <w:ind w:firstLineChars="0"/>
               <w:rPr>
                 <w:rFonts w:ascii="Times New Roman" w:eastAsia="仿宋" w:hAnsi="Times New Roman"/>
-                <w:b/>
-                <w:bCs/>
                 <w:sz w:val="24"/>
                 <w:szCs w:val="24"/>
               </w:rPr>
@@ -13547,12 +13685,66 @@
             <w:r>
               <w:rPr>
                 <w:rFonts w:ascii="Times New Roman" w:eastAsia="仿宋" w:hAnsi="Times New Roman" w:hint="eastAsia"/>
-                <w:b/>
-                <w:bCs/>
-                <w:sz w:val="24"/>
-                <w:szCs w:val="24"/>
-              </w:rPr>
-              <w:t>主要参与</w:t>
+                <w:sz w:val="24"/>
+                <w:szCs w:val="24"/>
+              </w:rPr>
+              <w:t>中华人民共和国科学技术部</w:t>
+            </w:r>
+            <w:r>
+              <w:rPr>
+                <w:rFonts w:ascii="Times New Roman" w:eastAsia="仿宋" w:hAnsi="Times New Roman" w:hint="eastAsia"/>
+                <w:sz w:val="24"/>
+                <w:szCs w:val="24"/>
+              </w:rPr>
+              <w:t>，</w:t>
+            </w:r>
+            <w:r>
+              <w:rPr>
+                <w:rFonts w:ascii="Times New Roman" w:eastAsia="仿宋" w:hAnsi="Times New Roman" w:hint="eastAsia"/>
+                <w:sz w:val="24"/>
+                <w:szCs w:val="24"/>
+              </w:rPr>
+              <w:t>国家重点研发计划课题</w:t>
+            </w:r>
+            <w:r>
+              <w:rPr>
+                <w:rFonts w:ascii="Times New Roman" w:eastAsia="仿宋" w:hAnsi="Times New Roman" w:hint="eastAsia"/>
+                <w:sz w:val="24"/>
+                <w:szCs w:val="24"/>
+              </w:rPr>
+              <w:t>，</w:t>
+            </w:r>
+            <w:r>
+              <w:rPr>
+                <w:rFonts w:ascii="Times New Roman" w:eastAsia="仿宋" w:hAnsi="Times New Roman"/>
+                <w:sz w:val="24"/>
+                <w:szCs w:val="24"/>
+              </w:rPr>
+              <w:t>2023YFC3806701</w:t>
+            </w:r>
+            <w:r>
+              <w:rPr>
+                <w:rFonts w:ascii="Times New Roman" w:eastAsia="仿宋" w:hAnsi="Times New Roman" w:hint="eastAsia"/>
+                <w:sz w:val="24"/>
+                <w:szCs w:val="24"/>
+              </w:rPr>
+              <w:t>，</w:t>
+            </w:r>
+            <w:r>
+              <w:rPr>
+                <w:rFonts w:ascii="Times New Roman" w:eastAsia="仿宋" w:hAnsi="Times New Roman" w:hint="eastAsia"/>
+                <w:sz w:val="24"/>
+                <w:szCs w:val="24"/>
+              </w:rPr>
+              <w:t>城市大型地下基础设施智能暗挖建造新方法与扰动力学机理</w:t>
+            </w:r>
+            <w:r>
+              <w:rPr>
+                <w:rFonts w:ascii="Times New Roman" w:eastAsia="仿宋" w:hAnsi="Times New Roman" w:hint="eastAsia"/>
+                <w:sz w:val="24"/>
+                <w:szCs w:val="24"/>
+              </w:rPr>
+              <w:t>，参与</w:t>
             </w:r>
           </w:p>
           <w:p>
@@ -13560,7 +13752,7 @@
               <w:pStyle w:val="a3"/>
               <w:numPr>
                 <w:ilvl w:val="0"/>
-                <w:numId w:val="32"/>
+                <w:numId w:val="20"/>
               </w:numPr>
               <w:adjustRightInd w:val="0"/>
               <w:snapToGrid w:val="0"/>
@@ -13573,23 +13765,15 @@
             </w:pPr>
             <w:r>
               <w:rPr>
-                <w:rFonts w:ascii="Times New Roman" w:eastAsia="仿宋" w:hAnsi="Times New Roman" w:hint="eastAsia"/>
-                <w:sz w:val="24"/>
-                <w:szCs w:val="24"/>
-              </w:rPr>
-              <w:t>国家自然科学基金委员会，</w:t>
-            </w:r>
-            <w:r>
-              <w:rPr>
-                <w:rFonts w:ascii="Times New Roman" w:eastAsia="仿宋" w:hAnsi="Times New Roman" w:hint="eastAsia"/>
-                <w:sz w:val="24"/>
-                <w:szCs w:val="24"/>
-              </w:rPr>
-              <w:t>面上项目</w:t>
-            </w:r>
-            <w:r>
-              <w:rPr>
-                <w:rFonts w:ascii="Times New Roman" w:eastAsia="仿宋" w:hAnsi="Times New Roman"/>
+                <w:rFonts w:ascii="Times New Roman" w:eastAsia="仿宋" w:hAnsi="Times New Roman"/>
+                <w:sz w:val="24"/>
+                <w:szCs w:val="24"/>
+              </w:rPr>
+              <w:t>中华人民共和国科学技术部</w:t>
+            </w:r>
+            <w:r>
+              <w:rPr>
+                <w:rFonts w:ascii="Times New Roman" w:eastAsia="仿宋" w:hAnsi="Times New Roman" w:hint="eastAsia"/>
                 <w:sz w:val="24"/>
                 <w:szCs w:val="24"/>
               </w:rPr>
@@ -13597,15 +13781,15 @@
             </w:r>
             <w:r>
               <w:rPr>
-                <w:rFonts w:ascii="Times New Roman" w:eastAsia="仿宋" w:hAnsi="Times New Roman"/>
-                <w:sz w:val="24"/>
-                <w:szCs w:val="24"/>
-              </w:rPr>
-              <w:t>52678544</w:t>
-            </w:r>
-            <w:r>
-              <w:rPr>
-                <w:rFonts w:ascii="Times New Roman" w:eastAsia="仿宋" w:hAnsi="Times New Roman"/>
+                <w:rFonts w:ascii="Times New Roman" w:eastAsia="仿宋" w:hAnsi="Times New Roman" w:hint="eastAsia"/>
+                <w:sz w:val="24"/>
+                <w:szCs w:val="24"/>
+              </w:rPr>
+              <w:t>国家重点研发计划课题</w:t>
+            </w:r>
+            <w:r>
+              <w:rPr>
+                <w:rFonts w:ascii="Times New Roman" w:eastAsia="仿宋" w:hAnsi="Times New Roman" w:hint="eastAsia"/>
                 <w:sz w:val="24"/>
                 <w:szCs w:val="24"/>
               </w:rPr>
@@ -13613,11 +13797,11 @@
             </w:r>
             <w:r>
               <w:rPr>
-                <w:rFonts w:ascii="Times New Roman" w:eastAsia="仿宋" w:hAnsi="Times New Roman" w:hint="eastAsia"/>
-                <w:sz w:val="24"/>
-                <w:szCs w:val="24"/>
-              </w:rPr>
-              <w:t>稀疏观测下盾构隧道结构变形全时全域具身智能感知方法研究</w:t>
+                <w:rFonts w:ascii="Times New Roman" w:eastAsia="仿宋" w:hAnsi="Times New Roman"/>
+                <w:sz w:val="24"/>
+                <w:szCs w:val="24"/>
+              </w:rPr>
+              <w:t>2023YFC3806702</w:t>
             </w:r>
             <w:r>
               <w:rPr>
@@ -13633,47 +13817,15 @@
                 <w:sz w:val="24"/>
                 <w:szCs w:val="24"/>
               </w:rPr>
-              <w:t>5</w:t>
-            </w:r>
-            <w:r>
-              <w:rPr>
-                <w:rFonts w:ascii="Times New Roman" w:eastAsia="仿宋" w:hAnsi="Times New Roman"/>
-                <w:sz w:val="24"/>
-                <w:szCs w:val="24"/>
-              </w:rPr>
-              <w:t>0</w:t>
-            </w:r>
-            <w:r>
-              <w:rPr>
-                <w:rFonts w:ascii="Times New Roman" w:eastAsia="仿宋" w:hAnsi="Times New Roman"/>
-                <w:sz w:val="24"/>
-                <w:szCs w:val="24"/>
-              </w:rPr>
-              <w:t>万元，</w:t>
-            </w:r>
-            <w:r>
-              <w:rPr>
-                <w:rFonts w:ascii="Times New Roman" w:eastAsia="仿宋" w:hAnsi="Times New Roman"/>
-                <w:sz w:val="24"/>
-                <w:szCs w:val="24"/>
-              </w:rPr>
-              <w:t>2027.01–20</w:t>
-            </w:r>
-            <w:r>
-              <w:rPr>
-                <w:rFonts w:ascii="Times New Roman" w:eastAsia="仿宋" w:hAnsi="Times New Roman"/>
-                <w:sz w:val="24"/>
-                <w:szCs w:val="24"/>
-              </w:rPr>
-              <w:t>30</w:t>
-            </w:r>
-            <w:r>
-              <w:rPr>
-                <w:rFonts w:ascii="Times New Roman" w:eastAsia="仿宋" w:hAnsi="Times New Roman"/>
-                <w:sz w:val="24"/>
-                <w:szCs w:val="24"/>
-              </w:rPr>
-              <w:t>.12</w:t>
+              <w:t>城市地下新型暗挖结构设计及地层适应性优化提升方法</w:t>
+            </w:r>
+            <w:r>
+              <w:rPr>
+                <w:rFonts w:ascii="Times New Roman" w:eastAsia="仿宋" w:hAnsi="Times New Roman" w:hint="eastAsia"/>
+                <w:sz w:val="24"/>
+                <w:szCs w:val="24"/>
+              </w:rPr>
+              <w:t>，参与</w:t>
             </w:r>
           </w:p>
           <w:p>
@@ -13681,15 +13833,11 @@
               <w:pStyle w:val="a3"/>
               <w:numPr>
                 <w:ilvl w:val="0"/>
-                <w:numId w:val="14"/>
+                <w:numId w:val="20"/>
               </w:numPr>
-              <w:adjustRightInd w:val="0"/>
-              <w:snapToGrid w:val="0"/>
               <w:ind w:firstLineChars="0"/>
               <w:rPr>
                 <w:rFonts w:ascii="Times New Roman" w:eastAsia="仿宋" w:hAnsi="Times New Roman"/>
-                <w:b/>
-                <w:bCs/>
                 <w:sz w:val="24"/>
                 <w:szCs w:val="24"/>
               </w:rPr>
@@ -13697,12 +13845,34 @@
             <w:r>
               <w:rPr>
                 <w:rFonts w:ascii="Times New Roman" w:eastAsia="仿宋" w:hAnsi="Times New Roman" w:hint="eastAsia"/>
-                <w:b/>
-                <w:bCs/>
-                <w:sz w:val="24"/>
-                <w:szCs w:val="24"/>
-              </w:rPr>
-              <w:t>参与</w:t>
+                <w:sz w:val="24"/>
+                <w:szCs w:val="24"/>
+              </w:rPr>
+              <w:t>中华人民共和国科学技术部，国家重点研发计划课题，</w:t>
+            </w:r>
+            <w:r>
+              <w:rPr>
+                <w:rFonts w:ascii="Times New Roman" w:eastAsia="仿宋" w:hAnsi="Times New Roman"/>
+                <w:sz w:val="24"/>
+                <w:szCs w:val="24"/>
+              </w:rPr>
+              <w:t>2023YFC3806705</w:t>
+            </w:r>
+            <w:r>
+              <w:rPr>
+                <w:rFonts w:ascii="Times New Roman" w:eastAsia="仿宋" w:hAnsi="Times New Roman"/>
+                <w:sz w:val="24"/>
+                <w:szCs w:val="24"/>
+              </w:rPr>
+              <w:t>，城市大型地下基础设施智能暗挖建造云平台与关键技术应用示范</w:t>
+            </w:r>
+            <w:r>
+              <w:rPr>
+                <w:rFonts w:ascii="Times New Roman" w:eastAsia="仿宋" w:hAnsi="Times New Roman" w:hint="eastAsia"/>
+                <w:sz w:val="24"/>
+                <w:szCs w:val="24"/>
+              </w:rPr>
+              <w:t>，参与</w:t>
             </w:r>
           </w:p>
           <w:p>
@@ -13710,7 +13880,7 @@
               <w:pStyle w:val="a3"/>
               <w:numPr>
                 <w:ilvl w:val="0"/>
-                <w:numId w:val="21"/>
+                <w:numId w:val="20"/>
               </w:numPr>
               <w:adjustRightInd w:val="0"/>
               <w:snapToGrid w:val="0"/>
@@ -13759,11 +13929,11 @@
                 <w:sz w:val="24"/>
                 <w:szCs w:val="24"/>
               </w:rPr>
-              <w:t>2023YFC3806701</w:t>
-            </w:r>
-            <w:r>
-              <w:rPr>
-                <w:rFonts w:ascii="Times New Roman" w:eastAsia="仿宋" w:hAnsi="Times New Roman" w:hint="eastAsia"/>
+              <w:t>2019YFC0605103</w:t>
+            </w:r>
+            <w:r>
+              <w:rPr>
+                <w:rFonts w:ascii="Times New Roman" w:eastAsia="仿宋" w:hAnsi="Times New Roman"/>
                 <w:sz w:val="24"/>
                 <w:szCs w:val="24"/>
               </w:rPr>
@@ -13775,7 +13945,15 @@
                 <w:sz w:val="24"/>
                 <w:szCs w:val="24"/>
               </w:rPr>
-              <w:t>城市大型地下基础设施智能暗挖建造新方法与扰动力学机理</w:t>
+              <w:t>城市地下空间开挖与周边环境相互影响评估理论及安全控制技术</w:t>
+            </w:r>
+            <w:r>
+              <w:rPr>
+                <w:rFonts w:ascii="Times New Roman" w:eastAsia="仿宋" w:hAnsi="Times New Roman" w:hint="eastAsia"/>
+                <w:sz w:val="24"/>
+                <w:szCs w:val="24"/>
+              </w:rPr>
+              <w:t>，参与</w:t>
             </w:r>
           </w:p>
           <w:p>
@@ -13783,7 +13961,7 @@
               <w:pStyle w:val="a3"/>
               <w:numPr>
                 <w:ilvl w:val="0"/>
-                <w:numId w:val="21"/>
+                <w:numId w:val="20"/>
               </w:numPr>
               <w:adjustRightInd w:val="0"/>
               <w:snapToGrid w:val="0"/>
@@ -13796,59 +13974,35 @@
             </w:pPr>
             <w:r>
               <w:rPr>
-                <w:rFonts w:ascii="Times New Roman" w:eastAsia="仿宋" w:hAnsi="Times New Roman"/>
-                <w:sz w:val="24"/>
-                <w:szCs w:val="24"/>
-              </w:rPr>
-              <w:t>中华人民共和国科学技术部</w:t>
-            </w:r>
-            <w:r>
-              <w:rPr>
-                <w:rFonts w:ascii="Times New Roman" w:eastAsia="仿宋" w:hAnsi="Times New Roman" w:hint="eastAsia"/>
-                <w:sz w:val="24"/>
-                <w:szCs w:val="24"/>
-              </w:rPr>
-              <w:t>，</w:t>
-            </w:r>
-            <w:r>
-              <w:rPr>
-                <w:rFonts w:ascii="Times New Roman" w:eastAsia="仿宋" w:hAnsi="Times New Roman" w:hint="eastAsia"/>
-                <w:sz w:val="24"/>
-                <w:szCs w:val="24"/>
-              </w:rPr>
-              <w:t>国家重点研发计划课题</w:t>
-            </w:r>
-            <w:r>
-              <w:rPr>
-                <w:rFonts w:ascii="Times New Roman" w:eastAsia="仿宋" w:hAnsi="Times New Roman" w:hint="eastAsia"/>
-                <w:sz w:val="24"/>
-                <w:szCs w:val="24"/>
-              </w:rPr>
-              <w:t>，</w:t>
-            </w:r>
-            <w:r>
-              <w:rPr>
-                <w:rFonts w:ascii="Times New Roman" w:eastAsia="仿宋" w:hAnsi="Times New Roman"/>
-                <w:sz w:val="24"/>
-                <w:szCs w:val="24"/>
-              </w:rPr>
-              <w:t>2023YFC3806702</w:t>
-            </w:r>
-            <w:r>
-              <w:rPr>
-                <w:rFonts w:ascii="Times New Roman" w:eastAsia="仿宋" w:hAnsi="Times New Roman"/>
-                <w:sz w:val="24"/>
-                <w:szCs w:val="24"/>
-              </w:rPr>
-              <w:t>，</w:t>
-            </w:r>
-            <w:r>
-              <w:rPr>
-                <w:rFonts w:ascii="Times New Roman" w:eastAsia="仿宋" w:hAnsi="Times New Roman" w:hint="eastAsia"/>
-                <w:sz w:val="24"/>
-                <w:szCs w:val="24"/>
-              </w:rPr>
-              <w:t>城市地下新型暗挖结构设计及地层适应性优化提升方法</w:t>
+                <w:rFonts w:ascii="Times New Roman" w:eastAsia="仿宋" w:hAnsi="Times New Roman" w:hint="eastAsia"/>
+                <w:sz w:val="24"/>
+                <w:szCs w:val="24"/>
+              </w:rPr>
+              <w:t>国家自然科学基金委员会，重点项目，</w:t>
+            </w:r>
+            <w:r>
+              <w:rPr>
+                <w:rFonts w:ascii="Times New Roman" w:eastAsia="仿宋" w:hAnsi="Times New Roman"/>
+                <w:sz w:val="24"/>
+                <w:szCs w:val="24"/>
+              </w:rPr>
+              <w:t>52038008</w:t>
+            </w:r>
+            <w:r>
+              <w:rPr>
+                <w:rFonts w:ascii="Times New Roman" w:eastAsia="仿宋" w:hAnsi="Times New Roman"/>
+                <w:sz w:val="24"/>
+                <w:szCs w:val="24"/>
+              </w:rPr>
+              <w:t>，城市复杂网络化盾构隧道结构前摄性服役保障理论与方法</w:t>
+            </w:r>
+            <w:r>
+              <w:rPr>
+                <w:rFonts w:ascii="Times New Roman" w:eastAsia="仿宋" w:hAnsi="Times New Roman" w:hint="eastAsia"/>
+                <w:sz w:val="24"/>
+                <w:szCs w:val="24"/>
+              </w:rPr>
+              <w:t>，参与</w:t>
             </w:r>
           </w:p>
           <w:p>
@@ -13856,8 +14010,10 @@
               <w:pStyle w:val="a3"/>
               <w:numPr>
                 <w:ilvl w:val="0"/>
-                <w:numId w:val="21"/>
+                <w:numId w:val="20"/>
               </w:numPr>
+              <w:adjustRightInd w:val="0"/>
+              <w:snapToGrid w:val="0"/>
               <w:ind w:firstLineChars="0"/>
               <w:rPr>
                 <w:rFonts w:ascii="Times New Roman" w:eastAsia="仿宋" w:hAnsi="Times New Roman"/>
@@ -13871,23 +14027,47 @@
                 <w:sz w:val="24"/>
                 <w:szCs w:val="24"/>
               </w:rPr>
-              <w:t>中华人民共和国科学技术部，国家重点研发计划课题，</w:t>
-            </w:r>
-            <w:r>
-              <w:rPr>
-                <w:rFonts w:ascii="Times New Roman" w:eastAsia="仿宋" w:hAnsi="Times New Roman"/>
-                <w:sz w:val="24"/>
-                <w:szCs w:val="24"/>
-              </w:rPr>
-              <w:t>2023YFC3806705</w:t>
-            </w:r>
-            <w:r>
-              <w:rPr>
-                <w:rFonts w:ascii="Times New Roman" w:eastAsia="仿宋" w:hAnsi="Times New Roman"/>
-                <w:sz w:val="24"/>
-                <w:szCs w:val="24"/>
-              </w:rPr>
-              <w:t>，城市大型地下基础设施智能暗挖建造云平台与关键技术应用示范</w:t>
+              <w:t>国家自然科学基金委员会，面上项目，</w:t>
+            </w:r>
+            <w:r>
+              <w:rPr>
+                <w:rFonts w:ascii="Times New Roman" w:eastAsia="仿宋" w:hAnsi="Times New Roman"/>
+                <w:sz w:val="24"/>
+                <w:szCs w:val="24"/>
+              </w:rPr>
+              <w:t>52378408</w:t>
+            </w:r>
+            <w:r>
+              <w:rPr>
+                <w:rFonts w:ascii="Times New Roman" w:eastAsia="仿宋" w:hAnsi="Times New Roman"/>
+                <w:sz w:val="24"/>
+                <w:szCs w:val="24"/>
+              </w:rPr>
+              <w:t>，盾构隧道</w:t>
+            </w:r>
+            <w:r>
+              <w:rPr>
+                <w:rFonts w:ascii="Times New Roman" w:eastAsia="仿宋" w:hAnsi="Times New Roman"/>
+                <w:sz w:val="24"/>
+                <w:szCs w:val="24"/>
+              </w:rPr>
+              <w:t>InSAR</w:t>
+            </w:r>
+            <w:r>
+              <w:rPr>
+                <w:rFonts w:ascii="Times New Roman" w:eastAsia="仿宋" w:hAnsi="Times New Roman"/>
+                <w:sz w:val="24"/>
+                <w:szCs w:val="24"/>
+              </w:rPr>
+              <w:t>沉降感知映射机制及机器学习预警模型</w:t>
+            </w:r>
+            <w:r>
+              <w:rPr>
+                <w:rFonts w:ascii="Times New Roman" w:eastAsia="仿宋" w:hAnsi="Times New Roman" w:hint="eastAsia"/>
+                <w:sz w:val="24"/>
+                <w:szCs w:val="24"/>
+              </w:rPr>
+              <w:t>，参与</w:t>
             </w:r>
           </w:p>
           <w:p>
@@ -13895,7 +14075,7 @@
               <w:pStyle w:val="a3"/>
               <w:numPr>
                 <w:ilvl w:val="0"/>
-                <w:numId w:val="21"/>
+                <w:numId w:val="20"/>
               </w:numPr>
               <w:adjustRightInd w:val="0"/>
               <w:snapToGrid w:val="0"/>
@@ -13912,55 +14092,31 @@
                 <w:sz w:val="24"/>
                 <w:szCs w:val="24"/>
               </w:rPr>
-              <w:t>中华人民共和国科学技术部</w:t>
-            </w:r>
-            <w:r>
-              <w:rPr>
-                <w:rFonts w:ascii="Times New Roman" w:eastAsia="仿宋" w:hAnsi="Times New Roman" w:hint="eastAsia"/>
-                <w:sz w:val="24"/>
-                <w:szCs w:val="24"/>
-              </w:rPr>
-              <w:t>，</w:t>
-            </w:r>
-            <w:r>
-              <w:rPr>
-                <w:rFonts w:ascii="Times New Roman" w:eastAsia="仿宋" w:hAnsi="Times New Roman" w:hint="eastAsia"/>
-                <w:sz w:val="24"/>
-                <w:szCs w:val="24"/>
-              </w:rPr>
-              <w:t>国家重点研发计划课题</w:t>
-            </w:r>
-            <w:r>
-              <w:rPr>
-                <w:rFonts w:ascii="Times New Roman" w:eastAsia="仿宋" w:hAnsi="Times New Roman" w:hint="eastAsia"/>
-                <w:sz w:val="24"/>
-                <w:szCs w:val="24"/>
-              </w:rPr>
-              <w:t>，</w:t>
-            </w:r>
-            <w:r>
-              <w:rPr>
-                <w:rFonts w:ascii="Times New Roman" w:eastAsia="仿宋" w:hAnsi="Times New Roman"/>
-                <w:sz w:val="24"/>
-                <w:szCs w:val="24"/>
-              </w:rPr>
-              <w:t>2019YFC0605103</w:t>
-            </w:r>
-            <w:r>
-              <w:rPr>
-                <w:rFonts w:ascii="Times New Roman" w:eastAsia="仿宋" w:hAnsi="Times New Roman"/>
-                <w:sz w:val="24"/>
-                <w:szCs w:val="24"/>
-              </w:rPr>
-              <w:t>，</w:t>
-            </w:r>
-            <w:r>
-              <w:rPr>
-                <w:rFonts w:ascii="Times New Roman" w:eastAsia="仿宋" w:hAnsi="Times New Roman" w:hint="eastAsia"/>
-                <w:sz w:val="24"/>
-                <w:szCs w:val="24"/>
-              </w:rPr>
-              <w:t>城市地下空间开挖与周边环境相互影响评估理论及安全控制技术</w:t>
+              <w:t>国家自然科学基金委员会，面上项目，</w:t>
+            </w:r>
+            <w:r>
+              <w:rPr>
+                <w:rFonts w:ascii="Times New Roman" w:eastAsia="仿宋" w:hAnsi="Times New Roman"/>
+                <w:sz w:val="24"/>
+                <w:szCs w:val="24"/>
+              </w:rPr>
+              <w:t>51978431</w:t>
+            </w:r>
+            <w:r>
+              <w:rPr>
+                <w:rFonts w:ascii="Times New Roman" w:eastAsia="仿宋" w:hAnsi="Times New Roman"/>
+                <w:sz w:val="24"/>
+                <w:szCs w:val="24"/>
+              </w:rPr>
+              <w:t>，软土盾构隧道前摄性维养模型研究</w:t>
+            </w:r>
+            <w:r>
+              <w:rPr>
+                <w:rFonts w:ascii="Times New Roman" w:eastAsia="仿宋" w:hAnsi="Times New Roman" w:hint="eastAsia"/>
+                <w:sz w:val="24"/>
+                <w:szCs w:val="24"/>
+              </w:rPr>
+              <w:t>，参与</w:t>
             </w:r>
           </w:p>
           <w:p>
@@ -13968,10 +14124,8 @@
               <w:pStyle w:val="a3"/>
               <w:numPr>
                 <w:ilvl w:val="0"/>
-                <w:numId w:val="21"/>
+                <w:numId w:val="20"/>
               </w:numPr>
-              <w:adjustRightInd w:val="0"/>
-              <w:snapToGrid w:val="0"/>
               <w:ind w:firstLineChars="0"/>
               <w:rPr>
                 <w:rFonts w:ascii="Times New Roman" w:eastAsia="仿宋" w:hAnsi="Times New Roman"/>
@@ -13985,23 +14139,31 @@
                 <w:sz w:val="24"/>
                 <w:szCs w:val="24"/>
               </w:rPr>
-              <w:t>国家自然科学基金委员会，重点项目，</w:t>
-            </w:r>
-            <w:r>
-              <w:rPr>
-                <w:rFonts w:ascii="Times New Roman" w:eastAsia="仿宋" w:hAnsi="Times New Roman"/>
-                <w:sz w:val="24"/>
-                <w:szCs w:val="24"/>
-              </w:rPr>
-              <w:t>52038008</w:t>
-            </w:r>
-            <w:r>
-              <w:rPr>
-                <w:rFonts w:ascii="Times New Roman" w:eastAsia="仿宋" w:hAnsi="Times New Roman"/>
-                <w:sz w:val="24"/>
-                <w:szCs w:val="24"/>
-              </w:rPr>
-              <w:t>，城市复杂网络化盾构隧道结构前摄性服役保障理论与方法</w:t>
+              <w:t>上海市科学技术委员会，科技创新行动计划，</w:t>
+            </w:r>
+            <w:r>
+              <w:rPr>
+                <w:rFonts w:ascii="Times New Roman" w:eastAsia="仿宋" w:hAnsi="Times New Roman"/>
+                <w:sz w:val="24"/>
+                <w:szCs w:val="24"/>
+              </w:rPr>
+              <w:t>22DZ1203004</w:t>
+            </w:r>
+            <w:r>
+              <w:rPr>
+                <w:rFonts w:ascii="Times New Roman" w:eastAsia="仿宋" w:hAnsi="Times New Roman"/>
+                <w:sz w:val="24"/>
+                <w:szCs w:val="24"/>
+              </w:rPr>
+              <w:t>，超长地下快速路空地融合智能规划及精准测试技术研究</w:t>
+            </w:r>
+            <w:r>
+              <w:rPr>
+                <w:rFonts w:ascii="Times New Roman" w:eastAsia="仿宋" w:hAnsi="Times New Roman" w:hint="eastAsia"/>
+                <w:sz w:val="24"/>
+                <w:szCs w:val="24"/>
+              </w:rPr>
+              <w:t>，参与</w:t>
             </w:r>
           </w:p>
           <w:p>
@@ -14009,7 +14171,7 @@
               <w:pStyle w:val="a3"/>
               <w:numPr>
                 <w:ilvl w:val="0"/>
-                <w:numId w:val="21"/>
+                <w:numId w:val="20"/>
               </w:numPr>
               <w:adjustRightInd w:val="0"/>
               <w:snapToGrid w:val="0"/>
@@ -14026,39 +14188,63 @@
                 <w:sz w:val="24"/>
                 <w:szCs w:val="24"/>
               </w:rPr>
-              <w:t>国家自然科学基金委员会，面上项目，</w:t>
-            </w:r>
-            <w:r>
-              <w:rPr>
-                <w:rFonts w:ascii="Times New Roman" w:eastAsia="仿宋" w:hAnsi="Times New Roman"/>
-                <w:sz w:val="24"/>
-                <w:szCs w:val="24"/>
-              </w:rPr>
-              <w:t>52378408</w:t>
-            </w:r>
-            <w:r>
-              <w:rPr>
-                <w:rFonts w:ascii="Times New Roman" w:eastAsia="仿宋" w:hAnsi="Times New Roman"/>
-                <w:sz w:val="24"/>
-                <w:szCs w:val="24"/>
-              </w:rPr>
-              <w:t>，盾构隧道</w:t>
-            </w:r>
-            <w:r>
-              <w:rPr>
-                <w:rFonts w:ascii="Times New Roman" w:eastAsia="仿宋" w:hAnsi="Times New Roman"/>
-                <w:sz w:val="24"/>
-                <w:szCs w:val="24"/>
-              </w:rPr>
-              <w:t>InSAR</w:t>
-            </w:r>
-            <w:r>
-              <w:rPr>
-                <w:rFonts w:ascii="Times New Roman" w:eastAsia="仿宋" w:hAnsi="Times New Roman"/>
-                <w:sz w:val="24"/>
-                <w:szCs w:val="24"/>
-              </w:rPr>
-              <w:t>沉降感知映射机制及机器学习预警模型</w:t>
+              <w:t>上海市科学技术委员会</w:t>
+            </w:r>
+            <w:r>
+              <w:rPr>
+                <w:rFonts w:ascii="Times New Roman" w:eastAsia="仿宋" w:hAnsi="Times New Roman" w:hint="eastAsia"/>
+                <w:sz w:val="24"/>
+                <w:szCs w:val="24"/>
+              </w:rPr>
+              <w:t>，</w:t>
+            </w:r>
+            <w:r>
+              <w:rPr>
+                <w:rFonts w:ascii="Times New Roman" w:eastAsia="仿宋" w:hAnsi="Times New Roman" w:hint="eastAsia"/>
+                <w:sz w:val="24"/>
+                <w:szCs w:val="24"/>
+              </w:rPr>
+              <w:t>科技创新行动计划</w:t>
+            </w:r>
+            <w:r>
+              <w:rPr>
+                <w:rFonts w:ascii="Times New Roman" w:eastAsia="仿宋" w:hAnsi="Times New Roman" w:hint="eastAsia"/>
+                <w:sz w:val="24"/>
+                <w:szCs w:val="24"/>
+              </w:rPr>
+              <w:t>，</w:t>
+            </w:r>
+            <w:r>
+              <w:rPr>
+                <w:rFonts w:ascii="Times New Roman" w:eastAsia="仿宋" w:hAnsi="Times New Roman"/>
+                <w:sz w:val="24"/>
+                <w:szCs w:val="24"/>
+              </w:rPr>
+              <w:t>20DZ1202004</w:t>
+            </w:r>
+            <w:r>
+              <w:rPr>
+                <w:rFonts w:ascii="Times New Roman" w:eastAsia="仿宋" w:hAnsi="Times New Roman"/>
+                <w:sz w:val="24"/>
+                <w:szCs w:val="24"/>
+              </w:rPr>
+              <w:t>，</w:t>
+            </w:r>
+            <w:r>
+              <w:rPr>
+                <w:rFonts w:ascii="Times New Roman" w:eastAsia="仿宋" w:hAnsi="Times New Roman" w:hint="eastAsia"/>
+                <w:sz w:val="24"/>
+                <w:szCs w:val="24"/>
+              </w:rPr>
+              <w:t>基于非冗余多维度感知与大数据评估的大型文化场馆智能安全监控技术研究</w:t>
+            </w:r>
+            <w:r>
+              <w:rPr>
+                <w:rFonts w:ascii="Times New Roman" w:eastAsia="仿宋" w:hAnsi="Times New Roman" w:hint="eastAsia"/>
+                <w:sz w:val="24"/>
+                <w:szCs w:val="24"/>
+              </w:rPr>
+              <w:t>，参与</w:t>
             </w:r>
           </w:p>
           <w:p>
@@ -14066,7 +14252,7 @@
               <w:pStyle w:val="a3"/>
               <w:numPr>
                 <w:ilvl w:val="0"/>
-                <w:numId w:val="21"/>
+                <w:numId w:val="20"/>
               </w:numPr>
               <w:adjustRightInd w:val="0"/>
               <w:snapToGrid w:val="0"/>
@@ -14083,86 +14269,6 @@
                 <w:sz w:val="24"/>
                 <w:szCs w:val="24"/>
               </w:rPr>
-              <w:t>国家自然科学基金委员会，面上项目，</w:t>
-            </w:r>
-            <w:r>
-              <w:rPr>
-                <w:rFonts w:ascii="Times New Roman" w:eastAsia="仿宋" w:hAnsi="Times New Roman"/>
-                <w:sz w:val="24"/>
-                <w:szCs w:val="24"/>
-              </w:rPr>
-              <w:t>51978431</w:t>
-            </w:r>
-            <w:r>
-              <w:rPr>
-                <w:rFonts w:ascii="Times New Roman" w:eastAsia="仿宋" w:hAnsi="Times New Roman"/>
-                <w:sz w:val="24"/>
-                <w:szCs w:val="24"/>
-              </w:rPr>
-              <w:t>，软土盾构隧道前摄性维养模型研究</w:t>
-            </w:r>
-          </w:p>
-          <w:p>
-            <w:pPr>
-              <w:pStyle w:val="a3"/>
-              <w:numPr>
-                <w:ilvl w:val="0"/>
-                <w:numId w:val="21"/>
-              </w:numPr>
-              <w:ind w:firstLineChars="0"/>
-              <w:rPr>
-                <w:rFonts w:ascii="Times New Roman" w:eastAsia="仿宋" w:hAnsi="Times New Roman"/>
-                <w:sz w:val="24"/>
-                <w:szCs w:val="24"/>
-              </w:rPr>
-            </w:pPr>
-            <w:r>
-              <w:rPr>
-                <w:rFonts w:ascii="Times New Roman" w:eastAsia="仿宋" w:hAnsi="Times New Roman" w:hint="eastAsia"/>
-                <w:sz w:val="24"/>
-                <w:szCs w:val="24"/>
-              </w:rPr>
-              <w:t>上海市科学技术委员会，科技创新行动计划，</w:t>
-            </w:r>
-            <w:r>
-              <w:rPr>
-                <w:rFonts w:ascii="Times New Roman" w:eastAsia="仿宋" w:hAnsi="Times New Roman"/>
-                <w:sz w:val="24"/>
-                <w:szCs w:val="24"/>
-              </w:rPr>
-              <w:t>22DZ1203004</w:t>
-            </w:r>
-            <w:r>
-              <w:rPr>
-                <w:rFonts w:ascii="Times New Roman" w:eastAsia="仿宋" w:hAnsi="Times New Roman"/>
-                <w:sz w:val="24"/>
-                <w:szCs w:val="24"/>
-              </w:rPr>
-              <w:t>，超长地下快速路空地融合智能规划及精准测试技术研究</w:t>
-            </w:r>
-          </w:p>
-          <w:p>
-            <w:pPr>
-              <w:pStyle w:val="a3"/>
-              <w:numPr>
-                <w:ilvl w:val="0"/>
-                <w:numId w:val="21"/>
-              </w:numPr>
-              <w:adjustRightInd w:val="0"/>
-              <w:snapToGrid w:val="0"/>
-              <w:ind w:firstLineChars="0"/>
-              <w:rPr>
-                <w:rFonts w:ascii="Times New Roman" w:eastAsia="仿宋" w:hAnsi="Times New Roman"/>
-                <w:sz w:val="24"/>
-                <w:szCs w:val="24"/>
-              </w:rPr>
-            </w:pPr>
-            <w:r>
-              <w:rPr>
-                <w:rFonts w:ascii="Times New Roman" w:eastAsia="仿宋" w:hAnsi="Times New Roman" w:hint="eastAsia"/>
-                <w:sz w:val="24"/>
-                <w:szCs w:val="24"/>
-              </w:rPr>
               <w:t>上海市科学技术委员会</w:t>
             </w:r>
             <w:r>
@@ -14195,7 +14301,7 @@
                 <w:sz w:val="24"/>
                 <w:szCs w:val="24"/>
               </w:rPr>
-              <w:t>20DZ1202004</w:t>
+              <w:t>2017SHZDZX02</w:t>
             </w:r>
             <w:r>
               <w:rPr>
@@ -14211,80 +14317,15 @@
                 <w:sz w:val="24"/>
                 <w:szCs w:val="24"/>
               </w:rPr>
-              <w:t>基于非冗余多维度感知与大数据评估的大型文化场馆智能安全监控技术研究</w:t>
-            </w:r>
-          </w:p>
-          <w:p>
-            <w:pPr>
-              <w:pStyle w:val="a3"/>
-              <w:numPr>
-                <w:ilvl w:val="0"/>
-                <w:numId w:val="21"/>
-              </w:numPr>
-              <w:adjustRightInd w:val="0"/>
-              <w:snapToGrid w:val="0"/>
-              <w:ind w:firstLineChars="0"/>
-              <w:rPr>
-                <w:rFonts w:ascii="Times New Roman" w:eastAsia="仿宋" w:hAnsi="Times New Roman"/>
-                <w:sz w:val="24"/>
-                <w:szCs w:val="24"/>
-              </w:rPr>
-            </w:pPr>
-            <w:r>
-              <w:rPr>
-                <w:rFonts w:ascii="Times New Roman" w:eastAsia="仿宋" w:hAnsi="Times New Roman" w:hint="eastAsia"/>
-                <w:sz w:val="24"/>
-                <w:szCs w:val="24"/>
-              </w:rPr>
-              <w:t>上海市科学技术委员会</w:t>
-            </w:r>
-            <w:r>
-              <w:rPr>
-                <w:rFonts w:ascii="Times New Roman" w:eastAsia="仿宋" w:hAnsi="Times New Roman" w:hint="eastAsia"/>
-                <w:sz w:val="24"/>
-                <w:szCs w:val="24"/>
-              </w:rPr>
-              <w:t>，</w:t>
-            </w:r>
-            <w:r>
-              <w:rPr>
-                <w:rFonts w:ascii="Times New Roman" w:eastAsia="仿宋" w:hAnsi="Times New Roman" w:hint="eastAsia"/>
-                <w:sz w:val="24"/>
-                <w:szCs w:val="24"/>
-              </w:rPr>
-              <w:t>科技创新行动计划</w:t>
-            </w:r>
-            <w:r>
-              <w:rPr>
-                <w:rFonts w:ascii="Times New Roman" w:eastAsia="仿宋" w:hAnsi="Times New Roman" w:hint="eastAsia"/>
-                <w:sz w:val="24"/>
-                <w:szCs w:val="24"/>
-              </w:rPr>
-              <w:t>，</w:t>
-            </w:r>
-            <w:r>
-              <w:rPr>
-                <w:rFonts w:ascii="Times New Roman" w:eastAsia="仿宋" w:hAnsi="Times New Roman"/>
-                <w:sz w:val="24"/>
-                <w:szCs w:val="24"/>
-              </w:rPr>
-              <w:t>2017SHZDZX02</w:t>
-            </w:r>
-            <w:r>
-              <w:rPr>
-                <w:rFonts w:ascii="Times New Roman" w:eastAsia="仿宋" w:hAnsi="Times New Roman"/>
-                <w:sz w:val="24"/>
-                <w:szCs w:val="24"/>
-              </w:rPr>
-              <w:t>，</w:t>
-            </w:r>
-            <w:r>
-              <w:rPr>
-                <w:rFonts w:ascii="Times New Roman" w:eastAsia="仿宋" w:hAnsi="Times New Roman" w:hint="eastAsia"/>
-                <w:sz w:val="24"/>
-                <w:szCs w:val="24"/>
-              </w:rPr>
               <w:t>城市快速路网基础设施结构快速诊断技术</w:t>
+            </w:r>
+            <w:r>
+              <w:rPr>
+                <w:rFonts w:ascii="Times New Roman" w:eastAsia="仿宋" w:hAnsi="Times New Roman" w:hint="eastAsia"/>
+                <w:sz w:val="24"/>
+                <w:szCs w:val="24"/>
+              </w:rPr>
+              <w:t>，参与</w:t>
             </w:r>
           </w:p>
         </w:tc>
@@ -16798,7 +16839,7 @@
   <w:abstractNum w:abstractNumId="26" w15:restartNumberingAfterBreak="0">
     <w:nsid w:val="6ACB399B"/>
     <w:multiLevelType w:val="hybridMultilevel"/>
-    <w:tmpl w:val="C38090AE"/>
+    <w:tmpl w:val="1AB4CBA4"/>
     <w:lvl w:ilvl="0" w:tplc="09CC139A">
       <w:start w:val="1"/>
       <w:numFmt w:val="decimal"/>

--- a/files/简历.docx
+++ b/files/简历.docx
@@ -442,7 +442,7 @@
                 <w:sz w:val="24"/>
                 <w:szCs w:val="24"/>
               </w:rPr>
-              <w:t>8</w:t>
+              <w:t>9</w:t>
             </w:r>
             <w:r>
               <w:rPr>
@@ -1711,6 +1711,63 @@
                 <w:sz w:val="24"/>
                 <w:szCs w:val="24"/>
               </w:rPr>
+              <w:t>2026.07</w:t>
+            </w:r>
+            <w:r>
+              <w:rPr>
+                <w:rFonts w:ascii="Times New Roman" w:eastAsia="仿宋" w:hAnsi="Times New Roman" w:hint="eastAsia"/>
+                <w:sz w:val="24"/>
+                <w:szCs w:val="24"/>
+              </w:rPr>
+              <w:t>，中国公路学会隧道工程分会</w:t>
+            </w:r>
+            <w:r>
+              <w:rPr>
+                <w:rFonts w:ascii="Times New Roman" w:eastAsia="仿宋" w:hAnsi="Times New Roman" w:hint="eastAsia"/>
+                <w:sz w:val="24"/>
+                <w:szCs w:val="24"/>
+              </w:rPr>
+              <w:t>2</w:t>
+            </w:r>
+            <w:r>
+              <w:rPr>
+                <w:rFonts w:ascii="Times New Roman" w:eastAsia="仿宋" w:hAnsi="Times New Roman"/>
+                <w:sz w:val="24"/>
+                <w:szCs w:val="24"/>
+              </w:rPr>
+              <w:t>026</w:t>
+            </w:r>
+            <w:r>
+              <w:rPr>
+                <w:rFonts w:ascii="Times New Roman" w:eastAsia="仿宋" w:hAnsi="Times New Roman" w:hint="eastAsia"/>
+                <w:sz w:val="24"/>
+                <w:szCs w:val="24"/>
+              </w:rPr>
+              <w:t>年学术推荐论文</w:t>
+            </w:r>
+          </w:p>
+          <w:p>
+            <w:pPr>
+              <w:pStyle w:val="a3"/>
+              <w:numPr>
+                <w:ilvl w:val="0"/>
+                <w:numId w:val="18"/>
+              </w:numPr>
+              <w:adjustRightInd w:val="0"/>
+              <w:snapToGrid w:val="0"/>
+              <w:ind w:firstLineChars="0"/>
+              <w:rPr>
+                <w:rFonts w:ascii="Times New Roman" w:eastAsia="仿宋" w:hAnsi="Times New Roman"/>
+                <w:sz w:val="24"/>
+                <w:szCs w:val="24"/>
+              </w:rPr>
+            </w:pPr>
+            <w:r>
+              <w:rPr>
+                <w:rFonts w:ascii="Times New Roman" w:eastAsia="仿宋" w:hAnsi="Times New Roman"/>
+                <w:sz w:val="24"/>
+                <w:szCs w:val="24"/>
+              </w:rPr>
               <w:t>2026.01</w:t>
             </w:r>
             <w:r>
@@ -1727,7 +1784,23 @@
                 <w:sz w:val="24"/>
                 <w:szCs w:val="24"/>
               </w:rPr>
-              <w:t>TUST Best Paper Awards 2024</w:t>
+              <w:t>Tunnelling and Underground Space Technology incorporating Trenchless Technology Research</w:t>
+            </w:r>
+            <w:r>
+              <w:rPr>
+                <w:rFonts w:ascii="Times New Roman" w:eastAsia="仿宋" w:hAnsi="Times New Roman"/>
+                <w:sz w:val="24"/>
+                <w:szCs w:val="24"/>
+              </w:rPr>
+              <w:t xml:space="preserve"> </w:t>
+            </w:r>
+            <w:r>
+              <w:rPr>
+                <w:rFonts w:ascii="Times New Roman" w:eastAsia="仿宋" w:hAnsi="Times New Roman"/>
+                <w:sz w:val="24"/>
+                <w:szCs w:val="24"/>
+              </w:rPr>
+              <w:t>Best Paper Award 2024</w:t>
             </w:r>
           </w:p>
           <w:p>
@@ -2533,6 +2606,7 @@
                 <w:sz w:val="24"/>
                 <w:szCs w:val="24"/>
               </w:rPr>
+              <w:lastRenderedPageBreak/>
               <w:t>英文期刊论文</w:t>
             </w:r>
           </w:p>
@@ -2608,16 +2682,7 @@
                 <w:sz w:val="24"/>
                 <w:szCs w:val="24"/>
               </w:rPr>
-              <w:t xml:space="preserve">). Accurate measurement of segment dislocation for shield </w:t>
-            </w:r>
-            <w:r>
-              <w:rPr>
-                <w:rFonts w:ascii="Times New Roman" w:eastAsia="仿宋" w:hAnsi="Times New Roman"/>
-                <w:sz w:val="24"/>
-                <w:szCs w:val="24"/>
-              </w:rPr>
-              <w:lastRenderedPageBreak/>
-              <w:t>tunnel based on binocular vision technology. Journal of Computing in Civil Engineering</w:t>
+              <w:t>). Accurate measurement of segment dislocation for shield tunnel based on binocular vision technology. Journal of Computing in Civil Engineering</w:t>
             </w:r>
             <w:r>
               <w:rPr>
@@ -5389,6 +5454,38 @@
             <w:r>
               <w:rPr>
                 <w:rFonts w:ascii="Times New Roman" w:eastAsia="仿宋" w:hAnsi="Times New Roman" w:hint="eastAsia"/>
+                <w:sz w:val="24"/>
+                <w:szCs w:val="24"/>
+              </w:rPr>
+              <w:t>关振长</w:t>
+            </w:r>
+            <w:r>
+              <w:rPr>
+                <w:rFonts w:ascii="Times New Roman" w:eastAsia="仿宋" w:hAnsi="Times New Roman"/>
+                <w:sz w:val="24"/>
+                <w:szCs w:val="24"/>
+              </w:rPr>
+              <w:t xml:space="preserve">, </w:t>
+            </w:r>
+            <w:r>
+              <w:rPr>
+                <w:rFonts w:ascii="Times New Roman" w:eastAsia="仿宋" w:hAnsi="Times New Roman"/>
+                <w:sz w:val="24"/>
+                <w:szCs w:val="24"/>
+              </w:rPr>
+              <w:t>黄一韩</w:t>
+            </w:r>
+            <w:r>
+              <w:rPr>
+                <w:rFonts w:ascii="Times New Roman" w:eastAsia="仿宋" w:hAnsi="Times New Roman"/>
+                <w:sz w:val="24"/>
+                <w:szCs w:val="24"/>
+              </w:rPr>
+              <w:t xml:space="preserve">, </w:t>
+            </w:r>
+            <w:r>
+              <w:rPr>
+                <w:rFonts w:ascii="Times New Roman" w:eastAsia="仿宋" w:hAnsi="Times New Roman"/>
                 <w:b/>
                 <w:bCs/>
                 <w:sz w:val="24"/>
@@ -5402,148 +5499,67 @@
                 <w:sz w:val="24"/>
                 <w:szCs w:val="24"/>
               </w:rPr>
-              <w:t>,</w:t>
-            </w:r>
-            <w:r>
-              <w:rPr>
-                <w:rFonts w:ascii="Times New Roman" w:eastAsia="仿宋" w:hAnsi="Times New Roman"/>
-                <w:sz w:val="24"/>
-                <w:szCs w:val="24"/>
-              </w:rPr>
-              <w:t xml:space="preserve"> </w:t>
-            </w:r>
-            <w:r>
-              <w:rPr>
-                <w:rFonts w:ascii="Times New Roman" w:eastAsia="仿宋" w:hAnsi="Times New Roman" w:hint="eastAsia"/>
-                <w:sz w:val="24"/>
-                <w:szCs w:val="24"/>
-                <w:u w:val="single"/>
-              </w:rPr>
-              <w:t>谢雄耀</w:t>
-            </w:r>
-            <w:r>
-              <w:rPr>
-                <w:rFonts w:ascii="Times New Roman" w:eastAsia="仿宋" w:hAnsi="Times New Roman"/>
-                <w:sz w:val="24"/>
-                <w:szCs w:val="24"/>
-              </w:rPr>
               <w:t>*</w:t>
             </w:r>
             <w:r>
               <w:rPr>
-                <w:rFonts w:ascii="Times New Roman" w:eastAsia="仿宋" w:hAnsi="Times New Roman" w:hint="eastAsia"/>
-                <w:sz w:val="24"/>
-                <w:szCs w:val="24"/>
-              </w:rPr>
-              <w:t>,</w:t>
-            </w:r>
-            <w:r>
-              <w:rPr>
-                <w:rFonts w:ascii="Times New Roman" w:eastAsia="仿宋" w:hAnsi="Times New Roman"/>
-                <w:sz w:val="24"/>
-                <w:szCs w:val="24"/>
-              </w:rPr>
-              <w:t xml:space="preserve"> </w:t>
-            </w:r>
-            <w:r>
-              <w:rPr>
-                <w:rFonts w:ascii="Times New Roman" w:eastAsia="仿宋" w:hAnsi="Times New Roman" w:hint="eastAsia"/>
-                <w:sz w:val="24"/>
-                <w:szCs w:val="24"/>
-              </w:rPr>
-              <w:t>关振长</w:t>
-            </w:r>
-            <w:r>
-              <w:rPr>
-                <w:rFonts w:ascii="Times New Roman" w:eastAsia="仿宋" w:hAnsi="Times New Roman" w:hint="eastAsia"/>
-                <w:sz w:val="24"/>
-                <w:szCs w:val="24"/>
-              </w:rPr>
-              <w:t>,</w:t>
-            </w:r>
-            <w:r>
-              <w:rPr>
-                <w:rFonts w:ascii="Times New Roman" w:eastAsia="仿宋" w:hAnsi="Times New Roman"/>
-                <w:sz w:val="24"/>
-                <w:szCs w:val="24"/>
-              </w:rPr>
-              <w:t xml:space="preserve"> &amp; </w:t>
-            </w:r>
-            <w:r>
-              <w:rPr>
-                <w:rFonts w:ascii="Times New Roman" w:eastAsia="仿宋" w:hAnsi="Times New Roman" w:hint="eastAsia"/>
-                <w:sz w:val="24"/>
-                <w:szCs w:val="24"/>
-              </w:rPr>
-              <w:t>常佳奇</w:t>
-            </w:r>
-            <w:r>
-              <w:rPr>
-                <w:rFonts w:ascii="Times New Roman" w:eastAsia="仿宋" w:hAnsi="Times New Roman" w:hint="eastAsia"/>
-                <w:sz w:val="24"/>
-                <w:szCs w:val="24"/>
-              </w:rPr>
-              <w:t>.</w:t>
-            </w:r>
-            <w:r>
-              <w:rPr>
-                <w:rFonts w:ascii="Times New Roman" w:eastAsia="仿宋" w:hAnsi="Times New Roman"/>
-                <w:sz w:val="24"/>
-                <w:szCs w:val="24"/>
-              </w:rPr>
-              <w:t xml:space="preserve"> (2026). </w:t>
-            </w:r>
-            <w:r>
-              <w:rPr>
-                <w:rFonts w:ascii="Times New Roman" w:eastAsia="仿宋" w:hAnsi="Times New Roman" w:hint="eastAsia"/>
-                <w:sz w:val="24"/>
-                <w:szCs w:val="24"/>
-              </w:rPr>
-              <w:t>基于</w:t>
-            </w:r>
-            <w:r>
-              <w:rPr>
-                <w:rFonts w:ascii="Times New Roman" w:eastAsia="仿宋" w:hAnsi="Times New Roman"/>
-                <w:sz w:val="24"/>
-                <w:szCs w:val="24"/>
-              </w:rPr>
-              <w:t>改进标签编码和</w:t>
-            </w:r>
-            <w:r>
-              <w:rPr>
-                <w:rFonts w:ascii="Times New Roman" w:eastAsia="仿宋" w:hAnsi="Times New Roman"/>
-                <w:sz w:val="24"/>
-                <w:szCs w:val="24"/>
-              </w:rPr>
-              <w:t>RandLA-Net</w:t>
-            </w:r>
-            <w:r>
-              <w:rPr>
-                <w:rFonts w:ascii="Times New Roman" w:eastAsia="仿宋" w:hAnsi="Times New Roman"/>
-                <w:sz w:val="24"/>
-                <w:szCs w:val="24"/>
-              </w:rPr>
-              <w:t>的盾构隧道点云逐管片自动分割和变形提取算法</w:t>
-            </w:r>
-            <w:r>
-              <w:rPr>
-                <w:rFonts w:ascii="Times New Roman" w:eastAsia="仿宋" w:hAnsi="Times New Roman" w:hint="eastAsia"/>
-                <w:sz w:val="24"/>
-                <w:szCs w:val="24"/>
-              </w:rPr>
-              <w:t>.</w:t>
-            </w:r>
-            <w:r>
-              <w:rPr>
-                <w:rFonts w:ascii="Times New Roman" w:eastAsia="仿宋" w:hAnsi="Times New Roman"/>
-                <w:sz w:val="24"/>
-                <w:szCs w:val="24"/>
-              </w:rPr>
-              <w:t xml:space="preserve"> </w:t>
-            </w:r>
-            <w:r>
-              <w:rPr>
-                <w:rFonts w:ascii="Times New Roman" w:eastAsia="仿宋" w:hAnsi="Times New Roman" w:hint="eastAsia"/>
+                <w:rFonts w:ascii="Times New Roman" w:eastAsia="仿宋" w:hAnsi="Times New Roman"/>
+                <w:sz w:val="24"/>
+                <w:szCs w:val="24"/>
+              </w:rPr>
+              <w:t xml:space="preserve">, </w:t>
+            </w:r>
+            <w:r>
+              <w:rPr>
+                <w:rFonts w:ascii="Times New Roman" w:eastAsia="仿宋" w:hAnsi="Times New Roman"/>
+                <w:sz w:val="24"/>
+                <w:szCs w:val="24"/>
+              </w:rPr>
+              <w:t>施静康</w:t>
+            </w:r>
+            <w:r>
+              <w:rPr>
+                <w:rFonts w:ascii="Times New Roman" w:eastAsia="仿宋" w:hAnsi="Times New Roman"/>
+                <w:sz w:val="24"/>
+                <w:szCs w:val="24"/>
+              </w:rPr>
+              <w:t xml:space="preserve">, &amp; </w:t>
+            </w:r>
+            <w:r>
+              <w:rPr>
+                <w:rFonts w:ascii="Times New Roman" w:eastAsia="仿宋" w:hAnsi="Times New Roman"/>
+                <w:sz w:val="24"/>
+                <w:szCs w:val="24"/>
+              </w:rPr>
+              <w:t>李攀</w:t>
+            </w:r>
+            <w:r>
+              <w:rPr>
+                <w:rFonts w:ascii="Times New Roman" w:eastAsia="仿宋" w:hAnsi="Times New Roman"/>
+                <w:sz w:val="24"/>
+                <w:szCs w:val="24"/>
+              </w:rPr>
+              <w:t xml:space="preserve">. (2026). </w:t>
+            </w:r>
+            <w:r>
+              <w:rPr>
+                <w:rFonts w:ascii="Times New Roman" w:eastAsia="仿宋" w:hAnsi="Times New Roman"/>
+                <w:sz w:val="24"/>
+                <w:szCs w:val="24"/>
+              </w:rPr>
+              <w:t>基于管片全局变形的盾构隧道荷载不确定性识别方法</w:t>
+            </w:r>
+            <w:r>
+              <w:rPr>
+                <w:rFonts w:ascii="Times New Roman" w:eastAsia="仿宋" w:hAnsi="Times New Roman"/>
+                <w:sz w:val="24"/>
+                <w:szCs w:val="24"/>
+              </w:rPr>
+              <w:t xml:space="preserve">. </w:t>
+            </w:r>
+            <w:r>
+              <w:rPr>
+                <w:rFonts w:ascii="Times New Roman" w:eastAsia="仿宋" w:hAnsi="Times New Roman"/>
                 <w:sz w:val="24"/>
                 <w:szCs w:val="24"/>
               </w:rPr>
@@ -5555,7 +5571,15 @@
                 <w:sz w:val="24"/>
                 <w:szCs w:val="24"/>
               </w:rPr>
-              <w:t xml:space="preserve">, 39(3), 424–437. </w:t>
+              <w:t>. https://link.cnki.net/urlid/61.1313.U.20260918.1551.002</w:t>
+            </w:r>
+            <w:r>
+              <w:rPr>
+                <w:rFonts w:ascii="Times New Roman" w:eastAsia="仿宋" w:hAnsi="Times New Roman"/>
+                <w:sz w:val="24"/>
+                <w:szCs w:val="24"/>
+              </w:rPr>
+              <w:t xml:space="preserve">. </w:t>
             </w:r>
             <w:r>
               <w:rPr>
@@ -5613,54 +5637,6 @@
             <w:r>
               <w:rPr>
                 <w:rFonts w:ascii="Times New Roman" w:eastAsia="仿宋" w:hAnsi="Times New Roman" w:hint="eastAsia"/>
-                <w:sz w:val="24"/>
-                <w:szCs w:val="24"/>
-              </w:rPr>
-              <w:t>吴庆杰</w:t>
-            </w:r>
-            <w:r>
-              <w:rPr>
-                <w:rFonts w:ascii="Times New Roman" w:eastAsia="仿宋" w:hAnsi="Times New Roman"/>
-                <w:sz w:val="24"/>
-                <w:szCs w:val="24"/>
-              </w:rPr>
-              <w:t xml:space="preserve">, </w:t>
-            </w:r>
-            <w:r>
-              <w:rPr>
-                <w:rFonts w:ascii="Times New Roman" w:eastAsia="仿宋" w:hAnsi="Times New Roman"/>
-                <w:sz w:val="24"/>
-                <w:szCs w:val="24"/>
-              </w:rPr>
-              <w:t>张红伟</w:t>
-            </w:r>
-            <w:r>
-              <w:rPr>
-                <w:rFonts w:ascii="Times New Roman" w:eastAsia="仿宋" w:hAnsi="Times New Roman"/>
-                <w:sz w:val="24"/>
-                <w:szCs w:val="24"/>
-              </w:rPr>
-              <w:t xml:space="preserve">, </w:t>
-            </w:r>
-            <w:r>
-              <w:rPr>
-                <w:rFonts w:ascii="Times New Roman" w:eastAsia="仿宋" w:hAnsi="Times New Roman"/>
-                <w:sz w:val="24"/>
-                <w:szCs w:val="24"/>
-              </w:rPr>
-              <w:t>陈少林</w:t>
-            </w:r>
-            <w:r>
-              <w:rPr>
-                <w:rFonts w:ascii="Times New Roman" w:eastAsia="仿宋" w:hAnsi="Times New Roman"/>
-                <w:sz w:val="24"/>
-                <w:szCs w:val="24"/>
-              </w:rPr>
-              <w:t xml:space="preserve">, &amp; </w:t>
-            </w:r>
-            <w:r>
-              <w:rPr>
-                <w:rFonts w:ascii="Times New Roman" w:eastAsia="仿宋" w:hAnsi="Times New Roman"/>
                 <w:b/>
                 <w:bCs/>
                 <w:sz w:val="24"/>
@@ -5670,51 +5646,245 @@
             </w:r>
             <w:r>
               <w:rPr>
-                <w:rFonts w:ascii="Times New Roman" w:eastAsia="仿宋" w:hAnsi="Times New Roman"/>
-                <w:sz w:val="24"/>
-                <w:szCs w:val="24"/>
-              </w:rPr>
-              <w:t>*.</w:t>
-            </w:r>
-            <w:r>
-              <w:rPr>
-                <w:rFonts w:ascii="Times New Roman" w:eastAsia="仿宋" w:hAnsi="Times New Roman"/>
-                <w:sz w:val="24"/>
-                <w:szCs w:val="24"/>
-              </w:rPr>
-              <w:t xml:space="preserve"> (2025). </w:t>
-            </w:r>
-            <w:r>
-              <w:rPr>
-                <w:rFonts w:ascii="Times New Roman" w:eastAsia="仿宋" w:hAnsi="Times New Roman"/>
-                <w:sz w:val="24"/>
-                <w:szCs w:val="24"/>
-              </w:rPr>
-              <w:t>基于计算机视觉的盾构隧道管片错台自动测量方法</w:t>
-            </w:r>
-            <w:r>
-              <w:rPr>
-                <w:rFonts w:ascii="Times New Roman" w:eastAsia="仿宋" w:hAnsi="Times New Roman"/>
-                <w:sz w:val="24"/>
-                <w:szCs w:val="24"/>
-              </w:rPr>
-              <w:t xml:space="preserve">. </w:t>
-            </w:r>
-            <w:r>
-              <w:rPr>
-                <w:rFonts w:ascii="Times New Roman" w:eastAsia="仿宋" w:hAnsi="Times New Roman"/>
-                <w:sz w:val="24"/>
-                <w:szCs w:val="24"/>
-              </w:rPr>
-              <w:t>施工技术（中英文）</w:t>
-            </w:r>
-            <w:r>
-              <w:rPr>
-                <w:rFonts w:ascii="Times New Roman" w:eastAsia="仿宋" w:hAnsi="Times New Roman"/>
-                <w:sz w:val="24"/>
-                <w:szCs w:val="24"/>
-              </w:rPr>
-              <w:t>, 54(17), 40–44.</w:t>
+                <w:rFonts w:ascii="Times New Roman" w:eastAsia="仿宋" w:hAnsi="Times New Roman" w:hint="eastAsia"/>
+                <w:sz w:val="24"/>
+                <w:szCs w:val="24"/>
+              </w:rPr>
+              <w:t>,</w:t>
+            </w:r>
+            <w:r>
+              <w:rPr>
+                <w:rFonts w:ascii="Times New Roman" w:eastAsia="仿宋" w:hAnsi="Times New Roman"/>
+                <w:sz w:val="24"/>
+                <w:szCs w:val="24"/>
+              </w:rPr>
+              <w:t xml:space="preserve"> </w:t>
+            </w:r>
+            <w:r>
+              <w:rPr>
+                <w:rFonts w:ascii="Times New Roman" w:eastAsia="仿宋" w:hAnsi="Times New Roman" w:hint="eastAsia"/>
+                <w:sz w:val="24"/>
+                <w:szCs w:val="24"/>
+                <w:u w:val="single"/>
+              </w:rPr>
+              <w:t>谢雄耀</w:t>
+            </w:r>
+            <w:r>
+              <w:rPr>
+                <w:rFonts w:ascii="Times New Roman" w:eastAsia="仿宋" w:hAnsi="Times New Roman"/>
+                <w:sz w:val="24"/>
+                <w:szCs w:val="24"/>
+              </w:rPr>
+              <w:t>*</w:t>
+            </w:r>
+            <w:r>
+              <w:rPr>
+                <w:rFonts w:ascii="Times New Roman" w:eastAsia="仿宋" w:hAnsi="Times New Roman" w:hint="eastAsia"/>
+                <w:sz w:val="24"/>
+                <w:szCs w:val="24"/>
+              </w:rPr>
+              <w:t>,</w:t>
+            </w:r>
+            <w:r>
+              <w:rPr>
+                <w:rFonts w:ascii="Times New Roman" w:eastAsia="仿宋" w:hAnsi="Times New Roman"/>
+                <w:sz w:val="24"/>
+                <w:szCs w:val="24"/>
+              </w:rPr>
+              <w:t xml:space="preserve"> </w:t>
+            </w:r>
+            <w:r>
+              <w:rPr>
+                <w:rFonts w:ascii="Times New Roman" w:eastAsia="仿宋" w:hAnsi="Times New Roman" w:hint="eastAsia"/>
+                <w:sz w:val="24"/>
+                <w:szCs w:val="24"/>
+              </w:rPr>
+              <w:t>关振长</w:t>
+            </w:r>
+            <w:r>
+              <w:rPr>
+                <w:rFonts w:ascii="Times New Roman" w:eastAsia="仿宋" w:hAnsi="Times New Roman" w:hint="eastAsia"/>
+                <w:sz w:val="24"/>
+                <w:szCs w:val="24"/>
+              </w:rPr>
+              <w:t>,</w:t>
+            </w:r>
+            <w:r>
+              <w:rPr>
+                <w:rFonts w:ascii="Times New Roman" w:eastAsia="仿宋" w:hAnsi="Times New Roman"/>
+                <w:sz w:val="24"/>
+                <w:szCs w:val="24"/>
+              </w:rPr>
+              <w:t xml:space="preserve"> &amp; </w:t>
+            </w:r>
+            <w:r>
+              <w:rPr>
+                <w:rFonts w:ascii="Times New Roman" w:eastAsia="仿宋" w:hAnsi="Times New Roman" w:hint="eastAsia"/>
+                <w:sz w:val="24"/>
+                <w:szCs w:val="24"/>
+              </w:rPr>
+              <w:t>常佳奇</w:t>
+            </w:r>
+            <w:r>
+              <w:rPr>
+                <w:rFonts w:ascii="Times New Roman" w:eastAsia="仿宋" w:hAnsi="Times New Roman" w:hint="eastAsia"/>
+                <w:sz w:val="24"/>
+                <w:szCs w:val="24"/>
+              </w:rPr>
+              <w:t>.</w:t>
+            </w:r>
+            <w:r>
+              <w:rPr>
+                <w:rFonts w:ascii="Times New Roman" w:eastAsia="仿宋" w:hAnsi="Times New Roman"/>
+                <w:sz w:val="24"/>
+                <w:szCs w:val="24"/>
+              </w:rPr>
+              <w:t xml:space="preserve"> (2026). </w:t>
+            </w:r>
+            <w:r>
+              <w:rPr>
+                <w:rFonts w:ascii="Times New Roman" w:eastAsia="仿宋" w:hAnsi="Times New Roman" w:hint="eastAsia"/>
+                <w:sz w:val="24"/>
+                <w:szCs w:val="24"/>
+              </w:rPr>
+              <w:t>基于</w:t>
+            </w:r>
+            <w:r>
+              <w:rPr>
+                <w:rFonts w:ascii="Times New Roman" w:eastAsia="仿宋" w:hAnsi="Times New Roman"/>
+                <w:sz w:val="24"/>
+                <w:szCs w:val="24"/>
+              </w:rPr>
+              <w:t>改进标签编码和</w:t>
+            </w:r>
+            <w:r>
+              <w:rPr>
+                <w:rFonts w:ascii="Times New Roman" w:eastAsia="仿宋" w:hAnsi="Times New Roman"/>
+                <w:sz w:val="24"/>
+                <w:szCs w:val="24"/>
+              </w:rPr>
+              <w:t>RandLA-Net</w:t>
+            </w:r>
+            <w:r>
+              <w:rPr>
+                <w:rFonts w:ascii="Times New Roman" w:eastAsia="仿宋" w:hAnsi="Times New Roman"/>
+                <w:sz w:val="24"/>
+                <w:szCs w:val="24"/>
+              </w:rPr>
+              <w:t>的盾构隧道点云逐管片自动分割和变形提取算法</w:t>
+            </w:r>
+            <w:r>
+              <w:rPr>
+                <w:rFonts w:ascii="Times New Roman" w:eastAsia="仿宋" w:hAnsi="Times New Roman" w:hint="eastAsia"/>
+                <w:sz w:val="24"/>
+                <w:szCs w:val="24"/>
+              </w:rPr>
+              <w:t>.</w:t>
+            </w:r>
+            <w:r>
+              <w:rPr>
+                <w:rFonts w:ascii="Times New Roman" w:eastAsia="仿宋" w:hAnsi="Times New Roman"/>
+                <w:sz w:val="24"/>
+                <w:szCs w:val="24"/>
+              </w:rPr>
+              <w:t xml:space="preserve"> </w:t>
+            </w:r>
+            <w:r>
+              <w:rPr>
+                <w:rFonts w:ascii="Times New Roman" w:eastAsia="仿宋" w:hAnsi="Times New Roman" w:hint="eastAsia"/>
+                <w:sz w:val="24"/>
+                <w:szCs w:val="24"/>
+              </w:rPr>
+              <w:t>中国公路学报</w:t>
+            </w:r>
+            <w:r>
+              <w:rPr>
+                <w:rFonts w:ascii="Times New Roman" w:eastAsia="仿宋" w:hAnsi="Times New Roman"/>
+                <w:sz w:val="24"/>
+                <w:szCs w:val="24"/>
+              </w:rPr>
+              <w:t xml:space="preserve">, 39(3), 424–437. </w:t>
+            </w:r>
+            <w:r>
+              <w:rPr>
+                <w:rFonts w:ascii="Times New Roman" w:eastAsia="仿宋" w:hAnsi="Times New Roman" w:hint="eastAsia"/>
+                <w:color w:val="0070C0"/>
+                <w:sz w:val="24"/>
+                <w:szCs w:val="24"/>
+              </w:rPr>
+              <w:t>(E</w:t>
+            </w:r>
+            <w:r>
+              <w:rPr>
+                <w:rFonts w:ascii="Times New Roman" w:eastAsia="仿宋" w:hAnsi="Times New Roman"/>
+                <w:color w:val="0070C0"/>
+                <w:sz w:val="24"/>
+                <w:szCs w:val="24"/>
+              </w:rPr>
+              <w:t xml:space="preserve">I, CSCD, </w:t>
+            </w:r>
+            <w:r>
+              <w:rPr>
+                <w:rFonts w:ascii="Times New Roman" w:eastAsia="仿宋" w:hAnsi="Times New Roman" w:hint="eastAsia"/>
+                <w:color w:val="0070C0"/>
+                <w:sz w:val="24"/>
+                <w:szCs w:val="24"/>
+              </w:rPr>
+              <w:t>北大核心</w:t>
+            </w:r>
+            <w:r>
+              <w:rPr>
+                <w:rFonts w:ascii="Times New Roman" w:eastAsia="仿宋" w:hAnsi="Times New Roman" w:hint="eastAsia"/>
+                <w:color w:val="0070C0"/>
+                <w:sz w:val="24"/>
+                <w:szCs w:val="24"/>
+              </w:rPr>
+              <w:t>,</w:t>
+            </w:r>
+            <w:r>
+              <w:rPr>
+                <w:rFonts w:ascii="Times New Roman" w:eastAsia="仿宋" w:hAnsi="Times New Roman"/>
+                <w:color w:val="0070C0"/>
+                <w:sz w:val="24"/>
+                <w:szCs w:val="24"/>
+              </w:rPr>
+              <w:t xml:space="preserve"> </w:t>
+            </w:r>
+            <w:r>
+              <w:rPr>
+                <w:rFonts w:ascii="Times New Roman" w:eastAsia="仿宋" w:hAnsi="Times New Roman" w:hint="eastAsia"/>
+                <w:color w:val="0070C0"/>
+                <w:sz w:val="24"/>
+                <w:szCs w:val="24"/>
+              </w:rPr>
+              <w:t>高</w:t>
+            </w:r>
+            <w:r>
+              <w:rPr>
+                <w:rFonts w:ascii="Times New Roman" w:eastAsia="仿宋" w:hAnsi="Times New Roman"/>
+                <w:color w:val="0070C0"/>
+                <w:sz w:val="24"/>
+                <w:szCs w:val="24"/>
+              </w:rPr>
+              <w:t>PSI</w:t>
+            </w:r>
+            <w:r>
+              <w:rPr>
+                <w:rFonts w:ascii="Times New Roman" w:eastAsia="仿宋" w:hAnsi="Times New Roman" w:hint="eastAsia"/>
+                <w:color w:val="0070C0"/>
+                <w:sz w:val="24"/>
+                <w:szCs w:val="24"/>
+              </w:rPr>
+              <w:t>论文</w:t>
+            </w:r>
+            <w:r>
+              <w:rPr>
+                <w:rFonts w:ascii="Times New Roman" w:eastAsia="仿宋" w:hAnsi="Times New Roman"/>
+                <w:color w:val="0070C0"/>
+                <w:sz w:val="24"/>
+                <w:szCs w:val="24"/>
+              </w:rPr>
+              <w:t>)</w:t>
             </w:r>
           </w:p>
           <w:p>
@@ -5739,84 +5909,51 @@
                 <w:sz w:val="24"/>
                 <w:szCs w:val="24"/>
               </w:rPr>
-              <w:t>张洋宾</w:t>
-            </w:r>
-            <w:r>
-              <w:rPr>
-                <w:rFonts w:ascii="Times New Roman" w:eastAsia="仿宋" w:hAnsi="Times New Roman" w:hint="eastAsia"/>
-                <w:sz w:val="24"/>
-                <w:szCs w:val="24"/>
-              </w:rPr>
-              <w:t>,</w:t>
-            </w:r>
-            <w:r>
-              <w:rPr>
-                <w:rFonts w:ascii="Times New Roman" w:eastAsia="仿宋" w:hAnsi="Times New Roman"/>
-                <w:sz w:val="24"/>
-                <w:szCs w:val="24"/>
-              </w:rPr>
-              <w:t xml:space="preserve"> </w:t>
-            </w:r>
-            <w:r>
-              <w:rPr>
-                <w:rFonts w:ascii="Times New Roman" w:eastAsia="仿宋" w:hAnsi="Times New Roman" w:hint="eastAsia"/>
-                <w:sz w:val="24"/>
-                <w:szCs w:val="24"/>
-                <w:u w:val="single"/>
-              </w:rPr>
-              <w:t>谢雄耀</w:t>
-            </w:r>
-            <w:r>
-              <w:rPr>
-                <w:rFonts w:ascii="Times New Roman" w:eastAsia="仿宋" w:hAnsi="Times New Roman"/>
-                <w:sz w:val="24"/>
-                <w:szCs w:val="24"/>
-              </w:rPr>
-              <w:t>*</w:t>
-            </w:r>
-            <w:r>
-              <w:rPr>
-                <w:rFonts w:ascii="Times New Roman" w:eastAsia="仿宋" w:hAnsi="Times New Roman" w:hint="eastAsia"/>
-                <w:sz w:val="24"/>
-                <w:szCs w:val="24"/>
-              </w:rPr>
-              <w:t>,</w:t>
-            </w:r>
-            <w:r>
-              <w:rPr>
-                <w:rFonts w:ascii="Times New Roman" w:eastAsia="仿宋" w:hAnsi="Times New Roman"/>
-                <w:sz w:val="24"/>
-                <w:szCs w:val="24"/>
-              </w:rPr>
-              <w:t xml:space="preserve"> </w:t>
-            </w:r>
-            <w:r>
-              <w:rPr>
-                <w:rFonts w:ascii="Times New Roman" w:eastAsia="仿宋" w:hAnsi="Times New Roman" w:hint="eastAsia"/>
-                <w:sz w:val="24"/>
-                <w:szCs w:val="24"/>
-              </w:rPr>
-              <w:t>周彪</w:t>
-            </w:r>
-            <w:r>
-              <w:rPr>
-                <w:rFonts w:ascii="Times New Roman" w:eastAsia="仿宋" w:hAnsi="Times New Roman" w:hint="eastAsia"/>
-                <w:sz w:val="24"/>
-                <w:szCs w:val="24"/>
-              </w:rPr>
-              <w:t>,</w:t>
-            </w:r>
-            <w:r>
-              <w:rPr>
-                <w:rFonts w:ascii="Times New Roman" w:eastAsia="仿宋" w:hAnsi="Times New Roman"/>
-                <w:sz w:val="24"/>
-                <w:szCs w:val="24"/>
-              </w:rPr>
-              <w:t xml:space="preserve"> </w:t>
-            </w:r>
-            <w:r>
-              <w:rPr>
-                <w:rFonts w:ascii="Times New Roman" w:eastAsia="仿宋" w:hAnsi="Times New Roman" w:hint="eastAsia"/>
+              <w:t>吴庆杰</w:t>
+            </w:r>
+            <w:r>
+              <w:rPr>
+                <w:rFonts w:ascii="Times New Roman" w:eastAsia="仿宋" w:hAnsi="Times New Roman"/>
+                <w:sz w:val="24"/>
+                <w:szCs w:val="24"/>
+              </w:rPr>
+              <w:t xml:space="preserve">, </w:t>
+            </w:r>
+            <w:r>
+              <w:rPr>
+                <w:rFonts w:ascii="Times New Roman" w:eastAsia="仿宋" w:hAnsi="Times New Roman"/>
+                <w:sz w:val="24"/>
+                <w:szCs w:val="24"/>
+              </w:rPr>
+              <w:t>张红伟</w:t>
+            </w:r>
+            <w:r>
+              <w:rPr>
+                <w:rFonts w:ascii="Times New Roman" w:eastAsia="仿宋" w:hAnsi="Times New Roman"/>
+                <w:sz w:val="24"/>
+                <w:szCs w:val="24"/>
+              </w:rPr>
+              <w:t xml:space="preserve">, </w:t>
+            </w:r>
+            <w:r>
+              <w:rPr>
+                <w:rFonts w:ascii="Times New Roman" w:eastAsia="仿宋" w:hAnsi="Times New Roman"/>
+                <w:sz w:val="24"/>
+                <w:szCs w:val="24"/>
+              </w:rPr>
+              <w:t>陈少林</w:t>
+            </w:r>
+            <w:r>
+              <w:rPr>
+                <w:rFonts w:ascii="Times New Roman" w:eastAsia="仿宋" w:hAnsi="Times New Roman"/>
+                <w:sz w:val="24"/>
+                <w:szCs w:val="24"/>
+              </w:rPr>
+              <w:t xml:space="preserve">, &amp; </w:t>
+            </w:r>
+            <w:r>
+              <w:rPr>
+                <w:rFonts w:ascii="Times New Roman" w:eastAsia="仿宋" w:hAnsi="Times New Roman"/>
                 <w:b/>
                 <w:bCs/>
                 <w:sz w:val="24"/>
@@ -5826,83 +5963,11 @@
             </w:r>
             <w:r>
               <w:rPr>
-                <w:rFonts w:ascii="Times New Roman" w:eastAsia="仿宋" w:hAnsi="Times New Roman" w:hint="eastAsia"/>
-                <w:sz w:val="24"/>
-                <w:szCs w:val="24"/>
-              </w:rPr>
-              <w:t>,</w:t>
-            </w:r>
-            <w:r>
-              <w:rPr>
-                <w:rFonts w:ascii="Times New Roman" w:eastAsia="仿宋" w:hAnsi="Times New Roman"/>
-                <w:sz w:val="24"/>
-                <w:szCs w:val="24"/>
-              </w:rPr>
-              <w:t xml:space="preserve"> </w:t>
-            </w:r>
-            <w:r>
-              <w:rPr>
-                <w:rFonts w:ascii="Times New Roman" w:eastAsia="仿宋" w:hAnsi="Times New Roman" w:hint="eastAsia"/>
-                <w:sz w:val="24"/>
-                <w:szCs w:val="24"/>
-              </w:rPr>
-              <w:t>曹宇阳</w:t>
-            </w:r>
-            <w:r>
-              <w:rPr>
-                <w:rFonts w:ascii="Times New Roman" w:eastAsia="仿宋" w:hAnsi="Times New Roman" w:hint="eastAsia"/>
-                <w:sz w:val="24"/>
-                <w:szCs w:val="24"/>
-              </w:rPr>
-              <w:t>,</w:t>
-            </w:r>
-            <w:r>
-              <w:rPr>
-                <w:rFonts w:ascii="Times New Roman" w:eastAsia="仿宋" w:hAnsi="Times New Roman"/>
-                <w:sz w:val="24"/>
-                <w:szCs w:val="24"/>
-              </w:rPr>
-              <w:t xml:space="preserve"> </w:t>
-            </w:r>
-            <w:r>
-              <w:rPr>
-                <w:rFonts w:ascii="Times New Roman" w:eastAsia="仿宋" w:hAnsi="Times New Roman" w:hint="eastAsia"/>
-                <w:sz w:val="24"/>
-                <w:szCs w:val="24"/>
-              </w:rPr>
-              <w:t>张列学</w:t>
-            </w:r>
-            <w:r>
-              <w:rPr>
-                <w:rFonts w:ascii="Times New Roman" w:eastAsia="仿宋" w:hAnsi="Times New Roman" w:hint="eastAsia"/>
-                <w:sz w:val="24"/>
-                <w:szCs w:val="24"/>
-              </w:rPr>
-              <w:t>,</w:t>
-            </w:r>
-            <w:r>
-              <w:rPr>
-                <w:rFonts w:ascii="Times New Roman" w:eastAsia="仿宋" w:hAnsi="Times New Roman"/>
-                <w:sz w:val="24"/>
-                <w:szCs w:val="24"/>
-              </w:rPr>
-              <w:t xml:space="preserve"> &amp; </w:t>
-            </w:r>
-            <w:r>
-              <w:rPr>
-                <w:rFonts w:ascii="Times New Roman" w:eastAsia="仿宋" w:hAnsi="Times New Roman" w:hint="eastAsia"/>
-                <w:sz w:val="24"/>
-                <w:szCs w:val="24"/>
-              </w:rPr>
-              <w:t>王承</w:t>
-            </w:r>
-            <w:r>
-              <w:rPr>
-                <w:rFonts w:ascii="Times New Roman" w:eastAsia="仿宋" w:hAnsi="Times New Roman" w:hint="eastAsia"/>
-                <w:sz w:val="24"/>
-                <w:szCs w:val="24"/>
-              </w:rPr>
-              <w:t>.</w:t>
+                <w:rFonts w:ascii="Times New Roman" w:eastAsia="仿宋" w:hAnsi="Times New Roman"/>
+                <w:sz w:val="24"/>
+                <w:szCs w:val="24"/>
+              </w:rPr>
+              <w:t>*.</w:t>
             </w:r>
             <w:r>
               <w:rPr>
@@ -5914,137 +5979,35 @@
             </w:r>
             <w:r>
               <w:rPr>
-                <w:rFonts w:ascii="Times New Roman" w:eastAsia="仿宋" w:hAnsi="Times New Roman" w:hint="eastAsia"/>
-                <w:sz w:val="24"/>
-                <w:szCs w:val="24"/>
-              </w:rPr>
-              <w:t>基于关联规则的盾构隧道结构性能评价方法</w:t>
-            </w:r>
-            <w:r>
-              <w:rPr>
-                <w:rFonts w:ascii="Times New Roman" w:eastAsia="仿宋" w:hAnsi="Times New Roman" w:hint="eastAsia"/>
-                <w:sz w:val="24"/>
-                <w:szCs w:val="24"/>
-              </w:rPr>
-              <w:t>.</w:t>
-            </w:r>
-            <w:r>
-              <w:rPr>
-                <w:rFonts w:ascii="Times New Roman" w:eastAsia="仿宋" w:hAnsi="Times New Roman"/>
-                <w:sz w:val="24"/>
-                <w:szCs w:val="24"/>
-              </w:rPr>
-              <w:t xml:space="preserve"> </w:t>
-            </w:r>
-            <w:r>
-              <w:rPr>
-                <w:rFonts w:ascii="Times New Roman" w:eastAsia="仿宋" w:hAnsi="Times New Roman" w:hint="eastAsia"/>
-                <w:sz w:val="24"/>
-                <w:szCs w:val="24"/>
-              </w:rPr>
-              <w:t>同济大学学报（自然科学版）</w:t>
-            </w:r>
-            <w:r>
-              <w:rPr>
-                <w:rFonts w:ascii="Times New Roman" w:eastAsia="仿宋" w:hAnsi="Times New Roman" w:hint="eastAsia"/>
-                <w:sz w:val="24"/>
-                <w:szCs w:val="24"/>
-              </w:rPr>
-              <w:t>,</w:t>
-            </w:r>
-            <w:r>
-              <w:rPr>
-                <w:rFonts w:ascii="Times New Roman" w:eastAsia="仿宋" w:hAnsi="Times New Roman"/>
-                <w:sz w:val="24"/>
-                <w:szCs w:val="24"/>
-              </w:rPr>
-              <w:t xml:space="preserve"> 53(6), 888</w:t>
-            </w:r>
-            <w:r>
-              <w:rPr>
-                <w:rFonts w:ascii="Times New Roman" w:eastAsia="仿宋" w:hAnsi="Times New Roman"/>
-                <w:sz w:val="24"/>
-                <w:szCs w:val="24"/>
-              </w:rPr>
-              <w:t>–</w:t>
-            </w:r>
-            <w:r>
-              <w:rPr>
-                <w:rFonts w:ascii="Times New Roman" w:eastAsia="仿宋" w:hAnsi="Times New Roman"/>
-                <w:sz w:val="24"/>
-                <w:szCs w:val="24"/>
-              </w:rPr>
-              <w:t>897</w:t>
-            </w:r>
-            <w:r>
-              <w:rPr>
-                <w:rFonts w:ascii="Times New Roman" w:eastAsia="仿宋" w:hAnsi="Times New Roman" w:hint="eastAsia"/>
-                <w:sz w:val="24"/>
-                <w:szCs w:val="24"/>
-              </w:rPr>
-              <w:t>.</w:t>
-            </w:r>
-            <w:r>
-              <w:rPr>
-                <w:rFonts w:ascii="Times New Roman" w:eastAsia="仿宋" w:hAnsi="Times New Roman"/>
-                <w:sz w:val="24"/>
-                <w:szCs w:val="24"/>
-              </w:rPr>
-              <w:t xml:space="preserve"> </w:t>
-            </w:r>
-            <w:r>
-              <w:rPr>
-                <w:rFonts w:ascii="Times New Roman" w:eastAsia="仿宋" w:hAnsi="Times New Roman" w:hint="eastAsia"/>
-                <w:color w:val="0070C0"/>
-                <w:sz w:val="24"/>
-                <w:szCs w:val="24"/>
-              </w:rPr>
-              <w:t>(</w:t>
-            </w:r>
-            <w:r>
-              <w:rPr>
-                <w:rFonts w:ascii="Times New Roman" w:eastAsia="仿宋" w:hAnsi="Times New Roman" w:hint="eastAsia"/>
-                <w:color w:val="0070C0"/>
-                <w:sz w:val="24"/>
-                <w:szCs w:val="24"/>
-              </w:rPr>
-              <w:t>E</w:t>
-            </w:r>
-            <w:r>
-              <w:rPr>
-                <w:rFonts w:ascii="Times New Roman" w:eastAsia="仿宋" w:hAnsi="Times New Roman"/>
-                <w:color w:val="0070C0"/>
-                <w:sz w:val="24"/>
-                <w:szCs w:val="24"/>
-              </w:rPr>
-              <w:t>I</w:t>
-            </w:r>
-            <w:r>
-              <w:rPr>
-                <w:rFonts w:ascii="Times New Roman" w:eastAsia="仿宋" w:hAnsi="Times New Roman"/>
-                <w:color w:val="0070C0"/>
-                <w:sz w:val="24"/>
-                <w:szCs w:val="24"/>
-              </w:rPr>
-              <w:t xml:space="preserve">, CSCD, </w:t>
-            </w:r>
-            <w:r>
-              <w:rPr>
-                <w:rFonts w:ascii="Times New Roman" w:eastAsia="仿宋" w:hAnsi="Times New Roman" w:hint="eastAsia"/>
-                <w:color w:val="0070C0"/>
-                <w:sz w:val="24"/>
-                <w:szCs w:val="24"/>
-              </w:rPr>
-              <w:t>北大核心</w:t>
-            </w:r>
-            <w:r>
-              <w:rPr>
-                <w:rFonts w:ascii="Times New Roman" w:eastAsia="仿宋" w:hAnsi="Times New Roman"/>
-                <w:color w:val="0070C0"/>
-                <w:sz w:val="24"/>
-                <w:szCs w:val="24"/>
-              </w:rPr>
-              <w:t>)</w:t>
+                <w:rFonts w:ascii="Times New Roman" w:eastAsia="仿宋" w:hAnsi="Times New Roman"/>
+                <w:sz w:val="24"/>
+                <w:szCs w:val="24"/>
+              </w:rPr>
+              <w:t>基于计算机视觉的盾构隧道管片错台自动测量方法</w:t>
+            </w:r>
+            <w:r>
+              <w:rPr>
+                <w:rFonts w:ascii="Times New Roman" w:eastAsia="仿宋" w:hAnsi="Times New Roman"/>
+                <w:sz w:val="24"/>
+                <w:szCs w:val="24"/>
+              </w:rPr>
+              <w:t xml:space="preserve">. </w:t>
+            </w:r>
+            <w:r>
+              <w:rPr>
+                <w:rFonts w:ascii="Times New Roman" w:eastAsia="仿宋" w:hAnsi="Times New Roman"/>
+                <w:sz w:val="24"/>
+                <w:szCs w:val="24"/>
+              </w:rPr>
+              <w:t>施工技术（中英文）</w:t>
+            </w:r>
+            <w:r>
+              <w:rPr>
+                <w:rFonts w:ascii="Times New Roman" w:eastAsia="仿宋" w:hAnsi="Times New Roman"/>
+                <w:sz w:val="24"/>
+                <w:szCs w:val="24"/>
+              </w:rPr>
+              <w:t>, 54(17), 40–44.</w:t>
             </w:r>
           </w:p>
           <w:p>
@@ -6069,11 +6032,11 @@
                 <w:sz w:val="24"/>
                 <w:szCs w:val="24"/>
               </w:rPr>
-              <w:t>石州</w:t>
-            </w:r>
-            <w:r>
-              <w:rPr>
-                <w:rFonts w:ascii="Times New Roman" w:eastAsia="仿宋" w:hAnsi="Times New Roman"/>
+              <w:t>张洋宾</w:t>
+            </w:r>
+            <w:r>
+              <w:rPr>
+                <w:rFonts w:ascii="Times New Roman" w:eastAsia="仿宋" w:hAnsi="Times New Roman" w:hint="eastAsia"/>
                 <w:sz w:val="24"/>
                 <w:szCs w:val="24"/>
               </w:rPr>
@@ -6089,7 +6052,7 @@
             </w:r>
             <w:r>
               <w:rPr>
-                <w:rFonts w:ascii="Times New Roman" w:eastAsia="仿宋" w:hAnsi="Times New Roman"/>
+                <w:rFonts w:ascii="Times New Roman" w:eastAsia="仿宋" w:hAnsi="Times New Roman" w:hint="eastAsia"/>
                 <w:sz w:val="24"/>
                 <w:szCs w:val="24"/>
                 <w:u w:val="single"/>
@@ -6098,7 +6061,7 @@
             </w:r>
             <w:r>
               <w:rPr>
-                <w:rFonts w:ascii="Times New Roman" w:eastAsia="仿宋" w:hAnsi="Times New Roman" w:hint="eastAsia"/>
+                <w:rFonts w:ascii="Times New Roman" w:eastAsia="仿宋" w:hAnsi="Times New Roman"/>
                 <w:sz w:val="24"/>
                 <w:szCs w:val="24"/>
               </w:rPr>
@@ -6106,7 +6069,7 @@
             </w:r>
             <w:r>
               <w:rPr>
-                <w:rFonts w:ascii="Times New Roman" w:eastAsia="仿宋" w:hAnsi="Times New Roman"/>
+                <w:rFonts w:ascii="Times New Roman" w:eastAsia="仿宋" w:hAnsi="Times New Roman" w:hint="eastAsia"/>
                 <w:sz w:val="24"/>
                 <w:szCs w:val="24"/>
               </w:rPr>
@@ -6122,15 +6085,15 @@
             </w:r>
             <w:r>
               <w:rPr>
-                <w:rFonts w:ascii="Times New Roman" w:eastAsia="仿宋" w:hAnsi="Times New Roman"/>
-                <w:sz w:val="24"/>
-                <w:szCs w:val="24"/>
-              </w:rPr>
-              <w:t>曾昆</w:t>
-            </w:r>
-            <w:r>
-              <w:rPr>
-                <w:rFonts w:ascii="Times New Roman" w:eastAsia="仿宋" w:hAnsi="Times New Roman"/>
+                <w:rFonts w:ascii="Times New Roman" w:eastAsia="仿宋" w:hAnsi="Times New Roman" w:hint="eastAsia"/>
+                <w:sz w:val="24"/>
+                <w:szCs w:val="24"/>
+              </w:rPr>
+              <w:t>周彪</w:t>
+            </w:r>
+            <w:r>
+              <w:rPr>
+                <w:rFonts w:ascii="Times New Roman" w:eastAsia="仿宋" w:hAnsi="Times New Roman" w:hint="eastAsia"/>
                 <w:sz w:val="24"/>
                 <w:szCs w:val="24"/>
               </w:rPr>
@@ -6144,34 +6107,9 @@
               </w:rPr>
               <w:t xml:space="preserve"> </w:t>
             </w:r>
-            <w:bookmarkStart w:id="3" w:name="_Hlk201488136"/>
-            <w:r>
-              <w:rPr>
-                <w:rFonts w:ascii="Times New Roman" w:eastAsia="仿宋" w:hAnsi="Times New Roman"/>
-                <w:sz w:val="24"/>
-                <w:szCs w:val="24"/>
-              </w:rPr>
-              <w:t>卜祥波</w:t>
-            </w:r>
-            <w:r>
-              <w:rPr>
-                <w:rFonts w:ascii="Times New Roman" w:eastAsia="仿宋" w:hAnsi="Times New Roman"/>
-                <w:sz w:val="24"/>
-                <w:szCs w:val="24"/>
-              </w:rPr>
-              <w:t>,</w:t>
-            </w:r>
-            <w:r>
-              <w:rPr>
-                <w:rFonts w:ascii="Times New Roman" w:eastAsia="仿宋" w:hAnsi="Times New Roman"/>
-                <w:sz w:val="24"/>
-                <w:szCs w:val="24"/>
-              </w:rPr>
-              <w:t xml:space="preserve"> </w:t>
-            </w:r>
-            <w:r>
-              <w:rPr>
-                <w:rFonts w:ascii="Times New Roman" w:eastAsia="仿宋" w:hAnsi="Times New Roman"/>
+            <w:r>
+              <w:rPr>
+                <w:rFonts w:ascii="Times New Roman" w:eastAsia="仿宋" w:hAnsi="Times New Roman" w:hint="eastAsia"/>
                 <w:b/>
                 <w:bCs/>
                 <w:sz w:val="24"/>
@@ -6181,7 +6119,7 @@
             </w:r>
             <w:r>
               <w:rPr>
-                <w:rFonts w:ascii="Times New Roman" w:eastAsia="仿宋" w:hAnsi="Times New Roman"/>
+                <w:rFonts w:ascii="Times New Roman" w:eastAsia="仿宋" w:hAnsi="Times New Roman" w:hint="eastAsia"/>
                 <w:sz w:val="24"/>
                 <w:szCs w:val="24"/>
               </w:rPr>
@@ -6193,25 +6131,64 @@
                 <w:sz w:val="24"/>
                 <w:szCs w:val="24"/>
               </w:rPr>
-              <w:t xml:space="preserve"> &amp;</w:t>
-            </w:r>
-            <w:r>
-              <w:rPr>
-                <w:rFonts w:ascii="Times New Roman" w:eastAsia="仿宋" w:hAnsi="Times New Roman"/>
-                <w:sz w:val="24"/>
-                <w:szCs w:val="24"/>
-              </w:rPr>
               <w:t xml:space="preserve"> </w:t>
             </w:r>
             <w:r>
               <w:rPr>
-                <w:rFonts w:ascii="Times New Roman" w:eastAsia="仿宋" w:hAnsi="Times New Roman"/>
-                <w:sz w:val="24"/>
-                <w:szCs w:val="24"/>
-              </w:rPr>
-              <w:t>徐子龙</w:t>
-            </w:r>
-            <w:bookmarkEnd w:id="3"/>
+                <w:rFonts w:ascii="Times New Roman" w:eastAsia="仿宋" w:hAnsi="Times New Roman" w:hint="eastAsia"/>
+                <w:sz w:val="24"/>
+                <w:szCs w:val="24"/>
+              </w:rPr>
+              <w:t>曹宇阳</w:t>
+            </w:r>
+            <w:r>
+              <w:rPr>
+                <w:rFonts w:ascii="Times New Roman" w:eastAsia="仿宋" w:hAnsi="Times New Roman" w:hint="eastAsia"/>
+                <w:sz w:val="24"/>
+                <w:szCs w:val="24"/>
+              </w:rPr>
+              <w:t>,</w:t>
+            </w:r>
+            <w:r>
+              <w:rPr>
+                <w:rFonts w:ascii="Times New Roman" w:eastAsia="仿宋" w:hAnsi="Times New Roman"/>
+                <w:sz w:val="24"/>
+                <w:szCs w:val="24"/>
+              </w:rPr>
+              <w:t xml:space="preserve"> </w:t>
+            </w:r>
+            <w:r>
+              <w:rPr>
+                <w:rFonts w:ascii="Times New Roman" w:eastAsia="仿宋" w:hAnsi="Times New Roman" w:hint="eastAsia"/>
+                <w:sz w:val="24"/>
+                <w:szCs w:val="24"/>
+              </w:rPr>
+              <w:t>张列学</w:t>
+            </w:r>
+            <w:r>
+              <w:rPr>
+                <w:rFonts w:ascii="Times New Roman" w:eastAsia="仿宋" w:hAnsi="Times New Roman" w:hint="eastAsia"/>
+                <w:sz w:val="24"/>
+                <w:szCs w:val="24"/>
+              </w:rPr>
+              <w:t>,</w:t>
+            </w:r>
+            <w:r>
+              <w:rPr>
+                <w:rFonts w:ascii="Times New Roman" w:eastAsia="仿宋" w:hAnsi="Times New Roman"/>
+                <w:sz w:val="24"/>
+                <w:szCs w:val="24"/>
+              </w:rPr>
+              <w:t xml:space="preserve"> &amp; </w:t>
+            </w:r>
+            <w:r>
+              <w:rPr>
+                <w:rFonts w:ascii="Times New Roman" w:eastAsia="仿宋" w:hAnsi="Times New Roman" w:hint="eastAsia"/>
+                <w:sz w:val="24"/>
+                <w:szCs w:val="24"/>
+              </w:rPr>
+              <w:t>王承</w:t>
+            </w:r>
             <w:r>
               <w:rPr>
                 <w:rFonts w:ascii="Times New Roman" w:eastAsia="仿宋" w:hAnsi="Times New Roman" w:hint="eastAsia"/>
@@ -6234,7 +6211,16 @@
                 <w:sz w:val="24"/>
                 <w:szCs w:val="24"/>
               </w:rPr>
-              <w:t>考虑过程响应的盾构隧道施工管片变形研究</w:t>
+              <w:t>基于关联规则的盾构隧道结构</w:t>
+            </w:r>
+            <w:r>
+              <w:rPr>
+                <w:rFonts w:ascii="Times New Roman" w:eastAsia="仿宋" w:hAnsi="Times New Roman" w:hint="eastAsia"/>
+                <w:sz w:val="24"/>
+                <w:szCs w:val="24"/>
+              </w:rPr>
+              <w:lastRenderedPageBreak/>
+              <w:t>性能评价方法</w:t>
             </w:r>
             <w:r>
               <w:rPr>
@@ -6258,31 +6244,7 @@
                 <w:sz w:val="24"/>
                 <w:szCs w:val="24"/>
               </w:rPr>
-              <w:t>土木与环境工程学报</w:t>
-            </w:r>
-            <w:r>
-              <w:rPr>
-                <w:rFonts w:ascii="Times New Roman" w:eastAsia="仿宋" w:hAnsi="Times New Roman" w:hint="eastAsia"/>
-                <w:sz w:val="24"/>
-                <w:szCs w:val="24"/>
-              </w:rPr>
-              <w:t>（</w:t>
-            </w:r>
-            <w:r>
-              <w:rPr>
-                <w:rFonts w:ascii="Times New Roman" w:eastAsia="仿宋" w:hAnsi="Times New Roman"/>
-                <w:sz w:val="24"/>
-                <w:szCs w:val="24"/>
-              </w:rPr>
-              <w:t>中英文</w:t>
-            </w:r>
-            <w:r>
-              <w:rPr>
-                <w:rFonts w:ascii="Times New Roman" w:eastAsia="仿宋" w:hAnsi="Times New Roman" w:hint="eastAsia"/>
-                <w:sz w:val="24"/>
-                <w:szCs w:val="24"/>
-              </w:rPr>
-              <w:t>）</w:t>
+              <w:t>同济大学学报（自然科学版）</w:t>
             </w:r>
             <w:r>
               <w:rPr>
@@ -6298,7 +6260,7 @@
                 <w:sz w:val="24"/>
                 <w:szCs w:val="24"/>
               </w:rPr>
-              <w:t xml:space="preserve"> 47(5), 155</w:t>
+              <w:t xml:space="preserve"> 53(6), 888</w:t>
             </w:r>
             <w:r>
               <w:rPr>
@@ -6314,7 +6276,7 @@
                 <w:sz w:val="24"/>
                 <w:szCs w:val="24"/>
               </w:rPr>
-              <w:t>166</w:t>
+              <w:t>897</w:t>
             </w:r>
             <w:r>
               <w:rPr>
@@ -6348,11 +6310,38 @@
                 <w:sz w:val="24"/>
                 <w:szCs w:val="24"/>
               </w:rPr>
+              <w:t>E</w:t>
+            </w:r>
+            <w:r>
+              <w:rPr>
+                <w:rFonts w:ascii="Times New Roman" w:eastAsia="仿宋" w:hAnsi="Times New Roman"/>
+                <w:color w:val="0070C0"/>
+                <w:sz w:val="24"/>
+                <w:szCs w:val="24"/>
+              </w:rPr>
+              <w:t>I</w:t>
+            </w:r>
+            <w:r>
+              <w:rPr>
+                <w:rFonts w:ascii="Times New Roman" w:eastAsia="仿宋" w:hAnsi="Times New Roman"/>
+                <w:color w:val="0070C0"/>
+                <w:sz w:val="24"/>
+                <w:szCs w:val="24"/>
+              </w:rPr>
+              <w:t xml:space="preserve">, CSCD, </w:t>
+            </w:r>
+            <w:r>
+              <w:rPr>
+                <w:rFonts w:ascii="Times New Roman" w:eastAsia="仿宋" w:hAnsi="Times New Roman" w:hint="eastAsia"/>
+                <w:color w:val="0070C0"/>
+                <w:sz w:val="24"/>
+                <w:szCs w:val="24"/>
+              </w:rPr>
               <w:t>北大核心</w:t>
             </w:r>
             <w:r>
               <w:rPr>
-                <w:rFonts w:ascii="Times New Roman" w:eastAsia="仿宋" w:hAnsi="Times New Roman" w:hint="eastAsia"/>
+                <w:rFonts w:ascii="Times New Roman" w:eastAsia="仿宋" w:hAnsi="Times New Roman"/>
                 <w:color w:val="0070C0"/>
                 <w:sz w:val="24"/>
                 <w:szCs w:val="24"/>
@@ -6382,15 +6371,105 @@
                 <w:sz w:val="24"/>
                 <w:szCs w:val="24"/>
               </w:rPr>
-              <w:t>邹成路</w:t>
-            </w:r>
-            <w:r>
-              <w:rPr>
-                <w:rFonts w:ascii="Times New Roman" w:eastAsia="仿宋" w:hAnsi="Times New Roman"/>
-                <w:sz w:val="24"/>
-                <w:szCs w:val="24"/>
-              </w:rPr>
-              <w:t xml:space="preserve">, </w:t>
+              <w:t>石州</w:t>
+            </w:r>
+            <w:r>
+              <w:rPr>
+                <w:rFonts w:ascii="Times New Roman" w:eastAsia="仿宋" w:hAnsi="Times New Roman"/>
+                <w:sz w:val="24"/>
+                <w:szCs w:val="24"/>
+              </w:rPr>
+              <w:t>,</w:t>
+            </w:r>
+            <w:r>
+              <w:rPr>
+                <w:rFonts w:ascii="Times New Roman" w:eastAsia="仿宋" w:hAnsi="Times New Roman"/>
+                <w:sz w:val="24"/>
+                <w:szCs w:val="24"/>
+              </w:rPr>
+              <w:t xml:space="preserve"> </w:t>
+            </w:r>
+            <w:r>
+              <w:rPr>
+                <w:rFonts w:ascii="Times New Roman" w:eastAsia="仿宋" w:hAnsi="Times New Roman"/>
+                <w:sz w:val="24"/>
+                <w:szCs w:val="24"/>
+                <w:u w:val="single"/>
+              </w:rPr>
+              <w:t>谢雄耀</w:t>
+            </w:r>
+            <w:r>
+              <w:rPr>
+                <w:rFonts w:ascii="Times New Roman" w:eastAsia="仿宋" w:hAnsi="Times New Roman" w:hint="eastAsia"/>
+                <w:sz w:val="24"/>
+                <w:szCs w:val="24"/>
+              </w:rPr>
+              <w:t>*</w:t>
+            </w:r>
+            <w:r>
+              <w:rPr>
+                <w:rFonts w:ascii="Times New Roman" w:eastAsia="仿宋" w:hAnsi="Times New Roman"/>
+                <w:sz w:val="24"/>
+                <w:szCs w:val="24"/>
+              </w:rPr>
+              <w:t>,</w:t>
+            </w:r>
+            <w:r>
+              <w:rPr>
+                <w:rFonts w:ascii="Times New Roman" w:eastAsia="仿宋" w:hAnsi="Times New Roman"/>
+                <w:sz w:val="24"/>
+                <w:szCs w:val="24"/>
+              </w:rPr>
+              <w:t xml:space="preserve"> </w:t>
+            </w:r>
+            <w:r>
+              <w:rPr>
+                <w:rFonts w:ascii="Times New Roman" w:eastAsia="仿宋" w:hAnsi="Times New Roman"/>
+                <w:sz w:val="24"/>
+                <w:szCs w:val="24"/>
+              </w:rPr>
+              <w:t>曾昆</w:t>
+            </w:r>
+            <w:r>
+              <w:rPr>
+                <w:rFonts w:ascii="Times New Roman" w:eastAsia="仿宋" w:hAnsi="Times New Roman"/>
+                <w:sz w:val="24"/>
+                <w:szCs w:val="24"/>
+              </w:rPr>
+              <w:t>,</w:t>
+            </w:r>
+            <w:r>
+              <w:rPr>
+                <w:rFonts w:ascii="Times New Roman" w:eastAsia="仿宋" w:hAnsi="Times New Roman"/>
+                <w:sz w:val="24"/>
+                <w:szCs w:val="24"/>
+              </w:rPr>
+              <w:t xml:space="preserve"> </w:t>
+            </w:r>
+            <w:bookmarkStart w:id="3" w:name="_Hlk201488136"/>
+            <w:r>
+              <w:rPr>
+                <w:rFonts w:ascii="Times New Roman" w:eastAsia="仿宋" w:hAnsi="Times New Roman"/>
+                <w:sz w:val="24"/>
+                <w:szCs w:val="24"/>
+              </w:rPr>
+              <w:t>卜祥波</w:t>
+            </w:r>
+            <w:r>
+              <w:rPr>
+                <w:rFonts w:ascii="Times New Roman" w:eastAsia="仿宋" w:hAnsi="Times New Roman"/>
+                <w:sz w:val="24"/>
+                <w:szCs w:val="24"/>
+              </w:rPr>
+              <w:t>,</w:t>
+            </w:r>
+            <w:r>
+              <w:rPr>
+                <w:rFonts w:ascii="Times New Roman" w:eastAsia="仿宋" w:hAnsi="Times New Roman"/>
+                <w:sz w:val="24"/>
+                <w:szCs w:val="24"/>
+              </w:rPr>
+              <w:t xml:space="preserve"> </w:t>
             </w:r>
             <w:r>
               <w:rPr>
@@ -6408,88 +6487,152 @@
                 <w:sz w:val="24"/>
                 <w:szCs w:val="24"/>
               </w:rPr>
-              <w:t xml:space="preserve">, </w:t>
-            </w:r>
-            <w:r>
-              <w:rPr>
-                <w:rFonts w:ascii="Times New Roman" w:eastAsia="仿宋" w:hAnsi="Times New Roman"/>
-                <w:sz w:val="24"/>
-                <w:szCs w:val="24"/>
-              </w:rPr>
-              <w:t>罗文静</w:t>
-            </w:r>
-            <w:r>
-              <w:rPr>
-                <w:rFonts w:ascii="Times New Roman" w:eastAsia="仿宋" w:hAnsi="Times New Roman"/>
-                <w:sz w:val="24"/>
-                <w:szCs w:val="24"/>
-              </w:rPr>
-              <w:t xml:space="preserve">, </w:t>
-            </w:r>
-            <w:r>
-              <w:rPr>
-                <w:rFonts w:ascii="Times New Roman" w:eastAsia="仿宋" w:hAnsi="Times New Roman"/>
-                <w:sz w:val="24"/>
-                <w:szCs w:val="24"/>
-              </w:rPr>
-              <w:t>周彪</w:t>
-            </w:r>
-            <w:r>
-              <w:rPr>
-                <w:rFonts w:ascii="Times New Roman" w:eastAsia="仿宋" w:hAnsi="Times New Roman"/>
-                <w:sz w:val="24"/>
-                <w:szCs w:val="24"/>
-              </w:rPr>
-              <w:t xml:space="preserve">*, &amp; </w:t>
-            </w:r>
-            <w:r>
-              <w:rPr>
-                <w:rFonts w:ascii="Times New Roman" w:eastAsia="仿宋" w:hAnsi="Times New Roman"/>
-                <w:sz w:val="24"/>
-                <w:szCs w:val="24"/>
-                <w:u w:val="single"/>
-              </w:rPr>
-              <w:t>谢雄耀</w:t>
-            </w:r>
-            <w:r>
-              <w:rPr>
-                <w:rFonts w:ascii="Times New Roman" w:eastAsia="仿宋" w:hAnsi="Times New Roman"/>
-                <w:sz w:val="24"/>
-                <w:szCs w:val="24"/>
-              </w:rPr>
-              <w:t xml:space="preserve">. (2022). </w:t>
-            </w:r>
-            <w:r>
-              <w:rPr>
-                <w:rFonts w:ascii="Times New Roman" w:eastAsia="仿宋" w:hAnsi="Times New Roman"/>
-                <w:sz w:val="24"/>
-                <w:szCs w:val="24"/>
-              </w:rPr>
-              <w:t>城市轨道交通车站半成岩深基坑围护结构变形特性研究</w:t>
-            </w:r>
-            <w:r>
-              <w:rPr>
-                <w:rFonts w:ascii="Times New Roman" w:eastAsia="仿宋" w:hAnsi="Times New Roman"/>
-                <w:sz w:val="24"/>
-                <w:szCs w:val="24"/>
-              </w:rPr>
-              <w:t xml:space="preserve">. </w:t>
-            </w:r>
-            <w:r>
-              <w:rPr>
-                <w:rFonts w:ascii="Times New Roman" w:eastAsia="仿宋" w:hAnsi="Times New Roman"/>
-                <w:sz w:val="24"/>
-                <w:szCs w:val="24"/>
-              </w:rPr>
-              <w:t>城市轨道交通研究</w:t>
-            </w:r>
-            <w:r>
-              <w:rPr>
-                <w:rFonts w:ascii="Times New Roman" w:eastAsia="仿宋" w:hAnsi="Times New Roman"/>
-                <w:sz w:val="24"/>
-                <w:szCs w:val="24"/>
-              </w:rPr>
-              <w:t xml:space="preserve">, 25(3), 150–155. </w:t>
+              <w:t>,</w:t>
+            </w:r>
+            <w:r>
+              <w:rPr>
+                <w:rFonts w:ascii="Times New Roman" w:eastAsia="仿宋" w:hAnsi="Times New Roman"/>
+                <w:sz w:val="24"/>
+                <w:szCs w:val="24"/>
+              </w:rPr>
+              <w:t xml:space="preserve"> &amp;</w:t>
+            </w:r>
+            <w:r>
+              <w:rPr>
+                <w:rFonts w:ascii="Times New Roman" w:eastAsia="仿宋" w:hAnsi="Times New Roman"/>
+                <w:sz w:val="24"/>
+                <w:szCs w:val="24"/>
+              </w:rPr>
+              <w:t xml:space="preserve"> </w:t>
+            </w:r>
+            <w:r>
+              <w:rPr>
+                <w:rFonts w:ascii="Times New Roman" w:eastAsia="仿宋" w:hAnsi="Times New Roman"/>
+                <w:sz w:val="24"/>
+                <w:szCs w:val="24"/>
+              </w:rPr>
+              <w:t>徐子龙</w:t>
+            </w:r>
+            <w:bookmarkEnd w:id="3"/>
+            <w:r>
+              <w:rPr>
+                <w:rFonts w:ascii="Times New Roman" w:eastAsia="仿宋" w:hAnsi="Times New Roman" w:hint="eastAsia"/>
+                <w:sz w:val="24"/>
+                <w:szCs w:val="24"/>
+              </w:rPr>
+              <w:t>.</w:t>
+            </w:r>
+            <w:r>
+              <w:rPr>
+                <w:rFonts w:ascii="Times New Roman" w:eastAsia="仿宋" w:hAnsi="Times New Roman"/>
+                <w:sz w:val="24"/>
+                <w:szCs w:val="24"/>
+              </w:rPr>
+              <w:t xml:space="preserve"> (2025). </w:t>
+            </w:r>
+            <w:r>
+              <w:rPr>
+                <w:rFonts w:ascii="Times New Roman" w:eastAsia="仿宋" w:hAnsi="Times New Roman" w:hint="eastAsia"/>
+                <w:sz w:val="24"/>
+                <w:szCs w:val="24"/>
+              </w:rPr>
+              <w:t>考虑过程响应的盾构隧道施工管片变形研究</w:t>
+            </w:r>
+            <w:r>
+              <w:rPr>
+                <w:rFonts w:ascii="Times New Roman" w:eastAsia="仿宋" w:hAnsi="Times New Roman" w:hint="eastAsia"/>
+                <w:sz w:val="24"/>
+                <w:szCs w:val="24"/>
+              </w:rPr>
+              <w:t>.</w:t>
+            </w:r>
+            <w:r>
+              <w:rPr>
+                <w:rFonts w:ascii="Times New Roman" w:eastAsia="仿宋" w:hAnsi="Times New Roman"/>
+                <w:sz w:val="24"/>
+                <w:szCs w:val="24"/>
+              </w:rPr>
+              <w:t xml:space="preserve"> </w:t>
+            </w:r>
+            <w:r>
+              <w:rPr>
+                <w:rFonts w:ascii="Times New Roman" w:eastAsia="仿宋" w:hAnsi="Times New Roman" w:hint="eastAsia"/>
+                <w:sz w:val="24"/>
+                <w:szCs w:val="24"/>
+              </w:rPr>
+              <w:t>土木与环境工程学报</w:t>
+            </w:r>
+            <w:r>
+              <w:rPr>
+                <w:rFonts w:ascii="Times New Roman" w:eastAsia="仿宋" w:hAnsi="Times New Roman" w:hint="eastAsia"/>
+                <w:sz w:val="24"/>
+                <w:szCs w:val="24"/>
+              </w:rPr>
+              <w:t>（</w:t>
+            </w:r>
+            <w:r>
+              <w:rPr>
+                <w:rFonts w:ascii="Times New Roman" w:eastAsia="仿宋" w:hAnsi="Times New Roman"/>
+                <w:sz w:val="24"/>
+                <w:szCs w:val="24"/>
+              </w:rPr>
+              <w:t>中英文</w:t>
+            </w:r>
+            <w:r>
+              <w:rPr>
+                <w:rFonts w:ascii="Times New Roman" w:eastAsia="仿宋" w:hAnsi="Times New Roman" w:hint="eastAsia"/>
+                <w:sz w:val="24"/>
+                <w:szCs w:val="24"/>
+              </w:rPr>
+              <w:t>）</w:t>
+            </w:r>
+            <w:r>
+              <w:rPr>
+                <w:rFonts w:ascii="Times New Roman" w:eastAsia="仿宋" w:hAnsi="Times New Roman" w:hint="eastAsia"/>
+                <w:sz w:val="24"/>
+                <w:szCs w:val="24"/>
+              </w:rPr>
+              <w:t>,</w:t>
+            </w:r>
+            <w:r>
+              <w:rPr>
+                <w:rFonts w:ascii="Times New Roman" w:eastAsia="仿宋" w:hAnsi="Times New Roman"/>
+                <w:sz w:val="24"/>
+                <w:szCs w:val="24"/>
+              </w:rPr>
+              <w:t xml:space="preserve"> 47(5), 155</w:t>
+            </w:r>
+            <w:r>
+              <w:rPr>
+                <w:rFonts w:ascii="Times New Roman" w:eastAsia="仿宋" w:hAnsi="Times New Roman"/>
+                <w:sz w:val="24"/>
+                <w:szCs w:val="24"/>
+              </w:rPr>
+              <w:t>–</w:t>
+            </w:r>
+            <w:r>
+              <w:rPr>
+                <w:rFonts w:ascii="Times New Roman" w:eastAsia="仿宋" w:hAnsi="Times New Roman"/>
+                <w:sz w:val="24"/>
+                <w:szCs w:val="24"/>
+              </w:rPr>
+              <w:t>166</w:t>
+            </w:r>
+            <w:r>
+              <w:rPr>
+                <w:rFonts w:ascii="Times New Roman" w:eastAsia="仿宋" w:hAnsi="Times New Roman" w:hint="eastAsia"/>
+                <w:sz w:val="24"/>
+                <w:szCs w:val="24"/>
+              </w:rPr>
+              <w:t>.</w:t>
+            </w:r>
+            <w:r>
+              <w:rPr>
+                <w:rFonts w:ascii="Times New Roman" w:eastAsia="仿宋" w:hAnsi="Times New Roman"/>
+                <w:sz w:val="24"/>
+                <w:szCs w:val="24"/>
+              </w:rPr>
+              <w:t xml:space="preserve"> </w:t>
             </w:r>
             <w:r>
               <w:rPr>
@@ -6540,9 +6683,8 @@
                 <w:rFonts w:ascii="Times New Roman" w:eastAsia="仿宋" w:hAnsi="Times New Roman" w:hint="eastAsia"/>
                 <w:sz w:val="24"/>
                 <w:szCs w:val="24"/>
-                <w:u w:val="single"/>
-              </w:rPr>
-              <w:t>谢雄耀</w:t>
+              </w:rPr>
+              <w:t>邹成路</w:t>
             </w:r>
             <w:r>
               <w:rPr>
@@ -6576,6 +6718,22 @@
                 <w:sz w:val="24"/>
                 <w:szCs w:val="24"/>
               </w:rPr>
+              <w:t>罗文静</w:t>
+            </w:r>
+            <w:r>
+              <w:rPr>
+                <w:rFonts w:ascii="Times New Roman" w:eastAsia="仿宋" w:hAnsi="Times New Roman"/>
+                <w:sz w:val="24"/>
+                <w:szCs w:val="24"/>
+              </w:rPr>
+              <w:t xml:space="preserve">, </w:t>
+            </w:r>
+            <w:r>
+              <w:rPr>
+                <w:rFonts w:ascii="Times New Roman" w:eastAsia="仿宋" w:hAnsi="Times New Roman"/>
+                <w:sz w:val="24"/>
+                <w:szCs w:val="24"/>
+              </w:rPr>
               <w:t>周彪</w:t>
             </w:r>
             <w:r>
@@ -6591,8 +6749,9 @@
                 <w:rFonts w:ascii="Times New Roman" w:eastAsia="仿宋" w:hAnsi="Times New Roman"/>
                 <w:sz w:val="24"/>
                 <w:szCs w:val="24"/>
-              </w:rPr>
-              <w:t>邹成路</w:t>
+                <w:u w:val="single"/>
+              </w:rPr>
+              <w:t>谢雄耀</w:t>
             </w:r>
             <w:r>
               <w:rPr>
@@ -6608,7 +6767,7 @@
                 <w:sz w:val="24"/>
                 <w:szCs w:val="24"/>
               </w:rPr>
-              <w:t>半成岩超深基坑围护结构变形与受力特性研究</w:t>
+              <w:t>城市轨道交通车站半成岩深基坑围护结构变形特性研究</w:t>
             </w:r>
             <w:r>
               <w:rPr>
@@ -6624,24 +6783,42 @@
                 <w:sz w:val="24"/>
                 <w:szCs w:val="24"/>
               </w:rPr>
-              <w:t>结构</w:t>
-            </w:r>
-            <w:r>
-              <w:rPr>
-                <w:rFonts w:ascii="Times New Roman" w:eastAsia="仿宋" w:hAnsi="Times New Roman"/>
-                <w:sz w:val="24"/>
-                <w:szCs w:val="24"/>
-              </w:rPr>
-              <w:lastRenderedPageBreak/>
-              <w:t>工程师</w:t>
-            </w:r>
-            <w:r>
-              <w:rPr>
-                <w:rFonts w:ascii="Times New Roman" w:eastAsia="仿宋" w:hAnsi="Times New Roman"/>
-                <w:sz w:val="24"/>
-                <w:szCs w:val="24"/>
-              </w:rPr>
-              <w:t>, 38(1), 164–172.</w:t>
+              <w:t>城市轨道交通研究</w:t>
+            </w:r>
+            <w:r>
+              <w:rPr>
+                <w:rFonts w:ascii="Times New Roman" w:eastAsia="仿宋" w:hAnsi="Times New Roman"/>
+                <w:sz w:val="24"/>
+                <w:szCs w:val="24"/>
+              </w:rPr>
+              <w:t xml:space="preserve">, 25(3), 150–155. </w:t>
+            </w:r>
+            <w:r>
+              <w:rPr>
+                <w:rFonts w:ascii="Times New Roman" w:eastAsia="仿宋" w:hAnsi="Times New Roman" w:hint="eastAsia"/>
+                <w:color w:val="0070C0"/>
+                <w:sz w:val="24"/>
+                <w:szCs w:val="24"/>
+              </w:rPr>
+              <w:t>(</w:t>
+            </w:r>
+            <w:r>
+              <w:rPr>
+                <w:rFonts w:ascii="Times New Roman" w:eastAsia="仿宋" w:hAnsi="Times New Roman" w:hint="eastAsia"/>
+                <w:color w:val="0070C0"/>
+                <w:sz w:val="24"/>
+                <w:szCs w:val="24"/>
+              </w:rPr>
+              <w:t>北大核心</w:t>
+            </w:r>
+            <w:r>
+              <w:rPr>
+                <w:rFonts w:ascii="Times New Roman" w:eastAsia="仿宋" w:hAnsi="Times New Roman" w:hint="eastAsia"/>
+                <w:color w:val="0070C0"/>
+                <w:sz w:val="24"/>
+                <w:szCs w:val="24"/>
+              </w:rPr>
+              <w:t>)</w:t>
             </w:r>
           </w:p>
           <w:p>
@@ -6665,6 +6842,122 @@
                 <w:rFonts w:ascii="Times New Roman" w:eastAsia="仿宋" w:hAnsi="Times New Roman" w:hint="eastAsia"/>
                 <w:sz w:val="24"/>
                 <w:szCs w:val="24"/>
+                <w:u w:val="single"/>
+              </w:rPr>
+              <w:t>谢雄耀</w:t>
+            </w:r>
+            <w:r>
+              <w:rPr>
+                <w:rFonts w:ascii="Times New Roman" w:eastAsia="仿宋" w:hAnsi="Times New Roman"/>
+                <w:sz w:val="24"/>
+                <w:szCs w:val="24"/>
+              </w:rPr>
+              <w:t xml:space="preserve">, </w:t>
+            </w:r>
+            <w:r>
+              <w:rPr>
+                <w:rFonts w:ascii="Times New Roman" w:eastAsia="仿宋" w:hAnsi="Times New Roman"/>
+                <w:b/>
+                <w:bCs/>
+                <w:sz w:val="24"/>
+                <w:szCs w:val="24"/>
+              </w:rPr>
+              <w:t>林威</w:t>
+            </w:r>
+            <w:r>
+              <w:rPr>
+                <w:rFonts w:ascii="Times New Roman" w:eastAsia="仿宋" w:hAnsi="Times New Roman"/>
+                <w:sz w:val="24"/>
+                <w:szCs w:val="24"/>
+              </w:rPr>
+              <w:t xml:space="preserve">, </w:t>
+            </w:r>
+            <w:r>
+              <w:rPr>
+                <w:rFonts w:ascii="Times New Roman" w:eastAsia="仿宋" w:hAnsi="Times New Roman"/>
+                <w:sz w:val="24"/>
+                <w:szCs w:val="24"/>
+              </w:rPr>
+              <w:t>周彪</w:t>
+            </w:r>
+            <w:r>
+              <w:rPr>
+                <w:rFonts w:ascii="Times New Roman" w:eastAsia="仿宋" w:hAnsi="Times New Roman"/>
+                <w:sz w:val="24"/>
+                <w:szCs w:val="24"/>
+              </w:rPr>
+              <w:t xml:space="preserve">*, &amp; </w:t>
+            </w:r>
+            <w:r>
+              <w:rPr>
+                <w:rFonts w:ascii="Times New Roman" w:eastAsia="仿宋" w:hAnsi="Times New Roman"/>
+                <w:sz w:val="24"/>
+                <w:szCs w:val="24"/>
+              </w:rPr>
+              <w:t>邹成路</w:t>
+            </w:r>
+            <w:r>
+              <w:rPr>
+                <w:rFonts w:ascii="Times New Roman" w:eastAsia="仿宋" w:hAnsi="Times New Roman"/>
+                <w:sz w:val="24"/>
+                <w:szCs w:val="24"/>
+              </w:rPr>
+              <w:t xml:space="preserve">. (2022). </w:t>
+            </w:r>
+            <w:r>
+              <w:rPr>
+                <w:rFonts w:ascii="Times New Roman" w:eastAsia="仿宋" w:hAnsi="Times New Roman"/>
+                <w:sz w:val="24"/>
+                <w:szCs w:val="24"/>
+              </w:rPr>
+              <w:t>半成岩超深基坑围护结构变形与受力特性研究</w:t>
+            </w:r>
+            <w:r>
+              <w:rPr>
+                <w:rFonts w:ascii="Times New Roman" w:eastAsia="仿宋" w:hAnsi="Times New Roman"/>
+                <w:sz w:val="24"/>
+                <w:szCs w:val="24"/>
+              </w:rPr>
+              <w:t xml:space="preserve">. </w:t>
+            </w:r>
+            <w:r>
+              <w:rPr>
+                <w:rFonts w:ascii="Times New Roman" w:eastAsia="仿宋" w:hAnsi="Times New Roman"/>
+                <w:sz w:val="24"/>
+                <w:szCs w:val="24"/>
+              </w:rPr>
+              <w:t>结构工程师</w:t>
+            </w:r>
+            <w:r>
+              <w:rPr>
+                <w:rFonts w:ascii="Times New Roman" w:eastAsia="仿宋" w:hAnsi="Times New Roman"/>
+                <w:sz w:val="24"/>
+                <w:szCs w:val="24"/>
+              </w:rPr>
+              <w:t>, 38(1), 164–172.</w:t>
+            </w:r>
+          </w:p>
+          <w:p>
+            <w:pPr>
+              <w:pStyle w:val="a3"/>
+              <w:numPr>
+                <w:ilvl w:val="0"/>
+                <w:numId w:val="24"/>
+              </w:numPr>
+              <w:adjustRightInd w:val="0"/>
+              <w:snapToGrid w:val="0"/>
+              <w:ind w:firstLineChars="0"/>
+              <w:rPr>
+                <w:rFonts w:ascii="Times New Roman" w:eastAsia="仿宋" w:hAnsi="Times New Roman"/>
+                <w:sz w:val="24"/>
+                <w:szCs w:val="24"/>
+              </w:rPr>
+            </w:pPr>
+            <w:r>
+              <w:rPr>
+                <w:rFonts w:ascii="Times New Roman" w:eastAsia="仿宋" w:hAnsi="Times New Roman" w:hint="eastAsia"/>
+                <w:sz w:val="24"/>
+                <w:szCs w:val="24"/>
               </w:rPr>
               <w:t>梁小波</w:t>
             </w:r>
@@ -9221,6 +9514,7 @@
                 <w:sz w:val="24"/>
                 <w:szCs w:val="24"/>
               </w:rPr>
+              <w:lastRenderedPageBreak/>
               <w:t>施静康</w:t>
             </w:r>
             <w:r>
@@ -9709,7 +10003,6 @@
                 <w:sz w:val="24"/>
                 <w:szCs w:val="24"/>
               </w:rPr>
-              <w:lastRenderedPageBreak/>
               <w:t>牛刚</w:t>
             </w:r>
             <w:r>
@@ -12423,7 +12716,16 @@
                 <w:sz w:val="24"/>
                 <w:szCs w:val="24"/>
               </w:rPr>
-              <w:t>11th International Symposium of Geotechnical Aspects of Underground Construction in Soft Ground (I</w:t>
+              <w:t xml:space="preserve">11th International </w:t>
+            </w:r>
+            <w:r>
+              <w:rPr>
+                <w:rFonts w:ascii="Times New Roman" w:eastAsia="仿宋" w:hAnsi="Times New Roman"/>
+                <w:sz w:val="24"/>
+                <w:szCs w:val="24"/>
+              </w:rPr>
+              <w:lastRenderedPageBreak/>
+              <w:t>Symposium of Geotechnical Aspects of Underground Construction in Soft Ground (I</w:t>
             </w:r>
             <w:r>
               <w:rPr>
@@ -12646,7 +12948,6 @@
                 <w:sz w:val="24"/>
                 <w:szCs w:val="24"/>
               </w:rPr>
-              <w:lastRenderedPageBreak/>
               <w:t>Expert Systems With Applications</w:t>
             </w:r>
           </w:p>

--- a/files/简历.docx
+++ b/files/简历.docx
@@ -1784,23 +1784,7 @@
                 <w:sz w:val="24"/>
                 <w:szCs w:val="24"/>
               </w:rPr>
-              <w:t>Tunnelling and Underground Space Technology incorporating Trenchless Technology Research</w:t>
-            </w:r>
-            <w:r>
-              <w:rPr>
-                <w:rFonts w:ascii="Times New Roman" w:eastAsia="仿宋" w:hAnsi="Times New Roman"/>
-                <w:sz w:val="24"/>
-                <w:szCs w:val="24"/>
-              </w:rPr>
-              <w:t xml:space="preserve"> </w:t>
-            </w:r>
-            <w:r>
-              <w:rPr>
-                <w:rFonts w:ascii="Times New Roman" w:eastAsia="仿宋" w:hAnsi="Times New Roman"/>
-                <w:sz w:val="24"/>
-                <w:szCs w:val="24"/>
-              </w:rPr>
-              <w:t>Best Paper Award 2024</w:t>
+              <w:t>Tunnelling and Underground Space Technology incorporating Trenchless Technology Research Best Paper Award 2024</w:t>
             </w:r>
           </w:p>
           <w:p>
@@ -5866,7 +5850,25 @@
                 <w:sz w:val="24"/>
                 <w:szCs w:val="24"/>
               </w:rPr>
-              <w:t>PSI</w:t>
+              <w:t>P</w:t>
+            </w:r>
+            <w:r>
+              <w:rPr>
+                <w:rFonts w:ascii="Times New Roman" w:eastAsia="仿宋" w:hAnsi="Times New Roman"/>
+                <w:color w:val="0070C0"/>
+                <w:sz w:val="24"/>
+                <w:szCs w:val="24"/>
+              </w:rPr>
+              <w:t>C</w:t>
+            </w:r>
+            <w:r>
+              <w:rPr>
+                <w:rFonts w:ascii="Times New Roman" w:eastAsia="仿宋" w:hAnsi="Times New Roman"/>
+                <w:color w:val="0070C0"/>
+                <w:sz w:val="24"/>
+                <w:szCs w:val="24"/>
+              </w:rPr>
+              <w:t>SI</w:t>
             </w:r>
             <w:r>
               <w:rPr>

--- a/files/简历.docx
+++ b/files/简历.docx
@@ -2432,6 +2432,1353 @@
               <w:adjustRightInd w:val="0"/>
               <w:snapToGrid w:val="0"/>
               <w:rPr>
+                <w:rFonts w:ascii="Times New Roman" w:eastAsia="仿宋" w:hAnsi="Times New Roman" w:hint="eastAsia"/>
+                <w:b/>
+                <w:bCs/>
+                <w:color w:val="0070C0"/>
+                <w:sz w:val="32"/>
+                <w:szCs w:val="32"/>
+              </w:rPr>
+            </w:pPr>
+            <w:r>
+              <w:rPr>
+                <w:rFonts w:ascii="Times New Roman" w:eastAsia="仿宋" w:hAnsi="Times New Roman" w:hint="eastAsia"/>
+                <w:b/>
+                <w:bCs/>
+                <w:color w:val="0070C0"/>
+                <w:sz w:val="32"/>
+                <w:szCs w:val="32"/>
+              </w:rPr>
+              <w:t>研究课题</w:t>
+            </w:r>
+          </w:p>
+        </w:tc>
+      </w:tr>
+      <w:tr>
+        <w:tc>
+          <w:tcPr>
+            <w:tcW w:w="10466" w:type="dxa"/>
+            <w:gridSpan w:val="2"/>
+            <w:tcBorders>
+              <w:top w:val="single" w:sz="8" w:space="0" w:color="auto"/>
+            </w:tcBorders>
+          </w:tcPr>
+          <w:p>
+            <w:pPr>
+              <w:pStyle w:val="a3"/>
+              <w:numPr>
+                <w:ilvl w:val="0"/>
+                <w:numId w:val="20"/>
+              </w:numPr>
+              <w:adjustRightInd w:val="0"/>
+              <w:snapToGrid w:val="0"/>
+              <w:ind w:firstLineChars="0"/>
+              <w:rPr>
+                <w:rFonts w:ascii="Times New Roman" w:eastAsia="仿宋" w:hAnsi="Times New Roman"/>
+                <w:sz w:val="24"/>
+                <w:szCs w:val="24"/>
+              </w:rPr>
+            </w:pPr>
+            <w:r>
+              <w:rPr>
+                <w:rFonts w:ascii="Times New Roman" w:eastAsia="仿宋" w:hAnsi="Times New Roman" w:hint="eastAsia"/>
+                <w:sz w:val="24"/>
+                <w:szCs w:val="24"/>
+              </w:rPr>
+              <w:lastRenderedPageBreak/>
+              <w:t>国家自然科学基金委员会，青年科学基金项目（</w:t>
+            </w:r>
+            <w:r>
+              <w:rPr>
+                <w:rFonts w:ascii="Times New Roman" w:eastAsia="仿宋" w:hAnsi="Times New Roman" w:hint="eastAsia"/>
+                <w:sz w:val="24"/>
+                <w:szCs w:val="24"/>
+              </w:rPr>
+              <w:t>C</w:t>
+            </w:r>
+            <w:r>
+              <w:rPr>
+                <w:rFonts w:ascii="Times New Roman" w:eastAsia="仿宋" w:hAnsi="Times New Roman" w:hint="eastAsia"/>
+                <w:sz w:val="24"/>
+                <w:szCs w:val="24"/>
+              </w:rPr>
+              <w:t>类），</w:t>
+            </w:r>
+            <w:r>
+              <w:rPr>
+                <w:rFonts w:ascii="Times New Roman" w:eastAsia="仿宋" w:hAnsi="Times New Roman" w:hint="eastAsia"/>
+                <w:sz w:val="24"/>
+                <w:szCs w:val="24"/>
+              </w:rPr>
+              <w:t>5</w:t>
+            </w:r>
+            <w:r>
+              <w:rPr>
+                <w:rFonts w:ascii="Times New Roman" w:eastAsia="仿宋" w:hAnsi="Times New Roman"/>
+                <w:sz w:val="24"/>
+                <w:szCs w:val="24"/>
+              </w:rPr>
+              <w:t>2608635</w:t>
+            </w:r>
+            <w:r>
+              <w:rPr>
+                <w:rFonts w:ascii="Times New Roman" w:eastAsia="仿宋" w:hAnsi="Times New Roman" w:hint="eastAsia"/>
+                <w:sz w:val="24"/>
+                <w:szCs w:val="24"/>
+              </w:rPr>
+              <w:t>，盾构隧道点云驱动多层次变形感知方法与力学状态识别模型，</w:t>
+            </w:r>
+            <w:r>
+              <w:rPr>
+                <w:rFonts w:ascii="Times New Roman" w:eastAsia="仿宋" w:hAnsi="Times New Roman" w:hint="eastAsia"/>
+                <w:sz w:val="24"/>
+                <w:szCs w:val="24"/>
+              </w:rPr>
+              <w:t>3</w:t>
+            </w:r>
+            <w:r>
+              <w:rPr>
+                <w:rFonts w:ascii="Times New Roman" w:eastAsia="仿宋" w:hAnsi="Times New Roman"/>
+                <w:sz w:val="24"/>
+                <w:szCs w:val="24"/>
+              </w:rPr>
+              <w:t>0</w:t>
+            </w:r>
+            <w:r>
+              <w:rPr>
+                <w:rFonts w:ascii="Times New Roman" w:eastAsia="仿宋" w:hAnsi="Times New Roman" w:hint="eastAsia"/>
+                <w:sz w:val="24"/>
+                <w:szCs w:val="24"/>
+              </w:rPr>
+              <w:t>万元，</w:t>
+            </w:r>
+            <w:r>
+              <w:rPr>
+                <w:rFonts w:ascii="Times New Roman" w:eastAsia="仿宋" w:hAnsi="Times New Roman" w:hint="eastAsia"/>
+                <w:sz w:val="24"/>
+                <w:szCs w:val="24"/>
+              </w:rPr>
+              <w:t>2</w:t>
+            </w:r>
+            <w:r>
+              <w:rPr>
+                <w:rFonts w:ascii="Times New Roman" w:eastAsia="仿宋" w:hAnsi="Times New Roman"/>
+                <w:sz w:val="24"/>
+                <w:szCs w:val="24"/>
+              </w:rPr>
+              <w:t>027.01–2029.12</w:t>
+            </w:r>
+            <w:r>
+              <w:rPr>
+                <w:rFonts w:ascii="Times New Roman" w:eastAsia="仿宋" w:hAnsi="Times New Roman" w:hint="eastAsia"/>
+                <w:sz w:val="24"/>
+                <w:szCs w:val="24"/>
+              </w:rPr>
+              <w:t>，主持</w:t>
+            </w:r>
+          </w:p>
+          <w:p>
+            <w:pPr>
+              <w:pStyle w:val="a3"/>
+              <w:numPr>
+                <w:ilvl w:val="0"/>
+                <w:numId w:val="20"/>
+              </w:numPr>
+              <w:adjustRightInd w:val="0"/>
+              <w:snapToGrid w:val="0"/>
+              <w:ind w:firstLineChars="0"/>
+              <w:rPr>
+                <w:rFonts w:ascii="Times New Roman" w:eastAsia="仿宋" w:hAnsi="Times New Roman"/>
+                <w:sz w:val="24"/>
+                <w:szCs w:val="24"/>
+              </w:rPr>
+            </w:pPr>
+            <w:r>
+              <w:rPr>
+                <w:rFonts w:ascii="Times New Roman" w:eastAsia="仿宋" w:hAnsi="Times New Roman" w:hint="eastAsia"/>
+                <w:sz w:val="24"/>
+                <w:szCs w:val="24"/>
+              </w:rPr>
+              <w:t>福州大学，科研启动项目，</w:t>
+            </w:r>
+            <w:r>
+              <w:rPr>
+                <w:rFonts w:ascii="Times New Roman" w:eastAsia="仿宋" w:hAnsi="Times New Roman" w:hint="eastAsia"/>
+                <w:sz w:val="24"/>
+                <w:szCs w:val="24"/>
+              </w:rPr>
+              <w:t>X</w:t>
+            </w:r>
+            <w:r>
+              <w:rPr>
+                <w:rFonts w:ascii="Times New Roman" w:eastAsia="仿宋" w:hAnsi="Times New Roman"/>
+                <w:sz w:val="24"/>
+                <w:szCs w:val="24"/>
+              </w:rPr>
+              <w:t>RC-26012</w:t>
+            </w:r>
+            <w:r>
+              <w:rPr>
+                <w:rFonts w:ascii="Times New Roman" w:eastAsia="仿宋" w:hAnsi="Times New Roman" w:hint="eastAsia"/>
+                <w:sz w:val="24"/>
+                <w:szCs w:val="24"/>
+              </w:rPr>
+              <w:t>，</w:t>
+            </w:r>
+            <w:r>
+              <w:rPr>
+                <w:rFonts w:ascii="Times New Roman" w:eastAsia="仿宋" w:hAnsi="Times New Roman" w:hint="eastAsia"/>
+                <w:sz w:val="24"/>
+                <w:szCs w:val="24"/>
+              </w:rPr>
+              <w:t>隧道施工计算机视觉智能感知机理和方法</w:t>
+            </w:r>
+            <w:r>
+              <w:rPr>
+                <w:rFonts w:ascii="Times New Roman" w:eastAsia="仿宋" w:hAnsi="Times New Roman" w:hint="eastAsia"/>
+                <w:sz w:val="24"/>
+                <w:szCs w:val="24"/>
+              </w:rPr>
+              <w:t>，</w:t>
+            </w:r>
+            <w:r>
+              <w:rPr>
+                <w:rFonts w:ascii="Times New Roman" w:eastAsia="仿宋" w:hAnsi="Times New Roman" w:hint="eastAsia"/>
+                <w:sz w:val="24"/>
+                <w:szCs w:val="24"/>
+              </w:rPr>
+              <w:t>3</w:t>
+            </w:r>
+            <w:r>
+              <w:rPr>
+                <w:rFonts w:ascii="Times New Roman" w:eastAsia="仿宋" w:hAnsi="Times New Roman"/>
+                <w:sz w:val="24"/>
+                <w:szCs w:val="24"/>
+              </w:rPr>
+              <w:t>0</w:t>
+            </w:r>
+            <w:r>
+              <w:rPr>
+                <w:rFonts w:ascii="Times New Roman" w:eastAsia="仿宋" w:hAnsi="Times New Roman" w:hint="eastAsia"/>
+                <w:sz w:val="24"/>
+                <w:szCs w:val="24"/>
+              </w:rPr>
+              <w:t>万元，</w:t>
+            </w:r>
+            <w:r>
+              <w:rPr>
+                <w:rFonts w:ascii="Times New Roman" w:eastAsia="仿宋" w:hAnsi="Times New Roman" w:hint="eastAsia"/>
+                <w:sz w:val="24"/>
+                <w:szCs w:val="24"/>
+              </w:rPr>
+              <w:t>2</w:t>
+            </w:r>
+            <w:r>
+              <w:rPr>
+                <w:rFonts w:ascii="Times New Roman" w:eastAsia="仿宋" w:hAnsi="Times New Roman"/>
+                <w:sz w:val="24"/>
+                <w:szCs w:val="24"/>
+              </w:rPr>
+              <w:t>025.11</w:t>
+            </w:r>
+            <w:r>
+              <w:rPr>
+                <w:rFonts w:ascii="Times New Roman" w:eastAsia="仿宋" w:hAnsi="Times New Roman"/>
+                <w:sz w:val="24"/>
+                <w:szCs w:val="24"/>
+              </w:rPr>
+              <w:t>–202</w:t>
+            </w:r>
+            <w:r>
+              <w:rPr>
+                <w:rFonts w:ascii="Times New Roman" w:eastAsia="仿宋" w:hAnsi="Times New Roman"/>
+                <w:sz w:val="24"/>
+                <w:szCs w:val="24"/>
+              </w:rPr>
+              <w:t>7</w:t>
+            </w:r>
+            <w:r>
+              <w:rPr>
+                <w:rFonts w:ascii="Times New Roman" w:eastAsia="仿宋" w:hAnsi="Times New Roman"/>
+                <w:sz w:val="24"/>
+                <w:szCs w:val="24"/>
+              </w:rPr>
+              <w:t>.</w:t>
+            </w:r>
+            <w:r>
+              <w:rPr>
+                <w:rFonts w:ascii="Times New Roman" w:eastAsia="仿宋" w:hAnsi="Times New Roman"/>
+                <w:sz w:val="24"/>
+                <w:szCs w:val="24"/>
+              </w:rPr>
+              <w:t>10</w:t>
+            </w:r>
+            <w:r>
+              <w:rPr>
+                <w:rFonts w:ascii="Times New Roman" w:eastAsia="仿宋" w:hAnsi="Times New Roman" w:hint="eastAsia"/>
+                <w:sz w:val="24"/>
+                <w:szCs w:val="24"/>
+              </w:rPr>
+              <w:t>，主持</w:t>
+            </w:r>
+          </w:p>
+          <w:p>
+            <w:pPr>
+              <w:pStyle w:val="a3"/>
+              <w:numPr>
+                <w:ilvl w:val="0"/>
+                <w:numId w:val="20"/>
+              </w:numPr>
+              <w:adjustRightInd w:val="0"/>
+              <w:snapToGrid w:val="0"/>
+              <w:ind w:firstLineChars="0"/>
+              <w:rPr>
+                <w:rFonts w:ascii="Times New Roman" w:eastAsia="仿宋" w:hAnsi="Times New Roman"/>
+                <w:sz w:val="24"/>
+                <w:szCs w:val="24"/>
+              </w:rPr>
+            </w:pPr>
+            <w:r>
+              <w:rPr>
+                <w:rFonts w:ascii="Times New Roman" w:eastAsia="仿宋" w:hAnsi="Times New Roman" w:hint="eastAsia"/>
+                <w:sz w:val="24"/>
+                <w:szCs w:val="24"/>
+              </w:rPr>
+              <w:t>国家留学基金管理委员会</w:t>
+            </w:r>
+            <w:r>
+              <w:rPr>
+                <w:rFonts w:ascii="Times New Roman" w:eastAsia="仿宋" w:hAnsi="Times New Roman" w:hint="eastAsia"/>
+                <w:sz w:val="24"/>
+                <w:szCs w:val="24"/>
+              </w:rPr>
+              <w:t>，</w:t>
+            </w:r>
+            <w:r>
+              <w:rPr>
+                <w:rFonts w:ascii="Times New Roman" w:eastAsia="仿宋" w:hAnsi="Times New Roman" w:hint="eastAsia"/>
+                <w:sz w:val="24"/>
+                <w:szCs w:val="24"/>
+              </w:rPr>
+              <w:t>国家建设高水平大学公派研究生项目</w:t>
+            </w:r>
+            <w:r>
+              <w:rPr>
+                <w:rFonts w:ascii="Times New Roman" w:eastAsia="仿宋" w:hAnsi="Times New Roman" w:hint="eastAsia"/>
+                <w:sz w:val="24"/>
+                <w:szCs w:val="24"/>
+              </w:rPr>
+              <w:t>，</w:t>
+            </w:r>
+            <w:r>
+              <w:rPr>
+                <w:rFonts w:ascii="Times New Roman" w:eastAsia="仿宋" w:hAnsi="Times New Roman"/>
+                <w:sz w:val="24"/>
+                <w:szCs w:val="24"/>
+              </w:rPr>
+              <w:t>202206260174</w:t>
+            </w:r>
+            <w:r>
+              <w:rPr>
+                <w:rFonts w:ascii="Times New Roman" w:eastAsia="仿宋" w:hAnsi="Times New Roman" w:hint="eastAsia"/>
+                <w:sz w:val="24"/>
+                <w:szCs w:val="24"/>
+              </w:rPr>
+              <w:t>，</w:t>
+            </w:r>
+            <w:r>
+              <w:rPr>
+                <w:rFonts w:ascii="Times New Roman" w:eastAsia="仿宋" w:hAnsi="Times New Roman"/>
+                <w:sz w:val="24"/>
+                <w:szCs w:val="24"/>
+              </w:rPr>
+              <w:t xml:space="preserve">Mechanical </w:t>
+            </w:r>
+            <w:r>
+              <w:rPr>
+                <w:rFonts w:ascii="Times New Roman" w:eastAsia="仿宋" w:hAnsi="Times New Roman" w:hint="eastAsia"/>
+                <w:sz w:val="24"/>
+                <w:szCs w:val="24"/>
+              </w:rPr>
+              <w:t>e</w:t>
+            </w:r>
+            <w:r>
+              <w:rPr>
+                <w:rFonts w:ascii="Times New Roman" w:eastAsia="仿宋" w:hAnsi="Times New Roman"/>
+                <w:sz w:val="24"/>
+                <w:szCs w:val="24"/>
+              </w:rPr>
+              <w:t>valuation and analysis based on digital twin for as-built shield tunnel</w:t>
+            </w:r>
+            <w:r>
+              <w:rPr>
+                <w:rFonts w:ascii="Times New Roman" w:eastAsia="仿宋" w:hAnsi="Times New Roman" w:hint="eastAsia"/>
+                <w:sz w:val="24"/>
+                <w:szCs w:val="24"/>
+              </w:rPr>
+              <w:t>，</w:t>
+            </w:r>
+            <w:r>
+              <w:rPr>
+                <w:rFonts w:ascii="Times New Roman" w:eastAsia="仿宋" w:hAnsi="Times New Roman" w:hint="eastAsia"/>
+                <w:sz w:val="24"/>
+                <w:szCs w:val="24"/>
+              </w:rPr>
+              <w:t>1</w:t>
+            </w:r>
+            <w:r>
+              <w:rPr>
+                <w:rFonts w:ascii="Times New Roman" w:eastAsia="仿宋" w:hAnsi="Times New Roman"/>
+                <w:sz w:val="24"/>
+                <w:szCs w:val="24"/>
+              </w:rPr>
+              <w:t>.44</w:t>
+            </w:r>
+            <w:r>
+              <w:rPr>
+                <w:rFonts w:ascii="Times New Roman" w:eastAsia="仿宋" w:hAnsi="Times New Roman" w:hint="eastAsia"/>
+                <w:sz w:val="24"/>
+                <w:szCs w:val="24"/>
+              </w:rPr>
+              <w:t>万英镑，</w:t>
+            </w:r>
+            <w:r>
+              <w:rPr>
+                <w:rFonts w:ascii="Times New Roman" w:eastAsia="仿宋" w:hAnsi="Times New Roman"/>
+                <w:sz w:val="24"/>
+                <w:szCs w:val="24"/>
+              </w:rPr>
+              <w:t>2023.04–2024.03</w:t>
+            </w:r>
+            <w:r>
+              <w:rPr>
+                <w:rFonts w:ascii="Times New Roman" w:eastAsia="仿宋" w:hAnsi="Times New Roman" w:hint="eastAsia"/>
+                <w:sz w:val="24"/>
+                <w:szCs w:val="24"/>
+              </w:rPr>
+              <w:t>，主持</w:t>
+            </w:r>
+          </w:p>
+          <w:p>
+            <w:pPr>
+              <w:pStyle w:val="a3"/>
+              <w:numPr>
+                <w:ilvl w:val="0"/>
+                <w:numId w:val="20"/>
+              </w:numPr>
+              <w:adjustRightInd w:val="0"/>
+              <w:snapToGrid w:val="0"/>
+              <w:ind w:firstLineChars="0"/>
+              <w:rPr>
+                <w:rFonts w:ascii="Times New Roman" w:eastAsia="仿宋" w:hAnsi="Times New Roman"/>
+                <w:sz w:val="24"/>
+                <w:szCs w:val="24"/>
+              </w:rPr>
+            </w:pPr>
+            <w:r>
+              <w:rPr>
+                <w:rFonts w:ascii="Times New Roman" w:eastAsia="仿宋" w:hAnsi="Times New Roman" w:hint="eastAsia"/>
+                <w:sz w:val="24"/>
+                <w:szCs w:val="24"/>
+              </w:rPr>
+              <w:t>上海市教育委员会</w:t>
+            </w:r>
+            <w:r>
+              <w:rPr>
+                <w:rFonts w:ascii="Times New Roman" w:eastAsia="仿宋" w:hAnsi="Times New Roman" w:hint="eastAsia"/>
+                <w:sz w:val="24"/>
+                <w:szCs w:val="24"/>
+              </w:rPr>
+              <w:t>，</w:t>
+            </w:r>
+            <w:r>
+              <w:rPr>
+                <w:rFonts w:ascii="Times New Roman" w:eastAsia="仿宋" w:hAnsi="Times New Roman" w:hint="eastAsia"/>
+                <w:sz w:val="24"/>
+                <w:szCs w:val="24"/>
+              </w:rPr>
+              <w:t>上海市大学生创新创业训练计划项目</w:t>
+            </w:r>
+            <w:r>
+              <w:rPr>
+                <w:rFonts w:ascii="Times New Roman" w:eastAsia="仿宋" w:hAnsi="Times New Roman" w:hint="eastAsia"/>
+                <w:sz w:val="24"/>
+                <w:szCs w:val="24"/>
+              </w:rPr>
+              <w:t>，</w:t>
+            </w:r>
+            <w:r>
+              <w:rPr>
+                <w:rFonts w:ascii="Times New Roman" w:eastAsia="仿宋" w:hAnsi="Times New Roman"/>
+                <w:sz w:val="24"/>
+                <w:szCs w:val="24"/>
+              </w:rPr>
+              <w:t>201710247118</w:t>
+            </w:r>
+            <w:r>
+              <w:rPr>
+                <w:rFonts w:ascii="Times New Roman" w:eastAsia="仿宋" w:hAnsi="Times New Roman" w:hint="eastAsia"/>
+                <w:sz w:val="24"/>
+                <w:szCs w:val="24"/>
+              </w:rPr>
+              <w:t>，</w:t>
+            </w:r>
+            <w:r>
+              <w:rPr>
+                <w:rFonts w:ascii="Times New Roman" w:eastAsia="仿宋" w:hAnsi="Times New Roman" w:hint="eastAsia"/>
+                <w:sz w:val="24"/>
+                <w:szCs w:val="24"/>
+              </w:rPr>
+              <w:t>橡胶支座在装配式建筑墙板节点处的应用</w:t>
+            </w:r>
+            <w:r>
+              <w:rPr>
+                <w:rFonts w:ascii="Times New Roman" w:eastAsia="仿宋" w:hAnsi="Times New Roman" w:hint="eastAsia"/>
+                <w:sz w:val="24"/>
+                <w:szCs w:val="24"/>
+              </w:rPr>
+              <w:t>，</w:t>
+            </w:r>
+            <w:r>
+              <w:rPr>
+                <w:rFonts w:ascii="Times New Roman" w:eastAsia="仿宋" w:hAnsi="Times New Roman" w:hint="eastAsia"/>
+                <w:sz w:val="24"/>
+                <w:szCs w:val="24"/>
+              </w:rPr>
+              <w:t>1</w:t>
+            </w:r>
+            <w:r>
+              <w:rPr>
+                <w:rFonts w:ascii="Times New Roman" w:eastAsia="仿宋" w:hAnsi="Times New Roman" w:hint="eastAsia"/>
+                <w:sz w:val="24"/>
+                <w:szCs w:val="24"/>
+              </w:rPr>
+              <w:t>万元，</w:t>
+            </w:r>
+            <w:r>
+              <w:rPr>
+                <w:rFonts w:ascii="Times New Roman" w:eastAsia="仿宋" w:hAnsi="Times New Roman"/>
+                <w:sz w:val="24"/>
+                <w:szCs w:val="24"/>
+              </w:rPr>
+              <w:t>2017.01–2018.01</w:t>
+            </w:r>
+            <w:r>
+              <w:rPr>
+                <w:rFonts w:ascii="Times New Roman" w:eastAsia="仿宋" w:hAnsi="Times New Roman" w:hint="eastAsia"/>
+                <w:sz w:val="24"/>
+                <w:szCs w:val="24"/>
+              </w:rPr>
+              <w:t>，主持</w:t>
+            </w:r>
+          </w:p>
+          <w:p>
+            <w:pPr>
+              <w:pStyle w:val="a3"/>
+              <w:numPr>
+                <w:ilvl w:val="0"/>
+                <w:numId w:val="20"/>
+              </w:numPr>
+              <w:adjustRightInd w:val="0"/>
+              <w:snapToGrid w:val="0"/>
+              <w:ind w:firstLineChars="0"/>
+              <w:rPr>
+                <w:rFonts w:ascii="Times New Roman" w:eastAsia="仿宋" w:hAnsi="Times New Roman"/>
+                <w:sz w:val="24"/>
+                <w:szCs w:val="24"/>
+              </w:rPr>
+            </w:pPr>
+            <w:r>
+              <w:rPr>
+                <w:rFonts w:ascii="Times New Roman" w:eastAsia="仿宋" w:hAnsi="Times New Roman" w:hint="eastAsia"/>
+                <w:sz w:val="24"/>
+                <w:szCs w:val="24"/>
+              </w:rPr>
+              <w:t>国家自然科学基金委员会，</w:t>
+            </w:r>
+            <w:r>
+              <w:rPr>
+                <w:rFonts w:ascii="Times New Roman" w:eastAsia="仿宋" w:hAnsi="Times New Roman" w:hint="eastAsia"/>
+                <w:sz w:val="24"/>
+                <w:szCs w:val="24"/>
+              </w:rPr>
+              <w:t>面上项目</w:t>
+            </w:r>
+            <w:r>
+              <w:rPr>
+                <w:rFonts w:ascii="Times New Roman" w:eastAsia="仿宋" w:hAnsi="Times New Roman"/>
+                <w:sz w:val="24"/>
+                <w:szCs w:val="24"/>
+              </w:rPr>
+              <w:t>，</w:t>
+            </w:r>
+            <w:r>
+              <w:rPr>
+                <w:rFonts w:ascii="Times New Roman" w:eastAsia="仿宋" w:hAnsi="Times New Roman"/>
+                <w:sz w:val="24"/>
+                <w:szCs w:val="24"/>
+              </w:rPr>
+              <w:t>52678544</w:t>
+            </w:r>
+            <w:r>
+              <w:rPr>
+                <w:rFonts w:ascii="Times New Roman" w:eastAsia="仿宋" w:hAnsi="Times New Roman"/>
+                <w:sz w:val="24"/>
+                <w:szCs w:val="24"/>
+              </w:rPr>
+              <w:t>，</w:t>
+            </w:r>
+            <w:r>
+              <w:rPr>
+                <w:rFonts w:ascii="Times New Roman" w:eastAsia="仿宋" w:hAnsi="Times New Roman" w:hint="eastAsia"/>
+                <w:sz w:val="24"/>
+                <w:szCs w:val="24"/>
+              </w:rPr>
+              <w:t>稀疏观测下盾构隧道结构变形全时全域具身智能感知方法研究</w:t>
+            </w:r>
+            <w:r>
+              <w:rPr>
+                <w:rFonts w:ascii="Times New Roman" w:eastAsia="仿宋" w:hAnsi="Times New Roman"/>
+                <w:sz w:val="24"/>
+                <w:szCs w:val="24"/>
+              </w:rPr>
+              <w:t>，</w:t>
+            </w:r>
+            <w:r>
+              <w:rPr>
+                <w:rFonts w:ascii="Times New Roman" w:eastAsia="仿宋" w:hAnsi="Times New Roman" w:hint="eastAsia"/>
+                <w:sz w:val="24"/>
+                <w:szCs w:val="24"/>
+              </w:rPr>
+              <w:t>5</w:t>
+            </w:r>
+            <w:r>
+              <w:rPr>
+                <w:rFonts w:ascii="Times New Roman" w:eastAsia="仿宋" w:hAnsi="Times New Roman"/>
+                <w:sz w:val="24"/>
+                <w:szCs w:val="24"/>
+              </w:rPr>
+              <w:t>0</w:t>
+            </w:r>
+            <w:r>
+              <w:rPr>
+                <w:rFonts w:ascii="Times New Roman" w:eastAsia="仿宋" w:hAnsi="Times New Roman"/>
+                <w:sz w:val="24"/>
+                <w:szCs w:val="24"/>
+              </w:rPr>
+              <w:t>万元，</w:t>
+            </w:r>
+            <w:r>
+              <w:rPr>
+                <w:rFonts w:ascii="Times New Roman" w:eastAsia="仿宋" w:hAnsi="Times New Roman"/>
+                <w:sz w:val="24"/>
+                <w:szCs w:val="24"/>
+              </w:rPr>
+              <w:t>2027.01–20</w:t>
+            </w:r>
+            <w:r>
+              <w:rPr>
+                <w:rFonts w:ascii="Times New Roman" w:eastAsia="仿宋" w:hAnsi="Times New Roman"/>
+                <w:sz w:val="24"/>
+                <w:szCs w:val="24"/>
+              </w:rPr>
+              <w:t>30</w:t>
+            </w:r>
+            <w:r>
+              <w:rPr>
+                <w:rFonts w:ascii="Times New Roman" w:eastAsia="仿宋" w:hAnsi="Times New Roman"/>
+                <w:sz w:val="24"/>
+                <w:szCs w:val="24"/>
+              </w:rPr>
+              <w:t>.12</w:t>
+            </w:r>
+            <w:r>
+              <w:rPr>
+                <w:rFonts w:ascii="Times New Roman" w:eastAsia="仿宋" w:hAnsi="Times New Roman" w:hint="eastAsia"/>
+                <w:sz w:val="24"/>
+                <w:szCs w:val="24"/>
+              </w:rPr>
+              <w:t>，主要参与</w:t>
+            </w:r>
+          </w:p>
+          <w:p>
+            <w:pPr>
+              <w:pStyle w:val="a3"/>
+              <w:numPr>
+                <w:ilvl w:val="0"/>
+                <w:numId w:val="20"/>
+              </w:numPr>
+              <w:adjustRightInd w:val="0"/>
+              <w:snapToGrid w:val="0"/>
+              <w:ind w:firstLineChars="0"/>
+              <w:rPr>
+                <w:rFonts w:ascii="Times New Roman" w:eastAsia="仿宋" w:hAnsi="Times New Roman"/>
+                <w:sz w:val="24"/>
+                <w:szCs w:val="24"/>
+              </w:rPr>
+            </w:pPr>
+            <w:r>
+              <w:rPr>
+                <w:rFonts w:ascii="Times New Roman" w:eastAsia="仿宋" w:hAnsi="Times New Roman" w:hint="eastAsia"/>
+                <w:sz w:val="24"/>
+                <w:szCs w:val="24"/>
+              </w:rPr>
+              <w:t>中华人民共和国科学技术部</w:t>
+            </w:r>
+            <w:r>
+              <w:rPr>
+                <w:rFonts w:ascii="Times New Roman" w:eastAsia="仿宋" w:hAnsi="Times New Roman" w:hint="eastAsia"/>
+                <w:sz w:val="24"/>
+                <w:szCs w:val="24"/>
+              </w:rPr>
+              <w:t>，</w:t>
+            </w:r>
+            <w:r>
+              <w:rPr>
+                <w:rFonts w:ascii="Times New Roman" w:eastAsia="仿宋" w:hAnsi="Times New Roman" w:hint="eastAsia"/>
+                <w:sz w:val="24"/>
+                <w:szCs w:val="24"/>
+              </w:rPr>
+              <w:t>国家重点研发计划课题</w:t>
+            </w:r>
+            <w:r>
+              <w:rPr>
+                <w:rFonts w:ascii="Times New Roman" w:eastAsia="仿宋" w:hAnsi="Times New Roman" w:hint="eastAsia"/>
+                <w:sz w:val="24"/>
+                <w:szCs w:val="24"/>
+              </w:rPr>
+              <w:t>，</w:t>
+            </w:r>
+            <w:r>
+              <w:rPr>
+                <w:rFonts w:ascii="Times New Roman" w:eastAsia="仿宋" w:hAnsi="Times New Roman"/>
+                <w:sz w:val="24"/>
+                <w:szCs w:val="24"/>
+              </w:rPr>
+              <w:t>2023YFC3806701</w:t>
+            </w:r>
+            <w:r>
+              <w:rPr>
+                <w:rFonts w:ascii="Times New Roman" w:eastAsia="仿宋" w:hAnsi="Times New Roman" w:hint="eastAsia"/>
+                <w:sz w:val="24"/>
+                <w:szCs w:val="24"/>
+              </w:rPr>
+              <w:t>，</w:t>
+            </w:r>
+            <w:r>
+              <w:rPr>
+                <w:rFonts w:ascii="Times New Roman" w:eastAsia="仿宋" w:hAnsi="Times New Roman" w:hint="eastAsia"/>
+                <w:sz w:val="24"/>
+                <w:szCs w:val="24"/>
+              </w:rPr>
+              <w:t>城市大型地下基础设施智能暗挖建造新方法与扰动力学机理</w:t>
+            </w:r>
+            <w:r>
+              <w:rPr>
+                <w:rFonts w:ascii="Times New Roman" w:eastAsia="仿宋" w:hAnsi="Times New Roman" w:hint="eastAsia"/>
+                <w:sz w:val="24"/>
+                <w:szCs w:val="24"/>
+              </w:rPr>
+              <w:t>，参与</w:t>
+            </w:r>
+          </w:p>
+          <w:p>
+            <w:pPr>
+              <w:pStyle w:val="a3"/>
+              <w:numPr>
+                <w:ilvl w:val="0"/>
+                <w:numId w:val="20"/>
+              </w:numPr>
+              <w:adjustRightInd w:val="0"/>
+              <w:snapToGrid w:val="0"/>
+              <w:ind w:firstLineChars="0"/>
+              <w:rPr>
+                <w:rFonts w:ascii="Times New Roman" w:eastAsia="仿宋" w:hAnsi="Times New Roman"/>
+                <w:sz w:val="24"/>
+                <w:szCs w:val="24"/>
+              </w:rPr>
+            </w:pPr>
+            <w:r>
+              <w:rPr>
+                <w:rFonts w:ascii="Times New Roman" w:eastAsia="仿宋" w:hAnsi="Times New Roman"/>
+                <w:sz w:val="24"/>
+                <w:szCs w:val="24"/>
+              </w:rPr>
+              <w:t>中华人民共和国科学技术部</w:t>
+            </w:r>
+            <w:r>
+              <w:rPr>
+                <w:rFonts w:ascii="Times New Roman" w:eastAsia="仿宋" w:hAnsi="Times New Roman" w:hint="eastAsia"/>
+                <w:sz w:val="24"/>
+                <w:szCs w:val="24"/>
+              </w:rPr>
+              <w:t>，</w:t>
+            </w:r>
+            <w:r>
+              <w:rPr>
+                <w:rFonts w:ascii="Times New Roman" w:eastAsia="仿宋" w:hAnsi="Times New Roman" w:hint="eastAsia"/>
+                <w:sz w:val="24"/>
+                <w:szCs w:val="24"/>
+              </w:rPr>
+              <w:t>国家重点研发计划课题</w:t>
+            </w:r>
+            <w:r>
+              <w:rPr>
+                <w:rFonts w:ascii="Times New Roman" w:eastAsia="仿宋" w:hAnsi="Times New Roman" w:hint="eastAsia"/>
+                <w:sz w:val="24"/>
+                <w:szCs w:val="24"/>
+              </w:rPr>
+              <w:t>，</w:t>
+            </w:r>
+            <w:r>
+              <w:rPr>
+                <w:rFonts w:ascii="Times New Roman" w:eastAsia="仿宋" w:hAnsi="Times New Roman"/>
+                <w:sz w:val="24"/>
+                <w:szCs w:val="24"/>
+              </w:rPr>
+              <w:t>2023YFC3806702</w:t>
+            </w:r>
+            <w:r>
+              <w:rPr>
+                <w:rFonts w:ascii="Times New Roman" w:eastAsia="仿宋" w:hAnsi="Times New Roman"/>
+                <w:sz w:val="24"/>
+                <w:szCs w:val="24"/>
+              </w:rPr>
+              <w:t>，</w:t>
+            </w:r>
+            <w:r>
+              <w:rPr>
+                <w:rFonts w:ascii="Times New Roman" w:eastAsia="仿宋" w:hAnsi="Times New Roman" w:hint="eastAsia"/>
+                <w:sz w:val="24"/>
+                <w:szCs w:val="24"/>
+              </w:rPr>
+              <w:t>城市地下新型暗挖结构设计及地层适应性优化提升方法</w:t>
+            </w:r>
+            <w:r>
+              <w:rPr>
+                <w:rFonts w:ascii="Times New Roman" w:eastAsia="仿宋" w:hAnsi="Times New Roman" w:hint="eastAsia"/>
+                <w:sz w:val="24"/>
+                <w:szCs w:val="24"/>
+              </w:rPr>
+              <w:t>，参与</w:t>
+            </w:r>
+          </w:p>
+          <w:p>
+            <w:pPr>
+              <w:pStyle w:val="a3"/>
+              <w:numPr>
+                <w:ilvl w:val="0"/>
+                <w:numId w:val="20"/>
+              </w:numPr>
+              <w:ind w:firstLineChars="0"/>
+              <w:rPr>
+                <w:rFonts w:ascii="Times New Roman" w:eastAsia="仿宋" w:hAnsi="Times New Roman"/>
+                <w:sz w:val="24"/>
+                <w:szCs w:val="24"/>
+              </w:rPr>
+            </w:pPr>
+            <w:r>
+              <w:rPr>
+                <w:rFonts w:ascii="Times New Roman" w:eastAsia="仿宋" w:hAnsi="Times New Roman" w:hint="eastAsia"/>
+                <w:sz w:val="24"/>
+                <w:szCs w:val="24"/>
+              </w:rPr>
+              <w:t>中华人民共和国科学技术部，国家重点研发计划课题，</w:t>
+            </w:r>
+            <w:r>
+              <w:rPr>
+                <w:rFonts w:ascii="Times New Roman" w:eastAsia="仿宋" w:hAnsi="Times New Roman"/>
+                <w:sz w:val="24"/>
+                <w:szCs w:val="24"/>
+              </w:rPr>
+              <w:t>2023YFC3806705</w:t>
+            </w:r>
+            <w:r>
+              <w:rPr>
+                <w:rFonts w:ascii="Times New Roman" w:eastAsia="仿宋" w:hAnsi="Times New Roman"/>
+                <w:sz w:val="24"/>
+                <w:szCs w:val="24"/>
+              </w:rPr>
+              <w:t>，城市大型地下基础设施智能暗挖建造云平台与关键技术应用示范</w:t>
+            </w:r>
+            <w:r>
+              <w:rPr>
+                <w:rFonts w:ascii="Times New Roman" w:eastAsia="仿宋" w:hAnsi="Times New Roman" w:hint="eastAsia"/>
+                <w:sz w:val="24"/>
+                <w:szCs w:val="24"/>
+              </w:rPr>
+              <w:t>，参与</w:t>
+            </w:r>
+          </w:p>
+          <w:p>
+            <w:pPr>
+              <w:pStyle w:val="a3"/>
+              <w:numPr>
+                <w:ilvl w:val="0"/>
+                <w:numId w:val="20"/>
+              </w:numPr>
+              <w:adjustRightInd w:val="0"/>
+              <w:snapToGrid w:val="0"/>
+              <w:ind w:firstLineChars="0"/>
+              <w:rPr>
+                <w:rFonts w:ascii="Times New Roman" w:eastAsia="仿宋" w:hAnsi="Times New Roman"/>
+                <w:sz w:val="24"/>
+                <w:szCs w:val="24"/>
+              </w:rPr>
+            </w:pPr>
+            <w:r>
+              <w:rPr>
+                <w:rFonts w:ascii="Times New Roman" w:eastAsia="仿宋" w:hAnsi="Times New Roman" w:hint="eastAsia"/>
+                <w:sz w:val="24"/>
+                <w:szCs w:val="24"/>
+              </w:rPr>
+              <w:t>中华人民共和国科学技术部</w:t>
+            </w:r>
+            <w:r>
+              <w:rPr>
+                <w:rFonts w:ascii="Times New Roman" w:eastAsia="仿宋" w:hAnsi="Times New Roman" w:hint="eastAsia"/>
+                <w:sz w:val="24"/>
+                <w:szCs w:val="24"/>
+              </w:rPr>
+              <w:t>，</w:t>
+            </w:r>
+            <w:r>
+              <w:rPr>
+                <w:rFonts w:ascii="Times New Roman" w:eastAsia="仿宋" w:hAnsi="Times New Roman" w:hint="eastAsia"/>
+                <w:sz w:val="24"/>
+                <w:szCs w:val="24"/>
+              </w:rPr>
+              <w:t>国家重点研发计划课题</w:t>
+            </w:r>
+            <w:r>
+              <w:rPr>
+                <w:rFonts w:ascii="Times New Roman" w:eastAsia="仿宋" w:hAnsi="Times New Roman" w:hint="eastAsia"/>
+                <w:sz w:val="24"/>
+                <w:szCs w:val="24"/>
+              </w:rPr>
+              <w:t>，</w:t>
+            </w:r>
+            <w:r>
+              <w:rPr>
+                <w:rFonts w:ascii="Times New Roman" w:eastAsia="仿宋" w:hAnsi="Times New Roman"/>
+                <w:sz w:val="24"/>
+                <w:szCs w:val="24"/>
+              </w:rPr>
+              <w:t>2019YFC0605103</w:t>
+            </w:r>
+            <w:r>
+              <w:rPr>
+                <w:rFonts w:ascii="Times New Roman" w:eastAsia="仿宋" w:hAnsi="Times New Roman"/>
+                <w:sz w:val="24"/>
+                <w:szCs w:val="24"/>
+              </w:rPr>
+              <w:t>，</w:t>
+            </w:r>
+            <w:r>
+              <w:rPr>
+                <w:rFonts w:ascii="Times New Roman" w:eastAsia="仿宋" w:hAnsi="Times New Roman" w:hint="eastAsia"/>
+                <w:sz w:val="24"/>
+                <w:szCs w:val="24"/>
+              </w:rPr>
+              <w:t>城市地下空间开挖与周边环境相互影响评估理论及安全控制技术</w:t>
+            </w:r>
+            <w:r>
+              <w:rPr>
+                <w:rFonts w:ascii="Times New Roman" w:eastAsia="仿宋" w:hAnsi="Times New Roman" w:hint="eastAsia"/>
+                <w:sz w:val="24"/>
+                <w:szCs w:val="24"/>
+              </w:rPr>
+              <w:t>，参与</w:t>
+            </w:r>
+          </w:p>
+          <w:p>
+            <w:pPr>
+              <w:pStyle w:val="a3"/>
+              <w:numPr>
+                <w:ilvl w:val="0"/>
+                <w:numId w:val="20"/>
+              </w:numPr>
+              <w:adjustRightInd w:val="0"/>
+              <w:snapToGrid w:val="0"/>
+              <w:ind w:firstLineChars="0"/>
+              <w:rPr>
+                <w:rFonts w:ascii="Times New Roman" w:eastAsia="仿宋" w:hAnsi="Times New Roman"/>
+                <w:sz w:val="24"/>
+                <w:szCs w:val="24"/>
+              </w:rPr>
+            </w:pPr>
+            <w:r>
+              <w:rPr>
+                <w:rFonts w:ascii="Times New Roman" w:eastAsia="仿宋" w:hAnsi="Times New Roman" w:hint="eastAsia"/>
+                <w:sz w:val="24"/>
+                <w:szCs w:val="24"/>
+              </w:rPr>
+              <w:t>国家自然科学基金委员会，重点项目，</w:t>
+            </w:r>
+            <w:r>
+              <w:rPr>
+                <w:rFonts w:ascii="Times New Roman" w:eastAsia="仿宋" w:hAnsi="Times New Roman"/>
+                <w:sz w:val="24"/>
+                <w:szCs w:val="24"/>
+              </w:rPr>
+              <w:t>52038008</w:t>
+            </w:r>
+            <w:r>
+              <w:rPr>
+                <w:rFonts w:ascii="Times New Roman" w:eastAsia="仿宋" w:hAnsi="Times New Roman"/>
+                <w:sz w:val="24"/>
+                <w:szCs w:val="24"/>
+              </w:rPr>
+              <w:t>，城市复杂网络化盾构隧道结构前摄性服役保障理论与方法</w:t>
+            </w:r>
+            <w:r>
+              <w:rPr>
+                <w:rFonts w:ascii="Times New Roman" w:eastAsia="仿宋" w:hAnsi="Times New Roman" w:hint="eastAsia"/>
+                <w:sz w:val="24"/>
+                <w:szCs w:val="24"/>
+              </w:rPr>
+              <w:t>，参与</w:t>
+            </w:r>
+          </w:p>
+          <w:p>
+            <w:pPr>
+              <w:pStyle w:val="a3"/>
+              <w:numPr>
+                <w:ilvl w:val="0"/>
+                <w:numId w:val="20"/>
+              </w:numPr>
+              <w:adjustRightInd w:val="0"/>
+              <w:snapToGrid w:val="0"/>
+              <w:ind w:firstLineChars="0"/>
+              <w:rPr>
+                <w:rFonts w:ascii="Times New Roman" w:eastAsia="仿宋" w:hAnsi="Times New Roman"/>
+                <w:sz w:val="24"/>
+                <w:szCs w:val="24"/>
+              </w:rPr>
+            </w:pPr>
+            <w:r>
+              <w:rPr>
+                <w:rFonts w:ascii="Times New Roman" w:eastAsia="仿宋" w:hAnsi="Times New Roman" w:hint="eastAsia"/>
+                <w:sz w:val="24"/>
+                <w:szCs w:val="24"/>
+              </w:rPr>
+              <w:t>国家自然科学基金委员会，面上项目，</w:t>
+            </w:r>
+            <w:r>
+              <w:rPr>
+                <w:rFonts w:ascii="Times New Roman" w:eastAsia="仿宋" w:hAnsi="Times New Roman"/>
+                <w:sz w:val="24"/>
+                <w:szCs w:val="24"/>
+              </w:rPr>
+              <w:t>52378408</w:t>
+            </w:r>
+            <w:r>
+              <w:rPr>
+                <w:rFonts w:ascii="Times New Roman" w:eastAsia="仿宋" w:hAnsi="Times New Roman"/>
+                <w:sz w:val="24"/>
+                <w:szCs w:val="24"/>
+              </w:rPr>
+              <w:t>，盾构隧道</w:t>
+            </w:r>
+            <w:r>
+              <w:rPr>
+                <w:rFonts w:ascii="Times New Roman" w:eastAsia="仿宋" w:hAnsi="Times New Roman"/>
+                <w:sz w:val="24"/>
+                <w:szCs w:val="24"/>
+              </w:rPr>
+              <w:t>InSAR</w:t>
+            </w:r>
+            <w:r>
+              <w:rPr>
+                <w:rFonts w:ascii="Times New Roman" w:eastAsia="仿宋" w:hAnsi="Times New Roman"/>
+                <w:sz w:val="24"/>
+                <w:szCs w:val="24"/>
+              </w:rPr>
+              <w:t>沉降感知映射机制及机器学习预警模型</w:t>
+            </w:r>
+            <w:r>
+              <w:rPr>
+                <w:rFonts w:ascii="Times New Roman" w:eastAsia="仿宋" w:hAnsi="Times New Roman" w:hint="eastAsia"/>
+                <w:sz w:val="24"/>
+                <w:szCs w:val="24"/>
+              </w:rPr>
+              <w:t>，参与</w:t>
+            </w:r>
+          </w:p>
+          <w:p>
+            <w:pPr>
+              <w:pStyle w:val="a3"/>
+              <w:numPr>
+                <w:ilvl w:val="0"/>
+                <w:numId w:val="20"/>
+              </w:numPr>
+              <w:adjustRightInd w:val="0"/>
+              <w:snapToGrid w:val="0"/>
+              <w:ind w:firstLineChars="0"/>
+              <w:rPr>
+                <w:rFonts w:ascii="Times New Roman" w:eastAsia="仿宋" w:hAnsi="Times New Roman"/>
+                <w:sz w:val="24"/>
+                <w:szCs w:val="24"/>
+              </w:rPr>
+            </w:pPr>
+            <w:r>
+              <w:rPr>
+                <w:rFonts w:ascii="Times New Roman" w:eastAsia="仿宋" w:hAnsi="Times New Roman" w:hint="eastAsia"/>
+                <w:sz w:val="24"/>
+                <w:szCs w:val="24"/>
+              </w:rPr>
+              <w:t>国家自然科学基金委员会，面上项目，</w:t>
+            </w:r>
+            <w:r>
+              <w:rPr>
+                <w:rFonts w:ascii="Times New Roman" w:eastAsia="仿宋" w:hAnsi="Times New Roman"/>
+                <w:sz w:val="24"/>
+                <w:szCs w:val="24"/>
+              </w:rPr>
+              <w:t>51978431</w:t>
+            </w:r>
+            <w:r>
+              <w:rPr>
+                <w:rFonts w:ascii="Times New Roman" w:eastAsia="仿宋" w:hAnsi="Times New Roman"/>
+                <w:sz w:val="24"/>
+                <w:szCs w:val="24"/>
+              </w:rPr>
+              <w:t>，软土盾构隧道前摄性维养模型研究</w:t>
+            </w:r>
+            <w:r>
+              <w:rPr>
+                <w:rFonts w:ascii="Times New Roman" w:eastAsia="仿宋" w:hAnsi="Times New Roman" w:hint="eastAsia"/>
+                <w:sz w:val="24"/>
+                <w:szCs w:val="24"/>
+              </w:rPr>
+              <w:t>，参与</w:t>
+            </w:r>
+          </w:p>
+          <w:p>
+            <w:pPr>
+              <w:pStyle w:val="a3"/>
+              <w:numPr>
+                <w:ilvl w:val="0"/>
+                <w:numId w:val="20"/>
+              </w:numPr>
+              <w:ind w:firstLineChars="0"/>
+              <w:rPr>
+                <w:rFonts w:ascii="Times New Roman" w:eastAsia="仿宋" w:hAnsi="Times New Roman"/>
+                <w:sz w:val="24"/>
+                <w:szCs w:val="24"/>
+              </w:rPr>
+            </w:pPr>
+            <w:r>
+              <w:rPr>
+                <w:rFonts w:ascii="Times New Roman" w:eastAsia="仿宋" w:hAnsi="Times New Roman" w:hint="eastAsia"/>
+                <w:sz w:val="24"/>
+                <w:szCs w:val="24"/>
+              </w:rPr>
+              <w:t>上海市科学技术委员会，科技创新行动计划，</w:t>
+            </w:r>
+            <w:r>
+              <w:rPr>
+                <w:rFonts w:ascii="Times New Roman" w:eastAsia="仿宋" w:hAnsi="Times New Roman"/>
+                <w:sz w:val="24"/>
+                <w:szCs w:val="24"/>
+              </w:rPr>
+              <w:t>22DZ1203004</w:t>
+            </w:r>
+            <w:r>
+              <w:rPr>
+                <w:rFonts w:ascii="Times New Roman" w:eastAsia="仿宋" w:hAnsi="Times New Roman"/>
+                <w:sz w:val="24"/>
+                <w:szCs w:val="24"/>
+              </w:rPr>
+              <w:t>，超长地下快速路空地融合智能规划及精准测试技术研究</w:t>
+            </w:r>
+            <w:r>
+              <w:rPr>
+                <w:rFonts w:ascii="Times New Roman" w:eastAsia="仿宋" w:hAnsi="Times New Roman" w:hint="eastAsia"/>
+                <w:sz w:val="24"/>
+                <w:szCs w:val="24"/>
+              </w:rPr>
+              <w:t>，参与</w:t>
+            </w:r>
+          </w:p>
+          <w:p>
+            <w:pPr>
+              <w:pStyle w:val="a3"/>
+              <w:numPr>
+                <w:ilvl w:val="0"/>
+                <w:numId w:val="20"/>
+              </w:numPr>
+              <w:adjustRightInd w:val="0"/>
+              <w:snapToGrid w:val="0"/>
+              <w:ind w:firstLineChars="0"/>
+              <w:rPr>
+                <w:rFonts w:ascii="Times New Roman" w:eastAsia="仿宋" w:hAnsi="Times New Roman"/>
+                <w:sz w:val="24"/>
+                <w:szCs w:val="24"/>
+              </w:rPr>
+            </w:pPr>
+            <w:r>
+              <w:rPr>
+                <w:rFonts w:ascii="Times New Roman" w:eastAsia="仿宋" w:hAnsi="Times New Roman" w:hint="eastAsia"/>
+                <w:sz w:val="24"/>
+                <w:szCs w:val="24"/>
+              </w:rPr>
+              <w:t>上海市科学技术委员会</w:t>
+            </w:r>
+            <w:r>
+              <w:rPr>
+                <w:rFonts w:ascii="Times New Roman" w:eastAsia="仿宋" w:hAnsi="Times New Roman" w:hint="eastAsia"/>
+                <w:sz w:val="24"/>
+                <w:szCs w:val="24"/>
+              </w:rPr>
+              <w:t>，</w:t>
+            </w:r>
+            <w:r>
+              <w:rPr>
+                <w:rFonts w:ascii="Times New Roman" w:eastAsia="仿宋" w:hAnsi="Times New Roman" w:hint="eastAsia"/>
+                <w:sz w:val="24"/>
+                <w:szCs w:val="24"/>
+              </w:rPr>
+              <w:t>科技创新行动计划</w:t>
+            </w:r>
+            <w:r>
+              <w:rPr>
+                <w:rFonts w:ascii="Times New Roman" w:eastAsia="仿宋" w:hAnsi="Times New Roman" w:hint="eastAsia"/>
+                <w:sz w:val="24"/>
+                <w:szCs w:val="24"/>
+              </w:rPr>
+              <w:t>，</w:t>
+            </w:r>
+            <w:r>
+              <w:rPr>
+                <w:rFonts w:ascii="Times New Roman" w:eastAsia="仿宋" w:hAnsi="Times New Roman"/>
+                <w:sz w:val="24"/>
+                <w:szCs w:val="24"/>
+              </w:rPr>
+              <w:t>20DZ1202004</w:t>
+            </w:r>
+            <w:r>
+              <w:rPr>
+                <w:rFonts w:ascii="Times New Roman" w:eastAsia="仿宋" w:hAnsi="Times New Roman"/>
+                <w:sz w:val="24"/>
+                <w:szCs w:val="24"/>
+              </w:rPr>
+              <w:t>，</w:t>
+            </w:r>
+            <w:r>
+              <w:rPr>
+                <w:rFonts w:ascii="Times New Roman" w:eastAsia="仿宋" w:hAnsi="Times New Roman" w:hint="eastAsia"/>
+                <w:sz w:val="24"/>
+                <w:szCs w:val="24"/>
+              </w:rPr>
+              <w:t>基于非冗余多维度感知与大数据评估的大型文化场馆智能安全监控技术研究</w:t>
+            </w:r>
+            <w:r>
+              <w:rPr>
+                <w:rFonts w:ascii="Times New Roman" w:eastAsia="仿宋" w:hAnsi="Times New Roman" w:hint="eastAsia"/>
+                <w:sz w:val="24"/>
+                <w:szCs w:val="24"/>
+              </w:rPr>
+              <w:t>，参与</w:t>
+            </w:r>
+          </w:p>
+          <w:p>
+            <w:pPr>
+              <w:pStyle w:val="a3"/>
+              <w:numPr>
+                <w:ilvl w:val="0"/>
+                <w:numId w:val="20"/>
+              </w:numPr>
+              <w:adjustRightInd w:val="0"/>
+              <w:snapToGrid w:val="0"/>
+              <w:ind w:firstLineChars="0"/>
+              <w:rPr>
+                <w:rFonts w:ascii="Times New Roman" w:eastAsia="仿宋" w:hAnsi="Times New Roman" w:hint="eastAsia"/>
+                <w:sz w:val="24"/>
+                <w:szCs w:val="24"/>
+              </w:rPr>
+            </w:pPr>
+            <w:r>
+              <w:rPr>
+                <w:rFonts w:ascii="Times New Roman" w:eastAsia="仿宋" w:hAnsi="Times New Roman" w:hint="eastAsia"/>
+                <w:sz w:val="24"/>
+                <w:szCs w:val="24"/>
+              </w:rPr>
+              <w:t>上海市科学技术委员会</w:t>
+            </w:r>
+            <w:r>
+              <w:rPr>
+                <w:rFonts w:ascii="Times New Roman" w:eastAsia="仿宋" w:hAnsi="Times New Roman" w:hint="eastAsia"/>
+                <w:sz w:val="24"/>
+                <w:szCs w:val="24"/>
+              </w:rPr>
+              <w:t>，</w:t>
+            </w:r>
+            <w:r>
+              <w:rPr>
+                <w:rFonts w:ascii="Times New Roman" w:eastAsia="仿宋" w:hAnsi="Times New Roman" w:hint="eastAsia"/>
+                <w:sz w:val="24"/>
+                <w:szCs w:val="24"/>
+              </w:rPr>
+              <w:t>科技创新行动计划</w:t>
+            </w:r>
+            <w:r>
+              <w:rPr>
+                <w:rFonts w:ascii="Times New Roman" w:eastAsia="仿宋" w:hAnsi="Times New Roman" w:hint="eastAsia"/>
+                <w:sz w:val="24"/>
+                <w:szCs w:val="24"/>
+              </w:rPr>
+              <w:t>，</w:t>
+            </w:r>
+            <w:r>
+              <w:rPr>
+                <w:rFonts w:ascii="Times New Roman" w:eastAsia="仿宋" w:hAnsi="Times New Roman"/>
+                <w:sz w:val="24"/>
+                <w:szCs w:val="24"/>
+              </w:rPr>
+              <w:t>2017SHZDZX02</w:t>
+            </w:r>
+            <w:r>
+              <w:rPr>
+                <w:rFonts w:ascii="Times New Roman" w:eastAsia="仿宋" w:hAnsi="Times New Roman"/>
+                <w:sz w:val="24"/>
+                <w:szCs w:val="24"/>
+              </w:rPr>
+              <w:t>，</w:t>
+            </w:r>
+            <w:r>
+              <w:rPr>
+                <w:rFonts w:ascii="Times New Roman" w:eastAsia="仿宋" w:hAnsi="Times New Roman" w:hint="eastAsia"/>
+                <w:sz w:val="24"/>
+                <w:szCs w:val="24"/>
+              </w:rPr>
+              <w:t>城市快速路网基础设施结构快速诊断技术</w:t>
+            </w:r>
+            <w:r>
+              <w:rPr>
+                <w:rFonts w:ascii="Times New Roman" w:eastAsia="仿宋" w:hAnsi="Times New Roman" w:hint="eastAsia"/>
+                <w:sz w:val="24"/>
+                <w:szCs w:val="24"/>
+              </w:rPr>
+              <w:t>，参与</w:t>
+            </w:r>
+          </w:p>
+        </w:tc>
+      </w:tr>
+      <w:tr>
+        <w:tc>
+          <w:tcPr>
+            <w:tcW w:w="10466" w:type="dxa"/>
+            <w:gridSpan w:val="2"/>
+            <w:tcBorders>
+              <w:bottom w:val="single" w:sz="8" w:space="0" w:color="auto"/>
+            </w:tcBorders>
+          </w:tcPr>
+          <w:p>
+            <w:pPr>
+              <w:adjustRightInd w:val="0"/>
+              <w:snapToGrid w:val="0"/>
+              <w:rPr>
                 <w:rFonts w:ascii="Times New Roman" w:eastAsia="仿宋" w:hAnsi="Times New Roman"/>
                 <w:b/>
                 <w:bCs/>
@@ -2590,7 +3937,6 @@
                 <w:sz w:val="24"/>
                 <w:szCs w:val="24"/>
               </w:rPr>
-              <w:lastRenderedPageBreak/>
               <w:t>英文期刊论文</w:t>
             </w:r>
           </w:p>
@@ -3825,6 +5171,7 @@
                 <w:sz w:val="24"/>
                 <w:szCs w:val="24"/>
               </w:rPr>
+              <w:lastRenderedPageBreak/>
               <w:t>Lin, W.</w:t>
             </w:r>
             <w:r>
@@ -6213,16 +7560,7 @@
                 <w:sz w:val="24"/>
                 <w:szCs w:val="24"/>
               </w:rPr>
-              <w:t>基于关联规则的盾构隧道结构</w:t>
-            </w:r>
-            <w:r>
-              <w:rPr>
-                <w:rFonts w:ascii="Times New Roman" w:eastAsia="仿宋" w:hAnsi="Times New Roman" w:hint="eastAsia"/>
-                <w:sz w:val="24"/>
-                <w:szCs w:val="24"/>
-              </w:rPr>
-              <w:lastRenderedPageBreak/>
-              <w:t>性能评价方法</w:t>
+              <w:t>基于关联规则的盾构隧道结构性能评价方法</w:t>
             </w:r>
             <w:r>
               <w:rPr>
@@ -7431,7 +8769,16 @@
                 <w:sz w:val="24"/>
                 <w:szCs w:val="24"/>
               </w:rPr>
-              <w:t xml:space="preserve">*, Li, P., Xiao, B., Lu, X., Feng, B., Jin, P., &amp; Hu, Y. (2022). Prediction of settlement induced by tidal fluctuation for underwater shield tunnel during service based on historical monitoring data. 2022 8th International Conference on Hydraulic and Civil Engineering: Deep Space Intelligent Development and Utilization Forum (ICHCE), 1042–1047. </w:t>
+              <w:t xml:space="preserve">*, Li, P., Xiao, B., Lu, X., Feng, B., Jin, P., &amp; Hu, Y. (2022). Prediction of settlement </w:t>
+            </w:r>
+            <w:r>
+              <w:rPr>
+                <w:rFonts w:ascii="Times New Roman" w:eastAsia="仿宋" w:hAnsi="Times New Roman"/>
+                <w:sz w:val="24"/>
+                <w:szCs w:val="24"/>
+              </w:rPr>
+              <w:lastRenderedPageBreak/>
+              <w:t xml:space="preserve">induced by tidal fluctuation for underwater shield tunnel during service based on historical monitoring data. 2022 8th International Conference on Hydraulic and Civil Engineering: Deep Space Intelligent Development and Utilization Forum (ICHCE), 1042–1047. </w:t>
             </w:r>
             <w:r>
               <w:rPr>
@@ -9516,7 +10863,6 @@
                 <w:sz w:val="24"/>
                 <w:szCs w:val="24"/>
               </w:rPr>
-              <w:lastRenderedPageBreak/>
               <w:t>施静康</w:t>
             </w:r>
             <w:r>
@@ -11251,6 +12597,7 @@
                 <w:sz w:val="24"/>
                 <w:szCs w:val="24"/>
               </w:rPr>
+              <w:lastRenderedPageBreak/>
               <w:t>软件</w:t>
             </w:r>
             <w:r>
@@ -12718,16 +14065,7 @@
                 <w:sz w:val="24"/>
                 <w:szCs w:val="24"/>
               </w:rPr>
-              <w:t xml:space="preserve">11th International </w:t>
-            </w:r>
-            <w:r>
-              <w:rPr>
-                <w:rFonts w:ascii="Times New Roman" w:eastAsia="仿宋" w:hAnsi="Times New Roman"/>
-                <w:sz w:val="24"/>
-                <w:szCs w:val="24"/>
-              </w:rPr>
-              <w:lastRenderedPageBreak/>
-              <w:t>Symposium of Geotechnical Aspects of Underground Construction in Soft Ground (I</w:t>
+              <w:t>11th International Symposium of Geotechnical Aspects of Underground Construction in Soft Ground (I</w:t>
             </w:r>
             <w:r>
               <w:rPr>
@@ -13250,9 +14588,10 @@
               <w:adjustRightInd w:val="0"/>
               <w:snapToGrid w:val="0"/>
               <w:rPr>
-                <w:rFonts w:ascii="Times New Roman" w:eastAsia="仿宋" w:hAnsi="Times New Roman"/>
+                <w:rFonts w:ascii="Times New Roman" w:eastAsia="仿宋" w:hAnsi="Times New Roman" w:hint="eastAsia"/>
                 <w:b/>
                 <w:bCs/>
+                <w:color w:val="0070C0"/>
                 <w:sz w:val="32"/>
                 <w:szCs w:val="32"/>
               </w:rPr>
@@ -13266,16 +14605,12 @@
                 <w:sz w:val="32"/>
                 <w:szCs w:val="32"/>
               </w:rPr>
-              <w:lastRenderedPageBreak/>
-              <w:t>研究课题</w:t>
+              <w:t>学生指导</w:t>
             </w:r>
           </w:p>
         </w:tc>
       </w:tr>
       <w:tr>
-        <w:trPr>
-          <w:trHeight w:val="5890"/>
-        </w:trPr>
         <w:tc>
           <w:tcPr>
             <w:tcW w:w="10466" w:type="dxa"/>
@@ -13289,7 +14624,7 @@
               <w:pStyle w:val="a3"/>
               <w:numPr>
                 <w:ilvl w:val="0"/>
-                <w:numId w:val="20"/>
+                <w:numId w:val="33"/>
               </w:numPr>
               <w:adjustRightInd w:val="0"/>
               <w:snapToGrid w:val="0"/>
@@ -13306,87 +14641,7 @@
                 <w:sz w:val="24"/>
                 <w:szCs w:val="24"/>
               </w:rPr>
-              <w:t>国家自然科学基金委员会，青年科学基金项目（</w:t>
-            </w:r>
-            <w:r>
-              <w:rPr>
-                <w:rFonts w:ascii="Times New Roman" w:eastAsia="仿宋" w:hAnsi="Times New Roman" w:hint="eastAsia"/>
-                <w:sz w:val="24"/>
-                <w:szCs w:val="24"/>
-              </w:rPr>
-              <w:t>C</w:t>
-            </w:r>
-            <w:r>
-              <w:rPr>
-                <w:rFonts w:ascii="Times New Roman" w:eastAsia="仿宋" w:hAnsi="Times New Roman" w:hint="eastAsia"/>
-                <w:sz w:val="24"/>
-                <w:szCs w:val="24"/>
-              </w:rPr>
-              <w:t>类）</w:t>
-            </w:r>
-            <w:r>
-              <w:rPr>
-                <w:rFonts w:ascii="Times New Roman" w:eastAsia="仿宋" w:hAnsi="Times New Roman" w:hint="eastAsia"/>
-                <w:sz w:val="24"/>
-                <w:szCs w:val="24"/>
-              </w:rPr>
-              <w:t>，</w:t>
-            </w:r>
-            <w:r>
-              <w:rPr>
-                <w:rFonts w:ascii="Times New Roman" w:eastAsia="仿宋" w:hAnsi="Times New Roman" w:hint="eastAsia"/>
-                <w:sz w:val="24"/>
-                <w:szCs w:val="24"/>
-              </w:rPr>
-              <w:t>5</w:t>
-            </w:r>
-            <w:r>
-              <w:rPr>
-                <w:rFonts w:ascii="Times New Roman" w:eastAsia="仿宋" w:hAnsi="Times New Roman"/>
-                <w:sz w:val="24"/>
-                <w:szCs w:val="24"/>
-              </w:rPr>
-              <w:t>2608635</w:t>
-            </w:r>
-            <w:r>
-              <w:rPr>
-                <w:rFonts w:ascii="Times New Roman" w:eastAsia="仿宋" w:hAnsi="Times New Roman" w:hint="eastAsia"/>
-                <w:sz w:val="24"/>
-                <w:szCs w:val="24"/>
-              </w:rPr>
-              <w:t>，盾构隧道点云驱动多层次变形感知方法与力学状态识别模型</w:t>
-            </w:r>
-            <w:r>
-              <w:rPr>
-                <w:rFonts w:ascii="Times New Roman" w:eastAsia="仿宋" w:hAnsi="Times New Roman" w:hint="eastAsia"/>
-                <w:sz w:val="24"/>
-                <w:szCs w:val="24"/>
-              </w:rPr>
-              <w:t>，</w:t>
-            </w:r>
-            <w:r>
-              <w:rPr>
-                <w:rFonts w:ascii="Times New Roman" w:eastAsia="仿宋" w:hAnsi="Times New Roman" w:hint="eastAsia"/>
-                <w:sz w:val="24"/>
-                <w:szCs w:val="24"/>
-              </w:rPr>
-              <w:t>3</w:t>
-            </w:r>
-            <w:r>
-              <w:rPr>
-                <w:rFonts w:ascii="Times New Roman" w:eastAsia="仿宋" w:hAnsi="Times New Roman"/>
-                <w:sz w:val="24"/>
-                <w:szCs w:val="24"/>
-              </w:rPr>
-              <w:t>0</w:t>
-            </w:r>
-            <w:r>
-              <w:rPr>
-                <w:rFonts w:ascii="Times New Roman" w:eastAsia="仿宋" w:hAnsi="Times New Roman" w:hint="eastAsia"/>
-                <w:sz w:val="24"/>
-                <w:szCs w:val="24"/>
-              </w:rPr>
-              <w:t>万元，</w:t>
+              <w:t>王德兴，福州大学，硕士，</w:t>
             </w:r>
             <w:r>
               <w:rPr>
@@ -13402,15 +14657,7 @@
                 <w:sz w:val="24"/>
                 <w:szCs w:val="24"/>
               </w:rPr>
-              <w:t>027.01–2029.12</w:t>
-            </w:r>
-            <w:r>
-              <w:rPr>
-                <w:rFonts w:ascii="Times New Roman" w:eastAsia="仿宋" w:hAnsi="Times New Roman" w:hint="eastAsia"/>
-                <w:sz w:val="24"/>
-                <w:szCs w:val="24"/>
-              </w:rPr>
-              <w:t>，主持</w:t>
+              <w:t>026–</w:t>
             </w:r>
           </w:p>
           <w:p>
@@ -13418,7 +14665,7 @@
               <w:pStyle w:val="a3"/>
               <w:numPr>
                 <w:ilvl w:val="0"/>
-                <w:numId w:val="20"/>
+                <w:numId w:val="33"/>
               </w:numPr>
               <w:adjustRightInd w:val="0"/>
               <w:snapToGrid w:val="0"/>
@@ -13435,87 +14682,7 @@
                 <w:sz w:val="24"/>
                 <w:szCs w:val="24"/>
               </w:rPr>
-              <w:t>福州大学，</w:t>
-            </w:r>
-            <w:r>
-              <w:rPr>
-                <w:rFonts w:ascii="Times New Roman" w:eastAsia="仿宋" w:hAnsi="Times New Roman" w:hint="eastAsia"/>
-                <w:sz w:val="24"/>
-                <w:szCs w:val="24"/>
-              </w:rPr>
-              <w:t>科研启动项目</w:t>
-            </w:r>
-            <w:r>
-              <w:rPr>
-                <w:rFonts w:ascii="Times New Roman" w:eastAsia="仿宋" w:hAnsi="Times New Roman" w:hint="eastAsia"/>
-                <w:sz w:val="24"/>
-                <w:szCs w:val="24"/>
-              </w:rPr>
-              <w:t>，</w:t>
-            </w:r>
-            <w:r>
-              <w:rPr>
-                <w:rFonts w:ascii="Times New Roman" w:eastAsia="仿宋" w:hAnsi="Times New Roman" w:hint="eastAsia"/>
-                <w:sz w:val="24"/>
-                <w:szCs w:val="24"/>
-              </w:rPr>
-              <w:t>X</w:t>
-            </w:r>
-            <w:r>
-              <w:rPr>
-                <w:rFonts w:ascii="Times New Roman" w:eastAsia="仿宋" w:hAnsi="Times New Roman"/>
-                <w:sz w:val="24"/>
-                <w:szCs w:val="24"/>
-              </w:rPr>
-              <w:t>RC-26012</w:t>
-            </w:r>
-            <w:r>
-              <w:rPr>
-                <w:rFonts w:ascii="Times New Roman" w:eastAsia="仿宋" w:hAnsi="Times New Roman" w:hint="eastAsia"/>
-                <w:sz w:val="24"/>
-                <w:szCs w:val="24"/>
-              </w:rPr>
-              <w:t>，</w:t>
-            </w:r>
-            <w:r>
-              <w:rPr>
-                <w:rFonts w:ascii="Times New Roman" w:eastAsia="仿宋" w:hAnsi="Times New Roman" w:hint="eastAsia"/>
-                <w:sz w:val="24"/>
-                <w:szCs w:val="24"/>
-              </w:rPr>
-              <w:t>隧道施工计算机视觉智能感知机理和方法</w:t>
-            </w:r>
-            <w:r>
-              <w:rPr>
-                <w:rFonts w:ascii="Times New Roman" w:eastAsia="仿宋" w:hAnsi="Times New Roman" w:hint="eastAsia"/>
-                <w:sz w:val="24"/>
-                <w:szCs w:val="24"/>
-              </w:rPr>
-              <w:t>，</w:t>
-            </w:r>
-            <w:r>
-              <w:rPr>
-                <w:rFonts w:ascii="Times New Roman" w:eastAsia="仿宋" w:hAnsi="Times New Roman" w:hint="eastAsia"/>
-                <w:sz w:val="24"/>
-                <w:szCs w:val="24"/>
-              </w:rPr>
-              <w:t>3</w:t>
-            </w:r>
-            <w:r>
-              <w:rPr>
-                <w:rFonts w:ascii="Times New Roman" w:eastAsia="仿宋" w:hAnsi="Times New Roman"/>
-                <w:sz w:val="24"/>
-                <w:szCs w:val="24"/>
-              </w:rPr>
-              <w:t>0</w:t>
-            </w:r>
-            <w:r>
-              <w:rPr>
-                <w:rFonts w:ascii="Times New Roman" w:eastAsia="仿宋" w:hAnsi="Times New Roman" w:hint="eastAsia"/>
-                <w:sz w:val="24"/>
-                <w:szCs w:val="24"/>
-              </w:rPr>
-              <w:t>万元，</w:t>
+              <w:t>朱清怡，福州大学，硕士，</w:t>
             </w:r>
             <w:r>
               <w:rPr>
@@ -13531,47 +14698,7 @@
                 <w:sz w:val="24"/>
                 <w:szCs w:val="24"/>
               </w:rPr>
-              <w:t>025.11</w:t>
-            </w:r>
-            <w:r>
-              <w:rPr>
-                <w:rFonts w:ascii="Times New Roman" w:eastAsia="仿宋" w:hAnsi="Times New Roman"/>
-                <w:sz w:val="24"/>
-                <w:szCs w:val="24"/>
-              </w:rPr>
-              <w:t>–202</w:t>
-            </w:r>
-            <w:r>
-              <w:rPr>
-                <w:rFonts w:ascii="Times New Roman" w:eastAsia="仿宋" w:hAnsi="Times New Roman"/>
-                <w:sz w:val="24"/>
-                <w:szCs w:val="24"/>
-              </w:rPr>
-              <w:t>7</w:t>
-            </w:r>
-            <w:r>
-              <w:rPr>
-                <w:rFonts w:ascii="Times New Roman" w:eastAsia="仿宋" w:hAnsi="Times New Roman"/>
-                <w:sz w:val="24"/>
-                <w:szCs w:val="24"/>
-              </w:rPr>
-              <w:t>.</w:t>
-            </w:r>
-            <w:r>
-              <w:rPr>
-                <w:rFonts w:ascii="Times New Roman" w:eastAsia="仿宋" w:hAnsi="Times New Roman"/>
-                <w:sz w:val="24"/>
-                <w:szCs w:val="24"/>
-              </w:rPr>
-              <w:t>10</w:t>
-            </w:r>
-            <w:r>
-              <w:rPr>
-                <w:rFonts w:ascii="Times New Roman" w:eastAsia="仿宋" w:hAnsi="Times New Roman" w:hint="eastAsia"/>
-                <w:sz w:val="24"/>
-                <w:szCs w:val="24"/>
-              </w:rPr>
-              <w:t>，主持</w:t>
+              <w:t>026–</w:t>
             </w:r>
           </w:p>
           <w:p>
@@ -13579,7 +14706,7 @@
               <w:pStyle w:val="a3"/>
               <w:numPr>
                 <w:ilvl w:val="0"/>
-                <w:numId w:val="20"/>
+                <w:numId w:val="33"/>
               </w:numPr>
               <w:adjustRightInd w:val="0"/>
               <w:snapToGrid w:val="0"/>
@@ -13596,119 +14723,48 @@
                 <w:sz w:val="24"/>
                 <w:szCs w:val="24"/>
               </w:rPr>
-              <w:t>国家留学基金管理委员会</w:t>
-            </w:r>
-            <w:r>
-              <w:rPr>
-                <w:rFonts w:ascii="Times New Roman" w:eastAsia="仿宋" w:hAnsi="Times New Roman" w:hint="eastAsia"/>
-                <w:sz w:val="24"/>
-                <w:szCs w:val="24"/>
-              </w:rPr>
-              <w:t>，</w:t>
-            </w:r>
-            <w:r>
-              <w:rPr>
-                <w:rFonts w:ascii="Times New Roman" w:eastAsia="仿宋" w:hAnsi="Times New Roman" w:hint="eastAsia"/>
-                <w:sz w:val="24"/>
-                <w:szCs w:val="24"/>
-              </w:rPr>
-              <w:t>国家建设高水平大学公派研究生项目</w:t>
-            </w:r>
-            <w:r>
-              <w:rPr>
-                <w:rFonts w:ascii="Times New Roman" w:eastAsia="仿宋" w:hAnsi="Times New Roman" w:hint="eastAsia"/>
-                <w:sz w:val="24"/>
-                <w:szCs w:val="24"/>
-              </w:rPr>
-              <w:t>，</w:t>
-            </w:r>
-            <w:r>
-              <w:rPr>
-                <w:rFonts w:ascii="Times New Roman" w:eastAsia="仿宋" w:hAnsi="Times New Roman"/>
-                <w:sz w:val="24"/>
-                <w:szCs w:val="24"/>
-              </w:rPr>
-              <w:t>202206260174</w:t>
-            </w:r>
-            <w:r>
-              <w:rPr>
-                <w:rFonts w:ascii="Times New Roman" w:eastAsia="仿宋" w:hAnsi="Times New Roman" w:hint="eastAsia"/>
-                <w:sz w:val="24"/>
-                <w:szCs w:val="24"/>
-              </w:rPr>
-              <w:t>，</w:t>
-            </w:r>
-            <w:r>
-              <w:rPr>
-                <w:rFonts w:ascii="Times New Roman" w:eastAsia="仿宋" w:hAnsi="Times New Roman"/>
-                <w:sz w:val="24"/>
-                <w:szCs w:val="24"/>
-              </w:rPr>
-              <w:t xml:space="preserve">Mechanical </w:t>
-            </w:r>
-            <w:r>
-              <w:rPr>
-                <w:rFonts w:ascii="Times New Roman" w:eastAsia="仿宋" w:hAnsi="Times New Roman" w:hint="eastAsia"/>
-                <w:sz w:val="24"/>
-                <w:szCs w:val="24"/>
-              </w:rPr>
-              <w:t>e</w:t>
-            </w:r>
-            <w:r>
-              <w:rPr>
-                <w:rFonts w:ascii="Times New Roman" w:eastAsia="仿宋" w:hAnsi="Times New Roman"/>
-                <w:sz w:val="24"/>
-                <w:szCs w:val="24"/>
-              </w:rPr>
-              <w:t>valuation and analysis based on digital twin for as-built shield tunnel</w:t>
-            </w:r>
-            <w:r>
-              <w:rPr>
-                <w:rFonts w:ascii="Times New Roman" w:eastAsia="仿宋" w:hAnsi="Times New Roman" w:hint="eastAsia"/>
-                <w:sz w:val="24"/>
-                <w:szCs w:val="24"/>
-              </w:rPr>
-              <w:t>，</w:t>
-            </w:r>
-            <w:r>
-              <w:rPr>
-                <w:rFonts w:ascii="Times New Roman" w:eastAsia="仿宋" w:hAnsi="Times New Roman" w:hint="eastAsia"/>
-                <w:sz w:val="24"/>
-                <w:szCs w:val="24"/>
-              </w:rPr>
-              <w:t>1</w:t>
-            </w:r>
-            <w:r>
-              <w:rPr>
-                <w:rFonts w:ascii="Times New Roman" w:eastAsia="仿宋" w:hAnsi="Times New Roman"/>
-                <w:sz w:val="24"/>
-                <w:szCs w:val="24"/>
-              </w:rPr>
-              <w:t>.44</w:t>
-            </w:r>
-            <w:r>
-              <w:rPr>
-                <w:rFonts w:ascii="Times New Roman" w:eastAsia="仿宋" w:hAnsi="Times New Roman" w:hint="eastAsia"/>
-                <w:sz w:val="24"/>
-                <w:szCs w:val="24"/>
-              </w:rPr>
-              <w:t>万英镑，</w:t>
-            </w:r>
-            <w:r>
-              <w:rPr>
-                <w:rFonts w:ascii="Times New Roman" w:eastAsia="仿宋" w:hAnsi="Times New Roman"/>
-                <w:sz w:val="24"/>
-                <w:szCs w:val="24"/>
-              </w:rPr>
-              <w:t>2023.04–2024.03</w:t>
-            </w:r>
-            <w:r>
-              <w:rPr>
-                <w:rFonts w:ascii="Times New Roman" w:eastAsia="仿宋" w:hAnsi="Times New Roman" w:hint="eastAsia"/>
-                <w:sz w:val="24"/>
-                <w:szCs w:val="24"/>
-              </w:rPr>
-              <w:t>，主持</w:t>
+              <w:lastRenderedPageBreak/>
+              <w:t>徐诗涵，福州大学，博士，</w:t>
+            </w:r>
+            <w:r>
+              <w:rPr>
+                <w:rFonts w:ascii="Times New Roman" w:eastAsia="仿宋" w:hAnsi="Times New Roman" w:hint="eastAsia"/>
+                <w:sz w:val="24"/>
+                <w:szCs w:val="24"/>
+              </w:rPr>
+              <w:t>2</w:t>
+            </w:r>
+            <w:r>
+              <w:rPr>
+                <w:rFonts w:ascii="Times New Roman" w:eastAsia="仿宋" w:hAnsi="Times New Roman"/>
+                <w:sz w:val="24"/>
+                <w:szCs w:val="24"/>
+              </w:rPr>
+              <w:t>02</w:t>
+            </w:r>
+            <w:r>
+              <w:rPr>
+                <w:rFonts w:ascii="Times New Roman" w:eastAsia="仿宋" w:hAnsi="Times New Roman"/>
+                <w:sz w:val="24"/>
+                <w:szCs w:val="24"/>
+              </w:rPr>
+              <w:t>5</w:t>
+            </w:r>
+            <w:r>
+              <w:rPr>
+                <w:rFonts w:ascii="Times New Roman" w:eastAsia="仿宋" w:hAnsi="Times New Roman"/>
+                <w:sz w:val="24"/>
+                <w:szCs w:val="24"/>
+              </w:rPr>
+              <w:t>–</w:t>
+            </w:r>
+            <w:r>
+              <w:rPr>
+                <w:rFonts w:ascii="Times New Roman" w:eastAsia="仿宋" w:hAnsi="Times New Roman" w:hint="eastAsia"/>
+                <w:sz w:val="24"/>
+                <w:szCs w:val="24"/>
+              </w:rPr>
+              <w:t>，协助指导</w:t>
             </w:r>
           </w:p>
           <w:p>
@@ -13716,7 +14772,7 @@
               <w:pStyle w:val="a3"/>
               <w:numPr>
                 <w:ilvl w:val="0"/>
-                <w:numId w:val="20"/>
+                <w:numId w:val="33"/>
               </w:numPr>
               <w:adjustRightInd w:val="0"/>
               <w:snapToGrid w:val="0"/>
@@ -13733,7 +14789,7 @@
                 <w:sz w:val="24"/>
                 <w:szCs w:val="24"/>
               </w:rPr>
-              <w:t>上海市教育委员会</w:t>
+              <w:t>林志城，福州大学，硕士</w:t>
             </w:r>
             <w:r>
               <w:rPr>
@@ -13749,95 +14805,39 @@
                 <w:sz w:val="24"/>
                 <w:szCs w:val="24"/>
               </w:rPr>
-              <w:t>上海市大学生创新创业训练计划项目</w:t>
-            </w:r>
-            <w:r>
-              <w:rPr>
-                <w:rFonts w:ascii="Times New Roman" w:eastAsia="仿宋" w:hAnsi="Times New Roman" w:hint="eastAsia"/>
-                <w:sz w:val="24"/>
-                <w:szCs w:val="24"/>
-              </w:rPr>
-              <w:t>，</w:t>
-            </w:r>
-            <w:r>
-              <w:rPr>
-                <w:rFonts w:ascii="Times New Roman" w:eastAsia="仿宋" w:hAnsi="Times New Roman"/>
-                <w:sz w:val="24"/>
-                <w:szCs w:val="24"/>
-              </w:rPr>
-              <w:t>201710247118</w:t>
-            </w:r>
-            <w:r>
-              <w:rPr>
-                <w:rFonts w:ascii="Times New Roman" w:eastAsia="仿宋" w:hAnsi="Times New Roman" w:hint="eastAsia"/>
-                <w:sz w:val="24"/>
-                <w:szCs w:val="24"/>
-              </w:rPr>
-              <w:t>，</w:t>
-            </w:r>
-            <w:r>
-              <w:rPr>
-                <w:rFonts w:ascii="Times New Roman" w:eastAsia="仿宋" w:hAnsi="Times New Roman" w:hint="eastAsia"/>
-                <w:sz w:val="24"/>
-                <w:szCs w:val="24"/>
-              </w:rPr>
-              <w:t>橡胶支座在装配式建筑墙板节点处的应用</w:t>
-            </w:r>
-            <w:r>
-              <w:rPr>
-                <w:rFonts w:ascii="Times New Roman" w:eastAsia="仿宋" w:hAnsi="Times New Roman" w:hint="eastAsia"/>
-                <w:sz w:val="24"/>
-                <w:szCs w:val="24"/>
-              </w:rPr>
-              <w:t>，</w:t>
-            </w:r>
-            <w:r>
-              <w:rPr>
-                <w:rFonts w:ascii="Times New Roman" w:eastAsia="仿宋" w:hAnsi="Times New Roman" w:hint="eastAsia"/>
-                <w:sz w:val="24"/>
-                <w:szCs w:val="24"/>
-              </w:rPr>
-              <w:t>1</w:t>
-            </w:r>
-            <w:r>
-              <w:rPr>
-                <w:rFonts w:ascii="Times New Roman" w:eastAsia="仿宋" w:hAnsi="Times New Roman" w:hint="eastAsia"/>
-                <w:sz w:val="24"/>
-                <w:szCs w:val="24"/>
-              </w:rPr>
-              <w:t>万</w:t>
-            </w:r>
-            <w:r>
-              <w:rPr>
-                <w:rFonts w:ascii="Times New Roman" w:eastAsia="仿宋" w:hAnsi="Times New Roman" w:hint="eastAsia"/>
-                <w:sz w:val="24"/>
-                <w:szCs w:val="24"/>
-              </w:rPr>
-              <w:t>元</w:t>
-            </w:r>
-            <w:r>
-              <w:rPr>
-                <w:rFonts w:ascii="Times New Roman" w:eastAsia="仿宋" w:hAnsi="Times New Roman" w:hint="eastAsia"/>
-                <w:sz w:val="24"/>
-                <w:szCs w:val="24"/>
-              </w:rPr>
-              <w:t>，</w:t>
-            </w:r>
-            <w:r>
-              <w:rPr>
-                <w:rFonts w:ascii="Times New Roman" w:eastAsia="仿宋" w:hAnsi="Times New Roman"/>
-                <w:sz w:val="24"/>
-                <w:szCs w:val="24"/>
-              </w:rPr>
-              <w:t>2017.01–2018.01</w:t>
-            </w:r>
-            <w:r>
-              <w:rPr>
-                <w:rFonts w:ascii="Times New Roman" w:eastAsia="仿宋" w:hAnsi="Times New Roman" w:hint="eastAsia"/>
-                <w:sz w:val="24"/>
-                <w:szCs w:val="24"/>
-              </w:rPr>
-              <w:t>，主持</w:t>
+              <w:t>2</w:t>
+            </w:r>
+            <w:r>
+              <w:rPr>
+                <w:rFonts w:ascii="Times New Roman" w:eastAsia="仿宋" w:hAnsi="Times New Roman"/>
+                <w:sz w:val="24"/>
+                <w:szCs w:val="24"/>
+              </w:rPr>
+              <w:t>02</w:t>
+            </w:r>
+            <w:r>
+              <w:rPr>
+                <w:rFonts w:ascii="Times New Roman" w:eastAsia="仿宋" w:hAnsi="Times New Roman"/>
+                <w:sz w:val="24"/>
+                <w:szCs w:val="24"/>
+              </w:rPr>
+              <w:t>5</w:t>
+            </w:r>
+            <w:r>
+              <w:rPr>
+                <w:rFonts w:ascii="Times New Roman" w:eastAsia="仿宋" w:hAnsi="Times New Roman"/>
+                <w:sz w:val="24"/>
+                <w:szCs w:val="24"/>
+              </w:rPr>
+              <w:t>–</w:t>
+            </w:r>
+            <w:r>
+              <w:rPr>
+                <w:rFonts w:ascii="Times New Roman" w:eastAsia="仿宋" w:hAnsi="Times New Roman" w:hint="eastAsia"/>
+                <w:sz w:val="24"/>
+                <w:szCs w:val="24"/>
+              </w:rPr>
+              <w:t>，协助指导</w:t>
             </w:r>
           </w:p>
           <w:p>
@@ -13845,7 +14845,7 @@
               <w:pStyle w:val="a3"/>
               <w:numPr>
                 <w:ilvl w:val="0"/>
-                <w:numId w:val="20"/>
+                <w:numId w:val="33"/>
               </w:numPr>
               <w:adjustRightInd w:val="0"/>
               <w:snapToGrid w:val="0"/>
@@ -13862,59 +14862,27 @@
                 <w:sz w:val="24"/>
                 <w:szCs w:val="24"/>
               </w:rPr>
-              <w:t>国家自然科学基金委员会，</w:t>
-            </w:r>
-            <w:r>
-              <w:rPr>
-                <w:rFonts w:ascii="Times New Roman" w:eastAsia="仿宋" w:hAnsi="Times New Roman" w:hint="eastAsia"/>
-                <w:sz w:val="24"/>
-                <w:szCs w:val="24"/>
-              </w:rPr>
-              <w:t>面上项目</w:t>
-            </w:r>
-            <w:r>
-              <w:rPr>
-                <w:rFonts w:ascii="Times New Roman" w:eastAsia="仿宋" w:hAnsi="Times New Roman"/>
-                <w:sz w:val="24"/>
-                <w:szCs w:val="24"/>
-              </w:rPr>
-              <w:t>，</w:t>
-            </w:r>
-            <w:r>
-              <w:rPr>
-                <w:rFonts w:ascii="Times New Roman" w:eastAsia="仿宋" w:hAnsi="Times New Roman"/>
-                <w:sz w:val="24"/>
-                <w:szCs w:val="24"/>
-              </w:rPr>
-              <w:t>52678544</w:t>
-            </w:r>
-            <w:r>
-              <w:rPr>
-                <w:rFonts w:ascii="Times New Roman" w:eastAsia="仿宋" w:hAnsi="Times New Roman"/>
-                <w:sz w:val="24"/>
-                <w:szCs w:val="24"/>
-              </w:rPr>
-              <w:t>，</w:t>
-            </w:r>
-            <w:r>
-              <w:rPr>
-                <w:rFonts w:ascii="Times New Roman" w:eastAsia="仿宋" w:hAnsi="Times New Roman" w:hint="eastAsia"/>
-                <w:sz w:val="24"/>
-                <w:szCs w:val="24"/>
-              </w:rPr>
-              <w:t>稀疏观测下盾构隧道结构变形全时全域具身智能感知方法研究</w:t>
-            </w:r>
-            <w:r>
-              <w:rPr>
-                <w:rFonts w:ascii="Times New Roman" w:eastAsia="仿宋" w:hAnsi="Times New Roman"/>
-                <w:sz w:val="24"/>
-                <w:szCs w:val="24"/>
-              </w:rPr>
-              <w:t>，</w:t>
-            </w:r>
-            <w:r>
-              <w:rPr>
-                <w:rFonts w:ascii="Times New Roman" w:eastAsia="仿宋" w:hAnsi="Times New Roman" w:hint="eastAsia"/>
+              <w:t>黄一韩，福州大学，硕士，</w:t>
+            </w:r>
+            <w:r>
+              <w:rPr>
+                <w:rFonts w:ascii="Times New Roman" w:eastAsia="仿宋" w:hAnsi="Times New Roman" w:hint="eastAsia"/>
+                <w:sz w:val="24"/>
+                <w:szCs w:val="24"/>
+              </w:rPr>
+              <w:t>2</w:t>
+            </w:r>
+            <w:r>
+              <w:rPr>
+                <w:rFonts w:ascii="Times New Roman" w:eastAsia="仿宋" w:hAnsi="Times New Roman"/>
+                <w:sz w:val="24"/>
+                <w:szCs w:val="24"/>
+              </w:rPr>
+              <w:t>02</w:t>
+            </w:r>
+            <w:r>
+              <w:rPr>
+                <w:rFonts w:ascii="Times New Roman" w:eastAsia="仿宋" w:hAnsi="Times New Roman"/>
                 <w:sz w:val="24"/>
                 <w:szCs w:val="24"/>
               </w:rPr>
@@ -13926,47 +14894,15 @@
                 <w:sz w:val="24"/>
                 <w:szCs w:val="24"/>
               </w:rPr>
-              <w:t>0</w:t>
-            </w:r>
-            <w:r>
-              <w:rPr>
-                <w:rFonts w:ascii="Times New Roman" w:eastAsia="仿宋" w:hAnsi="Times New Roman"/>
-                <w:sz w:val="24"/>
-                <w:szCs w:val="24"/>
-              </w:rPr>
-              <w:t>万元，</w:t>
-            </w:r>
-            <w:r>
-              <w:rPr>
-                <w:rFonts w:ascii="Times New Roman" w:eastAsia="仿宋" w:hAnsi="Times New Roman"/>
-                <w:sz w:val="24"/>
-                <w:szCs w:val="24"/>
-              </w:rPr>
-              <w:t>2027.01–20</w:t>
-            </w:r>
-            <w:r>
-              <w:rPr>
-                <w:rFonts w:ascii="Times New Roman" w:eastAsia="仿宋" w:hAnsi="Times New Roman"/>
-                <w:sz w:val="24"/>
-                <w:szCs w:val="24"/>
-              </w:rPr>
-              <w:t>30</w:t>
-            </w:r>
-            <w:r>
-              <w:rPr>
-                <w:rFonts w:ascii="Times New Roman" w:eastAsia="仿宋" w:hAnsi="Times New Roman"/>
-                <w:sz w:val="24"/>
-                <w:szCs w:val="24"/>
-              </w:rPr>
-              <w:t>.12</w:t>
-            </w:r>
-            <w:r>
-              <w:rPr>
-                <w:rFonts w:ascii="Times New Roman" w:eastAsia="仿宋" w:hAnsi="Times New Roman" w:hint="eastAsia"/>
-                <w:sz w:val="24"/>
-                <w:szCs w:val="24"/>
-              </w:rPr>
-              <w:t>，主要参与</w:t>
+              <w:t>–</w:t>
+            </w:r>
+            <w:r>
+              <w:rPr>
+                <w:rFonts w:ascii="Times New Roman" w:eastAsia="仿宋" w:hAnsi="Times New Roman" w:hint="eastAsia"/>
+                <w:sz w:val="24"/>
+                <w:szCs w:val="24"/>
+              </w:rPr>
+              <w:t>，协助指导</w:t>
             </w:r>
           </w:p>
           <w:p>
@@ -13974,7 +14910,7 @@
               <w:pStyle w:val="a3"/>
               <w:numPr>
                 <w:ilvl w:val="0"/>
-                <w:numId w:val="20"/>
+                <w:numId w:val="33"/>
               </w:numPr>
               <w:adjustRightInd w:val="0"/>
               <w:snapToGrid w:val="0"/>
@@ -13987,11 +14923,27 @@
             </w:pPr>
             <w:r>
               <w:rPr>
-                <w:rFonts w:ascii="Times New Roman" w:eastAsia="仿宋" w:hAnsi="Times New Roman" w:hint="eastAsia"/>
-                <w:sz w:val="24"/>
-                <w:szCs w:val="24"/>
-              </w:rPr>
-              <w:t>中华人民共和国科学技术部</w:t>
+                <w:rFonts w:ascii="Times New Roman" w:eastAsia="仿宋" w:hAnsi="Times New Roman"/>
+                <w:sz w:val="24"/>
+                <w:szCs w:val="24"/>
+              </w:rPr>
+              <w:t>Tom Hill</w:t>
+            </w:r>
+            <w:r>
+              <w:rPr>
+                <w:rFonts w:ascii="Times New Roman" w:eastAsia="仿宋" w:hAnsi="Times New Roman" w:hint="eastAsia"/>
+                <w:sz w:val="24"/>
+                <w:szCs w:val="24"/>
+              </w:rPr>
+              <w:t>，剑桥大学，</w:t>
+            </w:r>
+            <w:r>
+              <w:rPr>
+                <w:rFonts w:ascii="Times New Roman" w:eastAsia="仿宋" w:hAnsi="Times New Roman" w:hint="eastAsia"/>
+                <w:sz w:val="24"/>
+                <w:szCs w:val="24"/>
+              </w:rPr>
+              <w:t>硕士</w:t>
             </w:r>
             <w:r>
               <w:rPr>
@@ -14007,47 +14959,23 @@
                 <w:sz w:val="24"/>
                 <w:szCs w:val="24"/>
               </w:rPr>
-              <w:t>国家重点研发计划课题</w:t>
-            </w:r>
-            <w:r>
-              <w:rPr>
-                <w:rFonts w:ascii="Times New Roman" w:eastAsia="仿宋" w:hAnsi="Times New Roman" w:hint="eastAsia"/>
-                <w:sz w:val="24"/>
-                <w:szCs w:val="24"/>
-              </w:rPr>
-              <w:t>，</w:t>
-            </w:r>
-            <w:r>
-              <w:rPr>
-                <w:rFonts w:ascii="Times New Roman" w:eastAsia="仿宋" w:hAnsi="Times New Roman"/>
-                <w:sz w:val="24"/>
-                <w:szCs w:val="24"/>
-              </w:rPr>
-              <w:t>2023YFC3806701</w:t>
-            </w:r>
-            <w:r>
-              <w:rPr>
-                <w:rFonts w:ascii="Times New Roman" w:eastAsia="仿宋" w:hAnsi="Times New Roman" w:hint="eastAsia"/>
-                <w:sz w:val="24"/>
-                <w:szCs w:val="24"/>
-              </w:rPr>
-              <w:t>，</w:t>
-            </w:r>
-            <w:r>
-              <w:rPr>
-                <w:rFonts w:ascii="Times New Roman" w:eastAsia="仿宋" w:hAnsi="Times New Roman" w:hint="eastAsia"/>
-                <w:sz w:val="24"/>
-                <w:szCs w:val="24"/>
-              </w:rPr>
-              <w:t>城市大型地下基础设施智能暗挖建造新方法与扰动力学机理</w:t>
-            </w:r>
-            <w:r>
-              <w:rPr>
-                <w:rFonts w:ascii="Times New Roman" w:eastAsia="仿宋" w:hAnsi="Times New Roman" w:hint="eastAsia"/>
-                <w:sz w:val="24"/>
-                <w:szCs w:val="24"/>
-              </w:rPr>
-              <w:t>，参与</w:t>
+              <w:t>2</w:t>
+            </w:r>
+            <w:r>
+              <w:rPr>
+                <w:rFonts w:ascii="Times New Roman" w:eastAsia="仿宋" w:hAnsi="Times New Roman"/>
+                <w:sz w:val="24"/>
+                <w:szCs w:val="24"/>
+              </w:rPr>
+              <w:t>024</w:t>
+            </w:r>
+            <w:r>
+              <w:rPr>
+                <w:rFonts w:ascii="Times New Roman" w:eastAsia="仿宋" w:hAnsi="Times New Roman" w:hint="eastAsia"/>
+                <w:sz w:val="24"/>
+                <w:szCs w:val="24"/>
+              </w:rPr>
+              <w:t>，协助指导</w:t>
             </w:r>
           </w:p>
           <w:p>
@@ -14055,7 +14983,7 @@
               <w:pStyle w:val="a3"/>
               <w:numPr>
                 <w:ilvl w:val="0"/>
-                <w:numId w:val="20"/>
+                <w:numId w:val="33"/>
               </w:numPr>
               <w:adjustRightInd w:val="0"/>
               <w:snapToGrid w:val="0"/>
@@ -14068,67 +14996,35 @@
             </w:pPr>
             <w:r>
               <w:rPr>
-                <w:rFonts w:ascii="Times New Roman" w:eastAsia="仿宋" w:hAnsi="Times New Roman"/>
-                <w:sz w:val="24"/>
-                <w:szCs w:val="24"/>
-              </w:rPr>
-              <w:t>中华人民共和国科学技术部</w:t>
-            </w:r>
-            <w:r>
-              <w:rPr>
-                <w:rFonts w:ascii="Times New Roman" w:eastAsia="仿宋" w:hAnsi="Times New Roman" w:hint="eastAsia"/>
-                <w:sz w:val="24"/>
-                <w:szCs w:val="24"/>
-              </w:rPr>
-              <w:t>，</w:t>
-            </w:r>
-            <w:r>
-              <w:rPr>
-                <w:rFonts w:ascii="Times New Roman" w:eastAsia="仿宋" w:hAnsi="Times New Roman" w:hint="eastAsia"/>
-                <w:sz w:val="24"/>
-                <w:szCs w:val="24"/>
-              </w:rPr>
-              <w:t>国家重点研发计划课题</w:t>
-            </w:r>
-            <w:r>
-              <w:rPr>
-                <w:rFonts w:ascii="Times New Roman" w:eastAsia="仿宋" w:hAnsi="Times New Roman" w:hint="eastAsia"/>
-                <w:sz w:val="24"/>
-                <w:szCs w:val="24"/>
-              </w:rPr>
-              <w:t>，</w:t>
-            </w:r>
-            <w:r>
-              <w:rPr>
-                <w:rFonts w:ascii="Times New Roman" w:eastAsia="仿宋" w:hAnsi="Times New Roman"/>
-                <w:sz w:val="24"/>
-                <w:szCs w:val="24"/>
-              </w:rPr>
-              <w:t>2023YFC3806702</w:t>
-            </w:r>
-            <w:r>
-              <w:rPr>
-                <w:rFonts w:ascii="Times New Roman" w:eastAsia="仿宋" w:hAnsi="Times New Roman"/>
-                <w:sz w:val="24"/>
-                <w:szCs w:val="24"/>
-              </w:rPr>
-              <w:t>，</w:t>
-            </w:r>
-            <w:r>
-              <w:rPr>
-                <w:rFonts w:ascii="Times New Roman" w:eastAsia="仿宋" w:hAnsi="Times New Roman" w:hint="eastAsia"/>
-                <w:sz w:val="24"/>
-                <w:szCs w:val="24"/>
-              </w:rPr>
-              <w:t>城市地下新型暗挖结构设计及地层适应性优化提升方法</w:t>
-            </w:r>
-            <w:r>
-              <w:rPr>
-                <w:rFonts w:ascii="Times New Roman" w:eastAsia="仿宋" w:hAnsi="Times New Roman" w:hint="eastAsia"/>
-                <w:sz w:val="24"/>
-                <w:szCs w:val="24"/>
-              </w:rPr>
-              <w:t>，参与</w:t>
+                <w:rFonts w:ascii="Times New Roman" w:eastAsia="仿宋" w:hAnsi="Times New Roman" w:hint="eastAsia"/>
+                <w:sz w:val="24"/>
+                <w:szCs w:val="24"/>
+              </w:rPr>
+              <w:t>吴泽宇，同济大学，本科，</w:t>
+            </w:r>
+            <w:r>
+              <w:rPr>
+                <w:rFonts w:ascii="Times New Roman" w:eastAsia="仿宋" w:hAnsi="Times New Roman" w:hint="eastAsia"/>
+                <w:sz w:val="24"/>
+                <w:szCs w:val="24"/>
+              </w:rPr>
+              <w:t>2</w:t>
+            </w:r>
+            <w:r>
+              <w:rPr>
+                <w:rFonts w:ascii="Times New Roman" w:eastAsia="仿宋" w:hAnsi="Times New Roman"/>
+                <w:sz w:val="24"/>
+                <w:szCs w:val="24"/>
+              </w:rPr>
+              <w:t>023</w:t>
+            </w:r>
+            <w:r>
+              <w:rPr>
+                <w:rFonts w:ascii="Times New Roman" w:eastAsia="仿宋" w:hAnsi="Times New Roman" w:hint="eastAsia"/>
+                <w:sz w:val="24"/>
+                <w:szCs w:val="24"/>
+              </w:rPr>
+              <w:t>，协助指导</w:t>
             </w:r>
           </w:p>
           <w:p>
@@ -14136,60 +15032,13 @@
               <w:pStyle w:val="a3"/>
               <w:numPr>
                 <w:ilvl w:val="0"/>
-                <w:numId w:val="20"/>
-              </w:numPr>
-              <w:ind w:firstLineChars="0"/>
-              <w:rPr>
-                <w:rFonts w:ascii="Times New Roman" w:eastAsia="仿宋" w:hAnsi="Times New Roman"/>
-                <w:sz w:val="24"/>
-                <w:szCs w:val="24"/>
-              </w:rPr>
-            </w:pPr>
-            <w:r>
-              <w:rPr>
-                <w:rFonts w:ascii="Times New Roman" w:eastAsia="仿宋" w:hAnsi="Times New Roman" w:hint="eastAsia"/>
-                <w:sz w:val="24"/>
-                <w:szCs w:val="24"/>
-              </w:rPr>
-              <w:t>中华人民共和国科学技术部，国家重点研发计划课题，</w:t>
-            </w:r>
-            <w:r>
-              <w:rPr>
-                <w:rFonts w:ascii="Times New Roman" w:eastAsia="仿宋" w:hAnsi="Times New Roman"/>
-                <w:sz w:val="24"/>
-                <w:szCs w:val="24"/>
-              </w:rPr>
-              <w:t>2023YFC3806705</w:t>
-            </w:r>
-            <w:r>
-              <w:rPr>
-                <w:rFonts w:ascii="Times New Roman" w:eastAsia="仿宋" w:hAnsi="Times New Roman"/>
-                <w:sz w:val="24"/>
-                <w:szCs w:val="24"/>
-              </w:rPr>
-              <w:t>，城市大型地下基础设施智能暗挖建造云平台与关键技术应用示范</w:t>
-            </w:r>
-            <w:r>
-              <w:rPr>
-                <w:rFonts w:ascii="Times New Roman" w:eastAsia="仿宋" w:hAnsi="Times New Roman" w:hint="eastAsia"/>
-                <w:sz w:val="24"/>
-                <w:szCs w:val="24"/>
-              </w:rPr>
-              <w:t>，参与</w:t>
-            </w:r>
-          </w:p>
-          <w:p>
-            <w:pPr>
-              <w:pStyle w:val="a3"/>
-              <w:numPr>
-                <w:ilvl w:val="0"/>
-                <w:numId w:val="20"/>
+                <w:numId w:val="33"/>
               </w:numPr>
               <w:adjustRightInd w:val="0"/>
               <w:snapToGrid w:val="0"/>
               <w:ind w:firstLineChars="0"/>
               <w:rPr>
-                <w:rFonts w:ascii="Times New Roman" w:eastAsia="仿宋" w:hAnsi="Times New Roman"/>
+                <w:rFonts w:ascii="Times New Roman" w:eastAsia="仿宋" w:hAnsi="Times New Roman" w:hint="eastAsia"/>
                 <w:sz w:val="24"/>
                 <w:szCs w:val="24"/>
               </w:rPr>
@@ -14200,435 +15049,31 @@
                 <w:sz w:val="24"/>
                 <w:szCs w:val="24"/>
               </w:rPr>
-              <w:t>中华人民共和国科学技术部</w:t>
-            </w:r>
-            <w:r>
-              <w:rPr>
-                <w:rFonts w:ascii="Times New Roman" w:eastAsia="仿宋" w:hAnsi="Times New Roman" w:hint="eastAsia"/>
-                <w:sz w:val="24"/>
-                <w:szCs w:val="24"/>
-              </w:rPr>
-              <w:t>，</w:t>
-            </w:r>
-            <w:r>
-              <w:rPr>
-                <w:rFonts w:ascii="Times New Roman" w:eastAsia="仿宋" w:hAnsi="Times New Roman" w:hint="eastAsia"/>
-                <w:sz w:val="24"/>
-                <w:szCs w:val="24"/>
-              </w:rPr>
-              <w:t>国家重点研发计划课题</w:t>
-            </w:r>
-            <w:r>
-              <w:rPr>
-                <w:rFonts w:ascii="Times New Roman" w:eastAsia="仿宋" w:hAnsi="Times New Roman" w:hint="eastAsia"/>
-                <w:sz w:val="24"/>
-                <w:szCs w:val="24"/>
-              </w:rPr>
-              <w:t>，</w:t>
-            </w:r>
-            <w:r>
-              <w:rPr>
-                <w:rFonts w:ascii="Times New Roman" w:eastAsia="仿宋" w:hAnsi="Times New Roman"/>
-                <w:sz w:val="24"/>
-                <w:szCs w:val="24"/>
-              </w:rPr>
-              <w:t>2019YFC0605103</w:t>
-            </w:r>
-            <w:r>
-              <w:rPr>
-                <w:rFonts w:ascii="Times New Roman" w:eastAsia="仿宋" w:hAnsi="Times New Roman"/>
-                <w:sz w:val="24"/>
-                <w:szCs w:val="24"/>
-              </w:rPr>
-              <w:t>，</w:t>
-            </w:r>
-            <w:r>
-              <w:rPr>
-                <w:rFonts w:ascii="Times New Roman" w:eastAsia="仿宋" w:hAnsi="Times New Roman" w:hint="eastAsia"/>
-                <w:sz w:val="24"/>
-                <w:szCs w:val="24"/>
-              </w:rPr>
-              <w:t>城市地下空间开挖与周边环境相互影响评估理论及安全控制技术</w:t>
-            </w:r>
-            <w:r>
-              <w:rPr>
-                <w:rFonts w:ascii="Times New Roman" w:eastAsia="仿宋" w:hAnsi="Times New Roman" w:hint="eastAsia"/>
-                <w:sz w:val="24"/>
-                <w:szCs w:val="24"/>
-              </w:rPr>
-              <w:t>，参与</w:t>
-            </w:r>
-          </w:p>
-          <w:p>
-            <w:pPr>
-              <w:pStyle w:val="a3"/>
-              <w:numPr>
-                <w:ilvl w:val="0"/>
-                <w:numId w:val="20"/>
-              </w:numPr>
-              <w:adjustRightInd w:val="0"/>
-              <w:snapToGrid w:val="0"/>
-              <w:ind w:firstLineChars="0"/>
-              <w:rPr>
-                <w:rFonts w:ascii="Times New Roman" w:eastAsia="仿宋" w:hAnsi="Times New Roman"/>
-                <w:sz w:val="24"/>
-                <w:szCs w:val="24"/>
-              </w:rPr>
-            </w:pPr>
-            <w:r>
-              <w:rPr>
-                <w:rFonts w:ascii="Times New Roman" w:eastAsia="仿宋" w:hAnsi="Times New Roman" w:hint="eastAsia"/>
-                <w:sz w:val="24"/>
-                <w:szCs w:val="24"/>
-              </w:rPr>
-              <w:t>国家自然科学基金委员会，重点项目，</w:t>
-            </w:r>
-            <w:r>
-              <w:rPr>
-                <w:rFonts w:ascii="Times New Roman" w:eastAsia="仿宋" w:hAnsi="Times New Roman"/>
-                <w:sz w:val="24"/>
-                <w:szCs w:val="24"/>
-              </w:rPr>
-              <w:t>52038008</w:t>
-            </w:r>
-            <w:r>
-              <w:rPr>
-                <w:rFonts w:ascii="Times New Roman" w:eastAsia="仿宋" w:hAnsi="Times New Roman"/>
-                <w:sz w:val="24"/>
-                <w:szCs w:val="24"/>
-              </w:rPr>
-              <w:t>，城市复杂网络化盾构隧道结构前摄性服役保障理论与方法</w:t>
-            </w:r>
-            <w:r>
-              <w:rPr>
-                <w:rFonts w:ascii="Times New Roman" w:eastAsia="仿宋" w:hAnsi="Times New Roman" w:hint="eastAsia"/>
-                <w:sz w:val="24"/>
-                <w:szCs w:val="24"/>
-              </w:rPr>
-              <w:t>，参与</w:t>
-            </w:r>
-          </w:p>
-          <w:p>
-            <w:pPr>
-              <w:pStyle w:val="a3"/>
-              <w:numPr>
-                <w:ilvl w:val="0"/>
-                <w:numId w:val="20"/>
-              </w:numPr>
-              <w:adjustRightInd w:val="0"/>
-              <w:snapToGrid w:val="0"/>
-              <w:ind w:firstLineChars="0"/>
-              <w:rPr>
-                <w:rFonts w:ascii="Times New Roman" w:eastAsia="仿宋" w:hAnsi="Times New Roman"/>
-                <w:sz w:val="24"/>
-                <w:szCs w:val="24"/>
-              </w:rPr>
-            </w:pPr>
-            <w:r>
-              <w:rPr>
-                <w:rFonts w:ascii="Times New Roman" w:eastAsia="仿宋" w:hAnsi="Times New Roman" w:hint="eastAsia"/>
-                <w:sz w:val="24"/>
-                <w:szCs w:val="24"/>
-              </w:rPr>
-              <w:t>国家自然科学基金委员会，面上项目，</w:t>
-            </w:r>
-            <w:r>
-              <w:rPr>
-                <w:rFonts w:ascii="Times New Roman" w:eastAsia="仿宋" w:hAnsi="Times New Roman"/>
-                <w:sz w:val="24"/>
-                <w:szCs w:val="24"/>
-              </w:rPr>
-              <w:t>52378408</w:t>
-            </w:r>
-            <w:r>
-              <w:rPr>
-                <w:rFonts w:ascii="Times New Roman" w:eastAsia="仿宋" w:hAnsi="Times New Roman"/>
-                <w:sz w:val="24"/>
-                <w:szCs w:val="24"/>
-              </w:rPr>
-              <w:t>，盾构隧道</w:t>
-            </w:r>
-            <w:r>
-              <w:rPr>
-                <w:rFonts w:ascii="Times New Roman" w:eastAsia="仿宋" w:hAnsi="Times New Roman"/>
-                <w:sz w:val="24"/>
-                <w:szCs w:val="24"/>
-              </w:rPr>
-              <w:t>InSAR</w:t>
-            </w:r>
-            <w:r>
-              <w:rPr>
-                <w:rFonts w:ascii="Times New Roman" w:eastAsia="仿宋" w:hAnsi="Times New Roman"/>
-                <w:sz w:val="24"/>
-                <w:szCs w:val="24"/>
-              </w:rPr>
-              <w:t>沉降感知映射机制及机器学习预警模型</w:t>
-            </w:r>
-            <w:r>
-              <w:rPr>
-                <w:rFonts w:ascii="Times New Roman" w:eastAsia="仿宋" w:hAnsi="Times New Roman" w:hint="eastAsia"/>
-                <w:sz w:val="24"/>
-                <w:szCs w:val="24"/>
-              </w:rPr>
-              <w:t>，参与</w:t>
-            </w:r>
-          </w:p>
-          <w:p>
-            <w:pPr>
-              <w:pStyle w:val="a3"/>
-              <w:numPr>
-                <w:ilvl w:val="0"/>
-                <w:numId w:val="20"/>
-              </w:numPr>
-              <w:adjustRightInd w:val="0"/>
-              <w:snapToGrid w:val="0"/>
-              <w:ind w:firstLineChars="0"/>
-              <w:rPr>
-                <w:rFonts w:ascii="Times New Roman" w:eastAsia="仿宋" w:hAnsi="Times New Roman"/>
-                <w:sz w:val="24"/>
-                <w:szCs w:val="24"/>
-              </w:rPr>
-            </w:pPr>
-            <w:r>
-              <w:rPr>
-                <w:rFonts w:ascii="Times New Roman" w:eastAsia="仿宋" w:hAnsi="Times New Roman" w:hint="eastAsia"/>
-                <w:sz w:val="24"/>
-                <w:szCs w:val="24"/>
-              </w:rPr>
-              <w:t>国家自然科学基金委员会，面上项目，</w:t>
-            </w:r>
-            <w:r>
-              <w:rPr>
-                <w:rFonts w:ascii="Times New Roman" w:eastAsia="仿宋" w:hAnsi="Times New Roman"/>
-                <w:sz w:val="24"/>
-                <w:szCs w:val="24"/>
-              </w:rPr>
-              <w:t>51978431</w:t>
-            </w:r>
-            <w:r>
-              <w:rPr>
-                <w:rFonts w:ascii="Times New Roman" w:eastAsia="仿宋" w:hAnsi="Times New Roman"/>
-                <w:sz w:val="24"/>
-                <w:szCs w:val="24"/>
-              </w:rPr>
-              <w:t>，软土盾构隧道前摄性维养模型研究</w:t>
-            </w:r>
-            <w:r>
-              <w:rPr>
-                <w:rFonts w:ascii="Times New Roman" w:eastAsia="仿宋" w:hAnsi="Times New Roman" w:hint="eastAsia"/>
-                <w:sz w:val="24"/>
-                <w:szCs w:val="24"/>
-              </w:rPr>
-              <w:t>，参与</w:t>
-            </w:r>
-          </w:p>
-          <w:p>
-            <w:pPr>
-              <w:pStyle w:val="a3"/>
-              <w:numPr>
-                <w:ilvl w:val="0"/>
-                <w:numId w:val="20"/>
-              </w:numPr>
-              <w:ind w:firstLineChars="0"/>
-              <w:rPr>
-                <w:rFonts w:ascii="Times New Roman" w:eastAsia="仿宋" w:hAnsi="Times New Roman"/>
-                <w:sz w:val="24"/>
-                <w:szCs w:val="24"/>
-              </w:rPr>
-            </w:pPr>
-            <w:r>
-              <w:rPr>
-                <w:rFonts w:ascii="Times New Roman" w:eastAsia="仿宋" w:hAnsi="Times New Roman" w:hint="eastAsia"/>
-                <w:sz w:val="24"/>
-                <w:szCs w:val="24"/>
-              </w:rPr>
-              <w:t>上海市科学技术委员会，科技创新行动计划，</w:t>
-            </w:r>
-            <w:r>
-              <w:rPr>
-                <w:rFonts w:ascii="Times New Roman" w:eastAsia="仿宋" w:hAnsi="Times New Roman"/>
-                <w:sz w:val="24"/>
-                <w:szCs w:val="24"/>
-              </w:rPr>
-              <w:t>22DZ1203004</w:t>
-            </w:r>
-            <w:r>
-              <w:rPr>
-                <w:rFonts w:ascii="Times New Roman" w:eastAsia="仿宋" w:hAnsi="Times New Roman"/>
-                <w:sz w:val="24"/>
-                <w:szCs w:val="24"/>
-              </w:rPr>
-              <w:t>，超长地下快速路空地融合智能规划及精准测试技术研究</w:t>
-            </w:r>
-            <w:r>
-              <w:rPr>
-                <w:rFonts w:ascii="Times New Roman" w:eastAsia="仿宋" w:hAnsi="Times New Roman" w:hint="eastAsia"/>
-                <w:sz w:val="24"/>
-                <w:szCs w:val="24"/>
-              </w:rPr>
-              <w:t>，参与</w:t>
-            </w:r>
-          </w:p>
-          <w:p>
-            <w:pPr>
-              <w:pStyle w:val="a3"/>
-              <w:numPr>
-                <w:ilvl w:val="0"/>
-                <w:numId w:val="20"/>
-              </w:numPr>
-              <w:adjustRightInd w:val="0"/>
-              <w:snapToGrid w:val="0"/>
-              <w:ind w:firstLineChars="0"/>
-              <w:rPr>
-                <w:rFonts w:ascii="Times New Roman" w:eastAsia="仿宋" w:hAnsi="Times New Roman"/>
-                <w:sz w:val="24"/>
-                <w:szCs w:val="24"/>
-              </w:rPr>
-            </w:pPr>
-            <w:r>
-              <w:rPr>
-                <w:rFonts w:ascii="Times New Roman" w:eastAsia="仿宋" w:hAnsi="Times New Roman" w:hint="eastAsia"/>
-                <w:sz w:val="24"/>
-                <w:szCs w:val="24"/>
-              </w:rPr>
-              <w:t>上海市科学技术委员会</w:t>
-            </w:r>
-            <w:r>
-              <w:rPr>
-                <w:rFonts w:ascii="Times New Roman" w:eastAsia="仿宋" w:hAnsi="Times New Roman" w:hint="eastAsia"/>
-                <w:sz w:val="24"/>
-                <w:szCs w:val="24"/>
-              </w:rPr>
-              <w:t>，</w:t>
-            </w:r>
-            <w:r>
-              <w:rPr>
-                <w:rFonts w:ascii="Times New Roman" w:eastAsia="仿宋" w:hAnsi="Times New Roman" w:hint="eastAsia"/>
-                <w:sz w:val="24"/>
-                <w:szCs w:val="24"/>
-              </w:rPr>
-              <w:t>科技创新行动计划</w:t>
-            </w:r>
-            <w:r>
-              <w:rPr>
-                <w:rFonts w:ascii="Times New Roman" w:eastAsia="仿宋" w:hAnsi="Times New Roman" w:hint="eastAsia"/>
-                <w:sz w:val="24"/>
-                <w:szCs w:val="24"/>
-              </w:rPr>
-              <w:t>，</w:t>
-            </w:r>
-            <w:r>
-              <w:rPr>
-                <w:rFonts w:ascii="Times New Roman" w:eastAsia="仿宋" w:hAnsi="Times New Roman"/>
-                <w:sz w:val="24"/>
-                <w:szCs w:val="24"/>
-              </w:rPr>
-              <w:t>20DZ1202004</w:t>
-            </w:r>
-            <w:r>
-              <w:rPr>
-                <w:rFonts w:ascii="Times New Roman" w:eastAsia="仿宋" w:hAnsi="Times New Roman"/>
-                <w:sz w:val="24"/>
-                <w:szCs w:val="24"/>
-              </w:rPr>
-              <w:t>，</w:t>
-            </w:r>
-            <w:r>
-              <w:rPr>
-                <w:rFonts w:ascii="Times New Roman" w:eastAsia="仿宋" w:hAnsi="Times New Roman" w:hint="eastAsia"/>
-                <w:sz w:val="24"/>
-                <w:szCs w:val="24"/>
-              </w:rPr>
-              <w:t>基于非冗余多维度感知与大数据评估的大型文化场馆智能安全监控技术研究</w:t>
-            </w:r>
-            <w:r>
-              <w:rPr>
-                <w:rFonts w:ascii="Times New Roman" w:eastAsia="仿宋" w:hAnsi="Times New Roman" w:hint="eastAsia"/>
-                <w:sz w:val="24"/>
-                <w:szCs w:val="24"/>
-              </w:rPr>
-              <w:t>，参与</w:t>
-            </w:r>
-          </w:p>
-          <w:p>
-            <w:pPr>
-              <w:pStyle w:val="a3"/>
-              <w:numPr>
-                <w:ilvl w:val="0"/>
-                <w:numId w:val="20"/>
-              </w:numPr>
-              <w:adjustRightInd w:val="0"/>
-              <w:snapToGrid w:val="0"/>
-              <w:ind w:firstLineChars="0"/>
-              <w:rPr>
-                <w:rFonts w:ascii="Times New Roman" w:eastAsia="仿宋" w:hAnsi="Times New Roman"/>
-                <w:sz w:val="24"/>
-                <w:szCs w:val="24"/>
-              </w:rPr>
-            </w:pPr>
-            <w:r>
-              <w:rPr>
-                <w:rFonts w:ascii="Times New Roman" w:eastAsia="仿宋" w:hAnsi="Times New Roman" w:hint="eastAsia"/>
-                <w:sz w:val="24"/>
-                <w:szCs w:val="24"/>
-              </w:rPr>
-              <w:t>上海市科学技术委员会</w:t>
-            </w:r>
-            <w:r>
-              <w:rPr>
-                <w:rFonts w:ascii="Times New Roman" w:eastAsia="仿宋" w:hAnsi="Times New Roman" w:hint="eastAsia"/>
-                <w:sz w:val="24"/>
-                <w:szCs w:val="24"/>
-              </w:rPr>
-              <w:t>，</w:t>
-            </w:r>
-            <w:r>
-              <w:rPr>
-                <w:rFonts w:ascii="Times New Roman" w:eastAsia="仿宋" w:hAnsi="Times New Roman" w:hint="eastAsia"/>
-                <w:sz w:val="24"/>
-                <w:szCs w:val="24"/>
-              </w:rPr>
-              <w:t>科技创新行动计划</w:t>
-            </w:r>
-            <w:r>
-              <w:rPr>
-                <w:rFonts w:ascii="Times New Roman" w:eastAsia="仿宋" w:hAnsi="Times New Roman" w:hint="eastAsia"/>
-                <w:sz w:val="24"/>
-                <w:szCs w:val="24"/>
-              </w:rPr>
-              <w:t>，</w:t>
-            </w:r>
-            <w:r>
-              <w:rPr>
-                <w:rFonts w:ascii="Times New Roman" w:eastAsia="仿宋" w:hAnsi="Times New Roman"/>
-                <w:sz w:val="24"/>
-                <w:szCs w:val="24"/>
-              </w:rPr>
-              <w:t>2017SHZDZX02</w:t>
-            </w:r>
-            <w:r>
-              <w:rPr>
-                <w:rFonts w:ascii="Times New Roman" w:eastAsia="仿宋" w:hAnsi="Times New Roman"/>
-                <w:sz w:val="24"/>
-                <w:szCs w:val="24"/>
-              </w:rPr>
-              <w:t>，</w:t>
-            </w:r>
-            <w:r>
-              <w:rPr>
-                <w:rFonts w:ascii="Times New Roman" w:eastAsia="仿宋" w:hAnsi="Times New Roman" w:hint="eastAsia"/>
-                <w:sz w:val="24"/>
-                <w:szCs w:val="24"/>
-              </w:rPr>
-              <w:t>城市快速路网基础设施结构快速诊断技术</w:t>
-            </w:r>
-            <w:r>
-              <w:rPr>
-                <w:rFonts w:ascii="Times New Roman" w:eastAsia="仿宋" w:hAnsi="Times New Roman" w:hint="eastAsia"/>
-                <w:sz w:val="24"/>
-                <w:szCs w:val="24"/>
-              </w:rPr>
-              <w:t>，参与</w:t>
+              <w:t>邹美涛，同济大学，本科，</w:t>
+            </w:r>
+            <w:r>
+              <w:rPr>
+                <w:rFonts w:ascii="Times New Roman" w:eastAsia="仿宋" w:hAnsi="Times New Roman" w:hint="eastAsia"/>
+                <w:sz w:val="24"/>
+                <w:szCs w:val="24"/>
+              </w:rPr>
+              <w:t>2</w:t>
+            </w:r>
+            <w:r>
+              <w:rPr>
+                <w:rFonts w:ascii="Times New Roman" w:eastAsia="仿宋" w:hAnsi="Times New Roman"/>
+                <w:sz w:val="24"/>
+                <w:szCs w:val="24"/>
+              </w:rPr>
+              <w:t>022</w:t>
+            </w:r>
+            <w:r>
+              <w:rPr>
+                <w:rFonts w:ascii="Times New Roman" w:eastAsia="仿宋" w:hAnsi="Times New Roman" w:hint="eastAsia"/>
+                <w:sz w:val="24"/>
+                <w:szCs w:val="24"/>
+              </w:rPr>
+              <w:t>，协助指导</w:t>
             </w:r>
           </w:p>
         </w:tc>
@@ -16566,6 +17011,92 @@
     </w:lvl>
   </w:abstractNum>
   <w:abstractNum w:abstractNumId="20" w15:restartNumberingAfterBreak="0">
+    <w:nsid w:val="4C273EBD"/>
+    <w:multiLevelType w:val="hybridMultilevel"/>
+    <w:tmpl w:val="BDA61B90"/>
+    <w:lvl w:ilvl="0" w:tplc="0409000F">
+      <w:start w:val="1"/>
+      <w:numFmt w:val="decimal"/>
+      <w:lvlText w:val="%1."/>
+      <w:lvlJc w:val="left"/>
+      <w:pPr>
+        <w:ind w:left="440" w:hanging="440"/>
+      </w:pPr>
+    </w:lvl>
+    <w:lvl w:ilvl="1" w:tplc="04090019" w:tentative="1">
+      <w:start w:val="1"/>
+      <w:numFmt w:val="lowerLetter"/>
+      <w:lvlText w:val="%2)"/>
+      <w:lvlJc w:val="left"/>
+      <w:pPr>
+        <w:ind w:left="880" w:hanging="440"/>
+      </w:pPr>
+    </w:lvl>
+    <w:lvl w:ilvl="2" w:tplc="0409001B" w:tentative="1">
+      <w:start w:val="1"/>
+      <w:numFmt w:val="lowerRoman"/>
+      <w:lvlText w:val="%3."/>
+      <w:lvlJc w:val="right"/>
+      <w:pPr>
+        <w:ind w:left="1320" w:hanging="440"/>
+      </w:pPr>
+    </w:lvl>
+    <w:lvl w:ilvl="3" w:tplc="0409000F" w:tentative="1">
+      <w:start w:val="1"/>
+      <w:numFmt w:val="decimal"/>
+      <w:lvlText w:val="%4."/>
+      <w:lvlJc w:val="left"/>
+      <w:pPr>
+        <w:ind w:left="1760" w:hanging="440"/>
+      </w:pPr>
+    </w:lvl>
+    <w:lvl w:ilvl="4" w:tplc="04090019" w:tentative="1">
+      <w:start w:val="1"/>
+      <w:numFmt w:val="lowerLetter"/>
+      <w:lvlText w:val="%5)"/>
+      <w:lvlJc w:val="left"/>
+      <w:pPr>
+        <w:ind w:left="2200" w:hanging="440"/>
+      </w:pPr>
+    </w:lvl>
+    <w:lvl w:ilvl="5" w:tplc="0409001B" w:tentative="1">
+      <w:start w:val="1"/>
+      <w:numFmt w:val="lowerRoman"/>
+      <w:lvlText w:val="%6."/>
+      <w:lvlJc w:val="right"/>
+      <w:pPr>
+        <w:ind w:left="2640" w:hanging="440"/>
+      </w:pPr>
+    </w:lvl>
+    <w:lvl w:ilvl="6" w:tplc="0409000F" w:tentative="1">
+      <w:start w:val="1"/>
+      <w:numFmt w:val="decimal"/>
+      <w:lvlText w:val="%7."/>
+      <w:lvlJc w:val="left"/>
+      <w:pPr>
+        <w:ind w:left="3080" w:hanging="440"/>
+      </w:pPr>
+    </w:lvl>
+    <w:lvl w:ilvl="7" w:tplc="04090019" w:tentative="1">
+      <w:start w:val="1"/>
+      <w:numFmt w:val="lowerLetter"/>
+      <w:lvlText w:val="%8)"/>
+      <w:lvlJc w:val="left"/>
+      <w:pPr>
+        <w:ind w:left="3520" w:hanging="440"/>
+      </w:pPr>
+    </w:lvl>
+    <w:lvl w:ilvl="8" w:tplc="0409001B" w:tentative="1">
+      <w:start w:val="1"/>
+      <w:numFmt w:val="lowerRoman"/>
+      <w:lvlText w:val="%9."/>
+      <w:lvlJc w:val="right"/>
+      <w:pPr>
+        <w:ind w:left="3960" w:hanging="440"/>
+      </w:pPr>
+    </w:lvl>
+  </w:abstractNum>
+  <w:abstractNum w:abstractNumId="21" w15:restartNumberingAfterBreak="0">
     <w:nsid w:val="53970BFF"/>
     <w:multiLevelType w:val="hybridMultilevel"/>
     <w:tmpl w:val="F2A099FA"/>
@@ -16678,7 +17209,7 @@
       </w:rPr>
     </w:lvl>
   </w:abstractNum>
-  <w:abstractNum w:abstractNumId="21" w15:restartNumberingAfterBreak="0">
+  <w:abstractNum w:abstractNumId="22" w15:restartNumberingAfterBreak="0">
     <w:nsid w:val="57A87DC0"/>
     <w:multiLevelType w:val="hybridMultilevel"/>
     <w:tmpl w:val="F724E64A"/>
@@ -16764,7 +17295,7 @@
       </w:pPr>
     </w:lvl>
   </w:abstractNum>
-  <w:abstractNum w:abstractNumId="22" w15:restartNumberingAfterBreak="0">
+  <w:abstractNum w:abstractNumId="23" w15:restartNumberingAfterBreak="0">
     <w:nsid w:val="5FF201CE"/>
     <w:multiLevelType w:val="hybridMultilevel"/>
     <w:tmpl w:val="DCF42FEA"/>
@@ -16854,7 +17385,7 @@
       </w:pPr>
     </w:lvl>
   </w:abstractNum>
-  <w:abstractNum w:abstractNumId="23" w15:restartNumberingAfterBreak="0">
+  <w:abstractNum w:abstractNumId="24" w15:restartNumberingAfterBreak="0">
     <w:nsid w:val="61E902F0"/>
     <w:multiLevelType w:val="hybridMultilevel"/>
     <w:tmpl w:val="32C2968C"/>
@@ -16967,7 +17498,7 @@
       </w:rPr>
     </w:lvl>
   </w:abstractNum>
-  <w:abstractNum w:abstractNumId="24" w15:restartNumberingAfterBreak="0">
+  <w:abstractNum w:abstractNumId="25" w15:restartNumberingAfterBreak="0">
     <w:nsid w:val="62826F77"/>
     <w:multiLevelType w:val="hybridMultilevel"/>
     <w:tmpl w:val="BDA61B90"/>
@@ -17053,7 +17584,7 @@
       </w:pPr>
     </w:lvl>
   </w:abstractNum>
-  <w:abstractNum w:abstractNumId="25" w15:restartNumberingAfterBreak="0">
+  <w:abstractNum w:abstractNumId="26" w15:restartNumberingAfterBreak="0">
     <w:nsid w:val="655127AF"/>
     <w:multiLevelType w:val="hybridMultilevel"/>
     <w:tmpl w:val="C284F388"/>
@@ -17139,7 +17670,7 @@
       </w:pPr>
     </w:lvl>
   </w:abstractNum>
-  <w:abstractNum w:abstractNumId="26" w15:restartNumberingAfterBreak="0">
+  <w:abstractNum w:abstractNumId="27" w15:restartNumberingAfterBreak="0">
     <w:nsid w:val="6ACB399B"/>
     <w:multiLevelType w:val="hybridMultilevel"/>
     <w:tmpl w:val="1AB4CBA4"/>
@@ -17229,7 +17760,7 @@
       </w:pPr>
     </w:lvl>
   </w:abstractNum>
-  <w:abstractNum w:abstractNumId="27" w15:restartNumberingAfterBreak="0">
+  <w:abstractNum w:abstractNumId="28" w15:restartNumberingAfterBreak="0">
     <w:nsid w:val="6DB1664D"/>
     <w:multiLevelType w:val="hybridMultilevel"/>
     <w:tmpl w:val="C284F388"/>
@@ -17315,7 +17846,7 @@
       </w:pPr>
     </w:lvl>
   </w:abstractNum>
-  <w:abstractNum w:abstractNumId="28" w15:restartNumberingAfterBreak="0">
+  <w:abstractNum w:abstractNumId="29" w15:restartNumberingAfterBreak="0">
     <w:nsid w:val="718B2928"/>
     <w:multiLevelType w:val="hybridMultilevel"/>
     <w:tmpl w:val="C38090AE"/>
@@ -17405,7 +17936,7 @@
       </w:pPr>
     </w:lvl>
   </w:abstractNum>
-  <w:abstractNum w:abstractNumId="29" w15:restartNumberingAfterBreak="0">
+  <w:abstractNum w:abstractNumId="30" w15:restartNumberingAfterBreak="0">
     <w:nsid w:val="7CC8511C"/>
     <w:multiLevelType w:val="hybridMultilevel"/>
     <w:tmpl w:val="C38090AE"/>
@@ -17496,7 +18027,7 @@
     </w:lvl>
   </w:abstractNum>
   <w:num w:numId="1">
-    <w:abstractNumId w:val="27"/>
+    <w:abstractNumId w:val="28"/>
   </w:num>
   <w:num w:numId="2">
     <w:abstractNumId w:val="6"/>
@@ -17505,22 +18036,22 @@
     <w:abstractNumId w:val="19"/>
   </w:num>
   <w:num w:numId="4">
-    <w:abstractNumId w:val="21"/>
+    <w:abstractNumId w:val="22"/>
   </w:num>
   <w:num w:numId="5">
     <w:abstractNumId w:val="8"/>
   </w:num>
   <w:num w:numId="6">
-    <w:abstractNumId w:val="22"/>
+    <w:abstractNumId w:val="23"/>
   </w:num>
   <w:num w:numId="7">
-    <w:abstractNumId w:val="23"/>
+    <w:abstractNumId w:val="24"/>
   </w:num>
   <w:num w:numId="8">
     <w:abstractNumId w:val="13"/>
   </w:num>
   <w:num w:numId="9">
-    <w:abstractNumId w:val="24"/>
+    <w:abstractNumId w:val="25"/>
   </w:num>
   <w:num w:numId="10">
     <w:abstractNumId w:val="5"/>
@@ -17529,10 +18060,10 @@
     <w:abstractNumId w:val="15"/>
   </w:num>
   <w:num w:numId="12">
-    <w:abstractNumId w:val="28"/>
+    <w:abstractNumId w:val="29"/>
   </w:num>
   <w:num w:numId="13">
-    <w:abstractNumId w:val="20"/>
+    <w:abstractNumId w:val="21"/>
   </w:num>
   <w:num w:numId="14">
     <w:abstractNumId w:val="0"/>
@@ -17544,7 +18075,7 @@
     <w:abstractNumId w:val="16"/>
   </w:num>
   <w:num w:numId="17">
-    <w:abstractNumId w:val="25"/>
+    <w:abstractNumId w:val="26"/>
   </w:num>
   <w:num w:numId="18">
     <w:abstractNumId w:val="18"/>
@@ -17553,16 +18084,16 @@
     <w:abstractNumId w:val="2"/>
   </w:num>
   <w:num w:numId="20">
-    <w:abstractNumId w:val="26"/>
+    <w:abstractNumId w:val="27"/>
   </w:num>
   <w:num w:numId="21">
     <w:abstractNumId w:val="3"/>
   </w:num>
   <w:num w:numId="22">
-    <w:abstractNumId w:val="29"/>
+    <w:abstractNumId w:val="30"/>
   </w:num>
   <w:num w:numId="23">
-    <w:abstractNumId w:val="27"/>
+    <w:abstractNumId w:val="28"/>
     <w:lvlOverride w:ilvl="0">
       <w:startOverride w:val="1"/>
     </w:lvlOverride>
@@ -17644,6 +18175,9 @@
   </w:num>
   <w:num w:numId="32">
     <w:abstractNumId w:val="14"/>
+  </w:num>
+  <w:num w:numId="33">
+    <w:abstractNumId w:val="20"/>
   </w:num>
 </w:numbering>
 </file>

--- a/files/简历.docx
+++ b/files/简历.docx
@@ -2432,7 +2432,7 @@
               <w:adjustRightInd w:val="0"/>
               <w:snapToGrid w:val="0"/>
               <w:rPr>
-                <w:rFonts w:ascii="Times New Roman" w:eastAsia="仿宋" w:hAnsi="Times New Roman" w:hint="eastAsia"/>
+                <w:rFonts w:ascii="Times New Roman" w:eastAsia="仿宋" w:hAnsi="Times New Roman"/>
                 <w:b/>
                 <w:bCs/>
                 <w:color w:val="0070C0"/>
@@ -2679,7 +2679,15 @@
                 <w:sz w:val="24"/>
                 <w:szCs w:val="24"/>
               </w:rPr>
-              <w:t>025.11</w:t>
+              <w:t>025.1</w:t>
+            </w:r>
+            <w:r>
+              <w:rPr>
+                <w:rFonts w:ascii="Times New Roman" w:eastAsia="仿宋" w:hAnsi="Times New Roman"/>
+                <w:sz w:val="24"/>
+                <w:szCs w:val="24"/>
+              </w:rPr>
+              <w:t>2</w:t>
             </w:r>
             <w:r>
               <w:rPr>
@@ -2711,7 +2719,15 @@
                 <w:sz w:val="24"/>
                 <w:szCs w:val="24"/>
               </w:rPr>
-              <w:t>10</w:t>
+              <w:t>1</w:t>
+            </w:r>
+            <w:r>
+              <w:rPr>
+                <w:rFonts w:ascii="Times New Roman" w:eastAsia="仿宋" w:hAnsi="Times New Roman"/>
+                <w:sz w:val="24"/>
+                <w:szCs w:val="24"/>
+              </w:rPr>
+              <w:t>1</w:t>
             </w:r>
             <w:r>
               <w:rPr>
@@ -3693,7 +3709,7 @@
               <w:snapToGrid w:val="0"/>
               <w:ind w:firstLineChars="0"/>
               <w:rPr>
-                <w:rFonts w:ascii="Times New Roman" w:eastAsia="仿宋" w:hAnsi="Times New Roman" w:hint="eastAsia"/>
+                <w:rFonts w:ascii="Times New Roman" w:eastAsia="仿宋" w:hAnsi="Times New Roman"/>
                 <w:sz w:val="24"/>
                 <w:szCs w:val="24"/>
               </w:rPr>
@@ -14588,7 +14604,7 @@
               <w:adjustRightInd w:val="0"/>
               <w:snapToGrid w:val="0"/>
               <w:rPr>
-                <w:rFonts w:ascii="Times New Roman" w:eastAsia="仿宋" w:hAnsi="Times New Roman" w:hint="eastAsia"/>
+                <w:rFonts w:ascii="Times New Roman" w:eastAsia="仿宋" w:hAnsi="Times New Roman"/>
                 <w:b/>
                 <w:bCs/>
                 <w:color w:val="0070C0"/>
@@ -14789,15 +14805,7 @@
                 <w:sz w:val="24"/>
                 <w:szCs w:val="24"/>
               </w:rPr>
-              <w:t>林志城，福州大学，硕士</w:t>
-            </w:r>
-            <w:r>
-              <w:rPr>
-                <w:rFonts w:ascii="Times New Roman" w:eastAsia="仿宋" w:hAnsi="Times New Roman" w:hint="eastAsia"/>
-                <w:sz w:val="24"/>
-                <w:szCs w:val="24"/>
-              </w:rPr>
-              <w:t>，</w:t>
+              <w:t>林志城，福州大学，硕士，</w:t>
             </w:r>
             <w:r>
               <w:rPr>
@@ -15038,7 +15046,7 @@
               <w:snapToGrid w:val="0"/>
               <w:ind w:firstLineChars="0"/>
               <w:rPr>
-                <w:rFonts w:ascii="Times New Roman" w:eastAsia="仿宋" w:hAnsi="Times New Roman" w:hint="eastAsia"/>
+                <w:rFonts w:ascii="Times New Roman" w:eastAsia="仿宋" w:hAnsi="Times New Roman"/>
                 <w:sz w:val="24"/>
                 <w:szCs w:val="24"/>
               </w:rPr>

--- a/files/简历.docx
+++ b/files/简历.docx
@@ -512,34 +512,52 @@
             <w:r>
               <w:rPr>
                 <w:rFonts w:ascii="Times New Roman" w:eastAsia="仿宋" w:hAnsi="Times New Roman" w:hint="eastAsia"/>
-                <w:sz w:val="24"/>
-                <w:szCs w:val="24"/>
-              </w:rPr>
-              <w:t>为</w:t>
-            </w:r>
-            <w:r>
-              <w:rPr>
-                <w:rFonts w:ascii="Times New Roman" w:eastAsia="仿宋" w:hAnsi="Times New Roman" w:hint="eastAsia"/>
-                <w:sz w:val="24"/>
-                <w:szCs w:val="24"/>
-              </w:rPr>
-              <w:t>学生</w:t>
-            </w:r>
-            <w:r>
-              <w:rPr>
-                <w:rFonts w:ascii="Times New Roman" w:eastAsia="仿宋" w:hAnsi="Times New Roman" w:hint="eastAsia"/>
-                <w:sz w:val="24"/>
-                <w:szCs w:val="24"/>
-              </w:rPr>
-              <w:t>发展</w:t>
-            </w:r>
-            <w:r>
-              <w:rPr>
-                <w:rFonts w:ascii="Times New Roman" w:eastAsia="仿宋" w:hAnsi="Times New Roman" w:hint="eastAsia"/>
-                <w:sz w:val="24"/>
-                <w:szCs w:val="24"/>
-              </w:rPr>
-              <w:t>进步提供良好条件</w:t>
+                <w:b/>
+                <w:bCs/>
+                <w:sz w:val="24"/>
+                <w:szCs w:val="24"/>
+              </w:rPr>
+              <w:t>招生专业：</w:t>
+            </w:r>
+            <w:r>
+              <w:rPr>
+                <w:rFonts w:ascii="Times New Roman" w:eastAsia="仿宋" w:hAnsi="Times New Roman" w:hint="eastAsia"/>
+                <w:sz w:val="24"/>
+                <w:szCs w:val="24"/>
+              </w:rPr>
+              <w:t>0</w:t>
+            </w:r>
+            <w:r>
+              <w:rPr>
+                <w:rFonts w:ascii="Times New Roman" w:eastAsia="仿宋" w:hAnsi="Times New Roman"/>
+                <w:sz w:val="24"/>
+                <w:szCs w:val="24"/>
+              </w:rPr>
+              <w:t>81401</w:t>
+            </w:r>
+            <w:r>
+              <w:rPr>
+                <w:rFonts w:ascii="Times New Roman" w:eastAsia="仿宋" w:hAnsi="Times New Roman" w:hint="eastAsia"/>
+                <w:sz w:val="24"/>
+                <w:szCs w:val="24"/>
+              </w:rPr>
+              <w:t>岩土工程学硕、</w:t>
+            </w:r>
+            <w:r>
+              <w:rPr>
+                <w:rFonts w:ascii="Times New Roman" w:eastAsia="仿宋" w:hAnsi="Times New Roman"/>
+                <w:sz w:val="24"/>
+                <w:szCs w:val="24"/>
+              </w:rPr>
+              <w:t>085901</w:t>
+            </w:r>
+            <w:r>
+              <w:rPr>
+                <w:rFonts w:ascii="Times New Roman" w:eastAsia="仿宋" w:hAnsi="Times New Roman" w:hint="eastAsia"/>
+                <w:sz w:val="24"/>
+                <w:szCs w:val="24"/>
+              </w:rPr>
+              <w:t>土木工程专硕</w:t>
             </w:r>
             <w:r>
               <w:rPr>
@@ -555,103 +573,47 @@
                 <w:sz w:val="24"/>
                 <w:szCs w:val="24"/>
               </w:rPr>
-              <w:t>招生专业：</w:t>
-            </w:r>
-            <w:r>
-              <w:rPr>
-                <w:rFonts w:ascii="Times New Roman" w:eastAsia="仿宋" w:hAnsi="Times New Roman" w:hint="eastAsia"/>
-                <w:sz w:val="24"/>
-                <w:szCs w:val="24"/>
-              </w:rPr>
-              <w:t>（</w:t>
-            </w:r>
-            <w:r>
-              <w:rPr>
-                <w:rFonts w:ascii="Times New Roman" w:eastAsia="仿宋" w:hAnsi="Times New Roman" w:hint="eastAsia"/>
-                <w:sz w:val="24"/>
-                <w:szCs w:val="24"/>
-              </w:rPr>
-              <w:t>1</w:t>
-            </w:r>
-            <w:r>
-              <w:rPr>
-                <w:rFonts w:ascii="Times New Roman" w:eastAsia="仿宋" w:hAnsi="Times New Roman" w:hint="eastAsia"/>
-                <w:sz w:val="24"/>
-                <w:szCs w:val="24"/>
-              </w:rPr>
-              <w:t>）</w:t>
-            </w:r>
-            <w:r>
-              <w:rPr>
-                <w:rFonts w:ascii="Times New Roman" w:eastAsia="仿宋" w:hAnsi="Times New Roman" w:hint="eastAsia"/>
-                <w:sz w:val="24"/>
-                <w:szCs w:val="24"/>
-              </w:rPr>
-              <w:t>0</w:t>
-            </w:r>
-            <w:r>
-              <w:rPr>
-                <w:rFonts w:ascii="Times New Roman" w:eastAsia="仿宋" w:hAnsi="Times New Roman"/>
-                <w:sz w:val="24"/>
-                <w:szCs w:val="24"/>
-              </w:rPr>
-              <w:t>81401</w:t>
-            </w:r>
-            <w:r>
-              <w:rPr>
-                <w:rFonts w:ascii="Times New Roman" w:eastAsia="仿宋" w:hAnsi="Times New Roman" w:hint="eastAsia"/>
-                <w:sz w:val="24"/>
-                <w:szCs w:val="24"/>
-              </w:rPr>
-              <w:t>岩土工程学硕、</w:t>
-            </w:r>
-            <w:r>
-              <w:rPr>
-                <w:rFonts w:ascii="Times New Roman" w:eastAsia="仿宋" w:hAnsi="Times New Roman" w:hint="eastAsia"/>
-                <w:sz w:val="24"/>
-                <w:szCs w:val="24"/>
-              </w:rPr>
-              <w:t>（</w:t>
-            </w:r>
-            <w:r>
-              <w:rPr>
-                <w:rFonts w:ascii="Times New Roman" w:eastAsia="仿宋" w:hAnsi="Times New Roman" w:hint="eastAsia"/>
-                <w:sz w:val="24"/>
-                <w:szCs w:val="24"/>
-              </w:rPr>
-              <w:t>2</w:t>
-            </w:r>
-            <w:r>
-              <w:rPr>
-                <w:rFonts w:ascii="Times New Roman" w:eastAsia="仿宋" w:hAnsi="Times New Roman" w:hint="eastAsia"/>
-                <w:sz w:val="24"/>
-                <w:szCs w:val="24"/>
-              </w:rPr>
-              <w:t>）</w:t>
-            </w:r>
-            <w:r>
-              <w:rPr>
-                <w:rFonts w:ascii="Times New Roman" w:eastAsia="仿宋" w:hAnsi="Times New Roman"/>
-                <w:sz w:val="24"/>
-                <w:szCs w:val="24"/>
-              </w:rPr>
-              <w:t>085901</w:t>
-            </w:r>
-            <w:r>
-              <w:rPr>
-                <w:rFonts w:ascii="Times New Roman" w:eastAsia="仿宋" w:hAnsi="Times New Roman" w:hint="eastAsia"/>
-                <w:sz w:val="24"/>
-                <w:szCs w:val="24"/>
-              </w:rPr>
-              <w:t>土木工程专硕</w:t>
-            </w:r>
-            <w:r>
-              <w:rPr>
-                <w:rFonts w:ascii="Times New Roman" w:eastAsia="仿宋" w:hAnsi="Times New Roman" w:hint="eastAsia"/>
-                <w:sz w:val="24"/>
-                <w:szCs w:val="24"/>
-              </w:rPr>
-              <w:t>。</w:t>
+              <w:t>重视</w:t>
+            </w:r>
+            <w:r>
+              <w:rPr>
+                <w:rFonts w:ascii="Times New Roman" w:eastAsia="仿宋" w:hAnsi="Times New Roman" w:hint="eastAsia"/>
+                <w:sz w:val="24"/>
+                <w:szCs w:val="24"/>
+              </w:rPr>
+              <w:t>学科交叉</w:t>
+            </w:r>
+            <w:r>
+              <w:rPr>
+                <w:rFonts w:ascii="Times New Roman" w:eastAsia="仿宋" w:hAnsi="Times New Roman" w:hint="eastAsia"/>
+                <w:sz w:val="24"/>
+                <w:szCs w:val="24"/>
+              </w:rPr>
+              <w:t>，致力于培养“土木</w:t>
+            </w:r>
+            <w:r>
+              <w:rPr>
+                <w:rFonts w:ascii="Times New Roman" w:eastAsia="仿宋" w:hAnsi="Times New Roman" w:hint="eastAsia"/>
+                <w:sz w:val="24"/>
+                <w:szCs w:val="24"/>
+              </w:rPr>
+              <w:t>+A</w:t>
+            </w:r>
+            <w:r>
+              <w:rPr>
+                <w:rFonts w:ascii="Times New Roman" w:eastAsia="仿宋" w:hAnsi="Times New Roman"/>
+                <w:sz w:val="24"/>
+                <w:szCs w:val="24"/>
+              </w:rPr>
+              <w:t>I</w:t>
+            </w:r>
+            <w:r>
+              <w:rPr>
+                <w:rFonts w:ascii="Times New Roman" w:eastAsia="仿宋" w:hAnsi="Times New Roman" w:hint="eastAsia"/>
+                <w:sz w:val="24"/>
+                <w:szCs w:val="24"/>
+              </w:rPr>
+              <w:t>”复合型人才</w:t>
             </w:r>
           </w:p>
           <w:p>
@@ -10436,7 +10398,23 @@
                 <w:sz w:val="24"/>
                 <w:szCs w:val="24"/>
               </w:rPr>
-              <w:t xml:space="preserve"> (Patent No. CN202511832090.5).</w:t>
+              <w:t xml:space="preserve"> (Patent No. </w:t>
+            </w:r>
+            <w:r>
+              <w:rPr>
+                <w:rFonts w:ascii="Times New Roman" w:eastAsia="仿宋" w:hAnsi="Times New Roman"/>
+                <w:sz w:val="24"/>
+                <w:szCs w:val="24"/>
+              </w:rPr>
+              <w:t>CN202511832090.5</w:t>
+            </w:r>
+            <w:r>
+              <w:rPr>
+                <w:rFonts w:ascii="Times New Roman" w:eastAsia="仿宋" w:hAnsi="Times New Roman"/>
+                <w:sz w:val="24"/>
+                <w:szCs w:val="24"/>
+              </w:rPr>
+              <w:t>).</w:t>
             </w:r>
             <w:r>
               <w:rPr>
@@ -14805,7 +14783,7 @@
                 <w:sz w:val="24"/>
                 <w:szCs w:val="24"/>
               </w:rPr>
-              <w:t>林志城，福州大学，硕士，</w:t>
+              <w:t>黄一韩，福州大学，硕士，</w:t>
             </w:r>
             <w:r>
               <w:rPr>
@@ -14870,7 +14848,7 @@
                 <w:sz w:val="24"/>
                 <w:szCs w:val="24"/>
               </w:rPr>
-              <w:t>黄一韩，福州大学，硕士，</w:t>
+              <w:t>林志城，福州大学，硕士，</w:t>
             </w:r>
             <w:r>
               <w:rPr>
@@ -14894,7 +14872,7 @@
                 <w:sz w:val="24"/>
                 <w:szCs w:val="24"/>
               </w:rPr>
-              <w:t>5</w:t>
+              <w:t>4</w:t>
             </w:r>
             <w:r>
               <w:rPr>

--- a/files/简历.docx
+++ b/files/简历.docx
@@ -430,19 +430,19 @@
             </w:r>
             <w:r>
               <w:rPr>
-                <w:rFonts w:ascii="Times New Roman" w:eastAsia="仿宋" w:hAnsi="Times New Roman"/>
-                <w:sz w:val="24"/>
-                <w:szCs w:val="24"/>
-              </w:rPr>
-              <w:t>2</w:t>
-            </w:r>
-            <w:r>
-              <w:rPr>
-                <w:rFonts w:ascii="Times New Roman" w:eastAsia="仿宋" w:hAnsi="Times New Roman"/>
-                <w:sz w:val="24"/>
-                <w:szCs w:val="24"/>
-              </w:rPr>
-              <w:t>9</w:t>
+                <w:rFonts w:ascii="Times New Roman" w:eastAsia="仿宋" w:hAnsi="Times New Roman" w:hint="eastAsia"/>
+                <w:sz w:val="24"/>
+                <w:szCs w:val="24"/>
+              </w:rPr>
+              <w:t>3</w:t>
+            </w:r>
+            <w:r>
+              <w:rPr>
+                <w:rFonts w:ascii="Times New Roman" w:eastAsia="仿宋" w:hAnsi="Times New Roman"/>
+                <w:sz w:val="24"/>
+                <w:szCs w:val="24"/>
+              </w:rPr>
+              <w:t>0</w:t>
             </w:r>
             <w:r>
               <w:rPr>
@@ -3786,97 +3786,6 @@
               </w:rPr>
               <w:t>成果</w:t>
             </w:r>
-            <w:r>
-              <w:rPr>
-                <w:rFonts w:ascii="Times New Roman" w:eastAsia="仿宋" w:hAnsi="Times New Roman" w:hint="eastAsia"/>
-                <w:sz w:val="24"/>
-                <w:szCs w:val="24"/>
-              </w:rPr>
-              <w:t>（</w:t>
-            </w:r>
-            <w:r>
-              <w:rPr>
-                <w:rFonts w:ascii="Times New Roman" w:eastAsia="仿宋" w:hAnsi="Times New Roman" w:hint="eastAsia"/>
-                <w:sz w:val="24"/>
-                <w:szCs w:val="24"/>
-              </w:rPr>
-              <w:t>*</w:t>
-            </w:r>
-            <w:r>
-              <w:rPr>
-                <w:rFonts w:ascii="Times New Roman" w:eastAsia="仿宋" w:hAnsi="Times New Roman" w:hint="eastAsia"/>
-                <w:sz w:val="24"/>
-                <w:szCs w:val="24"/>
-              </w:rPr>
-              <w:t>为</w:t>
-            </w:r>
-            <w:r>
-              <w:rPr>
-                <w:rFonts w:ascii="Times New Roman" w:eastAsia="仿宋" w:hAnsi="Times New Roman" w:hint="eastAsia"/>
-                <w:sz w:val="24"/>
-                <w:szCs w:val="24"/>
-              </w:rPr>
-              <w:t>通讯作者</w:t>
-            </w:r>
-            <w:r>
-              <w:rPr>
-                <w:rFonts w:ascii="Times New Roman" w:eastAsia="仿宋" w:hAnsi="Times New Roman" w:hint="eastAsia"/>
-                <w:sz w:val="24"/>
-                <w:szCs w:val="24"/>
-              </w:rPr>
-              <w:t>、</w:t>
-            </w:r>
-            <w:r>
-              <w:rPr>
-                <w:rFonts w:ascii="Times New Roman" w:eastAsia="仿宋" w:hAnsi="Times New Roman" w:hint="eastAsia"/>
-                <w:b/>
-                <w:bCs/>
-                <w:sz w:val="24"/>
-                <w:szCs w:val="24"/>
-              </w:rPr>
-              <w:t>加粗</w:t>
-            </w:r>
-            <w:r>
-              <w:rPr>
-                <w:rFonts w:ascii="Times New Roman" w:eastAsia="仿宋" w:hAnsi="Times New Roman" w:hint="eastAsia"/>
-                <w:sz w:val="24"/>
-                <w:szCs w:val="24"/>
-              </w:rPr>
-              <w:t>为本人、</w:t>
-            </w:r>
-            <w:r>
-              <w:rPr>
-                <w:rFonts w:ascii="Times New Roman" w:eastAsia="仿宋" w:hAnsi="Times New Roman" w:hint="eastAsia"/>
-                <w:sz w:val="24"/>
-                <w:szCs w:val="24"/>
-                <w:u w:val="single"/>
-              </w:rPr>
-              <w:t>下划线</w:t>
-            </w:r>
-            <w:r>
-              <w:rPr>
-                <w:rFonts w:ascii="Times New Roman" w:eastAsia="仿宋" w:hAnsi="Times New Roman" w:hint="eastAsia"/>
-                <w:sz w:val="24"/>
-                <w:szCs w:val="24"/>
-              </w:rPr>
-              <w:t>为本人</w:t>
-            </w:r>
-            <w:r>
-              <w:rPr>
-                <w:rFonts w:ascii="Times New Roman" w:eastAsia="仿宋" w:hAnsi="Times New Roman" w:hint="eastAsia"/>
-                <w:sz w:val="24"/>
-                <w:szCs w:val="24"/>
-              </w:rPr>
-              <w:t>导师</w:t>
-            </w:r>
-            <w:r>
-              <w:rPr>
-                <w:rFonts w:ascii="Times New Roman" w:eastAsia="仿宋" w:hAnsi="Times New Roman" w:hint="eastAsia"/>
-                <w:sz w:val="24"/>
-                <w:szCs w:val="24"/>
-              </w:rPr>
-              <w:t>）</w:t>
-            </w:r>
           </w:p>
         </w:tc>
       </w:tr>
@@ -3940,23 +3849,7 @@
                 <w:sz w:val="24"/>
                 <w:szCs w:val="24"/>
               </w:rPr>
-              <w:t>G</w:t>
-            </w:r>
-            <w:r>
-              <w:rPr>
-                <w:rFonts w:ascii="Times New Roman" w:eastAsia="仿宋" w:hAnsi="Times New Roman" w:hint="eastAsia"/>
-                <w:sz w:val="24"/>
-                <w:szCs w:val="24"/>
-              </w:rPr>
-              <w:t>uan</w:t>
-            </w:r>
-            <w:r>
-              <w:rPr>
-                <w:rFonts w:ascii="Times New Roman" w:eastAsia="仿宋" w:hAnsi="Times New Roman"/>
-                <w:sz w:val="24"/>
-                <w:szCs w:val="24"/>
-              </w:rPr>
-              <w:t xml:space="preserve">, Z., Liu, Y., Lin, Y., &amp; </w:t>
+              <w:t xml:space="preserve">Song, C., Ren, L., Li, X., Zhang, Y., Guan, Z., &amp; </w:t>
             </w:r>
             <w:r>
               <w:rPr>
@@ -3966,35 +3859,82 @@
                 <w:sz w:val="24"/>
                 <w:szCs w:val="24"/>
               </w:rPr>
-              <w:t>Lin, W.</w:t>
-            </w:r>
-            <w:r>
-              <w:rPr>
-                <w:rFonts w:ascii="Times New Roman" w:eastAsia="仿宋" w:hAnsi="Times New Roman"/>
-                <w:sz w:val="24"/>
-                <w:szCs w:val="24"/>
-              </w:rPr>
-              <w:t>* (202</w:t>
-            </w:r>
-            <w:r>
-              <w:rPr>
-                <w:rFonts w:ascii="Times New Roman" w:eastAsia="仿宋" w:hAnsi="Times New Roman"/>
-                <w:sz w:val="24"/>
-                <w:szCs w:val="24"/>
-              </w:rPr>
-              <w:t>6</w:t>
-            </w:r>
-            <w:r>
-              <w:rPr>
-                <w:rFonts w:ascii="Times New Roman" w:eastAsia="仿宋" w:hAnsi="Times New Roman"/>
-                <w:sz w:val="24"/>
-                <w:szCs w:val="24"/>
-              </w:rPr>
-              <w:t>). Accurate measurement of segment dislocation for shield tunnel based on binocular vision technology. Journal of Computing in Civil Engineering</w:t>
-            </w:r>
-            <w:r>
-              <w:rPr>
-                <w:rFonts w:ascii="Times New Roman" w:eastAsia="仿宋" w:hAnsi="Times New Roman" w:hint="eastAsia"/>
+              <w:t>Lin, W</w:t>
+            </w:r>
+            <w:r>
+              <w:rPr>
+                <w:rFonts w:ascii="Times New Roman" w:eastAsia="仿宋" w:hAnsi="Times New Roman"/>
+                <w:b/>
+                <w:bCs/>
+                <w:sz w:val="24"/>
+                <w:szCs w:val="24"/>
+              </w:rPr>
+              <w:t>.</w:t>
+            </w:r>
+            <w:r>
+              <w:rPr>
+                <w:rFonts w:ascii="Times New Roman" w:eastAsia="仿宋" w:hAnsi="Times New Roman"/>
+                <w:sz w:val="24"/>
+                <w:szCs w:val="24"/>
+              </w:rPr>
+              <w:t>*</w:t>
+            </w:r>
+            <w:r>
+              <w:rPr>
+                <w:rFonts w:ascii="Times New Roman" w:eastAsia="仿宋" w:hAnsi="Times New Roman"/>
+                <w:sz w:val="24"/>
+                <w:szCs w:val="24"/>
+              </w:rPr>
+              <w:t xml:space="preserve"> (2026). Longitudinal equivalent shear stiffness of shield tunnel segmental joints under axial force: Experimental and numerical study. Structural Concrete. https://doi.org/10.1002/suco.70809</w:t>
+            </w:r>
+            <w:r>
+              <w:rPr>
+                <w:rFonts w:ascii="Times New Roman" w:eastAsia="仿宋" w:hAnsi="Times New Roman"/>
+                <w:sz w:val="24"/>
+                <w:szCs w:val="24"/>
+              </w:rPr>
+              <w:t xml:space="preserve">. </w:t>
+            </w:r>
+            <w:r>
+              <w:rPr>
+                <w:rFonts w:ascii="Times New Roman" w:eastAsia="仿宋" w:hAnsi="Times New Roman" w:hint="eastAsia"/>
+                <w:color w:val="0070C0"/>
+                <w:sz w:val="24"/>
+                <w:szCs w:val="24"/>
+              </w:rPr>
+              <w:t>(</w:t>
+            </w:r>
+            <w:r>
+              <w:rPr>
+                <w:rFonts w:ascii="Times New Roman" w:eastAsia="仿宋" w:hAnsi="Times New Roman" w:hint="eastAsia"/>
+                <w:color w:val="0070C0"/>
+                <w:sz w:val="24"/>
+                <w:szCs w:val="24"/>
+              </w:rPr>
+              <w:t>中科院</w:t>
+            </w:r>
+            <w:r>
+              <w:rPr>
+                <w:rFonts w:ascii="Times New Roman" w:eastAsia="仿宋" w:hAnsi="Times New Roman" w:hint="eastAsia"/>
+                <w:color w:val="0070C0"/>
+                <w:sz w:val="24"/>
+                <w:szCs w:val="24"/>
+              </w:rPr>
+              <w:t>三</w:t>
+            </w:r>
+            <w:r>
+              <w:rPr>
+                <w:rFonts w:ascii="Times New Roman" w:eastAsia="仿宋" w:hAnsi="Times New Roman" w:hint="eastAsia"/>
+                <w:color w:val="0070C0"/>
+                <w:sz w:val="24"/>
+                <w:szCs w:val="24"/>
+              </w:rPr>
+              <w:t>区</w:t>
+            </w:r>
+            <w:r>
+              <w:rPr>
+                <w:rFonts w:ascii="Times New Roman" w:eastAsia="仿宋" w:hAnsi="Times New Roman" w:hint="eastAsia"/>
+                <w:color w:val="0070C0"/>
                 <w:sz w:val="24"/>
                 <w:szCs w:val="24"/>
               </w:rPr>
@@ -4003,54 +3943,20 @@
             <w:r>
               <w:rPr>
                 <w:rFonts w:ascii="Times New Roman" w:eastAsia="仿宋" w:hAnsi="Times New Roman"/>
-                <w:sz w:val="24"/>
-                <w:szCs w:val="24"/>
-              </w:rPr>
-              <w:t xml:space="preserve"> 40(3), 04026004</w:t>
-            </w:r>
-            <w:r>
-              <w:rPr>
-                <w:rFonts w:ascii="Times New Roman" w:eastAsia="仿宋" w:hAnsi="Times New Roman"/>
-                <w:sz w:val="24"/>
-                <w:szCs w:val="24"/>
-              </w:rPr>
-              <w:t xml:space="preserve">. </w:t>
-            </w:r>
-            <w:r>
-              <w:rPr>
-                <w:rFonts w:ascii="Times New Roman" w:eastAsia="仿宋" w:hAnsi="Times New Roman" w:hint="eastAsia"/>
-                <w:color w:val="0070C0"/>
-                <w:sz w:val="24"/>
-                <w:szCs w:val="24"/>
-              </w:rPr>
-              <w:t>(</w:t>
-            </w:r>
-            <w:r>
-              <w:rPr>
-                <w:rFonts w:ascii="Times New Roman" w:eastAsia="仿宋" w:hAnsi="Times New Roman" w:hint="eastAsia"/>
-                <w:color w:val="0070C0"/>
-                <w:sz w:val="24"/>
-                <w:szCs w:val="24"/>
-              </w:rPr>
-              <w:t>中科院二区</w:t>
-            </w:r>
-            <w:r>
-              <w:rPr>
-                <w:rFonts w:ascii="Times New Roman" w:eastAsia="仿宋" w:hAnsi="Times New Roman" w:hint="eastAsia"/>
-                <w:color w:val="0070C0"/>
-                <w:sz w:val="24"/>
-                <w:szCs w:val="24"/>
-              </w:rPr>
-              <w:t>,</w:t>
-            </w:r>
-            <w:r>
-              <w:rPr>
-                <w:rFonts w:ascii="Times New Roman" w:eastAsia="仿宋" w:hAnsi="Times New Roman"/>
-                <w:color w:val="0070C0"/>
-                <w:sz w:val="24"/>
-                <w:szCs w:val="24"/>
-              </w:rPr>
-              <w:t xml:space="preserve"> JCR Q1</w:t>
+                <w:color w:val="0070C0"/>
+                <w:sz w:val="24"/>
+                <w:szCs w:val="24"/>
+              </w:rPr>
+              <w:t xml:space="preserve"> JCR Q</w:t>
+            </w:r>
+            <w:r>
+              <w:rPr>
+                <w:rFonts w:ascii="Times New Roman" w:eastAsia="仿宋" w:hAnsi="Times New Roman"/>
+                <w:color w:val="0070C0"/>
+                <w:sz w:val="24"/>
+                <w:szCs w:val="24"/>
+              </w:rPr>
+              <w:t>2</w:t>
             </w:r>
             <w:r>
               <w:rPr>
@@ -4081,6 +3987,30 @@
             <w:r>
               <w:rPr>
                 <w:rFonts w:ascii="Times New Roman" w:eastAsia="仿宋" w:hAnsi="Times New Roman"/>
+                <w:sz w:val="24"/>
+                <w:szCs w:val="24"/>
+              </w:rPr>
+              <w:t>G</w:t>
+            </w:r>
+            <w:r>
+              <w:rPr>
+                <w:rFonts w:ascii="Times New Roman" w:eastAsia="仿宋" w:hAnsi="Times New Roman" w:hint="eastAsia"/>
+                <w:sz w:val="24"/>
+                <w:szCs w:val="24"/>
+              </w:rPr>
+              <w:t>uan</w:t>
+            </w:r>
+            <w:r>
+              <w:rPr>
+                <w:rFonts w:ascii="Times New Roman" w:eastAsia="仿宋" w:hAnsi="Times New Roman"/>
+                <w:sz w:val="24"/>
+                <w:szCs w:val="24"/>
+              </w:rPr>
+              <w:t xml:space="preserve">, Z., Liu, Y., Lin, Y., &amp; </w:t>
+            </w:r>
+            <w:r>
+              <w:rPr>
+                <w:rFonts w:ascii="Times New Roman" w:eastAsia="仿宋" w:hAnsi="Times New Roman"/>
                 <w:b/>
                 <w:bCs/>
                 <w:sz w:val="24"/>
@@ -4094,137 +4024,23 @@
                 <w:sz w:val="24"/>
                 <w:szCs w:val="24"/>
               </w:rPr>
-              <w:t xml:space="preserve">, </w:t>
-            </w:r>
-            <w:r>
-              <w:rPr>
-                <w:rFonts w:ascii="Times New Roman" w:eastAsia="仿宋" w:hAnsi="Times New Roman"/>
-                <w:sz w:val="24"/>
-                <w:szCs w:val="24"/>
-                <w:u w:val="single"/>
-              </w:rPr>
-              <w:t>Sheil, B.</w:t>
-            </w:r>
-            <w:r>
-              <w:rPr>
-                <w:rFonts w:ascii="Times New Roman" w:eastAsia="仿宋" w:hAnsi="Times New Roman"/>
-                <w:sz w:val="24"/>
-                <w:szCs w:val="24"/>
-              </w:rPr>
-              <w:t>, Zhang, P.,</w:t>
-            </w:r>
-            <w:r>
-              <w:rPr>
-                <w:rFonts w:ascii="Times New Roman" w:eastAsia="仿宋" w:hAnsi="Times New Roman"/>
-                <w:sz w:val="24"/>
-                <w:szCs w:val="24"/>
-              </w:rPr>
-              <w:t xml:space="preserve"> C</w:t>
-            </w:r>
-            <w:r>
-              <w:rPr>
-                <w:rFonts w:ascii="Times New Roman" w:eastAsia="仿宋" w:hAnsi="Times New Roman" w:hint="eastAsia"/>
-                <w:sz w:val="24"/>
-                <w:szCs w:val="24"/>
-              </w:rPr>
-              <w:t>hang</w:t>
-            </w:r>
-            <w:r>
-              <w:rPr>
-                <w:rFonts w:ascii="Times New Roman" w:eastAsia="仿宋" w:hAnsi="Times New Roman"/>
-                <w:sz w:val="24"/>
-                <w:szCs w:val="24"/>
-              </w:rPr>
-              <w:t>, J.</w:t>
-            </w:r>
-            <w:r>
-              <w:rPr>
-                <w:rFonts w:ascii="Times New Roman" w:eastAsia="仿宋" w:hAnsi="Times New Roman"/>
-                <w:sz w:val="24"/>
-                <w:szCs w:val="24"/>
-              </w:rPr>
-              <w:t xml:space="preserve">, &amp; </w:t>
-            </w:r>
-            <w:r>
-              <w:rPr>
-                <w:rFonts w:ascii="Times New Roman" w:eastAsia="仿宋" w:hAnsi="Times New Roman"/>
-                <w:sz w:val="24"/>
-                <w:szCs w:val="24"/>
-                <w:u w:val="single"/>
-              </w:rPr>
-              <w:t>Xie, X.</w:t>
-            </w:r>
-            <w:r>
-              <w:rPr>
-                <w:rFonts w:ascii="Times New Roman" w:eastAsia="仿宋" w:hAnsi="Times New Roman"/>
-                <w:sz w:val="24"/>
-                <w:szCs w:val="24"/>
-              </w:rPr>
-              <w:t>* (202</w:t>
-            </w:r>
-            <w:r>
-              <w:rPr>
-                <w:rFonts w:ascii="Times New Roman" w:eastAsia="仿宋" w:hAnsi="Times New Roman"/>
-                <w:sz w:val="24"/>
-                <w:szCs w:val="24"/>
-              </w:rPr>
-              <w:t>5</w:t>
-            </w:r>
-            <w:r>
-              <w:rPr>
-                <w:rFonts w:ascii="Times New Roman" w:eastAsia="仿宋" w:hAnsi="Times New Roman"/>
-                <w:sz w:val="24"/>
-                <w:szCs w:val="24"/>
-              </w:rPr>
-              <w:t>).</w:t>
-            </w:r>
-            <w:r>
-              <w:rPr>
-                <w:rFonts w:ascii="Times New Roman" w:eastAsia="仿宋" w:hAnsi="Times New Roman"/>
-                <w:sz w:val="24"/>
-                <w:szCs w:val="24"/>
-              </w:rPr>
-              <w:t xml:space="preserve"> </w:t>
-            </w:r>
-            <w:r>
-              <w:rPr>
-                <w:rFonts w:ascii="Times New Roman" w:eastAsia="仿宋" w:hAnsi="Times New Roman"/>
-                <w:sz w:val="24"/>
-                <w:szCs w:val="24"/>
-              </w:rPr>
-              <w:t>Automated digital reconstruction of high-fidelity present-day geometries for segmental tunnel linings based on segmented point clouds</w:t>
-            </w:r>
-            <w:r>
-              <w:rPr>
-                <w:rFonts w:ascii="Times New Roman" w:eastAsia="仿宋" w:hAnsi="Times New Roman"/>
-                <w:sz w:val="24"/>
-                <w:szCs w:val="24"/>
-              </w:rPr>
-              <w:t xml:space="preserve">. </w:t>
-            </w:r>
-            <w:r>
-              <w:rPr>
-                <w:rFonts w:ascii="Times New Roman" w:eastAsia="仿宋" w:hAnsi="Times New Roman"/>
-                <w:sz w:val="24"/>
-                <w:szCs w:val="24"/>
-              </w:rPr>
-              <w:t>Tunnelling and Underground Space Technology</w:t>
-            </w:r>
-            <w:r>
-              <w:rPr>
-                <w:rFonts w:ascii="Times New Roman" w:eastAsia="仿宋" w:hAnsi="Times New Roman"/>
-                <w:sz w:val="24"/>
-                <w:szCs w:val="24"/>
-              </w:rPr>
-              <w:t>, 164, 106859</w:t>
-            </w:r>
-            <w:r>
-              <w:rPr>
-                <w:rFonts w:ascii="Times New Roman" w:eastAsia="仿宋" w:hAnsi="Times New Roman"/>
-                <w:sz w:val="24"/>
-                <w:szCs w:val="24"/>
-              </w:rPr>
-              <w:t xml:space="preserve">. </w:t>
+              <w:t>* (2026). Accurate measurement of segment dislocation for shield tunnel based on binocular vision technology. Journal of Computing in Civil Engineering</w:t>
+            </w:r>
+            <w:r>
+              <w:rPr>
+                <w:rFonts w:ascii="Times New Roman" w:eastAsia="仿宋" w:hAnsi="Times New Roman" w:hint="eastAsia"/>
+                <w:sz w:val="24"/>
+                <w:szCs w:val="24"/>
+              </w:rPr>
+              <w:t>,</w:t>
+            </w:r>
+            <w:r>
+              <w:rPr>
+                <w:rFonts w:ascii="Times New Roman" w:eastAsia="仿宋" w:hAnsi="Times New Roman"/>
+                <w:sz w:val="24"/>
+                <w:szCs w:val="24"/>
+              </w:rPr>
+              <w:t xml:space="preserve"> 40(3), 04026004. </w:t>
             </w:r>
             <w:r>
               <w:rPr>
@@ -4242,43 +4058,25 @@
                 <w:sz w:val="24"/>
                 <w:szCs w:val="24"/>
               </w:rPr>
-              <w:t>中科院</w:t>
-            </w:r>
-            <w:r>
-              <w:rPr>
-                <w:rFonts w:ascii="Times New Roman" w:eastAsia="仿宋" w:hAnsi="Times New Roman" w:hint="eastAsia"/>
-                <w:color w:val="0070C0"/>
-                <w:sz w:val="24"/>
-                <w:szCs w:val="24"/>
-              </w:rPr>
-              <w:t>一区</w:t>
-            </w:r>
-            <w:r>
-              <w:rPr>
-                <w:rFonts w:ascii="Times New Roman" w:eastAsia="仿宋" w:hAnsi="Times New Roman"/>
-                <w:color w:val="0070C0"/>
-                <w:sz w:val="24"/>
-                <w:szCs w:val="24"/>
-              </w:rPr>
-              <w:t>TOP</w:t>
-            </w:r>
-            <w:r>
-              <w:rPr>
-                <w:rFonts w:ascii="Times New Roman" w:eastAsia="仿宋" w:hAnsi="Times New Roman" w:hint="eastAsia"/>
-                <w:color w:val="0070C0"/>
-                <w:sz w:val="24"/>
-                <w:szCs w:val="24"/>
-              </w:rPr>
-              <w:t xml:space="preserve">, </w:t>
-            </w:r>
-            <w:r>
-              <w:rPr>
-                <w:rFonts w:ascii="Times New Roman" w:eastAsia="仿宋" w:hAnsi="Times New Roman"/>
-                <w:color w:val="0070C0"/>
-                <w:sz w:val="24"/>
-                <w:szCs w:val="24"/>
-              </w:rPr>
-              <w:t>JCR Q1</w:t>
+              <w:t>中科院二区</w:t>
+            </w:r>
+            <w:r>
+              <w:rPr>
+                <w:rFonts w:ascii="Times New Roman" w:eastAsia="仿宋" w:hAnsi="Times New Roman" w:hint="eastAsia"/>
+                <w:color w:val="0070C0"/>
+                <w:sz w:val="24"/>
+                <w:szCs w:val="24"/>
+              </w:rPr>
+              <w:t>,</w:t>
+            </w:r>
+            <w:r>
+              <w:rPr>
+                <w:rFonts w:ascii="Times New Roman" w:eastAsia="仿宋" w:hAnsi="Times New Roman"/>
+                <w:color w:val="0070C0"/>
+                <w:sz w:val="24"/>
+                <w:szCs w:val="24"/>
+              </w:rPr>
+              <w:t xml:space="preserve"> JCR Q1</w:t>
             </w:r>
             <w:r>
               <w:rPr>
@@ -4322,97 +4120,23 @@
                 <w:sz w:val="24"/>
                 <w:szCs w:val="24"/>
               </w:rPr>
-              <w:t xml:space="preserve">, </w:t>
-            </w:r>
-            <w:r>
-              <w:rPr>
-                <w:rFonts w:ascii="Times New Roman" w:eastAsia="仿宋" w:hAnsi="Times New Roman"/>
-                <w:sz w:val="24"/>
-                <w:szCs w:val="24"/>
-                <w:u w:val="single"/>
-              </w:rPr>
-              <w:t>Sheil, B.</w:t>
-            </w:r>
-            <w:r>
-              <w:rPr>
-                <w:rFonts w:ascii="Times New Roman" w:eastAsia="仿宋" w:hAnsi="Times New Roman"/>
-                <w:sz w:val="24"/>
-                <w:szCs w:val="24"/>
-              </w:rPr>
-              <w:t xml:space="preserve">, Zhang, P., Li, K., &amp; </w:t>
-            </w:r>
-            <w:r>
-              <w:rPr>
-                <w:rFonts w:ascii="Times New Roman" w:eastAsia="仿宋" w:hAnsi="Times New Roman"/>
-                <w:sz w:val="24"/>
-                <w:szCs w:val="24"/>
-                <w:u w:val="single"/>
-              </w:rPr>
-              <w:t>Xie, X.</w:t>
-            </w:r>
-            <w:r>
-              <w:rPr>
-                <w:rFonts w:ascii="Times New Roman" w:eastAsia="仿宋" w:hAnsi="Times New Roman"/>
-                <w:sz w:val="24"/>
-                <w:szCs w:val="24"/>
-              </w:rPr>
-              <w:t>* (202</w:t>
-            </w:r>
-            <w:r>
-              <w:rPr>
-                <w:rFonts w:ascii="Times New Roman" w:eastAsia="仿宋" w:hAnsi="Times New Roman"/>
-                <w:sz w:val="24"/>
-                <w:szCs w:val="24"/>
-              </w:rPr>
-              <w:t>5</w:t>
-            </w:r>
-            <w:r>
-              <w:rPr>
-                <w:rFonts w:ascii="Times New Roman" w:eastAsia="仿宋" w:hAnsi="Times New Roman"/>
-                <w:sz w:val="24"/>
-                <w:szCs w:val="24"/>
-              </w:rPr>
-              <w:t>). Structural geometry-informed 3D deep learning for segmental tunnel lining analysis in point clouds. Automation in Construction</w:t>
-            </w:r>
-            <w:r>
-              <w:rPr>
-                <w:rFonts w:ascii="Times New Roman" w:eastAsia="仿宋" w:hAnsi="Times New Roman" w:hint="eastAsia"/>
-                <w:sz w:val="24"/>
-                <w:szCs w:val="24"/>
-              </w:rPr>
-              <w:t>,</w:t>
-            </w:r>
-            <w:r>
-              <w:rPr>
-                <w:rFonts w:ascii="Times New Roman" w:eastAsia="仿宋" w:hAnsi="Times New Roman"/>
-                <w:sz w:val="24"/>
-                <w:szCs w:val="24"/>
-              </w:rPr>
-              <w:t xml:space="preserve"> 176, </w:t>
-            </w:r>
-            <w:r>
-              <w:rPr>
-                <w:rFonts w:ascii="Times New Roman" w:eastAsia="仿宋" w:hAnsi="Times New Roman"/>
-                <w:sz w:val="24"/>
-                <w:szCs w:val="24"/>
-              </w:rPr>
-              <w:t>106281</w:t>
-            </w:r>
-            <w:r>
-              <w:rPr>
-                <w:rFonts w:ascii="Times New Roman" w:eastAsia="仿宋" w:hAnsi="Times New Roman" w:hint="eastAsia"/>
-                <w:sz w:val="24"/>
-                <w:szCs w:val="24"/>
-              </w:rPr>
-              <w:t>.</w:t>
-            </w:r>
-            <w:r>
-              <w:rPr>
-                <w:rFonts w:ascii="Times New Roman" w:eastAsia="仿宋" w:hAnsi="Times New Roman"/>
-                <w:sz w:val="24"/>
-                <w:szCs w:val="24"/>
-              </w:rPr>
-              <w:t xml:space="preserve"> </w:t>
+              <w:t>, Sheil, B., Zhang, P., C</w:t>
+            </w:r>
+            <w:r>
+              <w:rPr>
+                <w:rFonts w:ascii="Times New Roman" w:eastAsia="仿宋" w:hAnsi="Times New Roman" w:hint="eastAsia"/>
+                <w:sz w:val="24"/>
+                <w:szCs w:val="24"/>
+              </w:rPr>
+              <w:t>hang</w:t>
+            </w:r>
+            <w:r>
+              <w:rPr>
+                <w:rFonts w:ascii="Times New Roman" w:eastAsia="仿宋" w:hAnsi="Times New Roman"/>
+                <w:sz w:val="24"/>
+                <w:szCs w:val="24"/>
+              </w:rPr>
+              <w:t xml:space="preserve">, J., &amp; Xie, X.* (2025). Automated digital reconstruction of high-fidelity present-day geometries for segmental tunnel linings based on segmented point clouds. Tunnelling and Underground Space Technology, 164, 106859. </w:t>
             </w:r>
             <w:r>
               <w:rPr>
@@ -4493,43 +4217,63 @@
                 <w:sz w:val="24"/>
                 <w:szCs w:val="24"/>
               </w:rPr>
-              <w:t>L</w:t>
-            </w:r>
-            <w:r>
-              <w:rPr>
-                <w:rFonts w:ascii="Times New Roman" w:eastAsia="仿宋" w:hAnsi="Times New Roman" w:hint="eastAsia"/>
-                <w:b/>
-                <w:bCs/>
-                <w:sz w:val="24"/>
-                <w:szCs w:val="24"/>
-              </w:rPr>
-              <w:t>in</w:t>
-            </w:r>
-            <w:r>
-              <w:rPr>
-                <w:rFonts w:ascii="Times New Roman" w:eastAsia="仿宋" w:hAnsi="Times New Roman"/>
-                <w:b/>
-                <w:bCs/>
-                <w:sz w:val="24"/>
-                <w:szCs w:val="24"/>
-              </w:rPr>
-              <w:t>, W.</w:t>
-            </w:r>
-            <w:r>
-              <w:rPr>
-                <w:rFonts w:ascii="Times New Roman" w:eastAsia="仿宋" w:hAnsi="Times New Roman"/>
-                <w:sz w:val="24"/>
-                <w:szCs w:val="24"/>
-              </w:rPr>
-              <w:t>, Zou, M., Zhao, M., Chang, J.,</w:t>
-            </w:r>
-            <w:r>
-              <w:rPr>
-                <w:rFonts w:ascii="Times New Roman" w:eastAsia="仿宋" w:hAnsi="Times New Roman"/>
-                <w:sz w:val="24"/>
-                <w:szCs w:val="24"/>
-              </w:rPr>
-              <w:t xml:space="preserve"> &amp;</w:t>
+              <w:t>Lin, W.</w:t>
+            </w:r>
+            <w:r>
+              <w:rPr>
+                <w:rFonts w:ascii="Times New Roman" w:eastAsia="仿宋" w:hAnsi="Times New Roman"/>
+                <w:sz w:val="24"/>
+                <w:szCs w:val="24"/>
+              </w:rPr>
+              <w:t>, Sheil, B., Zhang, P., Li, K., &amp; Xie, X.* (202</w:t>
+            </w:r>
+            <w:r>
+              <w:rPr>
+                <w:rFonts w:ascii="Times New Roman" w:eastAsia="仿宋" w:hAnsi="Times New Roman"/>
+                <w:sz w:val="24"/>
+                <w:szCs w:val="24"/>
+              </w:rPr>
+              <w:t>5</w:t>
+            </w:r>
+            <w:r>
+              <w:rPr>
+                <w:rFonts w:ascii="Times New Roman" w:eastAsia="仿宋" w:hAnsi="Times New Roman"/>
+                <w:sz w:val="24"/>
+                <w:szCs w:val="24"/>
+              </w:rPr>
+              <w:t>). Structural geometry-informed 3D deep learning for segmental tunnel lining analysis in point clouds. Automation in Construction</w:t>
+            </w:r>
+            <w:r>
+              <w:rPr>
+                <w:rFonts w:ascii="Times New Roman" w:eastAsia="仿宋" w:hAnsi="Times New Roman" w:hint="eastAsia"/>
+                <w:sz w:val="24"/>
+                <w:szCs w:val="24"/>
+              </w:rPr>
+              <w:t>,</w:t>
+            </w:r>
+            <w:r>
+              <w:rPr>
+                <w:rFonts w:ascii="Times New Roman" w:eastAsia="仿宋" w:hAnsi="Times New Roman"/>
+                <w:sz w:val="24"/>
+                <w:szCs w:val="24"/>
+              </w:rPr>
+              <w:t xml:space="preserve"> 176, </w:t>
+            </w:r>
+            <w:r>
+              <w:rPr>
+                <w:rFonts w:ascii="Times New Roman" w:eastAsia="仿宋" w:hAnsi="Times New Roman"/>
+                <w:sz w:val="24"/>
+                <w:szCs w:val="24"/>
+              </w:rPr>
+              <w:t>106281</w:t>
+            </w:r>
+            <w:r>
+              <w:rPr>
+                <w:rFonts w:ascii="Times New Roman" w:eastAsia="仿宋" w:hAnsi="Times New Roman" w:hint="eastAsia"/>
+                <w:sz w:val="24"/>
+                <w:szCs w:val="24"/>
+              </w:rPr>
+              <w:t>.</w:t>
             </w:r>
             <w:r>
               <w:rPr>
@@ -4541,255 +4285,6 @@
             </w:r>
             <w:r>
               <w:rPr>
-                <w:rFonts w:ascii="Times New Roman" w:eastAsia="仿宋" w:hAnsi="Times New Roman"/>
-                <w:sz w:val="24"/>
-                <w:szCs w:val="24"/>
-                <w:u w:val="single"/>
-              </w:rPr>
-              <w:t>Xie, X.</w:t>
-            </w:r>
-            <w:r>
-              <w:rPr>
-                <w:rFonts w:ascii="Times New Roman" w:eastAsia="仿宋" w:hAnsi="Times New Roman"/>
-                <w:sz w:val="24"/>
-                <w:szCs w:val="24"/>
-              </w:rPr>
-              <w:t>* (202</w:t>
-            </w:r>
-            <w:r>
-              <w:rPr>
-                <w:rFonts w:ascii="Times New Roman" w:eastAsia="仿宋" w:hAnsi="Times New Roman"/>
-                <w:sz w:val="24"/>
-                <w:szCs w:val="24"/>
-              </w:rPr>
-              <w:t>5</w:t>
-            </w:r>
-            <w:r>
-              <w:rPr>
-                <w:rFonts w:ascii="Times New Roman" w:eastAsia="仿宋" w:hAnsi="Times New Roman"/>
-                <w:sz w:val="24"/>
-                <w:szCs w:val="24"/>
-              </w:rPr>
-              <w:t>). Multi-</w:t>
-            </w:r>
-            <w:r>
-              <w:rPr>
-                <w:rFonts w:ascii="Times New Roman" w:eastAsia="仿宋" w:hAnsi="Times New Roman"/>
-                <w:sz w:val="24"/>
-                <w:szCs w:val="24"/>
-              </w:rPr>
-              <w:t>f</w:t>
-            </w:r>
-            <w:r>
-              <w:rPr>
-                <w:rFonts w:ascii="Times New Roman" w:eastAsia="仿宋" w:hAnsi="Times New Roman"/>
-                <w:sz w:val="24"/>
-                <w:szCs w:val="24"/>
-              </w:rPr>
-              <w:t xml:space="preserve">idelity </w:t>
-            </w:r>
-            <w:r>
-              <w:rPr>
-                <w:rFonts w:ascii="Times New Roman" w:eastAsia="仿宋" w:hAnsi="Times New Roman"/>
-                <w:sz w:val="24"/>
-                <w:szCs w:val="24"/>
-              </w:rPr>
-              <w:t>m</w:t>
-            </w:r>
-            <w:r>
-              <w:rPr>
-                <w:rFonts w:ascii="Times New Roman" w:eastAsia="仿宋" w:hAnsi="Times New Roman"/>
-                <w:sz w:val="24"/>
-                <w:szCs w:val="24"/>
-              </w:rPr>
-              <w:t xml:space="preserve">achine </w:t>
-            </w:r>
-            <w:r>
-              <w:rPr>
-                <w:rFonts w:ascii="Times New Roman" w:eastAsia="仿宋" w:hAnsi="Times New Roman"/>
-                <w:sz w:val="24"/>
-                <w:szCs w:val="24"/>
-              </w:rPr>
-              <w:t>l</w:t>
-            </w:r>
-            <w:r>
-              <w:rPr>
-                <w:rFonts w:ascii="Times New Roman" w:eastAsia="仿宋" w:hAnsi="Times New Roman"/>
-                <w:sz w:val="24"/>
-                <w:szCs w:val="24"/>
-              </w:rPr>
-              <w:t xml:space="preserve">earning for </w:t>
-            </w:r>
-            <w:r>
-              <w:rPr>
-                <w:rFonts w:ascii="Times New Roman" w:eastAsia="仿宋" w:hAnsi="Times New Roman"/>
-                <w:sz w:val="24"/>
-                <w:szCs w:val="24"/>
-              </w:rPr>
-              <w:t>i</w:t>
-            </w:r>
-            <w:r>
-              <w:rPr>
-                <w:rFonts w:ascii="Times New Roman" w:eastAsia="仿宋" w:hAnsi="Times New Roman"/>
-                <w:sz w:val="24"/>
-                <w:szCs w:val="24"/>
-              </w:rPr>
-              <w:t xml:space="preserve">dentifying </w:t>
-            </w:r>
-            <w:r>
-              <w:rPr>
-                <w:rFonts w:ascii="Times New Roman" w:eastAsia="仿宋" w:hAnsi="Times New Roman"/>
-                <w:sz w:val="24"/>
-                <w:szCs w:val="24"/>
-              </w:rPr>
-              <w:t>t</w:t>
-            </w:r>
-            <w:r>
-              <w:rPr>
-                <w:rFonts w:ascii="Times New Roman" w:eastAsia="仿宋" w:hAnsi="Times New Roman"/>
-                <w:sz w:val="24"/>
-                <w:szCs w:val="24"/>
-              </w:rPr>
-              <w:t xml:space="preserve">hermal </w:t>
-            </w:r>
-            <w:r>
-              <w:rPr>
-                <w:rFonts w:ascii="Times New Roman" w:eastAsia="仿宋" w:hAnsi="Times New Roman"/>
-                <w:sz w:val="24"/>
-                <w:szCs w:val="24"/>
-              </w:rPr>
-              <w:t>i</w:t>
-            </w:r>
-            <w:r>
-              <w:rPr>
-                <w:rFonts w:ascii="Times New Roman" w:eastAsia="仿宋" w:hAnsi="Times New Roman"/>
-                <w:sz w:val="24"/>
-                <w:szCs w:val="24"/>
-              </w:rPr>
-              <w:t xml:space="preserve">nsulation </w:t>
-            </w:r>
-            <w:r>
-              <w:rPr>
-                <w:rFonts w:ascii="Times New Roman" w:eastAsia="仿宋" w:hAnsi="Times New Roman"/>
-                <w:sz w:val="24"/>
-                <w:szCs w:val="24"/>
-              </w:rPr>
-              <w:t>i</w:t>
-            </w:r>
-            <w:r>
-              <w:rPr>
-                <w:rFonts w:ascii="Times New Roman" w:eastAsia="仿宋" w:hAnsi="Times New Roman"/>
-                <w:sz w:val="24"/>
-                <w:szCs w:val="24"/>
-              </w:rPr>
-              <w:t xml:space="preserve">ntegrity of </w:t>
-            </w:r>
-            <w:r>
-              <w:rPr>
-                <w:rFonts w:ascii="Times New Roman" w:eastAsia="仿宋" w:hAnsi="Times New Roman"/>
-                <w:sz w:val="24"/>
-                <w:szCs w:val="24"/>
-              </w:rPr>
-              <w:t>l</w:t>
-            </w:r>
-            <w:r>
-              <w:rPr>
-                <w:rFonts w:ascii="Times New Roman" w:eastAsia="仿宋" w:hAnsi="Times New Roman"/>
-                <w:sz w:val="24"/>
-                <w:szCs w:val="24"/>
-              </w:rPr>
-              <w:t xml:space="preserve">iquefied </w:t>
-            </w:r>
-            <w:r>
-              <w:rPr>
-                <w:rFonts w:ascii="Times New Roman" w:eastAsia="仿宋" w:hAnsi="Times New Roman"/>
-                <w:sz w:val="24"/>
-                <w:szCs w:val="24"/>
-              </w:rPr>
-              <w:t>n</w:t>
-            </w:r>
-            <w:r>
-              <w:rPr>
-                <w:rFonts w:ascii="Times New Roman" w:eastAsia="仿宋" w:hAnsi="Times New Roman"/>
-                <w:sz w:val="24"/>
-                <w:szCs w:val="24"/>
-              </w:rPr>
-              <w:t xml:space="preserve">atural </w:t>
-            </w:r>
-            <w:r>
-              <w:rPr>
-                <w:rFonts w:ascii="Times New Roman" w:eastAsia="仿宋" w:hAnsi="Times New Roman"/>
-                <w:sz w:val="24"/>
-                <w:szCs w:val="24"/>
-              </w:rPr>
-              <w:t>g</w:t>
-            </w:r>
-            <w:r>
-              <w:rPr>
-                <w:rFonts w:ascii="Times New Roman" w:eastAsia="仿宋" w:hAnsi="Times New Roman"/>
-                <w:sz w:val="24"/>
-                <w:szCs w:val="24"/>
-              </w:rPr>
-              <w:t xml:space="preserve">as </w:t>
-            </w:r>
-            <w:r>
-              <w:rPr>
-                <w:rFonts w:ascii="Times New Roman" w:eastAsia="仿宋" w:hAnsi="Times New Roman"/>
-                <w:sz w:val="24"/>
-                <w:szCs w:val="24"/>
-              </w:rPr>
-              <w:t>s</w:t>
-            </w:r>
-            <w:r>
-              <w:rPr>
-                <w:rFonts w:ascii="Times New Roman" w:eastAsia="仿宋" w:hAnsi="Times New Roman"/>
-                <w:sz w:val="24"/>
-                <w:szCs w:val="24"/>
-              </w:rPr>
-              <w:t xml:space="preserve">torage </w:t>
-            </w:r>
-            <w:r>
-              <w:rPr>
-                <w:rFonts w:ascii="Times New Roman" w:eastAsia="仿宋" w:hAnsi="Times New Roman"/>
-                <w:sz w:val="24"/>
-                <w:szCs w:val="24"/>
-              </w:rPr>
-              <w:t>t</w:t>
-            </w:r>
-            <w:r>
-              <w:rPr>
-                <w:rFonts w:ascii="Times New Roman" w:eastAsia="仿宋" w:hAnsi="Times New Roman"/>
-                <w:sz w:val="24"/>
-                <w:szCs w:val="24"/>
-              </w:rPr>
-              <w:t>anks</w:t>
-            </w:r>
-            <w:r>
-              <w:rPr>
-                <w:rFonts w:ascii="Times New Roman" w:eastAsia="仿宋" w:hAnsi="Times New Roman"/>
-                <w:sz w:val="24"/>
-                <w:szCs w:val="24"/>
-              </w:rPr>
-              <w:t>. Applied Sciences, 15, 33</w:t>
-            </w:r>
-            <w:r>
-              <w:rPr>
-                <w:rFonts w:ascii="Times New Roman" w:eastAsia="仿宋" w:hAnsi="Times New Roman"/>
-                <w:sz w:val="24"/>
-                <w:szCs w:val="24"/>
-              </w:rPr>
-              <w:t>.</w:t>
-            </w:r>
-            <w:r>
-              <w:rPr>
-                <w:rFonts w:ascii="Times New Roman" w:eastAsia="仿宋" w:hAnsi="Times New Roman"/>
-                <w:sz w:val="24"/>
-                <w:szCs w:val="24"/>
-              </w:rPr>
-              <w:t xml:space="preserve"> </w:t>
-            </w:r>
-            <w:r>
-              <w:rPr>
                 <w:rFonts w:ascii="Times New Roman" w:eastAsia="仿宋" w:hAnsi="Times New Roman" w:hint="eastAsia"/>
                 <w:color w:val="0070C0"/>
                 <w:sz w:val="24"/>
@@ -4804,25 +4299,25 @@
                 <w:sz w:val="24"/>
                 <w:szCs w:val="24"/>
               </w:rPr>
-              <w:t>中科院三区</w:t>
-            </w:r>
-            <w:r>
-              <w:rPr>
-                <w:rFonts w:ascii="Times New Roman" w:eastAsia="仿宋" w:hAnsi="Times New Roman" w:hint="eastAsia"/>
-                <w:color w:val="0070C0"/>
-                <w:sz w:val="24"/>
-                <w:szCs w:val="24"/>
-              </w:rPr>
-              <w:t>,</w:t>
-            </w:r>
-            <w:r>
-              <w:rPr>
-                <w:rFonts w:ascii="Times New Roman" w:eastAsia="仿宋" w:hAnsi="Times New Roman"/>
-                <w:color w:val="0070C0"/>
-                <w:sz w:val="24"/>
-                <w:szCs w:val="24"/>
-              </w:rPr>
-              <w:t xml:space="preserve"> </w:t>
+              <w:t>中科院一区</w:t>
+            </w:r>
+            <w:r>
+              <w:rPr>
+                <w:rFonts w:ascii="Times New Roman" w:eastAsia="仿宋" w:hAnsi="Times New Roman"/>
+                <w:color w:val="0070C0"/>
+                <w:sz w:val="24"/>
+                <w:szCs w:val="24"/>
+              </w:rPr>
+              <w:t>TOP</w:t>
+            </w:r>
+            <w:r>
+              <w:rPr>
+                <w:rFonts w:ascii="Times New Roman" w:eastAsia="仿宋" w:hAnsi="Times New Roman" w:hint="eastAsia"/>
+                <w:color w:val="0070C0"/>
+                <w:sz w:val="24"/>
+                <w:szCs w:val="24"/>
+              </w:rPr>
+              <w:t xml:space="preserve">, </w:t>
             </w:r>
             <w:r>
               <w:rPr>
@@ -4867,59 +4362,51 @@
                 <w:sz w:val="24"/>
                 <w:szCs w:val="24"/>
               </w:rPr>
-              <w:t>Lin, W.</w:t>
-            </w:r>
-            <w:r>
-              <w:rPr>
-                <w:rFonts w:ascii="Times New Roman" w:eastAsia="仿宋" w:hAnsi="Times New Roman"/>
-                <w:sz w:val="24"/>
-                <w:szCs w:val="24"/>
-              </w:rPr>
-              <w:t xml:space="preserve">, </w:t>
-            </w:r>
-            <w:r>
-              <w:rPr>
-                <w:rFonts w:ascii="Times New Roman" w:eastAsia="仿宋" w:hAnsi="Times New Roman"/>
-                <w:sz w:val="24"/>
-                <w:szCs w:val="24"/>
-                <w:u w:val="single"/>
-              </w:rPr>
-              <w:t>Sheil, B.</w:t>
-            </w:r>
-            <w:r>
-              <w:rPr>
-                <w:rFonts w:ascii="Times New Roman" w:eastAsia="仿宋" w:hAnsi="Times New Roman"/>
-                <w:sz w:val="24"/>
-                <w:szCs w:val="24"/>
-              </w:rPr>
-              <w:t xml:space="preserve">, Zhang, P., </w:t>
-            </w:r>
-            <w:bookmarkStart w:id="0" w:name="_Hlk201487761"/>
-            <w:r>
-              <w:rPr>
-                <w:rFonts w:ascii="Times New Roman" w:eastAsia="仿宋" w:hAnsi="Times New Roman"/>
-                <w:sz w:val="24"/>
-                <w:szCs w:val="24"/>
-              </w:rPr>
-              <w:t xml:space="preserve">Zhou, B., Wang, C., &amp; </w:t>
-            </w:r>
-            <w:r>
-              <w:rPr>
-                <w:rFonts w:ascii="Times New Roman" w:eastAsia="仿宋" w:hAnsi="Times New Roman"/>
-                <w:sz w:val="24"/>
-                <w:szCs w:val="24"/>
-                <w:u w:val="single"/>
-              </w:rPr>
-              <w:t>Xie, X.</w:t>
-            </w:r>
-            <w:bookmarkEnd w:id="0"/>
-            <w:r>
-              <w:rPr>
-                <w:rFonts w:ascii="Times New Roman" w:eastAsia="仿宋" w:hAnsi="Times New Roman"/>
-                <w:sz w:val="24"/>
-                <w:szCs w:val="24"/>
-              </w:rPr>
-              <w:t xml:space="preserve">* (2024). Seg2Tunnel: A hierarchical point cloud dataset and benchmarks for segmentation of segmental tunnel linings. Tunnelling and Underground Space Technology, 147, 105735. </w:t>
+              <w:t>L</w:t>
+            </w:r>
+            <w:r>
+              <w:rPr>
+                <w:rFonts w:ascii="Times New Roman" w:eastAsia="仿宋" w:hAnsi="Times New Roman" w:hint="eastAsia"/>
+                <w:b/>
+                <w:bCs/>
+                <w:sz w:val="24"/>
+                <w:szCs w:val="24"/>
+              </w:rPr>
+              <w:t>in</w:t>
+            </w:r>
+            <w:r>
+              <w:rPr>
+                <w:rFonts w:ascii="Times New Roman" w:eastAsia="仿宋" w:hAnsi="Times New Roman"/>
+                <w:b/>
+                <w:bCs/>
+                <w:sz w:val="24"/>
+                <w:szCs w:val="24"/>
+              </w:rPr>
+              <w:t>, W.</w:t>
+            </w:r>
+            <w:r>
+              <w:rPr>
+                <w:rFonts w:ascii="Times New Roman" w:eastAsia="仿宋" w:hAnsi="Times New Roman"/>
+                <w:sz w:val="24"/>
+                <w:szCs w:val="24"/>
+              </w:rPr>
+              <w:t>, Zou, M., Zhao, M., Chang, J.,</w:t>
+            </w:r>
+            <w:r>
+              <w:rPr>
+                <w:rFonts w:ascii="Times New Roman" w:eastAsia="仿宋" w:hAnsi="Times New Roman"/>
+                <w:sz w:val="24"/>
+                <w:szCs w:val="24"/>
+              </w:rPr>
+              <w:t xml:space="preserve"> &amp;</w:t>
+            </w:r>
+            <w:r>
+              <w:rPr>
+                <w:rFonts w:ascii="Times New Roman" w:eastAsia="仿宋" w:hAnsi="Times New Roman"/>
+                <w:sz w:val="24"/>
+                <w:szCs w:val="24"/>
+              </w:rPr>
+              <w:t xml:space="preserve"> Xie, X.* (2025). Multi-fidelity machine learning for identifying thermal insulation integrity of liquefied natural gas storage tanks. Applied Sciences, 15, 33. </w:t>
             </w:r>
             <w:r>
               <w:rPr>
@@ -4937,43 +4424,25 @@
                 <w:sz w:val="24"/>
                 <w:szCs w:val="24"/>
               </w:rPr>
-              <w:t>中科院</w:t>
-            </w:r>
-            <w:r>
-              <w:rPr>
-                <w:rFonts w:ascii="Times New Roman" w:eastAsia="仿宋" w:hAnsi="Times New Roman" w:hint="eastAsia"/>
-                <w:color w:val="0070C0"/>
-                <w:sz w:val="24"/>
-                <w:szCs w:val="24"/>
-              </w:rPr>
-              <w:t>一区</w:t>
-            </w:r>
-            <w:r>
-              <w:rPr>
-                <w:rFonts w:ascii="Times New Roman" w:eastAsia="仿宋" w:hAnsi="Times New Roman"/>
-                <w:color w:val="0070C0"/>
-                <w:sz w:val="24"/>
-                <w:szCs w:val="24"/>
-              </w:rPr>
-              <w:t>TOP</w:t>
-            </w:r>
-            <w:r>
-              <w:rPr>
-                <w:rFonts w:ascii="Times New Roman" w:eastAsia="仿宋" w:hAnsi="Times New Roman" w:hint="eastAsia"/>
-                <w:color w:val="0070C0"/>
-                <w:sz w:val="24"/>
-                <w:szCs w:val="24"/>
-              </w:rPr>
-              <w:t xml:space="preserve">, </w:t>
-            </w:r>
-            <w:r>
-              <w:rPr>
-                <w:rFonts w:ascii="Times New Roman" w:eastAsia="仿宋" w:hAnsi="Times New Roman"/>
-                <w:color w:val="0070C0"/>
-                <w:sz w:val="24"/>
-                <w:szCs w:val="24"/>
-              </w:rPr>
-              <w:t>JCR Q1</w:t>
+              <w:t>中科院三区</w:t>
+            </w:r>
+            <w:r>
+              <w:rPr>
+                <w:rFonts w:ascii="Times New Roman" w:eastAsia="仿宋" w:hAnsi="Times New Roman" w:hint="eastAsia"/>
+                <w:color w:val="0070C0"/>
+                <w:sz w:val="24"/>
+                <w:szCs w:val="24"/>
+              </w:rPr>
+              <w:t>,</w:t>
+            </w:r>
+            <w:r>
+              <w:rPr>
+                <w:rFonts w:ascii="Times New Roman" w:eastAsia="仿宋" w:hAnsi="Times New Roman"/>
+                <w:color w:val="0070C0"/>
+                <w:sz w:val="24"/>
+                <w:szCs w:val="24"/>
+              </w:rPr>
+              <w:t xml:space="preserve"> JCR Q1</w:t>
             </w:r>
             <w:r>
               <w:rPr>
@@ -5017,94 +4486,70 @@
                 <w:sz w:val="24"/>
                 <w:szCs w:val="24"/>
               </w:rPr>
+              <w:t xml:space="preserve">, Sheil, B., Zhang, P., </w:t>
+            </w:r>
+            <w:bookmarkStart w:id="0" w:name="_Hlk201487761"/>
+            <w:r>
+              <w:rPr>
+                <w:rFonts w:ascii="Times New Roman" w:eastAsia="仿宋" w:hAnsi="Times New Roman"/>
+                <w:sz w:val="24"/>
+                <w:szCs w:val="24"/>
+              </w:rPr>
+              <w:t>Zhou, B., Wang, C., &amp; Xie, X.</w:t>
+            </w:r>
+            <w:bookmarkEnd w:id="0"/>
+            <w:r>
+              <w:rPr>
+                <w:rFonts w:ascii="Times New Roman" w:eastAsia="仿宋" w:hAnsi="Times New Roman"/>
+                <w:sz w:val="24"/>
+                <w:szCs w:val="24"/>
+              </w:rPr>
+              <w:t xml:space="preserve">* (2024). Seg2Tunnel: A hierarchical point cloud dataset and benchmarks for segmentation of segmental tunnel linings. Tunnelling and Underground Space Technology, 147, 105735. </w:t>
+            </w:r>
+            <w:r>
+              <w:rPr>
+                <w:rFonts w:ascii="Times New Roman" w:eastAsia="仿宋" w:hAnsi="Times New Roman" w:hint="eastAsia"/>
+                <w:color w:val="0070C0"/>
+                <w:sz w:val="24"/>
+                <w:szCs w:val="24"/>
+              </w:rPr>
+              <w:t>(</w:t>
+            </w:r>
+            <w:r>
+              <w:rPr>
+                <w:rFonts w:ascii="Times New Roman" w:eastAsia="仿宋" w:hAnsi="Times New Roman" w:hint="eastAsia"/>
+                <w:color w:val="0070C0"/>
+                <w:sz w:val="24"/>
+                <w:szCs w:val="24"/>
+              </w:rPr>
+              <w:t>中科院</w:t>
+            </w:r>
+            <w:r>
+              <w:rPr>
+                <w:rFonts w:ascii="Times New Roman" w:eastAsia="仿宋" w:hAnsi="Times New Roman" w:hint="eastAsia"/>
+                <w:color w:val="0070C0"/>
+                <w:sz w:val="24"/>
+                <w:szCs w:val="24"/>
+              </w:rPr>
+              <w:t>一区</w:t>
+            </w:r>
+            <w:r>
+              <w:rPr>
+                <w:rFonts w:ascii="Times New Roman" w:eastAsia="仿宋" w:hAnsi="Times New Roman"/>
+                <w:color w:val="0070C0"/>
+                <w:sz w:val="24"/>
+                <w:szCs w:val="24"/>
+              </w:rPr>
+              <w:t>TOP</w:t>
+            </w:r>
+            <w:r>
+              <w:rPr>
+                <w:rFonts w:ascii="Times New Roman" w:eastAsia="仿宋" w:hAnsi="Times New Roman" w:hint="eastAsia"/>
+                <w:color w:val="0070C0"/>
+                <w:sz w:val="24"/>
+                <w:szCs w:val="24"/>
+              </w:rPr>
               <w:t xml:space="preserve">, </w:t>
-            </w:r>
-            <w:r>
-              <w:rPr>
-                <w:rFonts w:ascii="Times New Roman" w:eastAsia="仿宋" w:hAnsi="Times New Roman"/>
-                <w:sz w:val="24"/>
-                <w:szCs w:val="24"/>
-              </w:rPr>
-              <w:t>Li, P.</w:t>
-            </w:r>
-            <w:r>
-              <w:rPr>
-                <w:rFonts w:ascii="Times New Roman" w:eastAsia="仿宋" w:hAnsi="Times New Roman"/>
-                <w:sz w:val="24"/>
-                <w:szCs w:val="24"/>
-              </w:rPr>
-              <w:t xml:space="preserve">*, </w:t>
-            </w:r>
-            <w:r>
-              <w:rPr>
-                <w:rFonts w:ascii="Times New Roman" w:eastAsia="仿宋" w:hAnsi="Times New Roman"/>
-                <w:sz w:val="24"/>
-                <w:szCs w:val="24"/>
-                <w:u w:val="single"/>
-              </w:rPr>
-              <w:t>Xie, X.</w:t>
-            </w:r>
-            <w:r>
-              <w:rPr>
-                <w:rFonts w:ascii="Times New Roman" w:eastAsia="仿宋" w:hAnsi="Times New Roman"/>
-                <w:sz w:val="24"/>
-                <w:szCs w:val="24"/>
-              </w:rPr>
-              <w:t xml:space="preserve">, </w:t>
-            </w:r>
-            <w:bookmarkStart w:id="1" w:name="_Hlk201487807"/>
-            <w:r>
-              <w:rPr>
-                <w:rFonts w:ascii="Times New Roman" w:eastAsia="仿宋" w:hAnsi="Times New Roman"/>
-                <w:sz w:val="24"/>
-                <w:szCs w:val="24"/>
-              </w:rPr>
-              <w:t>Cao, Y., &amp; Zhang, Y</w:t>
-            </w:r>
-            <w:bookmarkEnd w:id="1"/>
-            <w:r>
-              <w:rPr>
-                <w:rFonts w:ascii="Times New Roman" w:eastAsia="仿宋" w:hAnsi="Times New Roman"/>
-                <w:sz w:val="24"/>
-                <w:szCs w:val="24"/>
-              </w:rPr>
-              <w:t xml:space="preserve">. (2023). A novel back-analysis approach for the external loads on shield tunnel lining in service based on monitored deformation. Structural Control and Health Monitoring, 2023, 8128701. </w:t>
-            </w:r>
-            <w:r>
-              <w:rPr>
-                <w:rFonts w:ascii="Times New Roman" w:eastAsia="仿宋" w:hAnsi="Times New Roman" w:hint="eastAsia"/>
-                <w:color w:val="0070C0"/>
-                <w:sz w:val="24"/>
-                <w:szCs w:val="24"/>
-              </w:rPr>
-              <w:t>(</w:t>
-            </w:r>
-            <w:r>
-              <w:rPr>
-                <w:rFonts w:ascii="Times New Roman" w:eastAsia="仿宋" w:hAnsi="Times New Roman" w:hint="eastAsia"/>
-                <w:color w:val="0070C0"/>
-                <w:sz w:val="24"/>
-                <w:szCs w:val="24"/>
-              </w:rPr>
-              <w:t>中科院二区</w:t>
-            </w:r>
-            <w:r>
-              <w:rPr>
-                <w:rFonts w:ascii="Times New Roman" w:eastAsia="仿宋" w:hAnsi="Times New Roman" w:hint="eastAsia"/>
-                <w:color w:val="0070C0"/>
-                <w:sz w:val="24"/>
-                <w:szCs w:val="24"/>
-              </w:rPr>
-              <w:t>,</w:t>
-            </w:r>
-            <w:r>
-              <w:rPr>
-                <w:rFonts w:ascii="Times New Roman" w:eastAsia="仿宋" w:hAnsi="Times New Roman"/>
-                <w:color w:val="0070C0"/>
-                <w:sz w:val="24"/>
-                <w:szCs w:val="24"/>
-              </w:rPr>
-              <w:t xml:space="preserve"> </w:t>
             </w:r>
             <w:r>
               <w:rPr>
@@ -5158,40 +4603,25 @@
                 <w:sz w:val="24"/>
                 <w:szCs w:val="24"/>
               </w:rPr>
-              <w:t xml:space="preserve">, </w:t>
-            </w:r>
-            <w:r>
-              <w:rPr>
-                <w:rFonts w:ascii="Times New Roman" w:eastAsia="仿宋" w:hAnsi="Times New Roman"/>
-                <w:sz w:val="24"/>
-                <w:szCs w:val="24"/>
-              </w:rPr>
-              <w:t>Li, P.</w:t>
-            </w:r>
-            <w:r>
-              <w:rPr>
-                <w:rFonts w:ascii="Times New Roman" w:eastAsia="仿宋" w:hAnsi="Times New Roman"/>
-                <w:sz w:val="24"/>
-                <w:szCs w:val="24"/>
-              </w:rPr>
-              <w:t xml:space="preserve">*, &amp; </w:t>
-            </w:r>
-            <w:r>
-              <w:rPr>
-                <w:rFonts w:ascii="Times New Roman" w:eastAsia="仿宋" w:hAnsi="Times New Roman"/>
-                <w:sz w:val="24"/>
-                <w:szCs w:val="24"/>
-                <w:u w:val="single"/>
-              </w:rPr>
-              <w:t>Xie, X.</w:t>
-            </w:r>
-            <w:r>
-              <w:rPr>
-                <w:rFonts w:ascii="Times New Roman" w:eastAsia="仿宋" w:hAnsi="Times New Roman"/>
-                <w:sz w:val="24"/>
-                <w:szCs w:val="24"/>
-              </w:rPr>
-              <w:t xml:space="preserve"> (2022). A novel detection and assessment method for operational defects of pipe jacking tunnel based on 3D longitudinal deformation curve: A case study. Sensors, 22, 7648. </w:t>
+              <w:t xml:space="preserve">, Li, P.*, Xie, X., </w:t>
+            </w:r>
+            <w:bookmarkStart w:id="1" w:name="_Hlk201487807"/>
+            <w:r>
+              <w:rPr>
+                <w:rFonts w:ascii="Times New Roman" w:eastAsia="仿宋" w:hAnsi="Times New Roman"/>
+                <w:sz w:val="24"/>
+                <w:szCs w:val="24"/>
+              </w:rPr>
+              <w:t>Cao, Y., &amp; Zhang, Y</w:t>
+            </w:r>
+            <w:bookmarkEnd w:id="1"/>
+            <w:r>
+              <w:rPr>
+                <w:rFonts w:ascii="Times New Roman" w:eastAsia="仿宋" w:hAnsi="Times New Roman"/>
+                <w:sz w:val="24"/>
+                <w:szCs w:val="24"/>
+              </w:rPr>
+              <w:t xml:space="preserve">. (2023). A novel back-analysis approach for the external loads on shield tunnel lining in service based on monitored deformation. Structural Control and Health Monitoring, 2023, 8128701. </w:t>
             </w:r>
             <w:r>
               <w:rPr>
@@ -5236,16 +4666,16 @@
                 <w:sz w:val="24"/>
                 <w:szCs w:val="24"/>
               </w:rPr>
-              <w:t>JCR Q</w:t>
-            </w:r>
-            <w:r>
-              <w:rPr>
-                <w:rFonts w:ascii="Times New Roman" w:eastAsia="仿宋" w:hAnsi="Times New Roman" w:hint="eastAsia"/>
-                <w:color w:val="0070C0"/>
-                <w:sz w:val="24"/>
-                <w:szCs w:val="24"/>
-              </w:rPr>
-              <w:t>2)</w:t>
+              <w:t>JCR Q1</w:t>
+            </w:r>
+            <w:r>
+              <w:rPr>
+                <w:rFonts w:ascii="Times New Roman" w:eastAsia="仿宋" w:hAnsi="Times New Roman" w:hint="eastAsia"/>
+                <w:color w:val="0070C0"/>
+                <w:sz w:val="24"/>
+                <w:szCs w:val="24"/>
+              </w:rPr>
+              <w:t>)</w:t>
             </w:r>
           </w:p>
           <w:p>
@@ -5267,14 +4697,6 @@
             <w:r>
               <w:rPr>
                 <w:rFonts w:ascii="Times New Roman" w:eastAsia="仿宋" w:hAnsi="Times New Roman"/>
-                <w:sz w:val="24"/>
-                <w:szCs w:val="24"/>
-              </w:rPr>
-              <w:t xml:space="preserve">Yang, W., </w:t>
-            </w:r>
-            <w:r>
-              <w:rPr>
-                <w:rFonts w:ascii="Times New Roman" w:eastAsia="仿宋" w:hAnsi="Times New Roman"/>
                 <w:b/>
                 <w:bCs/>
                 <w:sz w:val="24"/>
@@ -5288,84 +4710,39 @@
                 <w:sz w:val="24"/>
                 <w:szCs w:val="24"/>
               </w:rPr>
-              <w:t xml:space="preserve">, Jing, Y.*, Hill, T., Wysocki, O., &amp; </w:t>
-            </w:r>
-            <w:r>
-              <w:rPr>
-                <w:rFonts w:ascii="Times New Roman" w:eastAsia="仿宋" w:hAnsi="Times New Roman"/>
-                <w:sz w:val="24"/>
-                <w:szCs w:val="24"/>
-                <w:u w:val="single"/>
-              </w:rPr>
-              <w:t>Sheil, B.</w:t>
-            </w:r>
-            <w:r>
-              <w:rPr>
-                <w:rFonts w:ascii="Times New Roman" w:eastAsia="仿宋" w:hAnsi="Times New Roman"/>
-                <w:sz w:val="24"/>
-                <w:szCs w:val="24"/>
-              </w:rPr>
-              <w:t xml:space="preserve"> (2026). </w:t>
-            </w:r>
-            <w:r>
-              <w:rPr>
-                <w:rFonts w:ascii="Times New Roman" w:eastAsia="仿宋" w:hAnsi="Times New Roman"/>
-                <w:sz w:val="24"/>
-                <w:szCs w:val="24"/>
-              </w:rPr>
-              <w:t xml:space="preserve">Tunnel </w:t>
-            </w:r>
-            <w:r>
-              <w:rPr>
-                <w:rFonts w:ascii="Times New Roman" w:eastAsia="仿宋" w:hAnsi="Times New Roman"/>
-                <w:sz w:val="24"/>
-                <w:szCs w:val="24"/>
-              </w:rPr>
-              <w:t>S</w:t>
-            </w:r>
-            <w:r>
-              <w:rPr>
-                <w:rFonts w:ascii="Times New Roman" w:eastAsia="仿宋" w:hAnsi="Times New Roman"/>
-                <w:sz w:val="24"/>
-                <w:szCs w:val="24"/>
-              </w:rPr>
-              <w:t>canner: Geometry-informed synthetic point cloud generation and transfer learning for tunnel segmentation</w:t>
-            </w:r>
-            <w:r>
-              <w:rPr>
-                <w:rFonts w:ascii="Times New Roman" w:eastAsia="仿宋" w:hAnsi="Times New Roman"/>
-                <w:sz w:val="24"/>
-                <w:szCs w:val="24"/>
-              </w:rPr>
-              <w:t xml:space="preserve">. </w:t>
-            </w:r>
-            <w:r>
-              <w:rPr>
-                <w:rFonts w:ascii="Times New Roman" w:eastAsia="仿宋" w:hAnsi="Times New Roman"/>
-                <w:sz w:val="24"/>
-                <w:szCs w:val="24"/>
-              </w:rPr>
-              <w:t>Automation in Construction</w:t>
-            </w:r>
-            <w:r>
-              <w:rPr>
-                <w:rFonts w:ascii="Times New Roman" w:eastAsia="仿宋" w:hAnsi="Times New Roman"/>
-                <w:sz w:val="24"/>
-                <w:szCs w:val="24"/>
-              </w:rPr>
-              <w:t>, 187, 106924</w:t>
-            </w:r>
-            <w:r>
-              <w:rPr>
-                <w:rFonts w:ascii="Times New Roman" w:eastAsia="仿宋" w:hAnsi="Times New Roman" w:hint="eastAsia"/>
-                <w:sz w:val="24"/>
-                <w:szCs w:val="24"/>
-              </w:rPr>
-              <w:t>.</w:t>
-            </w:r>
-            <w:r>
-              <w:rPr>
-                <w:rFonts w:ascii="Times New Roman" w:eastAsia="仿宋" w:hAnsi="Times New Roman"/>
+              <w:t xml:space="preserve">, Li, P.*, &amp; Xie, X. (2022). A novel detection and assessment method for operational defects of pipe jacking tunnel based on 3D longitudinal deformation curve: A case study. Sensors, 22, 7648. </w:t>
+            </w:r>
+            <w:r>
+              <w:rPr>
+                <w:rFonts w:ascii="Times New Roman" w:eastAsia="仿宋" w:hAnsi="Times New Roman" w:hint="eastAsia"/>
+                <w:color w:val="0070C0"/>
+                <w:sz w:val="24"/>
+                <w:szCs w:val="24"/>
+              </w:rPr>
+              <w:t>(</w:t>
+            </w:r>
+            <w:r>
+              <w:rPr>
+                <w:rFonts w:ascii="Times New Roman" w:eastAsia="仿宋" w:hAnsi="Times New Roman" w:hint="eastAsia"/>
+                <w:color w:val="0070C0"/>
+                <w:sz w:val="24"/>
+                <w:szCs w:val="24"/>
+              </w:rPr>
+              <w:t>中科院二区</w:t>
+            </w:r>
+            <w:r>
+              <w:rPr>
+                <w:rFonts w:ascii="Times New Roman" w:eastAsia="仿宋" w:hAnsi="Times New Roman" w:hint="eastAsia"/>
+                <w:color w:val="0070C0"/>
+                <w:sz w:val="24"/>
+                <w:szCs w:val="24"/>
+              </w:rPr>
+              <w:t>,</w:t>
+            </w:r>
+            <w:r>
+              <w:rPr>
+                <w:rFonts w:ascii="Times New Roman" w:eastAsia="仿宋" w:hAnsi="Times New Roman"/>
+                <w:color w:val="0070C0"/>
                 <w:sz w:val="24"/>
                 <w:szCs w:val="24"/>
               </w:rPr>
@@ -5373,57 +4750,21 @@
             </w:r>
             <w:r>
               <w:rPr>
-                <w:rFonts w:ascii="Times New Roman" w:eastAsia="仿宋" w:hAnsi="Times New Roman" w:hint="eastAsia"/>
-                <w:color w:val="0070C0"/>
-                <w:sz w:val="24"/>
-                <w:szCs w:val="24"/>
-              </w:rPr>
-              <w:t>(</w:t>
-            </w:r>
-            <w:r>
-              <w:rPr>
-                <w:rFonts w:ascii="Times New Roman" w:eastAsia="仿宋" w:hAnsi="Times New Roman" w:hint="eastAsia"/>
-                <w:color w:val="0070C0"/>
-                <w:sz w:val="24"/>
-                <w:szCs w:val="24"/>
-              </w:rPr>
-              <w:t>中科院一区</w:t>
-            </w:r>
-            <w:r>
-              <w:rPr>
-                <w:rFonts w:ascii="Times New Roman" w:eastAsia="仿宋" w:hAnsi="Times New Roman"/>
-                <w:color w:val="0070C0"/>
-                <w:sz w:val="24"/>
-                <w:szCs w:val="24"/>
-              </w:rPr>
-              <w:t>TOP</w:t>
-            </w:r>
-            <w:r>
-              <w:rPr>
-                <w:rFonts w:ascii="Times New Roman" w:eastAsia="仿宋" w:hAnsi="Times New Roman" w:hint="eastAsia"/>
-                <w:color w:val="0070C0"/>
-                <w:sz w:val="24"/>
-                <w:szCs w:val="24"/>
-              </w:rPr>
-              <w:t xml:space="preserve">, </w:t>
-            </w:r>
-            <w:r>
-              <w:rPr>
-                <w:rFonts w:ascii="Times New Roman" w:eastAsia="仿宋" w:hAnsi="Times New Roman"/>
-                <w:color w:val="0070C0"/>
-                <w:sz w:val="24"/>
-                <w:szCs w:val="24"/>
-              </w:rPr>
-              <w:t>JCR Q1</w:t>
-            </w:r>
-            <w:r>
-              <w:rPr>
-                <w:rFonts w:ascii="Times New Roman" w:eastAsia="仿宋" w:hAnsi="Times New Roman" w:hint="eastAsia"/>
-                <w:color w:val="0070C0"/>
-                <w:sz w:val="24"/>
-                <w:szCs w:val="24"/>
-              </w:rPr>
-              <w:t>)</w:t>
+                <w:rFonts w:ascii="Times New Roman" w:eastAsia="仿宋" w:hAnsi="Times New Roman"/>
+                <w:color w:val="0070C0"/>
+                <w:sz w:val="24"/>
+                <w:szCs w:val="24"/>
+              </w:rPr>
+              <w:t>JCR Q</w:t>
+            </w:r>
+            <w:r>
+              <w:rPr>
+                <w:rFonts w:ascii="Times New Roman" w:eastAsia="仿宋" w:hAnsi="Times New Roman" w:hint="eastAsia"/>
+                <w:color w:val="0070C0"/>
+                <w:sz w:val="24"/>
+                <w:szCs w:val="24"/>
+              </w:rPr>
+              <w:t>2)</w:t>
             </w:r>
           </w:p>
           <w:p>
@@ -5448,7 +4789,7 @@
                 <w:sz w:val="24"/>
                 <w:szCs w:val="24"/>
               </w:rPr>
-              <w:t xml:space="preserve">Zhang, R., </w:t>
+              <w:t xml:space="preserve">Yang, W., </w:t>
             </w:r>
             <w:r>
               <w:rPr>
@@ -5466,40 +4807,15 @@
                 <w:sz w:val="24"/>
                 <w:szCs w:val="24"/>
               </w:rPr>
-              <w:t xml:space="preserve">, Wang, C., </w:t>
-            </w:r>
-            <w:r>
-              <w:rPr>
-                <w:rFonts w:ascii="Times New Roman" w:eastAsia="仿宋" w:hAnsi="Times New Roman"/>
-                <w:sz w:val="24"/>
-                <w:szCs w:val="24"/>
-                <w:u w:val="single"/>
-              </w:rPr>
-              <w:t>Sheil, B.</w:t>
-            </w:r>
-            <w:r>
-              <w:rPr>
-                <w:rFonts w:ascii="Times New Roman" w:eastAsia="仿宋" w:hAnsi="Times New Roman"/>
-                <w:sz w:val="24"/>
-                <w:szCs w:val="24"/>
-              </w:rPr>
-              <w:t>, Liu, Z., &amp; Li, Z.</w:t>
-            </w:r>
-            <w:r>
-              <w:rPr>
-                <w:rFonts w:ascii="Times New Roman" w:eastAsia="仿宋" w:hAnsi="Times New Roman"/>
-                <w:sz w:val="24"/>
-                <w:szCs w:val="24"/>
-              </w:rPr>
-              <w:t>*</w:t>
-            </w:r>
-            <w:r>
-              <w:rPr>
-                <w:rFonts w:ascii="Times New Roman" w:eastAsia="仿宋" w:hAnsi="Times New Roman"/>
-                <w:sz w:val="24"/>
-                <w:szCs w:val="24"/>
-              </w:rPr>
-              <w:t xml:space="preserve"> (2026). Denoising image point clouds using segmentation and synthetic data for enhanced structural health analysis of tunnels. Data-Centric Engineering, 7, e10.</w:t>
+              <w:t>, Jing, Y.*, Hill, T., Wysocki, O., &amp; Sheil, B. (2026). Tunnel Scanner: Geometry-informed synthetic point cloud generation and transfer learning for tunnel segmentation. Automation in Construction, 187, 106924</w:t>
+            </w:r>
+            <w:r>
+              <w:rPr>
+                <w:rFonts w:ascii="Times New Roman" w:eastAsia="仿宋" w:hAnsi="Times New Roman" w:hint="eastAsia"/>
+                <w:sz w:val="24"/>
+                <w:szCs w:val="24"/>
+              </w:rPr>
+              <w:t>.</w:t>
             </w:r>
             <w:r>
               <w:rPr>
@@ -5511,7 +4827,7 @@
             </w:r>
             <w:r>
               <w:rPr>
-                <w:rFonts w:ascii="Times New Roman" w:eastAsia="仿宋" w:hAnsi="Times New Roman"/>
+                <w:rFonts w:ascii="Times New Roman" w:eastAsia="仿宋" w:hAnsi="Times New Roman" w:hint="eastAsia"/>
                 <w:color w:val="0070C0"/>
                 <w:sz w:val="24"/>
                 <w:szCs w:val="24"/>
@@ -5525,43 +4841,34 @@
                 <w:sz w:val="24"/>
                 <w:szCs w:val="24"/>
               </w:rPr>
-              <w:t>中科院三区</w:t>
-            </w:r>
-            <w:r>
-              <w:rPr>
-                <w:rFonts w:ascii="Times New Roman" w:eastAsia="仿宋" w:hAnsi="Times New Roman" w:hint="eastAsia"/>
-                <w:color w:val="0070C0"/>
-                <w:sz w:val="24"/>
-                <w:szCs w:val="24"/>
-              </w:rPr>
-              <w:t>,</w:t>
-            </w:r>
-            <w:r>
-              <w:rPr>
-                <w:rFonts w:ascii="Times New Roman" w:eastAsia="仿宋" w:hAnsi="Times New Roman"/>
-                <w:color w:val="0070C0"/>
-                <w:sz w:val="24"/>
-                <w:szCs w:val="24"/>
-              </w:rPr>
-              <w:t xml:space="preserve"> </w:t>
-            </w:r>
-            <w:r>
-              <w:rPr>
-                <w:rFonts w:ascii="Times New Roman" w:eastAsia="仿宋" w:hAnsi="Times New Roman"/>
-                <w:color w:val="0070C0"/>
-                <w:sz w:val="24"/>
-                <w:szCs w:val="24"/>
-              </w:rPr>
-              <w:t>JCR Q</w:t>
-            </w:r>
-            <w:r>
-              <w:rPr>
-                <w:rFonts w:ascii="Times New Roman" w:eastAsia="仿宋" w:hAnsi="Times New Roman"/>
-                <w:color w:val="0070C0"/>
-                <w:sz w:val="24"/>
-                <w:szCs w:val="24"/>
-              </w:rPr>
-              <w:t>2</w:t>
+              <w:t>中科院一区</w:t>
+            </w:r>
+            <w:r>
+              <w:rPr>
+                <w:rFonts w:ascii="Times New Roman" w:eastAsia="仿宋" w:hAnsi="Times New Roman"/>
+                <w:color w:val="0070C0"/>
+                <w:sz w:val="24"/>
+                <w:szCs w:val="24"/>
+              </w:rPr>
+              <w:t>TOP</w:t>
+            </w:r>
+            <w:r>
+              <w:rPr>
+                <w:rFonts w:ascii="Times New Roman" w:eastAsia="仿宋" w:hAnsi="Times New Roman" w:hint="eastAsia"/>
+                <w:color w:val="0070C0"/>
+                <w:sz w:val="24"/>
+                <w:szCs w:val="24"/>
+              </w:rPr>
+              <w:t xml:space="preserve">, </w:t>
+            </w:r>
+            <w:r>
+              <w:rPr>
+                <w:rFonts w:ascii="Times New Roman" w:eastAsia="仿宋" w:hAnsi="Times New Roman"/>
+                <w:color w:val="0070C0"/>
+                <w:sz w:val="24"/>
+                <w:szCs w:val="24"/>
+              </w:rPr>
+              <w:t>JCR Q1</w:t>
             </w:r>
             <w:r>
               <w:rPr>
@@ -5595,39 +4902,7 @@
                 <w:sz w:val="24"/>
                 <w:szCs w:val="24"/>
               </w:rPr>
-              <w:t>Jing</w:t>
-            </w:r>
-            <w:r>
-              <w:rPr>
-                <w:rFonts w:ascii="Times New Roman" w:eastAsia="仿宋" w:hAnsi="Times New Roman" w:hint="eastAsia"/>
-                <w:sz w:val="24"/>
-                <w:szCs w:val="24"/>
-              </w:rPr>
-              <w:t>,</w:t>
-            </w:r>
-            <w:r>
-              <w:rPr>
-                <w:rFonts w:ascii="Times New Roman" w:eastAsia="仿宋" w:hAnsi="Times New Roman"/>
-                <w:sz w:val="24"/>
-                <w:szCs w:val="24"/>
-              </w:rPr>
-              <w:t xml:space="preserve"> Y.</w:t>
-            </w:r>
-            <w:r>
-              <w:rPr>
-                <w:rFonts w:ascii="Times New Roman" w:eastAsia="仿宋" w:hAnsi="Times New Roman"/>
-                <w:sz w:val="24"/>
-                <w:szCs w:val="24"/>
-              </w:rPr>
-              <w:t>*</w:t>
-            </w:r>
-            <w:r>
-              <w:rPr>
-                <w:rFonts w:ascii="Times New Roman" w:eastAsia="仿宋" w:hAnsi="Times New Roman"/>
-                <w:sz w:val="24"/>
-                <w:szCs w:val="24"/>
-              </w:rPr>
-              <w:t>,</w:t>
+              <w:t xml:space="preserve">Zhang, R., </w:t>
             </w:r>
             <w:r>
               <w:rPr>
@@ -5637,11 +4912,54 @@
                 <w:sz w:val="24"/>
                 <w:szCs w:val="24"/>
               </w:rPr>
-              <w:t xml:space="preserve"> Lin, W.</w:t>
-            </w:r>
-            <w:r>
-              <w:rPr>
-                <w:rFonts w:ascii="Times New Roman" w:eastAsia="仿宋" w:hAnsi="Times New Roman"/>
+              <w:t>Lin, W.</w:t>
+            </w:r>
+            <w:r>
+              <w:rPr>
+                <w:rFonts w:ascii="Times New Roman" w:eastAsia="仿宋" w:hAnsi="Times New Roman"/>
+                <w:sz w:val="24"/>
+                <w:szCs w:val="24"/>
+              </w:rPr>
+              <w:t>, Wang, C., Sheil, B., Liu, Z., &amp; Li, Z.</w:t>
+            </w:r>
+            <w:r>
+              <w:rPr>
+                <w:rFonts w:ascii="Times New Roman" w:eastAsia="仿宋" w:hAnsi="Times New Roman"/>
+                <w:sz w:val="24"/>
+                <w:szCs w:val="24"/>
+              </w:rPr>
+              <w:t>*</w:t>
+            </w:r>
+            <w:r>
+              <w:rPr>
+                <w:rFonts w:ascii="Times New Roman" w:eastAsia="仿宋" w:hAnsi="Times New Roman"/>
+                <w:sz w:val="24"/>
+                <w:szCs w:val="24"/>
+              </w:rPr>
+              <w:t xml:space="preserve"> (2026). Denoising image point clouds using segmentation and synthetic data for enhanced structural health analysis of tunnels. Data-Centric Engineering, 7, e10. </w:t>
+            </w:r>
+            <w:r>
+              <w:rPr>
+                <w:rFonts w:ascii="Times New Roman" w:eastAsia="仿宋" w:hAnsi="Times New Roman"/>
+                <w:color w:val="0070C0"/>
+                <w:sz w:val="24"/>
+                <w:szCs w:val="24"/>
+              </w:rPr>
+              <w:t>(</w:t>
+            </w:r>
+            <w:r>
+              <w:rPr>
+                <w:rFonts w:ascii="Times New Roman" w:eastAsia="仿宋" w:hAnsi="Times New Roman" w:hint="eastAsia"/>
+                <w:color w:val="0070C0"/>
+                <w:sz w:val="24"/>
+                <w:szCs w:val="24"/>
+              </w:rPr>
+              <w:t>中科院三区</w:t>
+            </w:r>
+            <w:r>
+              <w:rPr>
+                <w:rFonts w:ascii="Times New Roman" w:eastAsia="仿宋" w:hAnsi="Times New Roman" w:hint="eastAsia"/>
+                <w:color w:val="0070C0"/>
                 <w:sz w:val="24"/>
                 <w:szCs w:val="24"/>
               </w:rPr>
@@ -5650,240 +4968,11 @@
             <w:r>
               <w:rPr>
                 <w:rFonts w:ascii="Times New Roman" w:eastAsia="仿宋" w:hAnsi="Times New Roman"/>
-                <w:sz w:val="24"/>
-                <w:szCs w:val="24"/>
-              </w:rPr>
-              <w:t xml:space="preserve"> </w:t>
-            </w:r>
-            <w:r>
-              <w:rPr>
-                <w:rFonts w:ascii="Times New Roman" w:eastAsia="仿宋" w:hAnsi="Times New Roman"/>
-                <w:sz w:val="24"/>
-                <w:szCs w:val="24"/>
-                <w:u w:val="single"/>
-              </w:rPr>
-              <w:t>Sheil, B.</w:t>
-            </w:r>
-            <w:r>
-              <w:rPr>
-                <w:rFonts w:ascii="Times New Roman" w:eastAsia="仿宋" w:hAnsi="Times New Roman"/>
-                <w:sz w:val="24"/>
-                <w:szCs w:val="24"/>
-              </w:rPr>
-              <w:t xml:space="preserve">, &amp; </w:t>
-            </w:r>
-            <w:r>
-              <w:rPr>
-                <w:rFonts w:ascii="Times New Roman" w:eastAsia="仿宋" w:hAnsi="Times New Roman"/>
-                <w:sz w:val="24"/>
-                <w:szCs w:val="24"/>
-              </w:rPr>
-              <w:t>Acikgoz, S.</w:t>
-            </w:r>
-            <w:r>
-              <w:rPr>
-                <w:rFonts w:ascii="Times New Roman" w:eastAsia="仿宋" w:hAnsi="Times New Roman"/>
-                <w:sz w:val="24"/>
-                <w:szCs w:val="24"/>
-              </w:rPr>
-              <w:t xml:space="preserve"> (202</w:t>
-            </w:r>
-            <w:r>
-              <w:rPr>
-                <w:rFonts w:ascii="Times New Roman" w:eastAsia="仿宋" w:hAnsi="Times New Roman"/>
-                <w:sz w:val="24"/>
-                <w:szCs w:val="24"/>
-              </w:rPr>
-              <w:t>5</w:t>
-            </w:r>
-            <w:r>
-              <w:rPr>
-                <w:rFonts w:ascii="Times New Roman" w:eastAsia="仿宋" w:hAnsi="Times New Roman"/>
-                <w:sz w:val="24"/>
-                <w:szCs w:val="24"/>
-              </w:rPr>
-              <w:t xml:space="preserve">). </w:t>
-            </w:r>
-            <w:r>
-              <w:rPr>
-                <w:rFonts w:ascii="Times New Roman" w:eastAsia="仿宋" w:hAnsi="Times New Roman"/>
-                <w:sz w:val="24"/>
-                <w:szCs w:val="24"/>
-              </w:rPr>
-              <w:t xml:space="preserve">3D </w:t>
-            </w:r>
-            <w:r>
-              <w:rPr>
-                <w:rFonts w:ascii="Times New Roman" w:eastAsia="仿宋" w:hAnsi="Times New Roman" w:hint="eastAsia"/>
-                <w:sz w:val="24"/>
-                <w:szCs w:val="24"/>
-              </w:rPr>
-              <w:t>m</w:t>
-            </w:r>
-            <w:r>
-              <w:rPr>
-                <w:rFonts w:ascii="Times New Roman" w:eastAsia="仿宋" w:hAnsi="Times New Roman"/>
-                <w:sz w:val="24"/>
-                <w:szCs w:val="24"/>
-              </w:rPr>
-              <w:t xml:space="preserve">ultimodal </w:t>
-            </w:r>
-            <w:r>
-              <w:rPr>
-                <w:rFonts w:ascii="Times New Roman" w:eastAsia="仿宋" w:hAnsi="Times New Roman"/>
-                <w:sz w:val="24"/>
-                <w:szCs w:val="24"/>
-              </w:rPr>
-              <w:t>f</w:t>
-            </w:r>
-            <w:r>
-              <w:rPr>
-                <w:rFonts w:ascii="Times New Roman" w:eastAsia="仿宋" w:hAnsi="Times New Roman"/>
-                <w:sz w:val="24"/>
-                <w:szCs w:val="24"/>
-              </w:rPr>
-              <w:t xml:space="preserve">eature for </w:t>
-            </w:r>
-            <w:r>
-              <w:rPr>
-                <w:rFonts w:ascii="Times New Roman" w:eastAsia="仿宋" w:hAnsi="Times New Roman"/>
-                <w:sz w:val="24"/>
-                <w:szCs w:val="24"/>
-              </w:rPr>
-              <w:t>i</w:t>
-            </w:r>
-            <w:r>
-              <w:rPr>
-                <w:rFonts w:ascii="Times New Roman" w:eastAsia="仿宋" w:hAnsi="Times New Roman"/>
-                <w:sz w:val="24"/>
-                <w:szCs w:val="24"/>
-              </w:rPr>
-              <w:t xml:space="preserve">nfrastructure </w:t>
-            </w:r>
-            <w:r>
-              <w:rPr>
-                <w:rFonts w:ascii="Times New Roman" w:eastAsia="仿宋" w:hAnsi="Times New Roman"/>
-                <w:sz w:val="24"/>
-                <w:szCs w:val="24"/>
-              </w:rPr>
-              <w:t>a</w:t>
-            </w:r>
-            <w:r>
-              <w:rPr>
-                <w:rFonts w:ascii="Times New Roman" w:eastAsia="仿宋" w:hAnsi="Times New Roman"/>
-                <w:sz w:val="24"/>
-                <w:szCs w:val="24"/>
-              </w:rPr>
-              <w:t xml:space="preserve">nomaly </w:t>
-            </w:r>
-            <w:r>
-              <w:rPr>
-                <w:rFonts w:ascii="Times New Roman" w:eastAsia="仿宋" w:hAnsi="Times New Roman"/>
-                <w:sz w:val="24"/>
-                <w:szCs w:val="24"/>
-              </w:rPr>
-              <w:t>d</w:t>
-            </w:r>
-            <w:r>
-              <w:rPr>
-                <w:rFonts w:ascii="Times New Roman" w:eastAsia="仿宋" w:hAnsi="Times New Roman"/>
-                <w:sz w:val="24"/>
-                <w:szCs w:val="24"/>
-              </w:rPr>
-              <w:t>etection</w:t>
-            </w:r>
-            <w:r>
-              <w:rPr>
-                <w:rFonts w:ascii="Times New Roman" w:eastAsia="仿宋" w:hAnsi="Times New Roman"/>
-                <w:sz w:val="24"/>
-                <w:szCs w:val="24"/>
-              </w:rPr>
-              <w:t>. Automation in Construction</w:t>
-            </w:r>
-            <w:r>
-              <w:rPr>
-                <w:rFonts w:ascii="Times New Roman" w:eastAsia="仿宋" w:hAnsi="Times New Roman" w:hint="eastAsia"/>
-                <w:sz w:val="24"/>
-                <w:szCs w:val="24"/>
-              </w:rPr>
-              <w:t>,</w:t>
-            </w:r>
-            <w:r>
-              <w:rPr>
-                <w:rFonts w:ascii="Times New Roman" w:eastAsia="仿宋" w:hAnsi="Times New Roman"/>
-                <w:sz w:val="24"/>
-                <w:szCs w:val="24"/>
-              </w:rPr>
-              <w:t xml:space="preserve"> 178, </w:t>
-            </w:r>
-            <w:r>
-              <w:rPr>
-                <w:rFonts w:ascii="Times New Roman" w:eastAsia="仿宋" w:hAnsi="Times New Roman"/>
-                <w:sz w:val="24"/>
-                <w:szCs w:val="24"/>
-              </w:rPr>
-              <w:t>106388</w:t>
-            </w:r>
-            <w:r>
-              <w:rPr>
-                <w:rFonts w:ascii="Times New Roman" w:eastAsia="仿宋" w:hAnsi="Times New Roman" w:hint="eastAsia"/>
-                <w:sz w:val="24"/>
-                <w:szCs w:val="24"/>
-              </w:rPr>
-              <w:t>.</w:t>
-            </w:r>
-            <w:r>
-              <w:rPr>
-                <w:rFonts w:ascii="Times New Roman" w:eastAsia="仿宋" w:hAnsi="Times New Roman"/>
-                <w:sz w:val="24"/>
-                <w:szCs w:val="24"/>
-              </w:rPr>
-              <w:t xml:space="preserve"> </w:t>
-            </w:r>
-            <w:r>
-              <w:rPr>
-                <w:rFonts w:ascii="Times New Roman" w:eastAsia="仿宋" w:hAnsi="Times New Roman" w:hint="eastAsia"/>
-                <w:color w:val="0070C0"/>
-                <w:sz w:val="24"/>
-                <w:szCs w:val="24"/>
-              </w:rPr>
-              <w:t>(</w:t>
-            </w:r>
-            <w:r>
-              <w:rPr>
-                <w:rFonts w:ascii="Times New Roman" w:eastAsia="仿宋" w:hAnsi="Times New Roman" w:hint="eastAsia"/>
-                <w:color w:val="0070C0"/>
-                <w:sz w:val="24"/>
-                <w:szCs w:val="24"/>
-              </w:rPr>
-              <w:t>中科院一区</w:t>
-            </w:r>
-            <w:r>
-              <w:rPr>
-                <w:rFonts w:ascii="Times New Roman" w:eastAsia="仿宋" w:hAnsi="Times New Roman"/>
-                <w:color w:val="0070C0"/>
-                <w:sz w:val="24"/>
-                <w:szCs w:val="24"/>
-              </w:rPr>
-              <w:t>TOP</w:t>
-            </w:r>
-            <w:r>
-              <w:rPr>
-                <w:rFonts w:ascii="Times New Roman" w:eastAsia="仿宋" w:hAnsi="Times New Roman" w:hint="eastAsia"/>
-                <w:color w:val="0070C0"/>
-                <w:sz w:val="24"/>
-                <w:szCs w:val="24"/>
-              </w:rPr>
-              <w:t xml:space="preserve">, </w:t>
-            </w:r>
-            <w:r>
-              <w:rPr>
-                <w:rFonts w:ascii="Times New Roman" w:eastAsia="仿宋" w:hAnsi="Times New Roman"/>
-                <w:color w:val="0070C0"/>
-                <w:sz w:val="24"/>
-                <w:szCs w:val="24"/>
-              </w:rPr>
-              <w:t>JCR Q1</w:t>
+                <w:color w:val="0070C0"/>
+                <w:sz w:val="24"/>
+                <w:szCs w:val="24"/>
+              </w:rPr>
+              <w:t xml:space="preserve"> JCR Q2</w:t>
             </w:r>
             <w:r>
               <w:rPr>
@@ -5917,7 +5006,23 @@
                 <w:sz w:val="24"/>
                 <w:szCs w:val="24"/>
               </w:rPr>
-              <w:t xml:space="preserve">Huang, H., Chang, J.*, Zhang, D., Thewes, M., &amp; </w:t>
+              <w:t>Jing</w:t>
+            </w:r>
+            <w:r>
+              <w:rPr>
+                <w:rFonts w:ascii="Times New Roman" w:eastAsia="仿宋" w:hAnsi="Times New Roman" w:hint="eastAsia"/>
+                <w:sz w:val="24"/>
+                <w:szCs w:val="24"/>
+              </w:rPr>
+              <w:t>,</w:t>
+            </w:r>
+            <w:r>
+              <w:rPr>
+                <w:rFonts w:ascii="Times New Roman" w:eastAsia="仿宋" w:hAnsi="Times New Roman"/>
+                <w:sz w:val="24"/>
+                <w:szCs w:val="24"/>
+              </w:rPr>
+              <w:t xml:space="preserve"> Y.*,</w:t>
             </w:r>
             <w:r>
               <w:rPr>
@@ -5927,31 +5032,15 @@
                 <w:sz w:val="24"/>
                 <w:szCs w:val="24"/>
               </w:rPr>
-              <w:t>Lin, W.</w:t>
-            </w:r>
-            <w:r>
-              <w:rPr>
-                <w:rFonts w:ascii="Times New Roman" w:eastAsia="仿宋" w:hAnsi="Times New Roman"/>
-                <w:sz w:val="24"/>
-                <w:szCs w:val="24"/>
-              </w:rPr>
-              <w:t xml:space="preserve"> (202</w:t>
-            </w:r>
-            <w:r>
-              <w:rPr>
-                <w:rFonts w:ascii="Times New Roman" w:eastAsia="仿宋" w:hAnsi="Times New Roman"/>
-                <w:sz w:val="24"/>
-                <w:szCs w:val="24"/>
-              </w:rPr>
-              <w:t>5</w:t>
-            </w:r>
-            <w:r>
-              <w:rPr>
-                <w:rFonts w:ascii="Times New Roman" w:eastAsia="仿宋" w:hAnsi="Times New Roman"/>
-                <w:sz w:val="24"/>
-                <w:szCs w:val="24"/>
-              </w:rPr>
-              <w:t xml:space="preserve">). Improved </w:t>
+              <w:t xml:space="preserve"> Lin, W.</w:t>
+            </w:r>
+            <w:r>
+              <w:rPr>
+                <w:rFonts w:ascii="Times New Roman" w:eastAsia="仿宋" w:hAnsi="Times New Roman"/>
+                <w:sz w:val="24"/>
+                <w:szCs w:val="24"/>
+              </w:rPr>
+              <w:t xml:space="preserve">, Sheil, B., &amp; Acikgoz, S. (2025). 3D </w:t>
             </w:r>
             <w:r>
               <w:rPr>
@@ -5967,27 +5056,43 @@
                 <w:sz w:val="24"/>
                 <w:szCs w:val="24"/>
               </w:rPr>
-              <w:t>odel-free adaptive control of shield machine posture during tunnelling. Advanced Engineering Informatics</w:t>
-            </w:r>
-            <w:r>
-              <w:rPr>
-                <w:rFonts w:ascii="Times New Roman" w:eastAsia="仿宋" w:hAnsi="Times New Roman"/>
-                <w:sz w:val="24"/>
-                <w:szCs w:val="24"/>
-              </w:rPr>
-              <w:t>, 67, 103465</w:t>
-            </w:r>
-            <w:r>
-              <w:rPr>
-                <w:rFonts w:ascii="Times New Roman" w:eastAsia="仿宋" w:hAnsi="Times New Roman"/>
-                <w:sz w:val="24"/>
-                <w:szCs w:val="24"/>
-              </w:rPr>
-              <w:t xml:space="preserve">. </w:t>
-            </w:r>
-            <w:r>
-              <w:rPr>
-                <w:rFonts w:ascii="Times New Roman" w:eastAsia="仿宋" w:hAnsi="Times New Roman"/>
+              <w:t>ultimodal feature for infrastructure anomaly detection. Automation in Construction</w:t>
+            </w:r>
+            <w:r>
+              <w:rPr>
+                <w:rFonts w:ascii="Times New Roman" w:eastAsia="仿宋" w:hAnsi="Times New Roman" w:hint="eastAsia"/>
+                <w:sz w:val="24"/>
+                <w:szCs w:val="24"/>
+              </w:rPr>
+              <w:t>,</w:t>
+            </w:r>
+            <w:r>
+              <w:rPr>
+                <w:rFonts w:ascii="Times New Roman" w:eastAsia="仿宋" w:hAnsi="Times New Roman"/>
+                <w:sz w:val="24"/>
+                <w:szCs w:val="24"/>
+              </w:rPr>
+              <w:t xml:space="preserve"> 178, 106388</w:t>
+            </w:r>
+            <w:r>
+              <w:rPr>
+                <w:rFonts w:ascii="Times New Roman" w:eastAsia="仿宋" w:hAnsi="Times New Roman" w:hint="eastAsia"/>
+                <w:sz w:val="24"/>
+                <w:szCs w:val="24"/>
+              </w:rPr>
+              <w:t>.</w:t>
+            </w:r>
+            <w:r>
+              <w:rPr>
+                <w:rFonts w:ascii="Times New Roman" w:eastAsia="仿宋" w:hAnsi="Times New Roman"/>
+                <w:sz w:val="24"/>
+                <w:szCs w:val="24"/>
+              </w:rPr>
+              <w:t xml:space="preserve"> </w:t>
+            </w:r>
+            <w:r>
+              <w:rPr>
+                <w:rFonts w:ascii="Times New Roman" w:eastAsia="仿宋" w:hAnsi="Times New Roman" w:hint="eastAsia"/>
                 <w:color w:val="0070C0"/>
                 <w:sz w:val="24"/>
                 <w:szCs w:val="24"/>
@@ -6001,16 +5106,7 @@
                 <w:sz w:val="24"/>
                 <w:szCs w:val="24"/>
               </w:rPr>
-              <w:t>中科院</w:t>
-            </w:r>
-            <w:r>
-              <w:rPr>
-                <w:rFonts w:ascii="Times New Roman" w:eastAsia="仿宋" w:hAnsi="Times New Roman" w:hint="eastAsia"/>
-                <w:color w:val="0070C0"/>
-                <w:sz w:val="24"/>
-                <w:szCs w:val="24"/>
-              </w:rPr>
-              <w:t>一区</w:t>
+              <w:t>中科院一区</w:t>
             </w:r>
             <w:r>
               <w:rPr>
@@ -6037,7 +5133,16 @@
                 <w:sz w:val="24"/>
                 <w:szCs w:val="24"/>
               </w:rPr>
-              <w:t>JCR Q1)</w:t>
+              <w:t>JCR Q1</w:t>
+            </w:r>
+            <w:r>
+              <w:rPr>
+                <w:rFonts w:ascii="Times New Roman" w:eastAsia="仿宋" w:hAnsi="Times New Roman" w:hint="eastAsia"/>
+                <w:color w:val="0070C0"/>
+                <w:sz w:val="24"/>
+                <w:szCs w:val="24"/>
+              </w:rPr>
+              <w:t>)</w:t>
             </w:r>
           </w:p>
           <w:p>
@@ -6062,7 +5167,7 @@
                 <w:sz w:val="24"/>
                 <w:szCs w:val="24"/>
               </w:rPr>
-              <w:t xml:space="preserve">Ye, Z., </w:t>
+              <w:t xml:space="preserve">Huang, H., Chang, J.*, Zhang, D., Thewes, M., &amp; </w:t>
             </w:r>
             <w:r>
               <w:rPr>
@@ -6080,345 +5185,100 @@
                 <w:sz w:val="24"/>
                 <w:szCs w:val="24"/>
               </w:rPr>
+              <w:t xml:space="preserve"> (202</w:t>
+            </w:r>
+            <w:r>
+              <w:rPr>
+                <w:rFonts w:ascii="Times New Roman" w:eastAsia="仿宋" w:hAnsi="Times New Roman"/>
+                <w:sz w:val="24"/>
+                <w:szCs w:val="24"/>
+              </w:rPr>
+              <w:t>5</w:t>
+            </w:r>
+            <w:r>
+              <w:rPr>
+                <w:rFonts w:ascii="Times New Roman" w:eastAsia="仿宋" w:hAnsi="Times New Roman"/>
+                <w:sz w:val="24"/>
+                <w:szCs w:val="24"/>
+              </w:rPr>
+              <w:t xml:space="preserve">). Improved </w:t>
+            </w:r>
+            <w:r>
+              <w:rPr>
+                <w:rFonts w:ascii="Times New Roman" w:eastAsia="仿宋" w:hAnsi="Times New Roman" w:hint="eastAsia"/>
+                <w:sz w:val="24"/>
+                <w:szCs w:val="24"/>
+              </w:rPr>
+              <w:t>m</w:t>
+            </w:r>
+            <w:r>
+              <w:rPr>
+                <w:rFonts w:ascii="Times New Roman" w:eastAsia="仿宋" w:hAnsi="Times New Roman"/>
+                <w:sz w:val="24"/>
+                <w:szCs w:val="24"/>
+              </w:rPr>
+              <w:t>odel-free adaptive control of shield machine posture during tunnelling. Advanced Engineering Informatics</w:t>
+            </w:r>
+            <w:r>
+              <w:rPr>
+                <w:rFonts w:ascii="Times New Roman" w:eastAsia="仿宋" w:hAnsi="Times New Roman"/>
+                <w:sz w:val="24"/>
+                <w:szCs w:val="24"/>
+              </w:rPr>
+              <w:t>, 67, 103465</w:t>
+            </w:r>
+            <w:r>
+              <w:rPr>
+                <w:rFonts w:ascii="Times New Roman" w:eastAsia="仿宋" w:hAnsi="Times New Roman"/>
+                <w:sz w:val="24"/>
+                <w:szCs w:val="24"/>
+              </w:rPr>
+              <w:t xml:space="preserve">. </w:t>
+            </w:r>
+            <w:r>
+              <w:rPr>
+                <w:rFonts w:ascii="Times New Roman" w:eastAsia="仿宋" w:hAnsi="Times New Roman"/>
+                <w:color w:val="0070C0"/>
+                <w:sz w:val="24"/>
+                <w:szCs w:val="24"/>
+              </w:rPr>
+              <w:t>(</w:t>
+            </w:r>
+            <w:r>
+              <w:rPr>
+                <w:rFonts w:ascii="Times New Roman" w:eastAsia="仿宋" w:hAnsi="Times New Roman" w:hint="eastAsia"/>
+                <w:color w:val="0070C0"/>
+                <w:sz w:val="24"/>
+                <w:szCs w:val="24"/>
+              </w:rPr>
+              <w:t>中科院一区</w:t>
+            </w:r>
+            <w:r>
+              <w:rPr>
+                <w:rFonts w:ascii="Times New Roman" w:eastAsia="仿宋" w:hAnsi="Times New Roman"/>
+                <w:color w:val="0070C0"/>
+                <w:sz w:val="24"/>
+                <w:szCs w:val="24"/>
+              </w:rPr>
+              <w:t>TOP</w:t>
+            </w:r>
+            <w:r>
+              <w:rPr>
+                <w:rFonts w:ascii="Times New Roman" w:eastAsia="仿宋" w:hAnsi="Times New Roman" w:hint="eastAsia"/>
+                <w:color w:val="0070C0"/>
+                <w:sz w:val="24"/>
+                <w:szCs w:val="24"/>
+              </w:rPr>
               <w:t xml:space="preserve">, </w:t>
             </w:r>
             <w:r>
               <w:rPr>
                 <w:rFonts w:ascii="Times New Roman" w:eastAsia="仿宋" w:hAnsi="Times New Roman"/>
-                <w:sz w:val="24"/>
-                <w:szCs w:val="24"/>
-              </w:rPr>
-              <w:t>Faramarzi</w:t>
-            </w:r>
-            <w:r>
-              <w:rPr>
-                <w:rFonts w:ascii="Times New Roman" w:eastAsia="仿宋" w:hAnsi="Times New Roman"/>
-                <w:sz w:val="24"/>
-                <w:szCs w:val="24"/>
-              </w:rPr>
-              <w:t xml:space="preserve">, A., </w:t>
-            </w:r>
-            <w:bookmarkStart w:id="2" w:name="_Hlk201487903"/>
-            <w:r>
-              <w:rPr>
-                <w:rFonts w:ascii="Times New Roman" w:eastAsia="仿宋" w:hAnsi="Times New Roman"/>
-                <w:sz w:val="24"/>
-                <w:szCs w:val="24"/>
-                <w:u w:val="single"/>
-              </w:rPr>
-              <w:t>Xie, X.</w:t>
-            </w:r>
-            <w:r>
-              <w:rPr>
-                <w:rFonts w:ascii="Times New Roman" w:eastAsia="仿宋" w:hAnsi="Times New Roman"/>
-                <w:sz w:val="24"/>
-                <w:szCs w:val="24"/>
-              </w:rPr>
-              <w:t>,</w:t>
-            </w:r>
-            <w:r>
-              <w:rPr>
-                <w:rFonts w:ascii="Times New Roman" w:eastAsia="仿宋" w:hAnsi="Times New Roman"/>
-                <w:sz w:val="24"/>
-                <w:szCs w:val="24"/>
-              </w:rPr>
-              <w:t xml:space="preserve"> &amp;</w:t>
-            </w:r>
-            <w:r>
-              <w:rPr>
-                <w:rFonts w:ascii="Times New Roman" w:eastAsia="仿宋" w:hAnsi="Times New Roman"/>
-                <w:sz w:val="24"/>
-                <w:szCs w:val="24"/>
-              </w:rPr>
-              <w:t xml:space="preserve"> </w:t>
-            </w:r>
-            <w:r>
-              <w:rPr>
-                <w:rFonts w:ascii="Times New Roman" w:eastAsia="仿宋" w:hAnsi="Times New Roman"/>
-                <w:sz w:val="24"/>
-                <w:szCs w:val="24"/>
-              </w:rPr>
-              <w:t>Ninić</w:t>
-            </w:r>
-            <w:r>
-              <w:rPr>
-                <w:rFonts w:ascii="Times New Roman" w:eastAsia="仿宋" w:hAnsi="Times New Roman"/>
-                <w:sz w:val="24"/>
-                <w:szCs w:val="24"/>
-              </w:rPr>
-              <w:t>, J.*</w:t>
-            </w:r>
-            <w:bookmarkEnd w:id="2"/>
-            <w:r>
-              <w:rPr>
-                <w:rFonts w:ascii="Times New Roman" w:eastAsia="仿宋" w:hAnsi="Times New Roman"/>
-                <w:sz w:val="24"/>
-                <w:szCs w:val="24"/>
-              </w:rPr>
-              <w:t xml:space="preserve"> (202</w:t>
-            </w:r>
-            <w:r>
-              <w:rPr>
-                <w:rFonts w:ascii="Times New Roman" w:eastAsia="仿宋" w:hAnsi="Times New Roman"/>
-                <w:sz w:val="24"/>
-                <w:szCs w:val="24"/>
-              </w:rPr>
-              <w:t>5</w:t>
-            </w:r>
-            <w:r>
-              <w:rPr>
-                <w:rFonts w:ascii="Times New Roman" w:eastAsia="仿宋" w:hAnsi="Times New Roman"/>
-                <w:sz w:val="24"/>
-                <w:szCs w:val="24"/>
-              </w:rPr>
-              <w:t>)</w:t>
-            </w:r>
-            <w:r>
-              <w:rPr>
-                <w:rFonts w:ascii="Times New Roman" w:eastAsia="仿宋" w:hAnsi="Times New Roman" w:hint="eastAsia"/>
-                <w:sz w:val="24"/>
-                <w:szCs w:val="24"/>
-              </w:rPr>
-              <w:t>.</w:t>
-            </w:r>
-            <w:r>
-              <w:rPr>
-                <w:rFonts w:ascii="Times New Roman" w:eastAsia="仿宋" w:hAnsi="Times New Roman"/>
-                <w:sz w:val="24"/>
-                <w:szCs w:val="24"/>
-              </w:rPr>
-              <w:t xml:space="preserve"> </w:t>
-            </w:r>
-            <w:r>
-              <w:rPr>
-                <w:rFonts w:ascii="Times New Roman" w:eastAsia="仿宋" w:hAnsi="Times New Roman"/>
-                <w:sz w:val="24"/>
-                <w:szCs w:val="24"/>
-              </w:rPr>
-              <w:t>SAM4Tun: No-</w:t>
-            </w:r>
-            <w:r>
-              <w:rPr>
-                <w:rFonts w:ascii="Times New Roman" w:eastAsia="仿宋" w:hAnsi="Times New Roman"/>
-                <w:sz w:val="24"/>
-                <w:szCs w:val="24"/>
-              </w:rPr>
-              <w:t>t</w:t>
-            </w:r>
-            <w:r>
-              <w:rPr>
-                <w:rFonts w:ascii="Times New Roman" w:eastAsia="仿宋" w:hAnsi="Times New Roman"/>
-                <w:sz w:val="24"/>
-                <w:szCs w:val="24"/>
-              </w:rPr>
-              <w:t xml:space="preserve">raining </w:t>
-            </w:r>
-            <w:r>
-              <w:rPr>
-                <w:rFonts w:ascii="Times New Roman" w:eastAsia="仿宋" w:hAnsi="Times New Roman"/>
-                <w:sz w:val="24"/>
-                <w:szCs w:val="24"/>
-              </w:rPr>
-              <w:t>m</w:t>
-            </w:r>
-            <w:r>
-              <w:rPr>
-                <w:rFonts w:ascii="Times New Roman" w:eastAsia="仿宋" w:hAnsi="Times New Roman"/>
-                <w:sz w:val="24"/>
-                <w:szCs w:val="24"/>
-              </w:rPr>
-              <w:t xml:space="preserve">odel for </w:t>
-            </w:r>
-            <w:r>
-              <w:rPr>
-                <w:rFonts w:ascii="Times New Roman" w:eastAsia="仿宋" w:hAnsi="Times New Roman"/>
-                <w:sz w:val="24"/>
-                <w:szCs w:val="24"/>
-              </w:rPr>
-              <w:t>t</w:t>
-            </w:r>
-            <w:r>
-              <w:rPr>
-                <w:rFonts w:ascii="Times New Roman" w:eastAsia="仿宋" w:hAnsi="Times New Roman"/>
-                <w:sz w:val="24"/>
-                <w:szCs w:val="24"/>
-              </w:rPr>
-              <w:t xml:space="preserve">unnel </w:t>
-            </w:r>
-            <w:r>
-              <w:rPr>
-                <w:rFonts w:ascii="Times New Roman" w:eastAsia="仿宋" w:hAnsi="Times New Roman"/>
-                <w:sz w:val="24"/>
-                <w:szCs w:val="24"/>
-              </w:rPr>
-              <w:t>l</w:t>
-            </w:r>
-            <w:r>
-              <w:rPr>
-                <w:rFonts w:ascii="Times New Roman" w:eastAsia="仿宋" w:hAnsi="Times New Roman"/>
-                <w:sz w:val="24"/>
-                <w:szCs w:val="24"/>
-              </w:rPr>
-              <w:t xml:space="preserve">ining </w:t>
-            </w:r>
-            <w:r>
-              <w:rPr>
-                <w:rFonts w:ascii="Times New Roman" w:eastAsia="仿宋" w:hAnsi="Times New Roman"/>
-                <w:sz w:val="24"/>
-                <w:szCs w:val="24"/>
-              </w:rPr>
-              <w:t>p</w:t>
-            </w:r>
-            <w:r>
-              <w:rPr>
-                <w:rFonts w:ascii="Times New Roman" w:eastAsia="仿宋" w:hAnsi="Times New Roman"/>
-                <w:sz w:val="24"/>
-                <w:szCs w:val="24"/>
-              </w:rPr>
-              <w:t xml:space="preserve">oint </w:t>
-            </w:r>
-            <w:r>
-              <w:rPr>
-                <w:rFonts w:ascii="Times New Roman" w:eastAsia="仿宋" w:hAnsi="Times New Roman"/>
-                <w:sz w:val="24"/>
-                <w:szCs w:val="24"/>
-              </w:rPr>
-              <w:t>c</w:t>
-            </w:r>
-            <w:r>
-              <w:rPr>
-                <w:rFonts w:ascii="Times New Roman" w:eastAsia="仿宋" w:hAnsi="Times New Roman"/>
-                <w:sz w:val="24"/>
-                <w:szCs w:val="24"/>
-              </w:rPr>
-              <w:t xml:space="preserve">loud </w:t>
-            </w:r>
-            <w:r>
-              <w:rPr>
-                <w:rFonts w:ascii="Times New Roman" w:eastAsia="仿宋" w:hAnsi="Times New Roman"/>
-                <w:sz w:val="24"/>
-                <w:szCs w:val="24"/>
-              </w:rPr>
-              <w:t>c</w:t>
-            </w:r>
-            <w:r>
-              <w:rPr>
-                <w:rFonts w:ascii="Times New Roman" w:eastAsia="仿宋" w:hAnsi="Times New Roman"/>
-                <w:sz w:val="24"/>
-                <w:szCs w:val="24"/>
-              </w:rPr>
-              <w:t xml:space="preserve">omponent </w:t>
-            </w:r>
-            <w:r>
-              <w:rPr>
-                <w:rFonts w:ascii="Times New Roman" w:eastAsia="仿宋" w:hAnsi="Times New Roman"/>
-                <w:sz w:val="24"/>
-                <w:szCs w:val="24"/>
-              </w:rPr>
-              <w:t>s</w:t>
-            </w:r>
-            <w:r>
-              <w:rPr>
-                <w:rFonts w:ascii="Times New Roman" w:eastAsia="仿宋" w:hAnsi="Times New Roman"/>
-                <w:sz w:val="24"/>
-                <w:szCs w:val="24"/>
-              </w:rPr>
-              <w:t>egmentation</w:t>
-            </w:r>
-            <w:r>
-              <w:rPr>
-                <w:rFonts w:ascii="Times New Roman" w:eastAsia="仿宋" w:hAnsi="Times New Roman"/>
-                <w:sz w:val="24"/>
-                <w:szCs w:val="24"/>
-              </w:rPr>
-              <w:t>. Tunnelling and Underground Space Technology</w:t>
-            </w:r>
-            <w:r>
-              <w:rPr>
-                <w:rFonts w:ascii="Times New Roman" w:eastAsia="仿宋" w:hAnsi="Times New Roman" w:hint="eastAsia"/>
-                <w:sz w:val="24"/>
-                <w:szCs w:val="24"/>
-              </w:rPr>
-              <w:t>,</w:t>
-            </w:r>
-            <w:r>
-              <w:rPr>
-                <w:rFonts w:ascii="Times New Roman" w:eastAsia="仿宋" w:hAnsi="Times New Roman"/>
-                <w:sz w:val="24"/>
-                <w:szCs w:val="24"/>
-              </w:rPr>
-              <w:t xml:space="preserve"> 158, 106401</w:t>
-            </w:r>
-            <w:r>
-              <w:rPr>
-                <w:rFonts w:ascii="Times New Roman" w:eastAsia="仿宋" w:hAnsi="Times New Roman"/>
-                <w:sz w:val="24"/>
-                <w:szCs w:val="24"/>
-              </w:rPr>
-              <w:t xml:space="preserve">. </w:t>
-            </w:r>
-            <w:r>
-              <w:rPr>
-                <w:rFonts w:ascii="Times New Roman" w:eastAsia="仿宋" w:hAnsi="Times New Roman" w:hint="eastAsia"/>
-                <w:color w:val="0070C0"/>
-                <w:sz w:val="24"/>
-                <w:szCs w:val="24"/>
-              </w:rPr>
-              <w:t>(</w:t>
-            </w:r>
-            <w:r>
-              <w:rPr>
-                <w:rFonts w:ascii="Times New Roman" w:eastAsia="仿宋" w:hAnsi="Times New Roman" w:hint="eastAsia"/>
-                <w:color w:val="0070C0"/>
-                <w:sz w:val="24"/>
-                <w:szCs w:val="24"/>
-              </w:rPr>
-              <w:t>中科院</w:t>
-            </w:r>
-            <w:r>
-              <w:rPr>
-                <w:rFonts w:ascii="Times New Roman" w:eastAsia="仿宋" w:hAnsi="Times New Roman" w:hint="eastAsia"/>
-                <w:color w:val="0070C0"/>
-                <w:sz w:val="24"/>
-                <w:szCs w:val="24"/>
-              </w:rPr>
-              <w:t>一区</w:t>
-            </w:r>
-            <w:r>
-              <w:rPr>
-                <w:rFonts w:ascii="Times New Roman" w:eastAsia="仿宋" w:hAnsi="Times New Roman"/>
-                <w:color w:val="0070C0"/>
-                <w:sz w:val="24"/>
-                <w:szCs w:val="24"/>
-              </w:rPr>
-              <w:t>TOP</w:t>
-            </w:r>
-            <w:r>
-              <w:rPr>
-                <w:rFonts w:ascii="Times New Roman" w:eastAsia="仿宋" w:hAnsi="Times New Roman" w:hint="eastAsia"/>
-                <w:color w:val="0070C0"/>
-                <w:sz w:val="24"/>
-                <w:szCs w:val="24"/>
-              </w:rPr>
-              <w:t xml:space="preserve">, </w:t>
-            </w:r>
-            <w:r>
-              <w:rPr>
-                <w:rFonts w:ascii="Times New Roman" w:eastAsia="仿宋" w:hAnsi="Times New Roman"/>
-                <w:color w:val="0070C0"/>
-                <w:sz w:val="24"/>
-                <w:szCs w:val="24"/>
-              </w:rPr>
-              <w:t>JCR Q1</w:t>
-            </w:r>
-            <w:r>
-              <w:rPr>
-                <w:rFonts w:ascii="Times New Roman" w:eastAsia="仿宋" w:hAnsi="Times New Roman" w:hint="eastAsia"/>
-                <w:color w:val="0070C0"/>
-                <w:sz w:val="24"/>
-                <w:szCs w:val="24"/>
-              </w:rPr>
-              <w:t>)</w:t>
+                <w:color w:val="0070C0"/>
+                <w:sz w:val="24"/>
+                <w:szCs w:val="24"/>
+              </w:rPr>
+              <w:t>JCR Q1)</w:t>
             </w:r>
           </w:p>
           <w:p>
@@ -6443,23 +5303,7 @@
                 <w:sz w:val="24"/>
                 <w:szCs w:val="24"/>
               </w:rPr>
-              <w:t>Chang, J., Thewes, M., Zhang, D., Huang, H.</w:t>
-            </w:r>
-            <w:r>
-              <w:rPr>
-                <w:rFonts w:ascii="Times New Roman" w:eastAsia="仿宋" w:hAnsi="Times New Roman"/>
-                <w:sz w:val="24"/>
-                <w:szCs w:val="24"/>
-              </w:rPr>
-              <w:t>*</w:t>
-            </w:r>
-            <w:r>
-              <w:rPr>
-                <w:rFonts w:ascii="Times New Roman" w:eastAsia="仿宋" w:hAnsi="Times New Roman"/>
-                <w:sz w:val="24"/>
-                <w:szCs w:val="24"/>
-              </w:rPr>
-              <w:t xml:space="preserve">, &amp; </w:t>
+              <w:t xml:space="preserve">Ye, Z., </w:t>
             </w:r>
             <w:r>
               <w:rPr>
@@ -6477,6 +5321,24 @@
                 <w:sz w:val="24"/>
                 <w:szCs w:val="24"/>
               </w:rPr>
+              <w:t xml:space="preserve">, Faramarzi, A., </w:t>
+            </w:r>
+            <w:bookmarkStart w:id="2" w:name="_Hlk201487903"/>
+            <w:r>
+              <w:rPr>
+                <w:rFonts w:ascii="Times New Roman" w:eastAsia="仿宋" w:hAnsi="Times New Roman"/>
+                <w:sz w:val="24"/>
+                <w:szCs w:val="24"/>
+              </w:rPr>
+              <w:t>Xie, X., &amp; Ninić, J.*</w:t>
+            </w:r>
+            <w:bookmarkEnd w:id="2"/>
+            <w:r>
+              <w:rPr>
+                <w:rFonts w:ascii="Times New Roman" w:eastAsia="仿宋" w:hAnsi="Times New Roman"/>
+                <w:sz w:val="24"/>
+                <w:szCs w:val="24"/>
+              </w:rPr>
               <w:t xml:space="preserve"> (202</w:t>
             </w:r>
             <w:r>
@@ -6493,7 +5355,23 @@
                 <w:sz w:val="24"/>
                 <w:szCs w:val="24"/>
               </w:rPr>
-              <w:t>). Deformational behaviors of existing three-line tunnels induced by under-crossing of three-line mechanized tunnels: A case study. Canadian Geotechnical Journal</w:t>
+              <w:t>)</w:t>
+            </w:r>
+            <w:r>
+              <w:rPr>
+                <w:rFonts w:ascii="Times New Roman" w:eastAsia="仿宋" w:hAnsi="Times New Roman" w:hint="eastAsia"/>
+                <w:sz w:val="24"/>
+                <w:szCs w:val="24"/>
+              </w:rPr>
+              <w:t>.</w:t>
+            </w:r>
+            <w:r>
+              <w:rPr>
+                <w:rFonts w:ascii="Times New Roman" w:eastAsia="仿宋" w:hAnsi="Times New Roman"/>
+                <w:sz w:val="24"/>
+                <w:szCs w:val="24"/>
+              </w:rPr>
+              <w:t xml:space="preserve"> SAM4Tun: No-training model for tunnel lining point cloud component segmentation. Tunnelling and Underground Space Technology</w:t>
             </w:r>
             <w:r>
               <w:rPr>
@@ -6509,7 +5387,7 @@
                 <w:sz w:val="24"/>
                 <w:szCs w:val="24"/>
               </w:rPr>
-              <w:t xml:space="preserve"> 62, 23</w:t>
+              <w:t xml:space="preserve"> 158, 106401</w:t>
             </w:r>
             <w:r>
               <w:rPr>
@@ -6535,61 +5413,34 @@
                 <w:sz w:val="24"/>
                 <w:szCs w:val="24"/>
               </w:rPr>
-              <w:t>中科院三区</w:t>
-            </w:r>
-            <w:r>
-              <w:rPr>
-                <w:rFonts w:ascii="Times New Roman" w:eastAsia="仿宋" w:hAnsi="Times New Roman" w:hint="eastAsia"/>
-                <w:color w:val="0070C0"/>
-                <w:sz w:val="24"/>
-                <w:szCs w:val="24"/>
-              </w:rPr>
-              <w:t>,</w:t>
-            </w:r>
-            <w:r>
-              <w:rPr>
-                <w:rFonts w:ascii="Times New Roman" w:eastAsia="仿宋" w:hAnsi="Times New Roman"/>
-                <w:color w:val="0070C0"/>
-                <w:sz w:val="24"/>
-                <w:szCs w:val="24"/>
-              </w:rPr>
-              <w:t xml:space="preserve"> </w:t>
-            </w:r>
-            <w:r>
-              <w:rPr>
-                <w:rFonts w:ascii="Times New Roman" w:eastAsia="仿宋" w:hAnsi="Times New Roman"/>
-                <w:color w:val="0070C0"/>
-                <w:sz w:val="24"/>
-                <w:szCs w:val="24"/>
-              </w:rPr>
-              <w:t>JCR Q</w:t>
-            </w:r>
-            <w:r>
-              <w:rPr>
-                <w:rFonts w:ascii="Times New Roman" w:eastAsia="仿宋" w:hAnsi="Times New Roman"/>
-                <w:color w:val="0070C0"/>
-                <w:sz w:val="24"/>
-                <w:szCs w:val="24"/>
-              </w:rPr>
-              <w:t>2</w:t>
-            </w:r>
-            <w:r>
-              <w:rPr>
-                <w:rFonts w:ascii="Times New Roman" w:eastAsia="仿宋" w:hAnsi="Times New Roman"/>
-                <w:color w:val="0070C0"/>
-                <w:sz w:val="24"/>
-                <w:szCs w:val="24"/>
-              </w:rPr>
-              <w:t>, ESI</w:t>
-            </w:r>
-            <w:r>
-              <w:rPr>
-                <w:rFonts w:ascii="Times New Roman" w:eastAsia="仿宋" w:hAnsi="Times New Roman" w:hint="eastAsia"/>
-                <w:color w:val="0070C0"/>
-                <w:sz w:val="24"/>
-                <w:szCs w:val="24"/>
-              </w:rPr>
-              <w:t>高被引论文</w:t>
+              <w:t>中科院一区</w:t>
+            </w:r>
+            <w:r>
+              <w:rPr>
+                <w:rFonts w:ascii="Times New Roman" w:eastAsia="仿宋" w:hAnsi="Times New Roman"/>
+                <w:color w:val="0070C0"/>
+                <w:sz w:val="24"/>
+                <w:szCs w:val="24"/>
+              </w:rPr>
+              <w:t>TOP</w:t>
+            </w:r>
+            <w:r>
+              <w:rPr>
+                <w:rFonts w:ascii="Times New Roman" w:eastAsia="仿宋" w:hAnsi="Times New Roman" w:hint="eastAsia"/>
+                <w:color w:val="0070C0"/>
+                <w:sz w:val="24"/>
+                <w:szCs w:val="24"/>
+              </w:rPr>
+              <w:t xml:space="preserve">, </w:t>
+            </w:r>
+            <w:r>
+              <w:rPr>
+                <w:rFonts w:ascii="Times New Roman" w:eastAsia="仿宋" w:hAnsi="Times New Roman"/>
+                <w:color w:val="0070C0"/>
+                <w:sz w:val="24"/>
+                <w:szCs w:val="24"/>
+              </w:rPr>
+              <w:t>JCR Q1</w:t>
             </w:r>
             <w:r>
               <w:rPr>
@@ -6623,24 +5474,162 @@
                 <w:sz w:val="24"/>
                 <w:szCs w:val="24"/>
               </w:rPr>
-              <w:t xml:space="preserve">Li, K., </w:t>
-            </w:r>
-            <w:r>
-              <w:rPr>
-                <w:rFonts w:ascii="Times New Roman" w:eastAsia="仿宋" w:hAnsi="Times New Roman"/>
-                <w:sz w:val="24"/>
-                <w:szCs w:val="24"/>
-                <w:u w:val="single"/>
-              </w:rPr>
-              <w:t>Xie, X.</w:t>
-            </w:r>
-            <w:r>
-              <w:rPr>
-                <w:rFonts w:ascii="Times New Roman" w:eastAsia="仿宋" w:hAnsi="Times New Roman"/>
-                <w:sz w:val="24"/>
-                <w:szCs w:val="24"/>
-              </w:rPr>
-              <w:t xml:space="preserve">, Zhou, B.*, Huang, C., </w:t>
+              <w:t xml:space="preserve">Chang, J., Thewes, M., Zhang, D., Huang, H.*, &amp; </w:t>
+            </w:r>
+            <w:r>
+              <w:rPr>
+                <w:rFonts w:ascii="Times New Roman" w:eastAsia="仿宋" w:hAnsi="Times New Roman"/>
+                <w:b/>
+                <w:bCs/>
+                <w:sz w:val="24"/>
+                <w:szCs w:val="24"/>
+              </w:rPr>
+              <w:t>Lin, W.</w:t>
+            </w:r>
+            <w:r>
+              <w:rPr>
+                <w:rFonts w:ascii="Times New Roman" w:eastAsia="仿宋" w:hAnsi="Times New Roman"/>
+                <w:sz w:val="24"/>
+                <w:szCs w:val="24"/>
+              </w:rPr>
+              <w:t xml:space="preserve"> (202</w:t>
+            </w:r>
+            <w:r>
+              <w:rPr>
+                <w:rFonts w:ascii="Times New Roman" w:eastAsia="仿宋" w:hAnsi="Times New Roman"/>
+                <w:sz w:val="24"/>
+                <w:szCs w:val="24"/>
+              </w:rPr>
+              <w:t>5</w:t>
+            </w:r>
+            <w:r>
+              <w:rPr>
+                <w:rFonts w:ascii="Times New Roman" w:eastAsia="仿宋" w:hAnsi="Times New Roman"/>
+                <w:sz w:val="24"/>
+                <w:szCs w:val="24"/>
+              </w:rPr>
+              <w:t>). Deformational behaviors of existing three-line tunnels induced by under-crossing of three-line mechanized tunnels: A case study. Canadian Geotechnical Journal</w:t>
+            </w:r>
+            <w:r>
+              <w:rPr>
+                <w:rFonts w:ascii="Times New Roman" w:eastAsia="仿宋" w:hAnsi="Times New Roman" w:hint="eastAsia"/>
+                <w:sz w:val="24"/>
+                <w:szCs w:val="24"/>
+              </w:rPr>
+              <w:t>,</w:t>
+            </w:r>
+            <w:r>
+              <w:rPr>
+                <w:rFonts w:ascii="Times New Roman" w:eastAsia="仿宋" w:hAnsi="Times New Roman"/>
+                <w:sz w:val="24"/>
+                <w:szCs w:val="24"/>
+              </w:rPr>
+              <w:t xml:space="preserve"> 62, 23</w:t>
+            </w:r>
+            <w:r>
+              <w:rPr>
+                <w:rFonts w:ascii="Times New Roman" w:eastAsia="仿宋" w:hAnsi="Times New Roman"/>
+                <w:sz w:val="24"/>
+                <w:szCs w:val="24"/>
+              </w:rPr>
+              <w:t xml:space="preserve">. </w:t>
+            </w:r>
+            <w:r>
+              <w:rPr>
+                <w:rFonts w:ascii="Times New Roman" w:eastAsia="仿宋" w:hAnsi="Times New Roman" w:hint="eastAsia"/>
+                <w:color w:val="0070C0"/>
+                <w:sz w:val="24"/>
+                <w:szCs w:val="24"/>
+              </w:rPr>
+              <w:t>(</w:t>
+            </w:r>
+            <w:r>
+              <w:rPr>
+                <w:rFonts w:ascii="Times New Roman" w:eastAsia="仿宋" w:hAnsi="Times New Roman" w:hint="eastAsia"/>
+                <w:color w:val="0070C0"/>
+                <w:sz w:val="24"/>
+                <w:szCs w:val="24"/>
+              </w:rPr>
+              <w:t>中科院三区</w:t>
+            </w:r>
+            <w:r>
+              <w:rPr>
+                <w:rFonts w:ascii="Times New Roman" w:eastAsia="仿宋" w:hAnsi="Times New Roman" w:hint="eastAsia"/>
+                <w:color w:val="0070C0"/>
+                <w:sz w:val="24"/>
+                <w:szCs w:val="24"/>
+              </w:rPr>
+              <w:t>,</w:t>
+            </w:r>
+            <w:r>
+              <w:rPr>
+                <w:rFonts w:ascii="Times New Roman" w:eastAsia="仿宋" w:hAnsi="Times New Roman"/>
+                <w:color w:val="0070C0"/>
+                <w:sz w:val="24"/>
+                <w:szCs w:val="24"/>
+              </w:rPr>
+              <w:t xml:space="preserve"> </w:t>
+            </w:r>
+            <w:r>
+              <w:rPr>
+                <w:rFonts w:ascii="Times New Roman" w:eastAsia="仿宋" w:hAnsi="Times New Roman"/>
+                <w:color w:val="0070C0"/>
+                <w:sz w:val="24"/>
+                <w:szCs w:val="24"/>
+              </w:rPr>
+              <w:t>JCR Q2</w:t>
+            </w:r>
+            <w:r>
+              <w:rPr>
+                <w:rFonts w:ascii="Times New Roman" w:eastAsia="仿宋" w:hAnsi="Times New Roman"/>
+                <w:color w:val="0070C0"/>
+                <w:sz w:val="24"/>
+                <w:szCs w:val="24"/>
+              </w:rPr>
+              <w:t>, ESI</w:t>
+            </w:r>
+            <w:r>
+              <w:rPr>
+                <w:rFonts w:ascii="Times New Roman" w:eastAsia="仿宋" w:hAnsi="Times New Roman" w:hint="eastAsia"/>
+                <w:color w:val="0070C0"/>
+                <w:sz w:val="24"/>
+                <w:szCs w:val="24"/>
+              </w:rPr>
+              <w:t>高被引论文</w:t>
+            </w:r>
+            <w:r>
+              <w:rPr>
+                <w:rFonts w:ascii="Times New Roman" w:eastAsia="仿宋" w:hAnsi="Times New Roman" w:hint="eastAsia"/>
+                <w:color w:val="0070C0"/>
+                <w:sz w:val="24"/>
+                <w:szCs w:val="24"/>
+              </w:rPr>
+              <w:t>)</w:t>
+            </w:r>
+          </w:p>
+          <w:p>
+            <w:pPr>
+              <w:pStyle w:val="a3"/>
+              <w:numPr>
+                <w:ilvl w:val="0"/>
+                <w:numId w:val="1"/>
+              </w:numPr>
+              <w:adjustRightInd w:val="0"/>
+              <w:snapToGrid w:val="0"/>
+              <w:ind w:firstLineChars="0"/>
+              <w:rPr>
+                <w:rFonts w:ascii="Times New Roman" w:eastAsia="仿宋" w:hAnsi="Times New Roman"/>
+                <w:sz w:val="24"/>
+                <w:szCs w:val="24"/>
+              </w:rPr>
+            </w:pPr>
+            <w:r>
+              <w:rPr>
+                <w:rFonts w:ascii="Times New Roman" w:eastAsia="仿宋" w:hAnsi="Times New Roman"/>
+                <w:sz w:val="24"/>
+                <w:szCs w:val="24"/>
+              </w:rPr>
+              <w:t xml:space="preserve">Li, K., Xie, X., Zhou, B.*, Huang, C., </w:t>
             </w:r>
             <w:r>
               <w:rPr>
@@ -6880,15 +5869,7 @@
                 <w:sz w:val="24"/>
                 <w:szCs w:val="24"/>
               </w:rPr>
-              <w:t>. https://link.cnki.net/urlid/61.1313.U.20260918.1551.002</w:t>
-            </w:r>
-            <w:r>
-              <w:rPr>
-                <w:rFonts w:ascii="Times New Roman" w:eastAsia="仿宋" w:hAnsi="Times New Roman"/>
-                <w:sz w:val="24"/>
-                <w:szCs w:val="24"/>
-              </w:rPr>
-              <w:t xml:space="preserve">. </w:t>
+              <w:t xml:space="preserve">. https://link.cnki.net/urlid/61.1313.U.20260918.1551.002. </w:t>
             </w:r>
             <w:r>
               <w:rPr>
@@ -6974,7 +5955,6 @@
                 <w:rFonts w:ascii="Times New Roman" w:eastAsia="仿宋" w:hAnsi="Times New Roman" w:hint="eastAsia"/>
                 <w:sz w:val="24"/>
                 <w:szCs w:val="24"/>
-                <w:u w:val="single"/>
               </w:rPr>
               <w:t>谢雄耀</w:t>
             </w:r>
@@ -7294,15 +6274,7 @@
                 <w:sz w:val="24"/>
                 <w:szCs w:val="24"/>
               </w:rPr>
-              <w:t>*.</w:t>
-            </w:r>
-            <w:r>
-              <w:rPr>
-                <w:rFonts w:ascii="Times New Roman" w:eastAsia="仿宋" w:hAnsi="Times New Roman"/>
-                <w:sz w:val="24"/>
-                <w:szCs w:val="24"/>
-              </w:rPr>
-              <w:t xml:space="preserve"> (2025). </w:t>
+              <w:t xml:space="preserve">*. (2025). </w:t>
             </w:r>
             <w:r>
               <w:rPr>
@@ -7382,7 +6354,6 @@
                 <w:rFonts w:ascii="Times New Roman" w:eastAsia="仿宋" w:hAnsi="Times New Roman" w:hint="eastAsia"/>
                 <w:sz w:val="24"/>
                 <w:szCs w:val="24"/>
-                <w:u w:val="single"/>
               </w:rPr>
               <w:t>谢雄耀</w:t>
             </w:r>
@@ -7578,23 +6549,7 @@
                 <w:sz w:val="24"/>
                 <w:szCs w:val="24"/>
               </w:rPr>
-              <w:t xml:space="preserve"> 53(6), 888</w:t>
-            </w:r>
-            <w:r>
-              <w:rPr>
-                <w:rFonts w:ascii="Times New Roman" w:eastAsia="仿宋" w:hAnsi="Times New Roman"/>
-                <w:sz w:val="24"/>
-                <w:szCs w:val="24"/>
-              </w:rPr>
-              <w:t>–</w:t>
-            </w:r>
-            <w:r>
-              <w:rPr>
-                <w:rFonts w:ascii="Times New Roman" w:eastAsia="仿宋" w:hAnsi="Times New Roman"/>
-                <w:sz w:val="24"/>
-                <w:szCs w:val="24"/>
-              </w:rPr>
-              <w:t>897</w:t>
+              <w:t xml:space="preserve"> 53(6), 888–897</w:t>
             </w:r>
             <w:r>
               <w:rPr>
@@ -7619,34 +6574,16 @@
                 <w:sz w:val="24"/>
                 <w:szCs w:val="24"/>
               </w:rPr>
-              <w:t>(</w:t>
-            </w:r>
-            <w:r>
-              <w:rPr>
-                <w:rFonts w:ascii="Times New Roman" w:eastAsia="仿宋" w:hAnsi="Times New Roman" w:hint="eastAsia"/>
-                <w:color w:val="0070C0"/>
-                <w:sz w:val="24"/>
-                <w:szCs w:val="24"/>
-              </w:rPr>
-              <w:t>E</w:t>
-            </w:r>
-            <w:r>
-              <w:rPr>
-                <w:rFonts w:ascii="Times New Roman" w:eastAsia="仿宋" w:hAnsi="Times New Roman"/>
-                <w:color w:val="0070C0"/>
-                <w:sz w:val="24"/>
-                <w:szCs w:val="24"/>
-              </w:rPr>
-              <w:t>I</w:t>
-            </w:r>
-            <w:r>
-              <w:rPr>
-                <w:rFonts w:ascii="Times New Roman" w:eastAsia="仿宋" w:hAnsi="Times New Roman"/>
-                <w:color w:val="0070C0"/>
-                <w:sz w:val="24"/>
-                <w:szCs w:val="24"/>
-              </w:rPr>
-              <w:t xml:space="preserve">, CSCD, </w:t>
+              <w:t>(E</w:t>
+            </w:r>
+            <w:r>
+              <w:rPr>
+                <w:rFonts w:ascii="Times New Roman" w:eastAsia="仿宋" w:hAnsi="Times New Roman"/>
+                <w:color w:val="0070C0"/>
+                <w:sz w:val="24"/>
+                <w:szCs w:val="24"/>
+              </w:rPr>
+              <w:t xml:space="preserve">I, CSCD, </w:t>
             </w:r>
             <w:r>
               <w:rPr>
@@ -7697,22 +6634,13 @@
                 <w:sz w:val="24"/>
                 <w:szCs w:val="24"/>
               </w:rPr>
-              <w:t>,</w:t>
-            </w:r>
-            <w:r>
-              <w:rPr>
-                <w:rFonts w:ascii="Times New Roman" w:eastAsia="仿宋" w:hAnsi="Times New Roman"/>
-                <w:sz w:val="24"/>
-                <w:szCs w:val="24"/>
-              </w:rPr>
-              <w:t xml:space="preserve"> </w:t>
-            </w:r>
-            <w:r>
-              <w:rPr>
-                <w:rFonts w:ascii="Times New Roman" w:eastAsia="仿宋" w:hAnsi="Times New Roman"/>
-                <w:sz w:val="24"/>
-                <w:szCs w:val="24"/>
-                <w:u w:val="single"/>
+              <w:t xml:space="preserve">, </w:t>
+            </w:r>
+            <w:r>
+              <w:rPr>
+                <w:rFonts w:ascii="Times New Roman" w:eastAsia="仿宋" w:hAnsi="Times New Roman"/>
+                <w:sz w:val="24"/>
+                <w:szCs w:val="24"/>
               </w:rPr>
               <w:t>谢雄耀</w:t>
             </w:r>
@@ -7730,15 +6658,7 @@
                 <w:sz w:val="24"/>
                 <w:szCs w:val="24"/>
               </w:rPr>
-              <w:t>,</w:t>
-            </w:r>
-            <w:r>
-              <w:rPr>
-                <w:rFonts w:ascii="Times New Roman" w:eastAsia="仿宋" w:hAnsi="Times New Roman"/>
-                <w:sz w:val="24"/>
-                <w:szCs w:val="24"/>
-              </w:rPr>
-              <w:t xml:space="preserve"> </w:t>
+              <w:t xml:space="preserve">, </w:t>
             </w:r>
             <w:r>
               <w:rPr>
@@ -7754,15 +6674,7 @@
                 <w:sz w:val="24"/>
                 <w:szCs w:val="24"/>
               </w:rPr>
-              <w:t>,</w:t>
-            </w:r>
-            <w:r>
-              <w:rPr>
-                <w:rFonts w:ascii="Times New Roman" w:eastAsia="仿宋" w:hAnsi="Times New Roman"/>
-                <w:sz w:val="24"/>
-                <w:szCs w:val="24"/>
-              </w:rPr>
-              <w:t xml:space="preserve"> </w:t>
+              <w:t xml:space="preserve">, </w:t>
             </w:r>
             <w:bookmarkStart w:id="3" w:name="_Hlk201488136"/>
             <w:r>
@@ -7779,15 +6691,7 @@
                 <w:sz w:val="24"/>
                 <w:szCs w:val="24"/>
               </w:rPr>
-              <w:t>,</w:t>
-            </w:r>
-            <w:r>
-              <w:rPr>
-                <w:rFonts w:ascii="Times New Roman" w:eastAsia="仿宋" w:hAnsi="Times New Roman"/>
-                <w:sz w:val="24"/>
-                <w:szCs w:val="24"/>
-              </w:rPr>
-              <w:t xml:space="preserve"> </w:t>
+              <w:t xml:space="preserve">, </w:t>
             </w:r>
             <w:r>
               <w:rPr>
@@ -7878,15 +6782,7 @@
                 <w:sz w:val="24"/>
                 <w:szCs w:val="24"/>
               </w:rPr>
-              <w:t>土木与环境工程学报</w:t>
-            </w:r>
-            <w:r>
-              <w:rPr>
-                <w:rFonts w:ascii="Times New Roman" w:eastAsia="仿宋" w:hAnsi="Times New Roman" w:hint="eastAsia"/>
-                <w:sz w:val="24"/>
-                <w:szCs w:val="24"/>
-              </w:rPr>
-              <w:t>（</w:t>
+              <w:t>土木与环境工程学报（</w:t>
             </w:r>
             <w:r>
               <w:rPr>
@@ -7918,23 +6814,7 @@
                 <w:sz w:val="24"/>
                 <w:szCs w:val="24"/>
               </w:rPr>
-              <w:t xml:space="preserve"> 47(5), 155</w:t>
-            </w:r>
-            <w:r>
-              <w:rPr>
-                <w:rFonts w:ascii="Times New Roman" w:eastAsia="仿宋" w:hAnsi="Times New Roman"/>
-                <w:sz w:val="24"/>
-                <w:szCs w:val="24"/>
-              </w:rPr>
-              <w:t>–</w:t>
-            </w:r>
-            <w:r>
-              <w:rPr>
-                <w:rFonts w:ascii="Times New Roman" w:eastAsia="仿宋" w:hAnsi="Times New Roman"/>
-                <w:sz w:val="24"/>
-                <w:szCs w:val="24"/>
-              </w:rPr>
-              <w:t>166</w:t>
+              <w:t xml:space="preserve"> 47(5), 155–166</w:t>
             </w:r>
             <w:r>
               <w:rPr>
@@ -8067,7 +6947,6 @@
                 <w:rFonts w:ascii="Times New Roman" w:eastAsia="仿宋" w:hAnsi="Times New Roman"/>
                 <w:sz w:val="24"/>
                 <w:szCs w:val="24"/>
-                <w:u w:val="single"/>
               </w:rPr>
               <w:t>谢雄耀</w:t>
             </w:r>
@@ -8160,7 +7039,6 @@
                 <w:rFonts w:ascii="Times New Roman" w:eastAsia="仿宋" w:hAnsi="Times New Roman" w:hint="eastAsia"/>
                 <w:sz w:val="24"/>
                 <w:szCs w:val="24"/>
-                <w:u w:val="single"/>
               </w:rPr>
               <w:t>谢雄耀</w:t>
             </w:r>
@@ -8449,41 +7327,7 @@
                 <w:sz w:val="24"/>
                 <w:szCs w:val="24"/>
               </w:rPr>
-              <w:t xml:space="preserve">, </w:t>
-            </w:r>
-            <w:r>
-              <w:rPr>
-                <w:rFonts w:ascii="Times New Roman" w:eastAsia="仿宋" w:hAnsi="Times New Roman"/>
-                <w:sz w:val="24"/>
-                <w:szCs w:val="24"/>
-                <w:u w:val="single"/>
-              </w:rPr>
-              <w:t>Sheil, B.</w:t>
-            </w:r>
-            <w:r>
-              <w:rPr>
-                <w:rFonts w:ascii="Times New Roman" w:eastAsia="仿宋" w:hAnsi="Times New Roman"/>
-                <w:sz w:val="24"/>
-                <w:szCs w:val="24"/>
-              </w:rPr>
-              <w:t xml:space="preserve">, </w:t>
-            </w:r>
-            <w:r>
-              <w:rPr>
-                <w:rFonts w:ascii="Times New Roman" w:eastAsia="仿宋" w:hAnsi="Times New Roman"/>
-                <w:sz w:val="24"/>
-                <w:szCs w:val="24"/>
-                <w:u w:val="single"/>
-              </w:rPr>
-              <w:t>Xie, X.</w:t>
-            </w:r>
-            <w:r>
-              <w:rPr>
-                <w:rFonts w:ascii="Times New Roman" w:eastAsia="仿宋" w:hAnsi="Times New Roman"/>
-                <w:sz w:val="24"/>
-                <w:szCs w:val="24"/>
-              </w:rPr>
-              <w:t xml:space="preserve">*, Zhang, Y., &amp; Cao, Y. (2024). Semantic segmentation of large-scale segmental lining point clouds using 3D deep learning. GeoShanghai International Conference 2024, 012026. </w:t>
+              <w:t xml:space="preserve">, Sheil, B., Xie, X.*, Zhang, Y., &amp; Cao, Y. (2024). Semantic segmentation of large-scale segmental lining point clouds using 3D deep learning. GeoShanghai International Conference 2024, 012026. </w:t>
             </w:r>
             <w:r>
               <w:rPr>
@@ -8501,16 +7345,7 @@
                 <w:sz w:val="24"/>
                 <w:szCs w:val="24"/>
               </w:rPr>
-              <w:t>CPCI-S</w:t>
-            </w:r>
-            <w:r>
-              <w:rPr>
-                <w:rFonts w:ascii="Times New Roman" w:eastAsia="仿宋" w:hAnsi="Times New Roman"/>
-                <w:color w:val="0070C0"/>
-                <w:sz w:val="24"/>
-                <w:szCs w:val="24"/>
-              </w:rPr>
-              <w:t>)</w:t>
+              <w:t>CPCI-S)</w:t>
             </w:r>
           </w:p>
           <w:p>
@@ -8537,59 +7372,15 @@
                 <w:sz w:val="24"/>
                 <w:szCs w:val="24"/>
               </w:rPr>
-              <w:t>Li</w:t>
-            </w:r>
-            <w:r>
-              <w:rPr>
-                <w:rFonts w:ascii="Times New Roman" w:eastAsia="仿宋" w:hAnsi="Times New Roman"/>
-                <w:b/>
-                <w:bCs/>
-                <w:sz w:val="24"/>
-                <w:szCs w:val="24"/>
-              </w:rPr>
-              <w:t>n, W.</w:t>
-            </w:r>
-            <w:r>
-              <w:rPr>
-                <w:rFonts w:ascii="Times New Roman" w:eastAsia="仿宋" w:hAnsi="Times New Roman"/>
-                <w:sz w:val="24"/>
-                <w:szCs w:val="24"/>
-              </w:rPr>
-              <w:t xml:space="preserve">*, </w:t>
-            </w:r>
-            <w:r>
-              <w:rPr>
-                <w:rFonts w:ascii="Times New Roman" w:eastAsia="仿宋" w:hAnsi="Times New Roman"/>
-                <w:sz w:val="24"/>
-                <w:szCs w:val="24"/>
-                <w:u w:val="single"/>
-              </w:rPr>
-              <w:t>Sheil, B.</w:t>
-            </w:r>
-            <w:r>
-              <w:rPr>
-                <w:rFonts w:ascii="Times New Roman" w:eastAsia="仿宋" w:hAnsi="Times New Roman"/>
-                <w:sz w:val="24"/>
-                <w:szCs w:val="24"/>
-              </w:rPr>
-              <w:t xml:space="preserve">, </w:t>
-            </w:r>
-            <w:r>
-              <w:rPr>
-                <w:rFonts w:ascii="Times New Roman" w:eastAsia="仿宋" w:hAnsi="Times New Roman"/>
-                <w:sz w:val="24"/>
-                <w:szCs w:val="24"/>
-                <w:u w:val="single"/>
-              </w:rPr>
-              <w:t>Xie, X.</w:t>
-            </w:r>
-            <w:r>
-              <w:rPr>
-                <w:rFonts w:ascii="Times New Roman" w:eastAsia="仿宋" w:hAnsi="Times New Roman"/>
-                <w:sz w:val="24"/>
-                <w:szCs w:val="24"/>
-              </w:rPr>
-              <w:t xml:space="preserve">, Li, K., &amp; Niu, G. (2024). Segment segmentation of tunnel ring point clouds using 3D deep learning. World Tunnel Congress 2024, 3059–3066. </w:t>
+              <w:t>Lin, W.</w:t>
+            </w:r>
+            <w:r>
+              <w:rPr>
+                <w:rFonts w:ascii="Times New Roman" w:eastAsia="仿宋" w:hAnsi="Times New Roman"/>
+                <w:sz w:val="24"/>
+                <w:szCs w:val="24"/>
+              </w:rPr>
+              <w:t xml:space="preserve">*, Sheil, B., Xie, X., Li, K., &amp; Niu, G. (2024). Segment segmentation of tunnel ring point clouds using 3D deep learning. World Tunnel Congress 2024, 3059–3066. </w:t>
             </w:r>
             <w:r>
               <w:rPr>
@@ -8643,6 +7434,7 @@
                 <w:sz w:val="24"/>
                 <w:szCs w:val="24"/>
               </w:rPr>
+              <w:lastRenderedPageBreak/>
               <w:t>Lin, W.</w:t>
             </w:r>
             <w:r>
@@ -8651,24 +7443,7 @@
                 <w:sz w:val="24"/>
                 <w:szCs w:val="24"/>
               </w:rPr>
-              <w:t xml:space="preserve">, </w:t>
-            </w:r>
-            <w:r>
-              <w:rPr>
-                <w:rFonts w:ascii="Times New Roman" w:eastAsia="仿宋" w:hAnsi="Times New Roman"/>
-                <w:sz w:val="24"/>
-                <w:szCs w:val="24"/>
-                <w:u w:val="single"/>
-              </w:rPr>
-              <w:t>Xie, X.</w:t>
-            </w:r>
-            <w:r>
-              <w:rPr>
-                <w:rFonts w:ascii="Times New Roman" w:eastAsia="仿宋" w:hAnsi="Times New Roman"/>
-                <w:sz w:val="24"/>
-                <w:szCs w:val="24"/>
-              </w:rPr>
-              <w:t xml:space="preserve">, Zhou, B., Li, P., &amp; Wang, C. (2023). Refined perception and management of ring-wise deformation information for shield tunnels based on point cloud deep learning and BIM. Eighth International Symposium on Life-Cycle Civil Engineering (IALCCE 2023), 3991–3998. </w:t>
+              <w:t xml:space="preserve">, Xie, X., Zhou, B., Li, P., &amp; Wang, C. (2023). Refined perception and management of ring-wise deformation information for shield tunnels based on point cloud deep learning and BIM. Eighth International Symposium on Life-Cycle Civil Engineering (IALCCE 2023), 3991–3998. </w:t>
             </w:r>
             <w:r>
               <w:rPr>
@@ -8730,33 +7505,7 @@
                 <w:sz w:val="24"/>
                 <w:szCs w:val="24"/>
               </w:rPr>
-              <w:t xml:space="preserve">, </w:t>
-            </w:r>
-            <w:r>
-              <w:rPr>
-                <w:rFonts w:ascii="Times New Roman" w:eastAsia="仿宋" w:hAnsi="Times New Roman"/>
-                <w:sz w:val="24"/>
-                <w:szCs w:val="24"/>
-                <w:u w:val="single"/>
-              </w:rPr>
-              <w:t>Xie, X.</w:t>
-            </w:r>
-            <w:r>
-              <w:rPr>
-                <w:rFonts w:ascii="Times New Roman" w:eastAsia="仿宋" w:hAnsi="Times New Roman"/>
-                <w:sz w:val="24"/>
-                <w:szCs w:val="24"/>
-              </w:rPr>
-              <w:t xml:space="preserve">*, Li, P., Xiao, B., Lu, X., Feng, B., Jin, P., &amp; Hu, Y. (2022). Prediction of settlement </w:t>
-            </w:r>
-            <w:r>
-              <w:rPr>
-                <w:rFonts w:ascii="Times New Roman" w:eastAsia="仿宋" w:hAnsi="Times New Roman"/>
-                <w:sz w:val="24"/>
-                <w:szCs w:val="24"/>
-              </w:rPr>
-              <w:lastRenderedPageBreak/>
-              <w:t xml:space="preserve">induced by tidal fluctuation for underwater shield tunnel during service based on historical monitoring data. 2022 8th International Conference on Hydraulic and Civil Engineering: Deep Space Intelligent Development and Utilization Forum (ICHCE), 1042–1047. </w:t>
+              <w:t xml:space="preserve">, Xie, X.*, Li, P., Xiao, B., Lu, X., Feng, B., Jin, P., &amp; Hu, Y. (2022). Prediction of settlement induced by tidal fluctuation for underwater shield tunnel during service based on historical monitoring data. 2022 8th International Conference on Hydraulic and Civil Engineering: Deep Space Intelligent Development and Utilization Forum (ICHCE), 1042–1047. </w:t>
             </w:r>
             <w:r>
               <w:rPr>
@@ -8783,16 +7532,7 @@
                 <w:sz w:val="24"/>
                 <w:szCs w:val="24"/>
               </w:rPr>
-              <w:t xml:space="preserve">, </w:t>
-            </w:r>
-            <w:r>
-              <w:rPr>
-                <w:rFonts w:ascii="Times New Roman" w:eastAsia="仿宋" w:hAnsi="Times New Roman"/>
-                <w:color w:val="0070C0"/>
-                <w:sz w:val="24"/>
-                <w:szCs w:val="24"/>
-              </w:rPr>
-              <w:t>CPCI-S</w:t>
+              <w:t>, CPCI-S</w:t>
             </w:r>
             <w:r>
               <w:rPr>
@@ -8904,24 +7644,7 @@
                 <w:sz w:val="24"/>
                 <w:szCs w:val="24"/>
               </w:rPr>
-              <w:t xml:space="preserve">Cao, Y., </w:t>
-            </w:r>
-            <w:r>
-              <w:rPr>
-                <w:rFonts w:ascii="Times New Roman" w:eastAsia="仿宋" w:hAnsi="Times New Roman"/>
-                <w:sz w:val="24"/>
-                <w:szCs w:val="24"/>
-                <w:u w:val="single"/>
-              </w:rPr>
-              <w:t>Xie, X.</w:t>
-            </w:r>
-            <w:r>
-              <w:rPr>
-                <w:rFonts w:ascii="Times New Roman" w:eastAsia="仿宋" w:hAnsi="Times New Roman"/>
-                <w:sz w:val="24"/>
-                <w:szCs w:val="24"/>
-              </w:rPr>
-              <w:t xml:space="preserve">, Zhou, B., </w:t>
+              <w:t xml:space="preserve">Cao, Y., Xie, X., Zhou, B., </w:t>
             </w:r>
             <w:r>
               <w:rPr>
@@ -8999,24 +7722,7 @@
                 <w:sz w:val="24"/>
                 <w:szCs w:val="24"/>
               </w:rPr>
-              <w:t xml:space="preserve">Zhang, Y., </w:t>
-            </w:r>
-            <w:r>
-              <w:rPr>
-                <w:rFonts w:ascii="Times New Roman" w:eastAsia="仿宋" w:hAnsi="Times New Roman"/>
-                <w:sz w:val="24"/>
-                <w:szCs w:val="24"/>
-                <w:u w:val="single"/>
-              </w:rPr>
-              <w:t>Xie, X.</w:t>
-            </w:r>
-            <w:r>
-              <w:rPr>
-                <w:rFonts w:ascii="Times New Roman" w:eastAsia="仿宋" w:hAnsi="Times New Roman"/>
-                <w:sz w:val="24"/>
-                <w:szCs w:val="24"/>
-              </w:rPr>
-              <w:t xml:space="preserve">, </w:t>
+              <w:t xml:space="preserve">Zhang, Y., Xie, X., </w:t>
             </w:r>
             <w:r>
               <w:rPr>
@@ -10414,15 +9120,7 @@
                 <w:sz w:val="24"/>
                 <w:szCs w:val="24"/>
               </w:rPr>
-              <w:t>).</w:t>
-            </w:r>
-            <w:r>
-              <w:rPr>
-                <w:rFonts w:ascii="Times New Roman" w:eastAsia="仿宋" w:hAnsi="Times New Roman"/>
-                <w:sz w:val="24"/>
-                <w:szCs w:val="24"/>
-              </w:rPr>
-              <w:t xml:space="preserve"> </w:t>
+              <w:t xml:space="preserve">). </w:t>
             </w:r>
             <w:r>
               <w:rPr>
@@ -10596,15 +9294,7 @@
                 <w:sz w:val="24"/>
                 <w:szCs w:val="24"/>
               </w:rPr>
-              <w:t xml:space="preserve"> (Patent No. CN202511732842.0).</w:t>
-            </w:r>
-            <w:r>
-              <w:rPr>
-                <w:rFonts w:ascii="Times New Roman" w:eastAsia="仿宋" w:hAnsi="Times New Roman"/>
-                <w:sz w:val="24"/>
-                <w:szCs w:val="24"/>
-              </w:rPr>
-              <w:t xml:space="preserve"> </w:t>
+              <w:t xml:space="preserve"> (Patent No. CN202511732842.0). </w:t>
             </w:r>
             <w:r>
               <w:rPr>
@@ -11114,7 +9804,6 @@
                 <w:rFonts w:ascii="Times New Roman" w:eastAsia="仿宋" w:hAnsi="Times New Roman"/>
                 <w:sz w:val="24"/>
                 <w:szCs w:val="24"/>
-                <w:u w:val="single"/>
               </w:rPr>
               <w:t>谢雄耀</w:t>
             </w:r>
@@ -11216,7 +9905,6 @@
                 <w:rFonts w:ascii="Times New Roman" w:eastAsia="仿宋" w:hAnsi="Times New Roman" w:hint="eastAsia"/>
                 <w:sz w:val="24"/>
                 <w:szCs w:val="24"/>
-                <w:u w:val="single"/>
               </w:rPr>
               <w:t>谢雄耀</w:t>
             </w:r>
@@ -11546,7 +10234,6 @@
                 <w:rFonts w:ascii="Times New Roman" w:eastAsia="仿宋" w:hAnsi="Times New Roman" w:hint="eastAsia"/>
                 <w:sz w:val="24"/>
                 <w:szCs w:val="24"/>
-                <w:u w:val="single"/>
               </w:rPr>
               <w:t>谢雄耀</w:t>
             </w:r>
@@ -11720,7 +10407,6 @@
                 <w:rFonts w:ascii="Times New Roman" w:eastAsia="仿宋" w:hAnsi="Times New Roman"/>
                 <w:sz w:val="24"/>
                 <w:szCs w:val="24"/>
-                <w:u w:val="single"/>
               </w:rPr>
               <w:t>谢雄耀</w:t>
             </w:r>
@@ -11996,23 +10682,7 @@
                 <w:sz w:val="24"/>
                 <w:szCs w:val="24"/>
               </w:rPr>
-              <w:t xml:space="preserve">(Patent </w:t>
-            </w:r>
-            <w:r>
-              <w:rPr>
-                <w:rFonts w:ascii="Times New Roman" w:eastAsia="仿宋" w:hAnsi="Times New Roman"/>
-                <w:sz w:val="24"/>
-                <w:szCs w:val="24"/>
-              </w:rPr>
-              <w:t>CN202211150097.5</w:t>
-            </w:r>
-            <w:r>
-              <w:rPr>
-                <w:rFonts w:ascii="Times New Roman" w:eastAsia="仿宋" w:hAnsi="Times New Roman"/>
-                <w:sz w:val="24"/>
-                <w:szCs w:val="24"/>
-              </w:rPr>
-              <w:t>)</w:t>
+              <w:t>(Patent CN202211150097.5)</w:t>
             </w:r>
             <w:r>
               <w:rPr>
@@ -12171,31 +10841,7 @@
                 <w:sz w:val="24"/>
                 <w:szCs w:val="24"/>
               </w:rPr>
-              <w:t>(Patent</w:t>
-            </w:r>
-            <w:r>
-              <w:rPr>
-                <w:rFonts w:ascii="Times New Roman" w:eastAsia="仿宋" w:hAnsi="Times New Roman"/>
-                <w:sz w:val="24"/>
-                <w:szCs w:val="24"/>
-              </w:rPr>
-              <w:t xml:space="preserve"> </w:t>
-            </w:r>
-            <w:r>
-              <w:rPr>
-                <w:rFonts w:ascii="Times New Roman" w:eastAsia="仿宋" w:hAnsi="Times New Roman"/>
-                <w:sz w:val="24"/>
-                <w:szCs w:val="24"/>
-              </w:rPr>
-              <w:t>CN201720597425.4</w:t>
-            </w:r>
-            <w:r>
-              <w:rPr>
-                <w:rFonts w:ascii="Times New Roman" w:eastAsia="仿宋" w:hAnsi="Times New Roman"/>
-                <w:sz w:val="24"/>
-                <w:szCs w:val="24"/>
-              </w:rPr>
-              <w:t>)</w:t>
+              <w:t>(Patent CN201720597425.4)</w:t>
             </w:r>
             <w:r>
               <w:rPr>
@@ -12337,31 +10983,7 @@
                 <w:sz w:val="24"/>
                 <w:szCs w:val="24"/>
               </w:rPr>
-              <w:t>(Patent</w:t>
-            </w:r>
-            <w:r>
-              <w:rPr>
-                <w:rFonts w:ascii="Times New Roman" w:eastAsia="仿宋" w:hAnsi="Times New Roman"/>
-                <w:sz w:val="24"/>
-                <w:szCs w:val="24"/>
-              </w:rPr>
-              <w:t xml:space="preserve"> </w:t>
-            </w:r>
-            <w:r>
-              <w:rPr>
-                <w:rFonts w:ascii="Times New Roman" w:eastAsia="仿宋" w:hAnsi="Times New Roman"/>
-                <w:sz w:val="24"/>
-                <w:szCs w:val="24"/>
-              </w:rPr>
-              <w:t>CN201720597493.0</w:t>
-            </w:r>
-            <w:r>
-              <w:rPr>
-                <w:rFonts w:ascii="Times New Roman" w:eastAsia="仿宋" w:hAnsi="Times New Roman"/>
-                <w:sz w:val="24"/>
-                <w:szCs w:val="24"/>
-              </w:rPr>
-              <w:t>)</w:t>
+              <w:t>(Patent CN201720597493.0)</w:t>
             </w:r>
             <w:r>
               <w:rPr>
@@ -12387,7 +11009,17 @@
                 <w:sz w:val="24"/>
                 <w:szCs w:val="24"/>
               </w:rPr>
-              <w:t>实用新型授权</w:t>
+              <w:t>实用</w:t>
+            </w:r>
+            <w:r>
+              <w:rPr>
+                <w:rFonts w:ascii="Times New Roman" w:eastAsia="仿宋" w:hAnsi="Times New Roman" w:hint="eastAsia"/>
+                <w:color w:val="0070C0"/>
+                <w:sz w:val="24"/>
+                <w:szCs w:val="24"/>
+              </w:rPr>
+              <w:lastRenderedPageBreak/>
+              <w:t>新型授权</w:t>
             </w:r>
             <w:r>
               <w:rPr>
@@ -12503,31 +11135,7 @@
                 <w:sz w:val="24"/>
                 <w:szCs w:val="24"/>
               </w:rPr>
-              <w:t>(Patent</w:t>
-            </w:r>
-            <w:r>
-              <w:rPr>
-                <w:rFonts w:ascii="Times New Roman" w:eastAsia="仿宋" w:hAnsi="Times New Roman"/>
-                <w:sz w:val="24"/>
-                <w:szCs w:val="24"/>
-              </w:rPr>
-              <w:t xml:space="preserve"> </w:t>
-            </w:r>
-            <w:r>
-              <w:rPr>
-                <w:rFonts w:ascii="Times New Roman" w:eastAsia="仿宋" w:hAnsi="Times New Roman"/>
-                <w:sz w:val="24"/>
-                <w:szCs w:val="24"/>
-              </w:rPr>
-              <w:t>CN201720597425.4</w:t>
-            </w:r>
-            <w:r>
-              <w:rPr>
-                <w:rFonts w:ascii="Times New Roman" w:eastAsia="仿宋" w:hAnsi="Times New Roman"/>
-                <w:sz w:val="24"/>
-                <w:szCs w:val="24"/>
-              </w:rPr>
-              <w:t>)</w:t>
+              <w:t>(Patent CN201720597425.4)</w:t>
             </w:r>
             <w:r>
               <w:rPr>
@@ -12591,7 +11199,6 @@
                 <w:sz w:val="24"/>
                 <w:szCs w:val="24"/>
               </w:rPr>
-              <w:lastRenderedPageBreak/>
               <w:t>软件</w:t>
             </w:r>
             <w:r>
@@ -14599,6 +13206,7 @@
                 <w:sz w:val="32"/>
                 <w:szCs w:val="32"/>
               </w:rPr>
+              <w:lastRenderedPageBreak/>
               <w:t>学生指导</w:t>
             </w:r>
           </w:p>
@@ -14717,7 +13325,6 @@
                 <w:sz w:val="24"/>
                 <w:szCs w:val="24"/>
               </w:rPr>
-              <w:lastRenderedPageBreak/>
               <w:t>徐诗涵，福州大学，博士，</w:t>
             </w:r>
             <w:r>

--- a/files/简历.docx
+++ b/files/简历.docx
@@ -3877,15 +3877,7 @@
                 <w:sz w:val="24"/>
                 <w:szCs w:val="24"/>
               </w:rPr>
-              <w:t>*</w:t>
-            </w:r>
-            <w:r>
-              <w:rPr>
-                <w:rFonts w:ascii="Times New Roman" w:eastAsia="仿宋" w:hAnsi="Times New Roman"/>
-                <w:sz w:val="24"/>
-                <w:szCs w:val="24"/>
-              </w:rPr>
-              <w:t xml:space="preserve"> (2026). Longitudinal equivalent shear stiffness of shield tunnel segmental joints under axial force: Experimental and numerical study. Structural Concrete. https://doi.org/10.1002/suco.70809</w:t>
+              <w:t>* (2026). Longitudinal equivalent shear stiffness of shield tunnel segmental joints under axial force: Experimental and numerical study. Structural Concrete. https://doi.org/10.1002/suco.70809</w:t>
             </w:r>
             <w:r>
               <w:rPr>
@@ -13171,6 +13163,69 @@
                 <w:szCs w:val="24"/>
               </w:rPr>
               <w:t>entific Reports</w:t>
+            </w:r>
+          </w:p>
+          <w:p>
+            <w:pPr>
+              <w:pStyle w:val="a3"/>
+              <w:numPr>
+                <w:ilvl w:val="0"/>
+                <w:numId w:val="14"/>
+              </w:numPr>
+              <w:adjustRightInd w:val="0"/>
+              <w:snapToGrid w:val="0"/>
+              <w:ind w:firstLineChars="0"/>
+              <w:rPr>
+                <w:rFonts w:ascii="Times New Roman" w:eastAsia="仿宋" w:hAnsi="Times New Roman"/>
+                <w:b/>
+                <w:bCs/>
+                <w:sz w:val="24"/>
+                <w:szCs w:val="24"/>
+              </w:rPr>
+            </w:pPr>
+            <w:r>
+              <w:rPr>
+                <w:rFonts w:ascii="Times New Roman" w:eastAsia="仿宋" w:hAnsi="Times New Roman" w:hint="eastAsia"/>
+                <w:b/>
+                <w:bCs/>
+                <w:sz w:val="24"/>
+                <w:szCs w:val="24"/>
+              </w:rPr>
+              <w:lastRenderedPageBreak/>
+              <w:t>项目评审</w:t>
+            </w:r>
+          </w:p>
+          <w:p>
+            <w:pPr>
+              <w:pStyle w:val="a3"/>
+              <w:numPr>
+                <w:ilvl w:val="0"/>
+                <w:numId w:val="34"/>
+              </w:numPr>
+              <w:adjustRightInd w:val="0"/>
+              <w:snapToGrid w:val="0"/>
+              <w:ind w:firstLineChars="0"/>
+              <w:rPr>
+                <w:rFonts w:ascii="Times New Roman" w:eastAsia="仿宋" w:hAnsi="Times New Roman"/>
+                <w:sz w:val="24"/>
+                <w:szCs w:val="24"/>
+              </w:rPr>
+            </w:pPr>
+            <w:r>
+              <w:rPr>
+                <w:rFonts w:ascii="Times New Roman" w:eastAsia="仿宋" w:hAnsi="Times New Roman" w:hint="eastAsia"/>
+                <w:sz w:val="24"/>
+                <w:szCs w:val="24"/>
+              </w:rPr>
+              <w:t>福建省政府投资项目评审</w:t>
+            </w:r>
+            <w:r>
+              <w:rPr>
+                <w:rFonts w:ascii="Times New Roman" w:eastAsia="仿宋" w:hAnsi="Times New Roman" w:hint="eastAsia"/>
+                <w:sz w:val="24"/>
+                <w:szCs w:val="24"/>
+              </w:rPr>
+              <w:t>（咨询）专家</w:t>
             </w:r>
           </w:p>
         </w:tc>
@@ -16264,6 +16319,92 @@
     </w:lvl>
   </w:abstractNum>
   <w:abstractNum w:abstractNumId="27" w15:restartNumberingAfterBreak="0">
+    <w:nsid w:val="689B5820"/>
+    <w:multiLevelType w:val="hybridMultilevel"/>
+    <w:tmpl w:val="BDA61B90"/>
+    <w:lvl w:ilvl="0" w:tplc="0409000F">
+      <w:start w:val="1"/>
+      <w:numFmt w:val="decimal"/>
+      <w:lvlText w:val="%1."/>
+      <w:lvlJc w:val="left"/>
+      <w:pPr>
+        <w:ind w:left="440" w:hanging="440"/>
+      </w:pPr>
+    </w:lvl>
+    <w:lvl w:ilvl="1" w:tplc="04090019" w:tentative="1">
+      <w:start w:val="1"/>
+      <w:numFmt w:val="lowerLetter"/>
+      <w:lvlText w:val="%2)"/>
+      <w:lvlJc w:val="left"/>
+      <w:pPr>
+        <w:ind w:left="880" w:hanging="440"/>
+      </w:pPr>
+    </w:lvl>
+    <w:lvl w:ilvl="2" w:tplc="0409001B" w:tentative="1">
+      <w:start w:val="1"/>
+      <w:numFmt w:val="lowerRoman"/>
+      <w:lvlText w:val="%3."/>
+      <w:lvlJc w:val="right"/>
+      <w:pPr>
+        <w:ind w:left="1320" w:hanging="440"/>
+      </w:pPr>
+    </w:lvl>
+    <w:lvl w:ilvl="3" w:tplc="0409000F" w:tentative="1">
+      <w:start w:val="1"/>
+      <w:numFmt w:val="decimal"/>
+      <w:lvlText w:val="%4."/>
+      <w:lvlJc w:val="left"/>
+      <w:pPr>
+        <w:ind w:left="1760" w:hanging="440"/>
+      </w:pPr>
+    </w:lvl>
+    <w:lvl w:ilvl="4" w:tplc="04090019" w:tentative="1">
+      <w:start w:val="1"/>
+      <w:numFmt w:val="lowerLetter"/>
+      <w:lvlText w:val="%5)"/>
+      <w:lvlJc w:val="left"/>
+      <w:pPr>
+        <w:ind w:left="2200" w:hanging="440"/>
+      </w:pPr>
+    </w:lvl>
+    <w:lvl w:ilvl="5" w:tplc="0409001B" w:tentative="1">
+      <w:start w:val="1"/>
+      <w:numFmt w:val="lowerRoman"/>
+      <w:lvlText w:val="%6."/>
+      <w:lvlJc w:val="right"/>
+      <w:pPr>
+        <w:ind w:left="2640" w:hanging="440"/>
+      </w:pPr>
+    </w:lvl>
+    <w:lvl w:ilvl="6" w:tplc="0409000F" w:tentative="1">
+      <w:start w:val="1"/>
+      <w:numFmt w:val="decimal"/>
+      <w:lvlText w:val="%7."/>
+      <w:lvlJc w:val="left"/>
+      <w:pPr>
+        <w:ind w:left="3080" w:hanging="440"/>
+      </w:pPr>
+    </w:lvl>
+    <w:lvl w:ilvl="7" w:tplc="04090019" w:tentative="1">
+      <w:start w:val="1"/>
+      <w:numFmt w:val="lowerLetter"/>
+      <w:lvlText w:val="%8)"/>
+      <w:lvlJc w:val="left"/>
+      <w:pPr>
+        <w:ind w:left="3520" w:hanging="440"/>
+      </w:pPr>
+    </w:lvl>
+    <w:lvl w:ilvl="8" w:tplc="0409001B" w:tentative="1">
+      <w:start w:val="1"/>
+      <w:numFmt w:val="lowerRoman"/>
+      <w:lvlText w:val="%9."/>
+      <w:lvlJc w:val="right"/>
+      <w:pPr>
+        <w:ind w:left="3960" w:hanging="440"/>
+      </w:pPr>
+    </w:lvl>
+  </w:abstractNum>
+  <w:abstractNum w:abstractNumId="28" w15:restartNumberingAfterBreak="0">
     <w:nsid w:val="6ACB399B"/>
     <w:multiLevelType w:val="hybridMultilevel"/>
     <w:tmpl w:val="1AB4CBA4"/>
@@ -16353,7 +16494,7 @@
       </w:pPr>
     </w:lvl>
   </w:abstractNum>
-  <w:abstractNum w:abstractNumId="28" w15:restartNumberingAfterBreak="0">
+  <w:abstractNum w:abstractNumId="29" w15:restartNumberingAfterBreak="0">
     <w:nsid w:val="6DB1664D"/>
     <w:multiLevelType w:val="hybridMultilevel"/>
     <w:tmpl w:val="C284F388"/>
@@ -16439,7 +16580,7 @@
       </w:pPr>
     </w:lvl>
   </w:abstractNum>
-  <w:abstractNum w:abstractNumId="29" w15:restartNumberingAfterBreak="0">
+  <w:abstractNum w:abstractNumId="30" w15:restartNumberingAfterBreak="0">
     <w:nsid w:val="718B2928"/>
     <w:multiLevelType w:val="hybridMultilevel"/>
     <w:tmpl w:val="C38090AE"/>
@@ -16529,7 +16670,7 @@
       </w:pPr>
     </w:lvl>
   </w:abstractNum>
-  <w:abstractNum w:abstractNumId="30" w15:restartNumberingAfterBreak="0">
+  <w:abstractNum w:abstractNumId="31" w15:restartNumberingAfterBreak="0">
     <w:nsid w:val="7CC8511C"/>
     <w:multiLevelType w:val="hybridMultilevel"/>
     <w:tmpl w:val="C38090AE"/>
@@ -16620,7 +16761,7 @@
     </w:lvl>
   </w:abstractNum>
   <w:num w:numId="1">
-    <w:abstractNumId w:val="28"/>
+    <w:abstractNumId w:val="29"/>
   </w:num>
   <w:num w:numId="2">
     <w:abstractNumId w:val="6"/>
@@ -16653,7 +16794,7 @@
     <w:abstractNumId w:val="15"/>
   </w:num>
   <w:num w:numId="12">
-    <w:abstractNumId w:val="29"/>
+    <w:abstractNumId w:val="30"/>
   </w:num>
   <w:num w:numId="13">
     <w:abstractNumId w:val="21"/>
@@ -16677,16 +16818,16 @@
     <w:abstractNumId w:val="2"/>
   </w:num>
   <w:num w:numId="20">
-    <w:abstractNumId w:val="27"/>
+    <w:abstractNumId w:val="28"/>
   </w:num>
   <w:num w:numId="21">
     <w:abstractNumId w:val="3"/>
   </w:num>
   <w:num w:numId="22">
-    <w:abstractNumId w:val="30"/>
+    <w:abstractNumId w:val="31"/>
   </w:num>
   <w:num w:numId="23">
-    <w:abstractNumId w:val="28"/>
+    <w:abstractNumId w:val="29"/>
     <w:lvlOverride w:ilvl="0">
       <w:startOverride w:val="1"/>
     </w:lvlOverride>
@@ -16771,6 +16912,9 @@
   </w:num>
   <w:num w:numId="33">
     <w:abstractNumId w:val="20"/>
+  </w:num>
+  <w:num w:numId="34">
+    <w:abstractNumId w:val="27"/>
   </w:num>
 </w:numbering>
 </file>

--- a/files/简历.docx
+++ b/files/简历.docx
@@ -24,17 +24,51 @@
         <w:tc>
           <w:tcPr>
             <w:tcW w:w="0" w:type="auto"/>
+            <w:gridSpan w:val="2"/>
           </w:tcPr>
           <w:p>
             <w:pPr>
               <w:adjustRightInd w:val="0"/>
               <w:snapToGrid w:val="0"/>
               <w:rPr>
-                <w:rFonts w:ascii="Times New Roman" w:eastAsia="仿宋" w:hAnsi="Times New Roman"/>
+                <w:noProof/>
+                <w:sz w:val="30"/>
+                <w:szCs w:val="30"/>
+              </w:rPr>
+            </w:pPr>
+            <w:r>
+              <w:rPr>
+                <w:rFonts w:ascii="Times New Roman" w:eastAsia="仿宋" w:hAnsi="Times New Roman" w:hint="eastAsia"/>
                 <w:b/>
                 <w:bCs/>
-                <w:sz w:val="32"/>
-                <w:szCs w:val="32"/>
+                <w:color w:val="0070C0"/>
+                <w:sz w:val="30"/>
+                <w:szCs w:val="30"/>
+              </w:rPr>
+              <w:t>林威</w:t>
+            </w:r>
+          </w:p>
+        </w:tc>
+      </w:tr>
+      <w:tr>
+        <w:tc>
+          <w:tcPr>
+            <w:tcW w:w="0" w:type="auto"/>
+          </w:tcPr>
+          <w:p>
+            <w:pPr>
+              <w:pStyle w:val="a3"/>
+              <w:numPr>
+                <w:ilvl w:val="0"/>
+                <w:numId w:val="28"/>
+              </w:numPr>
+              <w:adjustRightInd w:val="0"/>
+              <w:snapToGrid w:val="0"/>
+              <w:ind w:left="0" w:firstLineChars="0" w:firstLine="0"/>
+              <w:rPr>
+                <w:rFonts w:ascii="Times New Roman" w:eastAsia="仿宋" w:hAnsi="Times New Roman"/>
+                <w:sz w:val="24"/>
+                <w:szCs w:val="24"/>
               </w:rPr>
             </w:pPr>
             <w:r>
@@ -42,18 +76,339 @@
                 <w:rFonts w:ascii="Times New Roman" w:eastAsia="仿宋" w:hAnsi="Times New Roman" w:hint="eastAsia"/>
                 <w:b/>
                 <w:bCs/>
-                <w:color w:val="0070C0"/>
-                <w:sz w:val="32"/>
-                <w:szCs w:val="32"/>
-              </w:rPr>
-              <w:t>林威</w:t>
+                <w:sz w:val="24"/>
+                <w:szCs w:val="24"/>
+              </w:rPr>
+              <w:t>个人简介：</w:t>
+            </w:r>
+            <w:r>
+              <w:rPr>
+                <w:rFonts w:ascii="Times New Roman" w:eastAsia="仿宋" w:hAnsi="Times New Roman" w:hint="eastAsia"/>
+                <w:sz w:val="24"/>
+                <w:szCs w:val="24"/>
+              </w:rPr>
+              <w:t>工学博士，毕业于同济大学（剑桥大学联合培养），福建省</w:t>
+            </w:r>
+            <w:r>
+              <w:rPr>
+                <w:rFonts w:ascii="Times New Roman" w:eastAsia="仿宋" w:hAnsi="Times New Roman"/>
+                <w:sz w:val="24"/>
+                <w:szCs w:val="24"/>
+              </w:rPr>
+              <w:t>2025</w:t>
+            </w:r>
+            <w:r>
+              <w:rPr>
+                <w:rFonts w:ascii="Times New Roman" w:eastAsia="仿宋" w:hAnsi="Times New Roman"/>
+                <w:sz w:val="24"/>
+                <w:szCs w:val="24"/>
+              </w:rPr>
+              <w:t>届引进生</w:t>
+            </w:r>
+            <w:r>
+              <w:rPr>
+                <w:rFonts w:ascii="Times New Roman" w:eastAsia="仿宋" w:hAnsi="Times New Roman" w:hint="eastAsia"/>
+                <w:sz w:val="24"/>
+                <w:szCs w:val="24"/>
+              </w:rPr>
+              <w:t>，现任福州大学土木工程学院智能建造系副教授。主要从事盾构隧道等地下基础设施智能建造与维养相关研究，具体研究方向包括：（</w:t>
+            </w:r>
+            <w:r>
+              <w:rPr>
+                <w:rFonts w:ascii="Times New Roman" w:eastAsia="仿宋" w:hAnsi="Times New Roman"/>
+                <w:sz w:val="24"/>
+                <w:szCs w:val="24"/>
+              </w:rPr>
+              <w:t>1</w:t>
+            </w:r>
+            <w:r>
+              <w:rPr>
+                <w:rFonts w:ascii="Times New Roman" w:eastAsia="仿宋" w:hAnsi="Times New Roman"/>
+                <w:sz w:val="24"/>
+                <w:szCs w:val="24"/>
+              </w:rPr>
+              <w:t>）隧道与地下工程结构检测评估、（</w:t>
+            </w:r>
+            <w:r>
+              <w:rPr>
+                <w:rFonts w:ascii="Times New Roman" w:eastAsia="仿宋" w:hAnsi="Times New Roman"/>
+                <w:sz w:val="24"/>
+                <w:szCs w:val="24"/>
+              </w:rPr>
+              <w:t>2</w:t>
+            </w:r>
+            <w:r>
+              <w:rPr>
+                <w:rFonts w:ascii="Times New Roman" w:eastAsia="仿宋" w:hAnsi="Times New Roman"/>
+                <w:sz w:val="24"/>
+                <w:szCs w:val="24"/>
+              </w:rPr>
+              <w:t>）工程场景图像与激光精密测量、（</w:t>
+            </w:r>
+            <w:r>
+              <w:rPr>
+                <w:rFonts w:ascii="Times New Roman" w:eastAsia="仿宋" w:hAnsi="Times New Roman"/>
+                <w:sz w:val="24"/>
+                <w:szCs w:val="24"/>
+              </w:rPr>
+              <w:t>3</w:t>
+            </w:r>
+            <w:r>
+              <w:rPr>
+                <w:rFonts w:ascii="Times New Roman" w:eastAsia="仿宋" w:hAnsi="Times New Roman"/>
+                <w:sz w:val="24"/>
+                <w:szCs w:val="24"/>
+              </w:rPr>
+              <w:t>）结构状态与性能智能分析预测</w:t>
+            </w:r>
+            <w:r>
+              <w:rPr>
+                <w:rFonts w:ascii="Times New Roman" w:eastAsia="仿宋" w:hAnsi="Times New Roman" w:hint="eastAsia"/>
+                <w:sz w:val="24"/>
+                <w:szCs w:val="24"/>
+              </w:rPr>
+              <w:t>。主持国家自然科学基金青年科学基金项目（</w:t>
+            </w:r>
+            <w:r>
+              <w:rPr>
+                <w:rFonts w:ascii="Times New Roman" w:eastAsia="仿宋" w:hAnsi="Times New Roman"/>
+                <w:sz w:val="24"/>
+                <w:szCs w:val="24"/>
+              </w:rPr>
+              <w:t>C</w:t>
+            </w:r>
+            <w:r>
+              <w:rPr>
+                <w:rFonts w:ascii="Times New Roman" w:eastAsia="仿宋" w:hAnsi="Times New Roman"/>
+                <w:sz w:val="24"/>
+                <w:szCs w:val="24"/>
+              </w:rPr>
+              <w:t>类）</w:t>
+            </w:r>
+            <w:r>
+              <w:rPr>
+                <w:rFonts w:ascii="Times New Roman" w:eastAsia="仿宋" w:hAnsi="Times New Roman" w:hint="eastAsia"/>
+                <w:sz w:val="24"/>
+                <w:szCs w:val="24"/>
+              </w:rPr>
+              <w:t>等，参与国家重点研发计划课题与国家自然科学基金重点项目等，发表论文</w:t>
+            </w:r>
+            <w:r>
+              <w:rPr>
+                <w:rFonts w:ascii="Times New Roman" w:eastAsia="仿宋" w:hAnsi="Times New Roman" w:hint="eastAsia"/>
+                <w:sz w:val="24"/>
+                <w:szCs w:val="24"/>
+              </w:rPr>
+              <w:t>3</w:t>
+            </w:r>
+            <w:r>
+              <w:rPr>
+                <w:rFonts w:ascii="Times New Roman" w:eastAsia="仿宋" w:hAnsi="Times New Roman"/>
+                <w:sz w:val="24"/>
+                <w:szCs w:val="24"/>
+              </w:rPr>
+              <w:t>0</w:t>
+            </w:r>
+            <w:r>
+              <w:rPr>
+                <w:rFonts w:ascii="Times New Roman" w:eastAsia="仿宋" w:hAnsi="Times New Roman" w:hint="eastAsia"/>
+                <w:sz w:val="24"/>
+                <w:szCs w:val="24"/>
+              </w:rPr>
+              <w:t>篇，申请或授权发明专利</w:t>
+            </w:r>
+            <w:r>
+              <w:rPr>
+                <w:rFonts w:ascii="Times New Roman" w:eastAsia="仿宋" w:hAnsi="Times New Roman" w:hint="eastAsia"/>
+                <w:sz w:val="24"/>
+                <w:szCs w:val="24"/>
+              </w:rPr>
+              <w:t>2</w:t>
+            </w:r>
+            <w:r>
+              <w:rPr>
+                <w:rFonts w:ascii="Times New Roman" w:eastAsia="仿宋" w:hAnsi="Times New Roman"/>
+                <w:sz w:val="24"/>
+                <w:szCs w:val="24"/>
+              </w:rPr>
+              <w:t>1</w:t>
+            </w:r>
+            <w:r>
+              <w:rPr>
+                <w:rFonts w:ascii="Times New Roman" w:eastAsia="仿宋" w:hAnsi="Times New Roman" w:hint="eastAsia"/>
+                <w:sz w:val="24"/>
+                <w:szCs w:val="24"/>
+              </w:rPr>
+              <w:t>项。</w:t>
+            </w:r>
+          </w:p>
+          <w:p>
+            <w:pPr>
+              <w:pStyle w:val="a3"/>
+              <w:numPr>
+                <w:ilvl w:val="0"/>
+                <w:numId w:val="28"/>
+              </w:numPr>
+              <w:adjustRightInd w:val="0"/>
+              <w:snapToGrid w:val="0"/>
+              <w:ind w:left="0" w:firstLineChars="0" w:firstLine="0"/>
+              <w:rPr>
+                <w:rFonts w:ascii="Times New Roman" w:eastAsia="仿宋" w:hAnsi="Times New Roman"/>
+                <w:sz w:val="24"/>
+                <w:szCs w:val="24"/>
+              </w:rPr>
+            </w:pPr>
+            <w:r>
+              <w:rPr>
+                <w:rFonts w:ascii="Times New Roman" w:eastAsia="仿宋" w:hAnsi="Times New Roman" w:hint="eastAsia"/>
+                <w:b/>
+                <w:bCs/>
+                <w:sz w:val="24"/>
+                <w:szCs w:val="24"/>
+              </w:rPr>
+              <w:t>招生专业：</w:t>
+            </w:r>
+            <w:r>
+              <w:rPr>
+                <w:rFonts w:ascii="Times New Roman" w:eastAsia="仿宋" w:hAnsi="Times New Roman" w:hint="eastAsia"/>
+                <w:sz w:val="24"/>
+                <w:szCs w:val="24"/>
+              </w:rPr>
+              <w:t>0</w:t>
+            </w:r>
+            <w:r>
+              <w:rPr>
+                <w:rFonts w:ascii="Times New Roman" w:eastAsia="仿宋" w:hAnsi="Times New Roman"/>
+                <w:sz w:val="24"/>
+                <w:szCs w:val="24"/>
+              </w:rPr>
+              <w:t>81401</w:t>
+            </w:r>
+            <w:r>
+              <w:rPr>
+                <w:rFonts w:ascii="Times New Roman" w:eastAsia="仿宋" w:hAnsi="Times New Roman" w:hint="eastAsia"/>
+                <w:sz w:val="24"/>
+                <w:szCs w:val="24"/>
+              </w:rPr>
+              <w:t>岩土工程学硕、</w:t>
+            </w:r>
+            <w:r>
+              <w:rPr>
+                <w:rFonts w:ascii="Times New Roman" w:eastAsia="仿宋" w:hAnsi="Times New Roman"/>
+                <w:sz w:val="24"/>
+                <w:szCs w:val="24"/>
+              </w:rPr>
+              <w:t>085901</w:t>
+            </w:r>
+            <w:r>
+              <w:rPr>
+                <w:rFonts w:ascii="Times New Roman" w:eastAsia="仿宋" w:hAnsi="Times New Roman" w:hint="eastAsia"/>
+                <w:sz w:val="24"/>
+                <w:szCs w:val="24"/>
+              </w:rPr>
+              <w:t>土木工程专硕，重视学科交叉，致力于培养“土木</w:t>
+            </w:r>
+            <w:r>
+              <w:rPr>
+                <w:rFonts w:ascii="Times New Roman" w:eastAsia="仿宋" w:hAnsi="Times New Roman" w:hint="eastAsia"/>
+                <w:sz w:val="24"/>
+                <w:szCs w:val="24"/>
+              </w:rPr>
+              <w:t>+A</w:t>
+            </w:r>
+            <w:r>
+              <w:rPr>
+                <w:rFonts w:ascii="Times New Roman" w:eastAsia="仿宋" w:hAnsi="Times New Roman"/>
+                <w:sz w:val="24"/>
+                <w:szCs w:val="24"/>
+              </w:rPr>
+              <w:t>I</w:t>
+            </w:r>
+            <w:r>
+              <w:rPr>
+                <w:rFonts w:ascii="Times New Roman" w:eastAsia="仿宋" w:hAnsi="Times New Roman" w:hint="eastAsia"/>
+                <w:sz w:val="24"/>
+                <w:szCs w:val="24"/>
+              </w:rPr>
+              <w:t>”复合型人才</w:t>
+            </w:r>
+          </w:p>
+          <w:p>
+            <w:pPr>
+              <w:pStyle w:val="a3"/>
+              <w:numPr>
+                <w:ilvl w:val="0"/>
+                <w:numId w:val="28"/>
+              </w:numPr>
+              <w:adjustRightInd w:val="0"/>
+              <w:snapToGrid w:val="0"/>
+              <w:ind w:left="0" w:firstLineChars="0" w:firstLine="0"/>
+              <w:rPr>
+                <w:rFonts w:ascii="Times New Roman" w:eastAsia="仿宋" w:hAnsi="Times New Roman"/>
+                <w:sz w:val="24"/>
+                <w:szCs w:val="24"/>
+              </w:rPr>
+            </w:pPr>
+            <w:r>
+              <w:rPr>
+                <w:rFonts w:ascii="Times New Roman" w:eastAsia="仿宋" w:hAnsi="Times New Roman" w:hint="eastAsia"/>
+                <w:b/>
+                <w:bCs/>
+                <w:sz w:val="24"/>
+                <w:szCs w:val="24"/>
+              </w:rPr>
+              <w:t>个人主页：</w:t>
+            </w:r>
+            <w:r>
+              <w:rPr>
+                <w:rFonts w:ascii="Times New Roman" w:eastAsia="仿宋" w:hAnsi="Times New Roman"/>
+                <w:sz w:val="24"/>
+                <w:szCs w:val="24"/>
+              </w:rPr>
+              <w:t>https://linwei0763.github.io/</w:t>
+            </w:r>
+          </w:p>
+          <w:p>
+            <w:pPr>
+              <w:pStyle w:val="a3"/>
+              <w:numPr>
+                <w:ilvl w:val="0"/>
+                <w:numId w:val="28"/>
+              </w:numPr>
+              <w:adjustRightInd w:val="0"/>
+              <w:snapToGrid w:val="0"/>
+              <w:ind w:left="0" w:firstLineChars="0" w:firstLine="0"/>
+              <w:rPr>
+                <w:rFonts w:ascii="Times New Roman" w:eastAsia="仿宋" w:hAnsi="Times New Roman"/>
+                <w:b/>
+                <w:bCs/>
+                <w:sz w:val="24"/>
+                <w:szCs w:val="24"/>
+              </w:rPr>
+            </w:pPr>
+            <w:r>
+              <w:rPr>
+                <w:rFonts w:ascii="Times New Roman" w:eastAsia="仿宋" w:hAnsi="Times New Roman" w:hint="eastAsia"/>
+                <w:b/>
+                <w:bCs/>
+                <w:sz w:val="24"/>
+                <w:szCs w:val="24"/>
+              </w:rPr>
+              <w:t>谷歌学术：</w:t>
+            </w:r>
+            <w:r>
+              <w:rPr>
+                <w:rFonts w:ascii="Times New Roman" w:eastAsia="仿宋" w:hAnsi="Times New Roman"/>
+                <w:sz w:val="24"/>
+                <w:szCs w:val="24"/>
+              </w:rPr>
+              <w:t>https://scholar.google.com/citations?user=sqagIuoAAAAJ</w:t>
             </w:r>
           </w:p>
         </w:tc>
         <w:tc>
           <w:tcPr>
             <w:tcW w:w="0" w:type="auto"/>
-            <w:vMerge w:val="restart"/>
           </w:tcPr>
           <w:p>
             <w:pPr>
@@ -62,11 +417,15 @@
               <w:jc w:val="right"/>
               <w:rPr>
                 <w:noProof/>
+                <w:sz w:val="24"/>
+                <w:szCs w:val="24"/>
               </w:rPr>
             </w:pPr>
             <w:r>
               <w:rPr>
                 <w:noProof/>
+                <w:sz w:val="24"/>
+                <w:szCs w:val="24"/>
               </w:rPr>
               <w:drawing>
                 <wp:inline distT="0" distB="0" distL="0" distR="0" wp14:anchorId="4D937A78" wp14:editId="2DCE2796">
@@ -124,590 +483,6 @@
         <w:tc>
           <w:tcPr>
             <w:tcW w:w="0" w:type="auto"/>
-          </w:tcPr>
-          <w:p>
-            <w:pPr>
-              <w:adjustRightInd w:val="0"/>
-              <w:snapToGrid w:val="0"/>
-              <w:rPr>
-                <w:rFonts w:ascii="Times New Roman" w:eastAsia="仿宋" w:hAnsi="Times New Roman"/>
-                <w:b/>
-                <w:bCs/>
-                <w:sz w:val="24"/>
-                <w:szCs w:val="24"/>
-              </w:rPr>
-            </w:pPr>
-            <w:r>
-              <w:rPr>
-                <w:rFonts w:ascii="Times New Roman" w:eastAsia="仿宋" w:hAnsi="Times New Roman" w:hint="eastAsia"/>
-                <w:b/>
-                <w:bCs/>
-                <w:sz w:val="24"/>
-                <w:szCs w:val="24"/>
-              </w:rPr>
-              <w:t>个人简介：</w:t>
-            </w:r>
-          </w:p>
-          <w:p>
-            <w:pPr>
-              <w:pStyle w:val="a3"/>
-              <w:numPr>
-                <w:ilvl w:val="0"/>
-                <w:numId w:val="28"/>
-              </w:numPr>
-              <w:adjustRightInd w:val="0"/>
-              <w:snapToGrid w:val="0"/>
-              <w:ind w:left="0" w:firstLineChars="0" w:firstLine="0"/>
-              <w:rPr>
-                <w:rFonts w:ascii="Times New Roman" w:eastAsia="仿宋" w:hAnsi="Times New Roman"/>
-                <w:sz w:val="24"/>
-                <w:szCs w:val="24"/>
-              </w:rPr>
-            </w:pPr>
-            <w:r>
-              <w:rPr>
-                <w:rFonts w:ascii="Times New Roman" w:eastAsia="仿宋" w:hAnsi="Times New Roman" w:hint="eastAsia"/>
-                <w:sz w:val="24"/>
-                <w:szCs w:val="24"/>
-              </w:rPr>
-              <w:t>林威，</w:t>
-            </w:r>
-            <w:r>
-              <w:rPr>
-                <w:rFonts w:ascii="Times New Roman" w:eastAsia="仿宋" w:hAnsi="Times New Roman" w:hint="eastAsia"/>
-                <w:sz w:val="24"/>
-                <w:szCs w:val="24"/>
-              </w:rPr>
-              <w:t>工学博士</w:t>
-            </w:r>
-            <w:r>
-              <w:rPr>
-                <w:rFonts w:ascii="Times New Roman" w:eastAsia="仿宋" w:hAnsi="Times New Roman" w:hint="eastAsia"/>
-                <w:sz w:val="24"/>
-                <w:szCs w:val="24"/>
-              </w:rPr>
-              <w:t>，毕业于同济大学（剑桥大学联合培养）</w:t>
-            </w:r>
-            <w:r>
-              <w:rPr>
-                <w:rFonts w:ascii="Times New Roman" w:eastAsia="仿宋" w:hAnsi="Times New Roman" w:hint="eastAsia"/>
-                <w:sz w:val="24"/>
-                <w:szCs w:val="24"/>
-              </w:rPr>
-              <w:t>，</w:t>
-            </w:r>
-            <w:r>
-              <w:rPr>
-                <w:rFonts w:ascii="Times New Roman" w:eastAsia="仿宋" w:hAnsi="Times New Roman" w:hint="eastAsia"/>
-                <w:sz w:val="24"/>
-                <w:szCs w:val="24"/>
-              </w:rPr>
-              <w:t>福建省</w:t>
-            </w:r>
-            <w:r>
-              <w:rPr>
-                <w:rFonts w:ascii="Times New Roman" w:eastAsia="仿宋" w:hAnsi="Times New Roman"/>
-                <w:sz w:val="24"/>
-                <w:szCs w:val="24"/>
-              </w:rPr>
-              <w:t>2025</w:t>
-            </w:r>
-            <w:r>
-              <w:rPr>
-                <w:rFonts w:ascii="Times New Roman" w:eastAsia="仿宋" w:hAnsi="Times New Roman"/>
-                <w:sz w:val="24"/>
-                <w:szCs w:val="24"/>
-              </w:rPr>
-              <w:t>届引进生</w:t>
-            </w:r>
-            <w:r>
-              <w:rPr>
-                <w:rFonts w:ascii="Times New Roman" w:eastAsia="仿宋" w:hAnsi="Times New Roman" w:hint="eastAsia"/>
-                <w:sz w:val="24"/>
-                <w:szCs w:val="24"/>
-              </w:rPr>
-              <w:t>，</w:t>
-            </w:r>
-            <w:r>
-              <w:rPr>
-                <w:rFonts w:ascii="Times New Roman" w:eastAsia="仿宋" w:hAnsi="Times New Roman" w:hint="eastAsia"/>
-                <w:sz w:val="24"/>
-                <w:szCs w:val="24"/>
-              </w:rPr>
-              <w:t>现任福州大学土木工程学院智能建造系副教授。主要从事</w:t>
-            </w:r>
-            <w:r>
-              <w:rPr>
-                <w:rFonts w:ascii="Times New Roman" w:eastAsia="仿宋" w:hAnsi="Times New Roman" w:hint="eastAsia"/>
-                <w:sz w:val="24"/>
-                <w:szCs w:val="24"/>
-              </w:rPr>
-              <w:t>盾构隧道等</w:t>
-            </w:r>
-            <w:r>
-              <w:rPr>
-                <w:rFonts w:ascii="Times New Roman" w:eastAsia="仿宋" w:hAnsi="Times New Roman" w:hint="eastAsia"/>
-                <w:sz w:val="24"/>
-                <w:szCs w:val="24"/>
-              </w:rPr>
-              <w:t>地下基础设施智能建造</w:t>
-            </w:r>
-            <w:r>
-              <w:rPr>
-                <w:rFonts w:ascii="Times New Roman" w:eastAsia="仿宋" w:hAnsi="Times New Roman" w:hint="eastAsia"/>
-                <w:sz w:val="24"/>
-                <w:szCs w:val="24"/>
-              </w:rPr>
-              <w:t>与</w:t>
-            </w:r>
-            <w:r>
-              <w:rPr>
-                <w:rFonts w:ascii="Times New Roman" w:eastAsia="仿宋" w:hAnsi="Times New Roman" w:hint="eastAsia"/>
-                <w:sz w:val="24"/>
-                <w:szCs w:val="24"/>
-              </w:rPr>
-              <w:t>维养相关研究</w:t>
-            </w:r>
-            <w:r>
-              <w:rPr>
-                <w:rFonts w:ascii="Times New Roman" w:eastAsia="仿宋" w:hAnsi="Times New Roman" w:hint="eastAsia"/>
-                <w:sz w:val="24"/>
-                <w:szCs w:val="24"/>
-              </w:rPr>
-              <w:t>，具体</w:t>
-            </w:r>
-            <w:r>
-              <w:rPr>
-                <w:rFonts w:ascii="Times New Roman" w:eastAsia="仿宋" w:hAnsi="Times New Roman" w:hint="eastAsia"/>
-                <w:sz w:val="24"/>
-                <w:szCs w:val="24"/>
-              </w:rPr>
-              <w:t>研究方向</w:t>
-            </w:r>
-            <w:r>
-              <w:rPr>
-                <w:rFonts w:ascii="Times New Roman" w:eastAsia="仿宋" w:hAnsi="Times New Roman" w:hint="eastAsia"/>
-                <w:sz w:val="24"/>
-                <w:szCs w:val="24"/>
-              </w:rPr>
-              <w:t>包括：</w:t>
-            </w:r>
-            <w:r>
-              <w:rPr>
-                <w:rFonts w:ascii="Times New Roman" w:eastAsia="仿宋" w:hAnsi="Times New Roman" w:hint="eastAsia"/>
-                <w:sz w:val="24"/>
-                <w:szCs w:val="24"/>
-              </w:rPr>
-              <w:t>（</w:t>
-            </w:r>
-            <w:r>
-              <w:rPr>
-                <w:rFonts w:ascii="Times New Roman" w:eastAsia="仿宋" w:hAnsi="Times New Roman"/>
-                <w:sz w:val="24"/>
-                <w:szCs w:val="24"/>
-              </w:rPr>
-              <w:t>1</w:t>
-            </w:r>
-            <w:r>
-              <w:rPr>
-                <w:rFonts w:ascii="Times New Roman" w:eastAsia="仿宋" w:hAnsi="Times New Roman"/>
-                <w:sz w:val="24"/>
-                <w:szCs w:val="24"/>
-              </w:rPr>
-              <w:t>）隧道与地下工程结构检测评估、（</w:t>
-            </w:r>
-            <w:r>
-              <w:rPr>
-                <w:rFonts w:ascii="Times New Roman" w:eastAsia="仿宋" w:hAnsi="Times New Roman"/>
-                <w:sz w:val="24"/>
-                <w:szCs w:val="24"/>
-              </w:rPr>
-              <w:t>2</w:t>
-            </w:r>
-            <w:r>
-              <w:rPr>
-                <w:rFonts w:ascii="Times New Roman" w:eastAsia="仿宋" w:hAnsi="Times New Roman"/>
-                <w:sz w:val="24"/>
-                <w:szCs w:val="24"/>
-              </w:rPr>
-              <w:t>）工程场景图像与激光精密测量、（</w:t>
-            </w:r>
-            <w:r>
-              <w:rPr>
-                <w:rFonts w:ascii="Times New Roman" w:eastAsia="仿宋" w:hAnsi="Times New Roman"/>
-                <w:sz w:val="24"/>
-                <w:szCs w:val="24"/>
-              </w:rPr>
-              <w:t>3</w:t>
-            </w:r>
-            <w:r>
-              <w:rPr>
-                <w:rFonts w:ascii="Times New Roman" w:eastAsia="仿宋" w:hAnsi="Times New Roman"/>
-                <w:sz w:val="24"/>
-                <w:szCs w:val="24"/>
-              </w:rPr>
-              <w:t>）结构状态与性能智能分析预测</w:t>
-            </w:r>
-            <w:r>
-              <w:rPr>
-                <w:rFonts w:ascii="Times New Roman" w:eastAsia="仿宋" w:hAnsi="Times New Roman" w:hint="eastAsia"/>
-                <w:sz w:val="24"/>
-                <w:szCs w:val="24"/>
-              </w:rPr>
-              <w:t>。</w:t>
-            </w:r>
-            <w:r>
-              <w:rPr>
-                <w:rFonts w:ascii="Times New Roman" w:eastAsia="仿宋" w:hAnsi="Times New Roman" w:hint="eastAsia"/>
-                <w:sz w:val="24"/>
-                <w:szCs w:val="24"/>
-              </w:rPr>
-              <w:t>主持国家自然科学基金</w:t>
-            </w:r>
-            <w:r>
-              <w:rPr>
-                <w:rFonts w:ascii="Times New Roman" w:eastAsia="仿宋" w:hAnsi="Times New Roman" w:hint="eastAsia"/>
-                <w:sz w:val="24"/>
-                <w:szCs w:val="24"/>
-              </w:rPr>
-              <w:t>青年科学基金项目（</w:t>
-            </w:r>
-            <w:r>
-              <w:rPr>
-                <w:rFonts w:ascii="Times New Roman" w:eastAsia="仿宋" w:hAnsi="Times New Roman"/>
-                <w:sz w:val="24"/>
-                <w:szCs w:val="24"/>
-              </w:rPr>
-              <w:t>C</w:t>
-            </w:r>
-            <w:r>
-              <w:rPr>
-                <w:rFonts w:ascii="Times New Roman" w:eastAsia="仿宋" w:hAnsi="Times New Roman"/>
-                <w:sz w:val="24"/>
-                <w:szCs w:val="24"/>
-              </w:rPr>
-              <w:t>类）</w:t>
-            </w:r>
-            <w:r>
-              <w:rPr>
-                <w:rFonts w:ascii="Times New Roman" w:eastAsia="仿宋" w:hAnsi="Times New Roman" w:hint="eastAsia"/>
-                <w:sz w:val="24"/>
-                <w:szCs w:val="24"/>
-              </w:rPr>
-              <w:t>等</w:t>
-            </w:r>
-            <w:r>
-              <w:rPr>
-                <w:rFonts w:ascii="Times New Roman" w:eastAsia="仿宋" w:hAnsi="Times New Roman" w:hint="eastAsia"/>
-                <w:sz w:val="24"/>
-                <w:szCs w:val="24"/>
-              </w:rPr>
-              <w:t>，</w:t>
-            </w:r>
-            <w:r>
-              <w:rPr>
-                <w:rFonts w:ascii="Times New Roman" w:eastAsia="仿宋" w:hAnsi="Times New Roman" w:hint="eastAsia"/>
-                <w:sz w:val="24"/>
-                <w:szCs w:val="24"/>
-              </w:rPr>
-              <w:t>参与国家重点研发计划课题</w:t>
-            </w:r>
-            <w:r>
-              <w:rPr>
-                <w:rFonts w:ascii="Times New Roman" w:eastAsia="仿宋" w:hAnsi="Times New Roman" w:hint="eastAsia"/>
-                <w:sz w:val="24"/>
-                <w:szCs w:val="24"/>
-              </w:rPr>
-              <w:t>与</w:t>
-            </w:r>
-            <w:r>
-              <w:rPr>
-                <w:rFonts w:ascii="Times New Roman" w:eastAsia="仿宋" w:hAnsi="Times New Roman" w:hint="eastAsia"/>
-                <w:sz w:val="24"/>
-                <w:szCs w:val="24"/>
-              </w:rPr>
-              <w:t>国家自然科学基金重点项目等，发表论文</w:t>
-            </w:r>
-            <w:r>
-              <w:rPr>
-                <w:rFonts w:ascii="Times New Roman" w:eastAsia="仿宋" w:hAnsi="Times New Roman" w:hint="eastAsia"/>
-                <w:sz w:val="24"/>
-                <w:szCs w:val="24"/>
-              </w:rPr>
-              <w:t>3</w:t>
-            </w:r>
-            <w:r>
-              <w:rPr>
-                <w:rFonts w:ascii="Times New Roman" w:eastAsia="仿宋" w:hAnsi="Times New Roman"/>
-                <w:sz w:val="24"/>
-                <w:szCs w:val="24"/>
-              </w:rPr>
-              <w:t>0</w:t>
-            </w:r>
-            <w:r>
-              <w:rPr>
-                <w:rFonts w:ascii="Times New Roman" w:eastAsia="仿宋" w:hAnsi="Times New Roman" w:hint="eastAsia"/>
-                <w:sz w:val="24"/>
-                <w:szCs w:val="24"/>
-              </w:rPr>
-              <w:t>篇，申请</w:t>
-            </w:r>
-            <w:r>
-              <w:rPr>
-                <w:rFonts w:ascii="Times New Roman" w:eastAsia="仿宋" w:hAnsi="Times New Roman" w:hint="eastAsia"/>
-                <w:sz w:val="24"/>
-                <w:szCs w:val="24"/>
-              </w:rPr>
-              <w:t>或授权</w:t>
-            </w:r>
-            <w:r>
-              <w:rPr>
-                <w:rFonts w:ascii="Times New Roman" w:eastAsia="仿宋" w:hAnsi="Times New Roman" w:hint="eastAsia"/>
-                <w:sz w:val="24"/>
-                <w:szCs w:val="24"/>
-              </w:rPr>
-              <w:t>发明专利</w:t>
-            </w:r>
-            <w:r>
-              <w:rPr>
-                <w:rFonts w:ascii="Times New Roman" w:eastAsia="仿宋" w:hAnsi="Times New Roman"/>
-                <w:sz w:val="24"/>
-                <w:szCs w:val="24"/>
-              </w:rPr>
-              <w:t>1</w:t>
-            </w:r>
-            <w:r>
-              <w:rPr>
-                <w:rFonts w:ascii="Times New Roman" w:eastAsia="仿宋" w:hAnsi="Times New Roman"/>
-                <w:sz w:val="24"/>
-                <w:szCs w:val="24"/>
-              </w:rPr>
-              <w:t>6</w:t>
-            </w:r>
-            <w:r>
-              <w:rPr>
-                <w:rFonts w:ascii="Times New Roman" w:eastAsia="仿宋" w:hAnsi="Times New Roman" w:hint="eastAsia"/>
-                <w:sz w:val="24"/>
-                <w:szCs w:val="24"/>
-              </w:rPr>
-              <w:t>项。</w:t>
-            </w:r>
-          </w:p>
-          <w:p>
-            <w:pPr>
-              <w:pStyle w:val="a3"/>
-              <w:numPr>
-                <w:ilvl w:val="0"/>
-                <w:numId w:val="28"/>
-              </w:numPr>
-              <w:adjustRightInd w:val="0"/>
-              <w:snapToGrid w:val="0"/>
-              <w:ind w:left="0" w:firstLineChars="0" w:firstLine="0"/>
-              <w:rPr>
-                <w:rFonts w:ascii="Times New Roman" w:eastAsia="仿宋" w:hAnsi="Times New Roman"/>
-                <w:sz w:val="24"/>
-                <w:szCs w:val="24"/>
-              </w:rPr>
-            </w:pPr>
-            <w:r>
-              <w:rPr>
-                <w:rFonts w:ascii="Times New Roman" w:eastAsia="仿宋" w:hAnsi="Times New Roman" w:hint="eastAsia"/>
-                <w:b/>
-                <w:bCs/>
-                <w:sz w:val="24"/>
-                <w:szCs w:val="24"/>
-              </w:rPr>
-              <w:t>招生专业：</w:t>
-            </w:r>
-            <w:r>
-              <w:rPr>
-                <w:rFonts w:ascii="Times New Roman" w:eastAsia="仿宋" w:hAnsi="Times New Roman" w:hint="eastAsia"/>
-                <w:sz w:val="24"/>
-                <w:szCs w:val="24"/>
-              </w:rPr>
-              <w:t>0</w:t>
-            </w:r>
-            <w:r>
-              <w:rPr>
-                <w:rFonts w:ascii="Times New Roman" w:eastAsia="仿宋" w:hAnsi="Times New Roman"/>
-                <w:sz w:val="24"/>
-                <w:szCs w:val="24"/>
-              </w:rPr>
-              <w:t>81401</w:t>
-            </w:r>
-            <w:r>
-              <w:rPr>
-                <w:rFonts w:ascii="Times New Roman" w:eastAsia="仿宋" w:hAnsi="Times New Roman" w:hint="eastAsia"/>
-                <w:sz w:val="24"/>
-                <w:szCs w:val="24"/>
-              </w:rPr>
-              <w:t>岩土工程学硕、</w:t>
-            </w:r>
-            <w:r>
-              <w:rPr>
-                <w:rFonts w:ascii="Times New Roman" w:eastAsia="仿宋" w:hAnsi="Times New Roman"/>
-                <w:sz w:val="24"/>
-                <w:szCs w:val="24"/>
-              </w:rPr>
-              <w:t>085901</w:t>
-            </w:r>
-            <w:r>
-              <w:rPr>
-                <w:rFonts w:ascii="Times New Roman" w:eastAsia="仿宋" w:hAnsi="Times New Roman" w:hint="eastAsia"/>
-                <w:sz w:val="24"/>
-                <w:szCs w:val="24"/>
-              </w:rPr>
-              <w:t>土木工程专硕</w:t>
-            </w:r>
-            <w:r>
-              <w:rPr>
-                <w:rFonts w:ascii="Times New Roman" w:eastAsia="仿宋" w:hAnsi="Times New Roman" w:hint="eastAsia"/>
-                <w:sz w:val="24"/>
-                <w:szCs w:val="24"/>
-              </w:rPr>
-              <w:t>，</w:t>
-            </w:r>
-            <w:r>
-              <w:rPr>
-                <w:rFonts w:ascii="Times New Roman" w:eastAsia="仿宋" w:hAnsi="Times New Roman" w:hint="eastAsia"/>
-                <w:sz w:val="24"/>
-                <w:szCs w:val="24"/>
-              </w:rPr>
-              <w:t>重视</w:t>
-            </w:r>
-            <w:r>
-              <w:rPr>
-                <w:rFonts w:ascii="Times New Roman" w:eastAsia="仿宋" w:hAnsi="Times New Roman" w:hint="eastAsia"/>
-                <w:sz w:val="24"/>
-                <w:szCs w:val="24"/>
-              </w:rPr>
-              <w:t>学科交叉</w:t>
-            </w:r>
-            <w:r>
-              <w:rPr>
-                <w:rFonts w:ascii="Times New Roman" w:eastAsia="仿宋" w:hAnsi="Times New Roman" w:hint="eastAsia"/>
-                <w:sz w:val="24"/>
-                <w:szCs w:val="24"/>
-              </w:rPr>
-              <w:t>，致力于培养“土木</w:t>
-            </w:r>
-            <w:r>
-              <w:rPr>
-                <w:rFonts w:ascii="Times New Roman" w:eastAsia="仿宋" w:hAnsi="Times New Roman" w:hint="eastAsia"/>
-                <w:sz w:val="24"/>
-                <w:szCs w:val="24"/>
-              </w:rPr>
-              <w:t>+A</w:t>
-            </w:r>
-            <w:r>
-              <w:rPr>
-                <w:rFonts w:ascii="Times New Roman" w:eastAsia="仿宋" w:hAnsi="Times New Roman"/>
-                <w:sz w:val="24"/>
-                <w:szCs w:val="24"/>
-              </w:rPr>
-              <w:t>I</w:t>
-            </w:r>
-            <w:r>
-              <w:rPr>
-                <w:rFonts w:ascii="Times New Roman" w:eastAsia="仿宋" w:hAnsi="Times New Roman" w:hint="eastAsia"/>
-                <w:sz w:val="24"/>
-                <w:szCs w:val="24"/>
-              </w:rPr>
-              <w:t>”复合型人才</w:t>
-            </w:r>
-          </w:p>
-          <w:p>
-            <w:pPr>
-              <w:pStyle w:val="a3"/>
-              <w:numPr>
-                <w:ilvl w:val="0"/>
-                <w:numId w:val="28"/>
-              </w:numPr>
-              <w:adjustRightInd w:val="0"/>
-              <w:snapToGrid w:val="0"/>
-              <w:ind w:left="0" w:firstLineChars="0" w:firstLine="0"/>
-              <w:rPr>
-                <w:rFonts w:ascii="Times New Roman" w:eastAsia="仿宋" w:hAnsi="Times New Roman"/>
-                <w:sz w:val="24"/>
-                <w:szCs w:val="24"/>
-              </w:rPr>
-            </w:pPr>
-            <w:r>
-              <w:rPr>
-                <w:rFonts w:ascii="Times New Roman" w:eastAsia="仿宋" w:hAnsi="Times New Roman" w:hint="eastAsia"/>
-                <w:b/>
-                <w:bCs/>
-                <w:sz w:val="24"/>
-                <w:szCs w:val="24"/>
-              </w:rPr>
-              <w:t>个人主页：</w:t>
-            </w:r>
-            <w:r>
-              <w:rPr>
-                <w:rFonts w:ascii="Times New Roman" w:eastAsia="仿宋" w:hAnsi="Times New Roman"/>
-                <w:sz w:val="24"/>
-                <w:szCs w:val="24"/>
-              </w:rPr>
-              <w:t>https://linwei0763.github.io/</w:t>
-            </w:r>
-          </w:p>
-          <w:p>
-            <w:pPr>
-              <w:pStyle w:val="a3"/>
-              <w:numPr>
-                <w:ilvl w:val="0"/>
-                <w:numId w:val="28"/>
-              </w:numPr>
-              <w:adjustRightInd w:val="0"/>
-              <w:snapToGrid w:val="0"/>
-              <w:ind w:left="0" w:firstLineChars="0" w:firstLine="0"/>
-              <w:rPr>
-                <w:rFonts w:ascii="Times New Roman" w:eastAsia="仿宋" w:hAnsi="Times New Roman"/>
-                <w:sz w:val="24"/>
-                <w:szCs w:val="24"/>
-              </w:rPr>
-            </w:pPr>
-            <w:r>
-              <w:rPr>
-                <w:rFonts w:ascii="Times New Roman" w:eastAsia="仿宋" w:hAnsi="Times New Roman" w:hint="eastAsia"/>
-                <w:b/>
-                <w:bCs/>
-                <w:sz w:val="24"/>
-                <w:szCs w:val="24"/>
-              </w:rPr>
-              <w:t>谷歌学术：</w:t>
-            </w:r>
-            <w:r>
-              <w:rPr>
-                <w:rFonts w:ascii="Times New Roman" w:eastAsia="仿宋" w:hAnsi="Times New Roman"/>
-                <w:sz w:val="24"/>
-                <w:szCs w:val="24"/>
-              </w:rPr>
-              <w:t>https://scholar.google.com/citations?user=sqagIuoAAAAJ</w:t>
-            </w:r>
-          </w:p>
-        </w:tc>
-        <w:tc>
-          <w:tcPr>
-            <w:tcW w:w="0" w:type="auto"/>
-            <w:vMerge/>
-          </w:tcPr>
-          <w:p>
-            <w:pPr>
-              <w:adjustRightInd w:val="0"/>
-              <w:snapToGrid w:val="0"/>
-              <w:jc w:val="right"/>
-              <w:rPr>
-                <w:noProof/>
-              </w:rPr>
-            </w:pPr>
-          </w:p>
-        </w:tc>
-      </w:tr>
-      <w:tr>
-        <w:tc>
-          <w:tcPr>
-            <w:tcW w:w="0" w:type="auto"/>
             <w:gridSpan w:val="2"/>
           </w:tcPr>
           <w:p>
@@ -729,56 +504,6 @@
                 <w:sz w:val="24"/>
                 <w:szCs w:val="24"/>
               </w:rPr>
-              <w:t>职</w:t>
-            </w:r>
-            <w:r>
-              <w:rPr>
-                <w:rFonts w:ascii="Times New Roman" w:eastAsia="仿宋" w:hAnsi="Times New Roman" w:hint="eastAsia"/>
-                <w:b/>
-                <w:bCs/>
-                <w:sz w:val="24"/>
-                <w:szCs w:val="24"/>
-              </w:rPr>
-              <w:t xml:space="preserve">　　</w:t>
-            </w:r>
-            <w:r>
-              <w:rPr>
-                <w:rFonts w:ascii="Times New Roman" w:eastAsia="仿宋" w:hAnsi="Times New Roman" w:hint="eastAsia"/>
-                <w:b/>
-                <w:bCs/>
-                <w:sz w:val="24"/>
-                <w:szCs w:val="24"/>
-              </w:rPr>
-              <w:t>称：</w:t>
-            </w:r>
-            <w:r>
-              <w:rPr>
-                <w:rFonts w:ascii="Times New Roman" w:eastAsia="仿宋" w:hAnsi="Times New Roman" w:hint="eastAsia"/>
-                <w:sz w:val="24"/>
-                <w:szCs w:val="24"/>
-              </w:rPr>
-              <w:t>副教授</w:t>
-            </w:r>
-          </w:p>
-          <w:p>
-            <w:pPr>
-              <w:adjustRightInd w:val="0"/>
-              <w:snapToGrid w:val="0"/>
-              <w:jc w:val="left"/>
-              <w:rPr>
-                <w:rFonts w:ascii="Times New Roman" w:eastAsia="仿宋" w:hAnsi="Times New Roman"/>
-                <w:sz w:val="24"/>
-                <w:szCs w:val="24"/>
-              </w:rPr>
-            </w:pPr>
-            <w:r>
-              <w:rPr>
-                <w:rFonts w:ascii="Times New Roman" w:eastAsia="仿宋" w:hAnsi="Times New Roman" w:hint="eastAsia"/>
-                <w:b/>
-                <w:bCs/>
-                <w:sz w:val="24"/>
-                <w:szCs w:val="24"/>
-              </w:rPr>
               <w:t>通讯地址：</w:t>
             </w:r>
             <w:r>
@@ -787,15 +512,7 @@
                 <w:sz w:val="24"/>
                 <w:szCs w:val="24"/>
               </w:rPr>
-              <w:t>福建省</w:t>
-            </w:r>
-            <w:r>
-              <w:rPr>
-                <w:rFonts w:ascii="Times New Roman" w:eastAsia="仿宋" w:hAnsi="Times New Roman" w:hint="eastAsia"/>
-                <w:sz w:val="24"/>
-                <w:szCs w:val="24"/>
-              </w:rPr>
-              <w:t>福州市福州大学城乌龙江北大道</w:t>
+              <w:t>福建省福州市福州大学城乌龙江北大道</w:t>
             </w:r>
             <w:r>
               <w:rPr>
@@ -1018,8 +735,8 @@
                 <w:rFonts w:ascii="Times New Roman" w:eastAsia="仿宋" w:hAnsi="Times New Roman"/>
                 <w:b/>
                 <w:bCs/>
-                <w:sz w:val="32"/>
-                <w:szCs w:val="32"/>
+                <w:sz w:val="24"/>
+                <w:szCs w:val="24"/>
               </w:rPr>
             </w:pPr>
             <w:r>
@@ -1028,8 +745,8 @@
                 <w:b/>
                 <w:bCs/>
                 <w:color w:val="0070C0"/>
-                <w:sz w:val="32"/>
-                <w:szCs w:val="32"/>
+                <w:sz w:val="24"/>
+                <w:szCs w:val="24"/>
               </w:rPr>
               <w:t>教育经历</w:t>
             </w:r>
@@ -1378,8 +1095,8 @@
                 <w:rFonts w:ascii="Times New Roman" w:eastAsia="仿宋" w:hAnsi="Times New Roman"/>
                 <w:b/>
                 <w:bCs/>
-                <w:sz w:val="32"/>
-                <w:szCs w:val="32"/>
+                <w:sz w:val="24"/>
+                <w:szCs w:val="24"/>
               </w:rPr>
             </w:pPr>
             <w:r>
@@ -1388,8 +1105,8 @@
                 <w:b/>
                 <w:bCs/>
                 <w:color w:val="0070C0"/>
-                <w:sz w:val="32"/>
-                <w:szCs w:val="32"/>
+                <w:sz w:val="24"/>
+                <w:szCs w:val="24"/>
               </w:rPr>
               <w:t>工作</w:t>
             </w:r>
@@ -1399,8 +1116,8 @@
                 <w:b/>
                 <w:bCs/>
                 <w:color w:val="0070C0"/>
-                <w:sz w:val="32"/>
-                <w:szCs w:val="32"/>
+                <w:sz w:val="24"/>
+                <w:szCs w:val="24"/>
               </w:rPr>
               <w:t>经历</w:t>
             </w:r>
@@ -1624,8 +1341,8 @@
                 <w:rFonts w:ascii="Times New Roman" w:eastAsia="仿宋" w:hAnsi="Times New Roman"/>
                 <w:b/>
                 <w:bCs/>
-                <w:sz w:val="32"/>
-                <w:szCs w:val="32"/>
+                <w:sz w:val="24"/>
+                <w:szCs w:val="24"/>
               </w:rPr>
             </w:pPr>
             <w:r>
@@ -1634,8 +1351,8 @@
                 <w:b/>
                 <w:bCs/>
                 <w:color w:val="0070C0"/>
-                <w:sz w:val="32"/>
-                <w:szCs w:val="32"/>
+                <w:sz w:val="24"/>
+                <w:szCs w:val="24"/>
               </w:rPr>
               <w:t>荣誉奖励</w:t>
             </w:r>
@@ -2398,8 +2115,8 @@
                 <w:b/>
                 <w:bCs/>
                 <w:color w:val="0070C0"/>
-                <w:sz w:val="32"/>
-                <w:szCs w:val="32"/>
+                <w:sz w:val="24"/>
+                <w:szCs w:val="24"/>
               </w:rPr>
             </w:pPr>
             <w:r>
@@ -2408,8 +2125,8 @@
                 <w:b/>
                 <w:bCs/>
                 <w:color w:val="0070C0"/>
-                <w:sz w:val="32"/>
-                <w:szCs w:val="32"/>
+                <w:sz w:val="24"/>
+                <w:szCs w:val="24"/>
               </w:rPr>
               <w:t>研究课题</w:t>
             </w:r>
@@ -2447,7 +2164,6 @@
                 <w:sz w:val="24"/>
                 <w:szCs w:val="24"/>
               </w:rPr>
-              <w:lastRenderedPageBreak/>
               <w:t>国家自然科学基金委员会，青年科学基金项目（</w:t>
             </w:r>
             <w:r>
@@ -2585,23 +2301,7 @@
                 <w:sz w:val="24"/>
                 <w:szCs w:val="24"/>
               </w:rPr>
-              <w:t>，</w:t>
-            </w:r>
-            <w:r>
-              <w:rPr>
-                <w:rFonts w:ascii="Times New Roman" w:eastAsia="仿宋" w:hAnsi="Times New Roman" w:hint="eastAsia"/>
-                <w:sz w:val="24"/>
-                <w:szCs w:val="24"/>
-              </w:rPr>
-              <w:t>隧道施工计算机视觉智能感知机理和方法</w:t>
-            </w:r>
-            <w:r>
-              <w:rPr>
-                <w:rFonts w:ascii="Times New Roman" w:eastAsia="仿宋" w:hAnsi="Times New Roman" w:hint="eastAsia"/>
-                <w:sz w:val="24"/>
-                <w:szCs w:val="24"/>
-              </w:rPr>
-              <w:t>，</w:t>
+              <w:t>，隧道施工计算机视觉智能感知机理和方法，</w:t>
             </w:r>
             <w:r>
               <w:rPr>
@@ -2657,31 +2357,7 @@
                 <w:sz w:val="24"/>
                 <w:szCs w:val="24"/>
               </w:rPr>
-              <w:t>–202</w:t>
-            </w:r>
-            <w:r>
-              <w:rPr>
-                <w:rFonts w:ascii="Times New Roman" w:eastAsia="仿宋" w:hAnsi="Times New Roman"/>
-                <w:sz w:val="24"/>
-                <w:szCs w:val="24"/>
-              </w:rPr>
-              <w:t>7</w:t>
-            </w:r>
-            <w:r>
-              <w:rPr>
-                <w:rFonts w:ascii="Times New Roman" w:eastAsia="仿宋" w:hAnsi="Times New Roman"/>
-                <w:sz w:val="24"/>
-                <w:szCs w:val="24"/>
-              </w:rPr>
-              <w:t>.</w:t>
-            </w:r>
-            <w:r>
-              <w:rPr>
-                <w:rFonts w:ascii="Times New Roman" w:eastAsia="仿宋" w:hAnsi="Times New Roman"/>
-                <w:sz w:val="24"/>
-                <w:szCs w:val="24"/>
-              </w:rPr>
-              <w:t>1</w:t>
+              <w:t>–2027.1</w:t>
             </w:r>
             <w:r>
               <w:rPr>
@@ -2722,31 +2398,8 @@
                 <w:sz w:val="24"/>
                 <w:szCs w:val="24"/>
               </w:rPr>
-              <w:t>国家留学基金管理委员会</w:t>
-            </w:r>
-            <w:r>
-              <w:rPr>
-                <w:rFonts w:ascii="Times New Roman" w:eastAsia="仿宋" w:hAnsi="Times New Roman" w:hint="eastAsia"/>
-                <w:sz w:val="24"/>
-                <w:szCs w:val="24"/>
-              </w:rPr>
-              <w:t>，</w:t>
-            </w:r>
-            <w:r>
-              <w:rPr>
-                <w:rFonts w:ascii="Times New Roman" w:eastAsia="仿宋" w:hAnsi="Times New Roman" w:hint="eastAsia"/>
-                <w:sz w:val="24"/>
-                <w:szCs w:val="24"/>
-              </w:rPr>
-              <w:t>国家建设高水平大学公派研究生项目</w:t>
-            </w:r>
-            <w:r>
-              <w:rPr>
-                <w:rFonts w:ascii="Times New Roman" w:eastAsia="仿宋" w:hAnsi="Times New Roman" w:hint="eastAsia"/>
-                <w:sz w:val="24"/>
-                <w:szCs w:val="24"/>
-              </w:rPr>
-              <w:t>，</w:t>
+              <w:lastRenderedPageBreak/>
+              <w:t>国家留学基金管理委员会，国家建设高水平大学公派研究生项目，</w:t>
             </w:r>
             <w:r>
               <w:rPr>
@@ -2859,31 +2512,7 @@
                 <w:sz w:val="24"/>
                 <w:szCs w:val="24"/>
               </w:rPr>
-              <w:t>上海市教育委员会</w:t>
-            </w:r>
-            <w:r>
-              <w:rPr>
-                <w:rFonts w:ascii="Times New Roman" w:eastAsia="仿宋" w:hAnsi="Times New Roman" w:hint="eastAsia"/>
-                <w:sz w:val="24"/>
-                <w:szCs w:val="24"/>
-              </w:rPr>
-              <w:t>，</w:t>
-            </w:r>
-            <w:r>
-              <w:rPr>
-                <w:rFonts w:ascii="Times New Roman" w:eastAsia="仿宋" w:hAnsi="Times New Roman" w:hint="eastAsia"/>
-                <w:sz w:val="24"/>
-                <w:szCs w:val="24"/>
-              </w:rPr>
-              <w:t>上海市大学生创新创业训练计划项目</w:t>
-            </w:r>
-            <w:r>
-              <w:rPr>
-                <w:rFonts w:ascii="Times New Roman" w:eastAsia="仿宋" w:hAnsi="Times New Roman" w:hint="eastAsia"/>
-                <w:sz w:val="24"/>
-                <w:szCs w:val="24"/>
-              </w:rPr>
-              <w:t>，</w:t>
+              <w:t>上海市教育委员会，上海市大学生创新创业训练计划项目，</w:t>
             </w:r>
             <w:r>
               <w:rPr>
@@ -2899,23 +2528,7 @@
                 <w:sz w:val="24"/>
                 <w:szCs w:val="24"/>
               </w:rPr>
-              <w:t>，</w:t>
-            </w:r>
-            <w:r>
-              <w:rPr>
-                <w:rFonts w:ascii="Times New Roman" w:eastAsia="仿宋" w:hAnsi="Times New Roman" w:hint="eastAsia"/>
-                <w:sz w:val="24"/>
-                <w:szCs w:val="24"/>
-              </w:rPr>
-              <w:t>橡胶支座在装配式建筑墙板节点处的应用</w:t>
-            </w:r>
-            <w:r>
-              <w:rPr>
-                <w:rFonts w:ascii="Times New Roman" w:eastAsia="仿宋" w:hAnsi="Times New Roman" w:hint="eastAsia"/>
-                <w:sz w:val="24"/>
-                <w:szCs w:val="24"/>
-              </w:rPr>
-              <w:t>，</w:t>
+              <w:t>，橡胶支座在装配式建筑墙板节点处的应用，</w:t>
             </w:r>
             <w:r>
               <w:rPr>
@@ -2972,15 +2585,7 @@
                 <w:sz w:val="24"/>
                 <w:szCs w:val="24"/>
               </w:rPr>
-              <w:t>国家自然科学基金委员会，</w:t>
-            </w:r>
-            <w:r>
-              <w:rPr>
-                <w:rFonts w:ascii="Times New Roman" w:eastAsia="仿宋" w:hAnsi="Times New Roman" w:hint="eastAsia"/>
-                <w:sz w:val="24"/>
-                <w:szCs w:val="24"/>
-              </w:rPr>
-              <w:t>面上项目</w:t>
+              <w:t>国家自然科学基金委员会，面上项目</w:t>
             </w:r>
             <w:r>
               <w:rPr>
@@ -3052,23 +2657,7 @@
                 <w:sz w:val="24"/>
                 <w:szCs w:val="24"/>
               </w:rPr>
-              <w:t>2027.01–20</w:t>
-            </w:r>
-            <w:r>
-              <w:rPr>
-                <w:rFonts w:ascii="Times New Roman" w:eastAsia="仿宋" w:hAnsi="Times New Roman"/>
-                <w:sz w:val="24"/>
-                <w:szCs w:val="24"/>
-              </w:rPr>
-              <w:t>30</w:t>
-            </w:r>
-            <w:r>
-              <w:rPr>
-                <w:rFonts w:ascii="Times New Roman" w:eastAsia="仿宋" w:hAnsi="Times New Roman"/>
-                <w:sz w:val="24"/>
-                <w:szCs w:val="24"/>
-              </w:rPr>
-              <w:t>.12</w:t>
+              <w:t>2027.01–2030.12</w:t>
             </w:r>
             <w:r>
               <w:rPr>
@@ -3101,31 +2690,7 @@
                 <w:sz w:val="24"/>
                 <w:szCs w:val="24"/>
               </w:rPr>
-              <w:t>中华人民共和国科学技术部</w:t>
-            </w:r>
-            <w:r>
-              <w:rPr>
-                <w:rFonts w:ascii="Times New Roman" w:eastAsia="仿宋" w:hAnsi="Times New Roman" w:hint="eastAsia"/>
-                <w:sz w:val="24"/>
-                <w:szCs w:val="24"/>
-              </w:rPr>
-              <w:t>，</w:t>
-            </w:r>
-            <w:r>
-              <w:rPr>
-                <w:rFonts w:ascii="Times New Roman" w:eastAsia="仿宋" w:hAnsi="Times New Roman" w:hint="eastAsia"/>
-                <w:sz w:val="24"/>
-                <w:szCs w:val="24"/>
-              </w:rPr>
-              <w:t>国家重点研发计划课题</w:t>
-            </w:r>
-            <w:r>
-              <w:rPr>
-                <w:rFonts w:ascii="Times New Roman" w:eastAsia="仿宋" w:hAnsi="Times New Roman" w:hint="eastAsia"/>
-                <w:sz w:val="24"/>
-                <w:szCs w:val="24"/>
-              </w:rPr>
-              <w:t>，</w:t>
+              <w:t>中华人民共和国科学技术部，国家重点研发计划课题，</w:t>
             </w:r>
             <w:r>
               <w:rPr>
@@ -3141,23 +2706,7 @@
                 <w:sz w:val="24"/>
                 <w:szCs w:val="24"/>
               </w:rPr>
-              <w:t>，</w:t>
-            </w:r>
-            <w:r>
-              <w:rPr>
-                <w:rFonts w:ascii="Times New Roman" w:eastAsia="仿宋" w:hAnsi="Times New Roman" w:hint="eastAsia"/>
-                <w:sz w:val="24"/>
-                <w:szCs w:val="24"/>
-              </w:rPr>
-              <w:t>城市大型地下基础设施智能暗挖建造新方法与扰动力学机理</w:t>
-            </w:r>
-            <w:r>
-              <w:rPr>
-                <w:rFonts w:ascii="Times New Roman" w:eastAsia="仿宋" w:hAnsi="Times New Roman" w:hint="eastAsia"/>
-                <w:sz w:val="24"/>
-                <w:szCs w:val="24"/>
-              </w:rPr>
-              <w:t>，参与</w:t>
+              <w:t>，城市大型地下基础设施智能暗挖建造新方法与扰动力学机理，参与</w:t>
             </w:r>
           </w:p>
           <w:p>
@@ -3190,6 +2739,22 @@
                 <w:sz w:val="24"/>
                 <w:szCs w:val="24"/>
               </w:rPr>
+              <w:t>，国家重点研发计划课题，</w:t>
+            </w:r>
+            <w:r>
+              <w:rPr>
+                <w:rFonts w:ascii="Times New Roman" w:eastAsia="仿宋" w:hAnsi="Times New Roman"/>
+                <w:sz w:val="24"/>
+                <w:szCs w:val="24"/>
+              </w:rPr>
+              <w:t>2023YFC3806702</w:t>
+            </w:r>
+            <w:r>
+              <w:rPr>
+                <w:rFonts w:ascii="Times New Roman" w:eastAsia="仿宋" w:hAnsi="Times New Roman"/>
+                <w:sz w:val="24"/>
+                <w:szCs w:val="24"/>
+              </w:rPr>
               <w:t>，</w:t>
             </w:r>
             <w:r>
@@ -3198,47 +2763,7 @@
                 <w:sz w:val="24"/>
                 <w:szCs w:val="24"/>
               </w:rPr>
-              <w:t>国家重点研发计划课题</w:t>
-            </w:r>
-            <w:r>
-              <w:rPr>
-                <w:rFonts w:ascii="Times New Roman" w:eastAsia="仿宋" w:hAnsi="Times New Roman" w:hint="eastAsia"/>
-                <w:sz w:val="24"/>
-                <w:szCs w:val="24"/>
-              </w:rPr>
-              <w:t>，</w:t>
-            </w:r>
-            <w:r>
-              <w:rPr>
-                <w:rFonts w:ascii="Times New Roman" w:eastAsia="仿宋" w:hAnsi="Times New Roman"/>
-                <w:sz w:val="24"/>
-                <w:szCs w:val="24"/>
-              </w:rPr>
-              <w:t>2023YFC3806702</w:t>
-            </w:r>
-            <w:r>
-              <w:rPr>
-                <w:rFonts w:ascii="Times New Roman" w:eastAsia="仿宋" w:hAnsi="Times New Roman"/>
-                <w:sz w:val="24"/>
-                <w:szCs w:val="24"/>
-              </w:rPr>
-              <w:t>，</w:t>
-            </w:r>
-            <w:r>
-              <w:rPr>
-                <w:rFonts w:ascii="Times New Roman" w:eastAsia="仿宋" w:hAnsi="Times New Roman" w:hint="eastAsia"/>
-                <w:sz w:val="24"/>
-                <w:szCs w:val="24"/>
-              </w:rPr>
-              <w:t>城市地下新型暗挖结构设计及地层适应性优化提升方法</w:t>
-            </w:r>
-            <w:r>
-              <w:rPr>
-                <w:rFonts w:ascii="Times New Roman" w:eastAsia="仿宋" w:hAnsi="Times New Roman" w:hint="eastAsia"/>
-                <w:sz w:val="24"/>
-                <w:szCs w:val="24"/>
-              </w:rPr>
-              <w:t>，参与</w:t>
+              <w:t>城市地下新型暗挖结构设计及地层适应性优化提升方法，参与</w:t>
             </w:r>
           </w:p>
           <w:p>
@@ -3310,11 +2835,19 @@
                 <w:sz w:val="24"/>
                 <w:szCs w:val="24"/>
               </w:rPr>
-              <w:t>中华人民共和国科学技术部</w:t>
-            </w:r>
-            <w:r>
-              <w:rPr>
-                <w:rFonts w:ascii="Times New Roman" w:eastAsia="仿宋" w:hAnsi="Times New Roman" w:hint="eastAsia"/>
+              <w:t>中华人民共和国科学技术部，国家重点研发计划课题，</w:t>
+            </w:r>
+            <w:r>
+              <w:rPr>
+                <w:rFonts w:ascii="Times New Roman" w:eastAsia="仿宋" w:hAnsi="Times New Roman"/>
+                <w:sz w:val="24"/>
+                <w:szCs w:val="24"/>
+              </w:rPr>
+              <w:t>2019YFC0605103</w:t>
+            </w:r>
+            <w:r>
+              <w:rPr>
+                <w:rFonts w:ascii="Times New Roman" w:eastAsia="仿宋" w:hAnsi="Times New Roman"/>
                 <w:sz w:val="24"/>
                 <w:szCs w:val="24"/>
               </w:rPr>
@@ -3326,47 +2859,7 @@
                 <w:sz w:val="24"/>
                 <w:szCs w:val="24"/>
               </w:rPr>
-              <w:t>国家重点研发计划课题</w:t>
-            </w:r>
-            <w:r>
-              <w:rPr>
-                <w:rFonts w:ascii="Times New Roman" w:eastAsia="仿宋" w:hAnsi="Times New Roman" w:hint="eastAsia"/>
-                <w:sz w:val="24"/>
-                <w:szCs w:val="24"/>
-              </w:rPr>
-              <w:t>，</w:t>
-            </w:r>
-            <w:r>
-              <w:rPr>
-                <w:rFonts w:ascii="Times New Roman" w:eastAsia="仿宋" w:hAnsi="Times New Roman"/>
-                <w:sz w:val="24"/>
-                <w:szCs w:val="24"/>
-              </w:rPr>
-              <w:t>2019YFC0605103</w:t>
-            </w:r>
-            <w:r>
-              <w:rPr>
-                <w:rFonts w:ascii="Times New Roman" w:eastAsia="仿宋" w:hAnsi="Times New Roman"/>
-                <w:sz w:val="24"/>
-                <w:szCs w:val="24"/>
-              </w:rPr>
-              <w:t>，</w:t>
-            </w:r>
-            <w:r>
-              <w:rPr>
-                <w:rFonts w:ascii="Times New Roman" w:eastAsia="仿宋" w:hAnsi="Times New Roman" w:hint="eastAsia"/>
-                <w:sz w:val="24"/>
-                <w:szCs w:val="24"/>
-              </w:rPr>
-              <w:t>城市地下空间开挖与周边环境相互影响评估理论及安全控制技术</w:t>
-            </w:r>
-            <w:r>
-              <w:rPr>
-                <w:rFonts w:ascii="Times New Roman" w:eastAsia="仿宋" w:hAnsi="Times New Roman" w:hint="eastAsia"/>
-                <w:sz w:val="24"/>
-                <w:szCs w:val="24"/>
-              </w:rPr>
-              <w:t>，参与</w:t>
+              <w:t>城市地下空间开挖与周边环境相互影响评估理论及安全控制技术，参与</w:t>
             </w:r>
           </w:p>
           <w:p>
@@ -3601,11 +3094,19 @@
                 <w:sz w:val="24"/>
                 <w:szCs w:val="24"/>
               </w:rPr>
-              <w:t>上海市科学技术委员会</w:t>
-            </w:r>
-            <w:r>
-              <w:rPr>
-                <w:rFonts w:ascii="Times New Roman" w:eastAsia="仿宋" w:hAnsi="Times New Roman" w:hint="eastAsia"/>
+              <w:t>上海市科学技术委员会，科技创新行动计划，</w:t>
+            </w:r>
+            <w:r>
+              <w:rPr>
+                <w:rFonts w:ascii="Times New Roman" w:eastAsia="仿宋" w:hAnsi="Times New Roman"/>
+                <w:sz w:val="24"/>
+                <w:szCs w:val="24"/>
+              </w:rPr>
+              <w:t>20DZ1202004</w:t>
+            </w:r>
+            <w:r>
+              <w:rPr>
+                <w:rFonts w:ascii="Times New Roman" w:eastAsia="仿宋" w:hAnsi="Times New Roman"/>
                 <w:sz w:val="24"/>
                 <w:szCs w:val="24"/>
               </w:rPr>
@@ -3617,47 +3118,7 @@
                 <w:sz w:val="24"/>
                 <w:szCs w:val="24"/>
               </w:rPr>
-              <w:t>科技创新行动计划</w:t>
-            </w:r>
-            <w:r>
-              <w:rPr>
-                <w:rFonts w:ascii="Times New Roman" w:eastAsia="仿宋" w:hAnsi="Times New Roman" w:hint="eastAsia"/>
-                <w:sz w:val="24"/>
-                <w:szCs w:val="24"/>
-              </w:rPr>
-              <w:t>，</w:t>
-            </w:r>
-            <w:r>
-              <w:rPr>
-                <w:rFonts w:ascii="Times New Roman" w:eastAsia="仿宋" w:hAnsi="Times New Roman"/>
-                <w:sz w:val="24"/>
-                <w:szCs w:val="24"/>
-              </w:rPr>
-              <w:t>20DZ1202004</w:t>
-            </w:r>
-            <w:r>
-              <w:rPr>
-                <w:rFonts w:ascii="Times New Roman" w:eastAsia="仿宋" w:hAnsi="Times New Roman"/>
-                <w:sz w:val="24"/>
-                <w:szCs w:val="24"/>
-              </w:rPr>
-              <w:t>，</w:t>
-            </w:r>
-            <w:r>
-              <w:rPr>
-                <w:rFonts w:ascii="Times New Roman" w:eastAsia="仿宋" w:hAnsi="Times New Roman" w:hint="eastAsia"/>
-                <w:sz w:val="24"/>
-                <w:szCs w:val="24"/>
-              </w:rPr>
-              <w:t>基于非冗余多维度感知与大数据评估的大型文化场馆智能安全监控技术研究</w:t>
-            </w:r>
-            <w:r>
-              <w:rPr>
-                <w:rFonts w:ascii="Times New Roman" w:eastAsia="仿宋" w:hAnsi="Times New Roman" w:hint="eastAsia"/>
-                <w:sz w:val="24"/>
-                <w:szCs w:val="24"/>
-              </w:rPr>
-              <w:t>，参与</w:t>
+              <w:t>基于非冗余多维度感知与大数据评估的大型文化场馆智能安全监控技术研究，参与</w:t>
             </w:r>
           </w:p>
           <w:p>
@@ -3682,11 +3143,19 @@
                 <w:sz w:val="24"/>
                 <w:szCs w:val="24"/>
               </w:rPr>
-              <w:t>上海市科学技术委员会</w:t>
-            </w:r>
-            <w:r>
-              <w:rPr>
-                <w:rFonts w:ascii="Times New Roman" w:eastAsia="仿宋" w:hAnsi="Times New Roman" w:hint="eastAsia"/>
+              <w:t>上海市科学技术委员会，科技创新行动计划，</w:t>
+            </w:r>
+            <w:r>
+              <w:rPr>
+                <w:rFonts w:ascii="Times New Roman" w:eastAsia="仿宋" w:hAnsi="Times New Roman"/>
+                <w:sz w:val="24"/>
+                <w:szCs w:val="24"/>
+              </w:rPr>
+              <w:t>2017SHZDZX02</w:t>
+            </w:r>
+            <w:r>
+              <w:rPr>
+                <w:rFonts w:ascii="Times New Roman" w:eastAsia="仿宋" w:hAnsi="Times New Roman"/>
                 <w:sz w:val="24"/>
                 <w:szCs w:val="24"/>
               </w:rPr>
@@ -3698,47 +3167,7 @@
                 <w:sz w:val="24"/>
                 <w:szCs w:val="24"/>
               </w:rPr>
-              <w:t>科技创新行动计划</w:t>
-            </w:r>
-            <w:r>
-              <w:rPr>
-                <w:rFonts w:ascii="Times New Roman" w:eastAsia="仿宋" w:hAnsi="Times New Roman" w:hint="eastAsia"/>
-                <w:sz w:val="24"/>
-                <w:szCs w:val="24"/>
-              </w:rPr>
-              <w:t>，</w:t>
-            </w:r>
-            <w:r>
-              <w:rPr>
-                <w:rFonts w:ascii="Times New Roman" w:eastAsia="仿宋" w:hAnsi="Times New Roman"/>
-                <w:sz w:val="24"/>
-                <w:szCs w:val="24"/>
-              </w:rPr>
-              <w:t>2017SHZDZX02</w:t>
-            </w:r>
-            <w:r>
-              <w:rPr>
-                <w:rFonts w:ascii="Times New Roman" w:eastAsia="仿宋" w:hAnsi="Times New Roman"/>
-                <w:sz w:val="24"/>
-                <w:szCs w:val="24"/>
-              </w:rPr>
-              <w:t>，</w:t>
-            </w:r>
-            <w:r>
-              <w:rPr>
-                <w:rFonts w:ascii="Times New Roman" w:eastAsia="仿宋" w:hAnsi="Times New Roman" w:hint="eastAsia"/>
-                <w:sz w:val="24"/>
-                <w:szCs w:val="24"/>
-              </w:rPr>
-              <w:t>城市快速路网基础设施结构快速诊断技术</w:t>
-            </w:r>
-            <w:r>
-              <w:rPr>
-                <w:rFonts w:ascii="Times New Roman" w:eastAsia="仿宋" w:hAnsi="Times New Roman" w:hint="eastAsia"/>
-                <w:sz w:val="24"/>
-                <w:szCs w:val="24"/>
-              </w:rPr>
-              <w:t>，参与</w:t>
+              <w:t>城市快速路网基础设施结构快速诊断技术，参与</w:t>
             </w:r>
           </w:p>
         </w:tc>
@@ -3760,8 +3189,8 @@
                 <w:rFonts w:ascii="Times New Roman" w:eastAsia="仿宋" w:hAnsi="Times New Roman"/>
                 <w:b/>
                 <w:bCs/>
-                <w:sz w:val="32"/>
-                <w:szCs w:val="32"/>
+                <w:sz w:val="24"/>
+                <w:szCs w:val="24"/>
               </w:rPr>
             </w:pPr>
             <w:r>
@@ -3770,9 +3199,10 @@
                 <w:b/>
                 <w:bCs/>
                 <w:color w:val="0070C0"/>
-                <w:sz w:val="32"/>
-                <w:szCs w:val="32"/>
-              </w:rPr>
+                <w:sz w:val="24"/>
+                <w:szCs w:val="24"/>
+              </w:rPr>
+              <w:lastRenderedPageBreak/>
               <w:t>学术</w:t>
             </w:r>
             <w:r>
@@ -3781,8 +3211,8 @@
                 <w:b/>
                 <w:bCs/>
                 <w:color w:val="0070C0"/>
-                <w:sz w:val="32"/>
-                <w:szCs w:val="32"/>
+                <w:sz w:val="24"/>
+                <w:szCs w:val="24"/>
               </w:rPr>
               <w:t>成果</w:t>
             </w:r>
@@ -4586,7 +4016,6 @@
                 <w:sz w:val="24"/>
                 <w:szCs w:val="24"/>
               </w:rPr>
-              <w:lastRenderedPageBreak/>
               <w:t>Lin, W.</w:t>
             </w:r>
             <w:r>
@@ -4702,7 +4131,16 @@
                 <w:sz w:val="24"/>
                 <w:szCs w:val="24"/>
               </w:rPr>
-              <w:t xml:space="preserve">, Li, P.*, &amp; Xie, X. (2022). A novel detection and assessment method for operational defects of pipe jacking tunnel based on 3D longitudinal deformation curve: A case study. Sensors, 22, 7648. </w:t>
+              <w:t xml:space="preserve">, Li, P.*, &amp; Xie, X. (2022). A novel detection and assessment method for operational defects of </w:t>
+            </w:r>
+            <w:r>
+              <w:rPr>
+                <w:rFonts w:ascii="Times New Roman" w:eastAsia="仿宋" w:hAnsi="Times New Roman"/>
+                <w:sz w:val="24"/>
+                <w:szCs w:val="24"/>
+              </w:rPr>
+              <w:lastRenderedPageBreak/>
+              <w:t xml:space="preserve">pipe jacking tunnel based on 3D longitudinal deformation curve: A case study. Sensors, 22, 7648. </w:t>
             </w:r>
             <w:r>
               <w:rPr>
@@ -7426,7 +6864,6 @@
                 <w:sz w:val="24"/>
                 <w:szCs w:val="24"/>
               </w:rPr>
-              <w:lastRenderedPageBreak/>
               <w:t>Lin, W.</w:t>
             </w:r>
             <w:r>
@@ -7497,7 +6934,16 @@
                 <w:sz w:val="24"/>
                 <w:szCs w:val="24"/>
               </w:rPr>
-              <w:t xml:space="preserve">, Xie, X.*, Li, P., Xiao, B., Lu, X., Feng, B., Jin, P., &amp; Hu, Y. (2022). Prediction of settlement induced by tidal fluctuation for underwater shield tunnel during service based on historical monitoring data. 2022 8th International Conference on Hydraulic and Civil Engineering: Deep Space Intelligent Development and Utilization Forum (ICHCE), 1042–1047. </w:t>
+              <w:t xml:space="preserve">, Xie, X.*, Li, P., Xiao, B., Lu, X., Feng, B., Jin, P., &amp; Hu, Y. (2022). Prediction of settlement induced by tidal fluctuation for underwater shield tunnel during service based on historical monitoring </w:t>
+            </w:r>
+            <w:r>
+              <w:rPr>
+                <w:rFonts w:ascii="Times New Roman" w:eastAsia="仿宋" w:hAnsi="Times New Roman"/>
+                <w:sz w:val="24"/>
+                <w:szCs w:val="24"/>
+              </w:rPr>
+              <w:lastRenderedPageBreak/>
+              <w:t xml:space="preserve">data. 2022 8th International Conference on Hydraulic and Civil Engineering: Deep Space Intelligent Development and Utilization Forum (ICHCE), 1042–1047. </w:t>
             </w:r>
             <w:r>
               <w:rPr>
@@ -7806,8 +7252,6 @@
                 <w:ilvl w:val="0"/>
                 <w:numId w:val="26"/>
               </w:numPr>
-              <w:adjustRightInd w:val="0"/>
-              <w:snapToGrid w:val="0"/>
               <w:ind w:firstLineChars="0"/>
               <w:rPr>
                 <w:rFonts w:ascii="Times New Roman" w:eastAsia="仿宋" w:hAnsi="Times New Roman"/>
@@ -7855,7 +7299,7 @@
                 <w:sz w:val="24"/>
                 <w:szCs w:val="24"/>
               </w:rPr>
-              <w:t>徐诗涵</w:t>
+              <w:t>施静康</w:t>
             </w:r>
             <w:r>
               <w:rPr>
@@ -7871,7 +7315,7 @@
                 <w:sz w:val="24"/>
                 <w:szCs w:val="24"/>
               </w:rPr>
-              <w:t>黄一韩</w:t>
+              <w:t>骆剑彬</w:t>
             </w:r>
             <w:r>
               <w:rPr>
@@ -7887,7 +7331,39 @@
                 <w:sz w:val="24"/>
                 <w:szCs w:val="24"/>
               </w:rPr>
-              <w:t>林志城</w:t>
+              <w:t>张鹤</w:t>
+            </w:r>
+            <w:r>
+              <w:rPr>
+                <w:rFonts w:ascii="Times New Roman" w:eastAsia="仿宋" w:hAnsi="Times New Roman"/>
+                <w:sz w:val="24"/>
+                <w:szCs w:val="24"/>
+              </w:rPr>
+              <w:t xml:space="preserve">, </w:t>
+            </w:r>
+            <w:r>
+              <w:rPr>
+                <w:rFonts w:ascii="Times New Roman" w:eastAsia="仿宋" w:hAnsi="Times New Roman"/>
+                <w:sz w:val="24"/>
+                <w:szCs w:val="24"/>
+              </w:rPr>
+              <w:t>常佳奇</w:t>
+            </w:r>
+            <w:r>
+              <w:rPr>
+                <w:rFonts w:ascii="Times New Roman" w:eastAsia="仿宋" w:hAnsi="Times New Roman"/>
+                <w:sz w:val="24"/>
+                <w:szCs w:val="24"/>
+              </w:rPr>
+              <w:t xml:space="preserve">, </w:t>
+            </w:r>
+            <w:r>
+              <w:rPr>
+                <w:rFonts w:ascii="Times New Roman" w:eastAsia="仿宋" w:hAnsi="Times New Roman"/>
+                <w:sz w:val="24"/>
+                <w:szCs w:val="24"/>
+              </w:rPr>
+              <w:t>王德兴</w:t>
             </w:r>
             <w:r>
               <w:rPr>
@@ -7903,7 +7379,7 @@
                 <w:sz w:val="24"/>
                 <w:szCs w:val="24"/>
               </w:rPr>
-              <w:t>许辉</w:t>
+              <w:t>朱清怡</w:t>
             </w:r>
             <w:r>
               <w:rPr>
@@ -7919,24 +7395,33 @@
                 <w:sz w:val="24"/>
                 <w:szCs w:val="24"/>
               </w:rPr>
-              <w:t>一种基于深度学习的山岭隧道开挖面渗漏水定量监测方法</w:t>
-            </w:r>
-            <w:r>
-              <w:rPr>
-                <w:rFonts w:ascii="Times New Roman" w:eastAsia="仿宋" w:hAnsi="Times New Roman"/>
-                <w:sz w:val="24"/>
-                <w:szCs w:val="24"/>
-              </w:rPr>
-              <w:t xml:space="preserve"> (Patent No. CN202512026457.0).</w:t>
-            </w:r>
-            <w:r>
-              <w:rPr>
-                <w:rFonts w:ascii="Times New Roman" w:eastAsia="仿宋" w:hAnsi="Times New Roman"/>
-                <w:color w:val="0070C0"/>
-                <w:sz w:val="24"/>
-                <w:szCs w:val="24"/>
-              </w:rPr>
-              <w:t xml:space="preserve"> (</w:t>
+              <w:t>基于物理约束和点云的盾构隧道管片荷载反演神经网络训练方法及装置</w:t>
+            </w:r>
+            <w:r>
+              <w:rPr>
+                <w:rFonts w:ascii="Times New Roman" w:eastAsia="仿宋" w:hAnsi="Times New Roman"/>
+                <w:sz w:val="24"/>
+                <w:szCs w:val="24"/>
+              </w:rPr>
+              <w:t xml:space="preserve"> (Patent No. CN202611602151.3).</w:t>
+            </w:r>
+            <w:r>
+              <w:rPr>
+                <w:rFonts w:ascii="Times New Roman" w:eastAsia="仿宋" w:hAnsi="Times New Roman"/>
+                <w:color w:val="0070C0"/>
+                <w:sz w:val="24"/>
+                <w:szCs w:val="24"/>
+              </w:rPr>
+              <w:t xml:space="preserve"> </w:t>
+            </w:r>
+            <w:r>
+              <w:rPr>
+                <w:rFonts w:ascii="Times New Roman" w:eastAsia="仿宋" w:hAnsi="Times New Roman"/>
+                <w:color w:val="0070C0"/>
+                <w:sz w:val="24"/>
+                <w:szCs w:val="24"/>
+              </w:rPr>
+              <w:t>(</w:t>
             </w:r>
             <w:r>
               <w:rPr>
@@ -8022,6 +7507,54 @@
                 <w:sz w:val="24"/>
                 <w:szCs w:val="24"/>
               </w:rPr>
+              <w:t>施静康</w:t>
+            </w:r>
+            <w:r>
+              <w:rPr>
+                <w:rFonts w:ascii="Times New Roman" w:eastAsia="仿宋" w:hAnsi="Times New Roman"/>
+                <w:sz w:val="24"/>
+                <w:szCs w:val="24"/>
+              </w:rPr>
+              <w:t xml:space="preserve">, </w:t>
+            </w:r>
+            <w:r>
+              <w:rPr>
+                <w:rFonts w:ascii="Times New Roman" w:eastAsia="仿宋" w:hAnsi="Times New Roman"/>
+                <w:sz w:val="24"/>
+                <w:szCs w:val="24"/>
+              </w:rPr>
+              <w:t>常佳奇</w:t>
+            </w:r>
+            <w:r>
+              <w:rPr>
+                <w:rFonts w:ascii="Times New Roman" w:eastAsia="仿宋" w:hAnsi="Times New Roman"/>
+                <w:sz w:val="24"/>
+                <w:szCs w:val="24"/>
+              </w:rPr>
+              <w:t xml:space="preserve">, </w:t>
+            </w:r>
+            <w:r>
+              <w:rPr>
+                <w:rFonts w:ascii="Times New Roman" w:eastAsia="仿宋" w:hAnsi="Times New Roman"/>
+                <w:sz w:val="24"/>
+                <w:szCs w:val="24"/>
+              </w:rPr>
+              <w:t>谢雄耀</w:t>
+            </w:r>
+            <w:r>
+              <w:rPr>
+                <w:rFonts w:ascii="Times New Roman" w:eastAsia="仿宋" w:hAnsi="Times New Roman"/>
+                <w:sz w:val="24"/>
+                <w:szCs w:val="24"/>
+              </w:rPr>
+              <w:t xml:space="preserve">, </w:t>
+            </w:r>
+            <w:r>
+              <w:rPr>
+                <w:rFonts w:ascii="Times New Roman" w:eastAsia="仿宋" w:hAnsi="Times New Roman"/>
+                <w:sz w:val="24"/>
+                <w:szCs w:val="24"/>
+              </w:rPr>
               <w:t>徐诗涵</w:t>
             </w:r>
             <w:r>
@@ -8030,38 +7563,6 @@
                 <w:sz w:val="24"/>
                 <w:szCs w:val="24"/>
               </w:rPr>
-              <w:t xml:space="preserve">, </w:t>
-            </w:r>
-            <w:r>
-              <w:rPr>
-                <w:rFonts w:ascii="Times New Roman" w:eastAsia="仿宋" w:hAnsi="Times New Roman"/>
-                <w:sz w:val="24"/>
-                <w:szCs w:val="24"/>
-              </w:rPr>
-              <w:t>黄一韩</w:t>
-            </w:r>
-            <w:r>
-              <w:rPr>
-                <w:rFonts w:ascii="Times New Roman" w:eastAsia="仿宋" w:hAnsi="Times New Roman"/>
-                <w:sz w:val="24"/>
-                <w:szCs w:val="24"/>
-              </w:rPr>
-              <w:t xml:space="preserve">, </w:t>
-            </w:r>
-            <w:r>
-              <w:rPr>
-                <w:rFonts w:ascii="Times New Roman" w:eastAsia="仿宋" w:hAnsi="Times New Roman"/>
-                <w:sz w:val="24"/>
-                <w:szCs w:val="24"/>
-              </w:rPr>
-              <w:t>林志城</w:t>
-            </w:r>
-            <w:r>
-              <w:rPr>
-                <w:rFonts w:ascii="Times New Roman" w:eastAsia="仿宋" w:hAnsi="Times New Roman"/>
-                <w:sz w:val="24"/>
-                <w:szCs w:val="24"/>
-              </w:rPr>
               <w:t xml:space="preserve">, &amp; </w:t>
             </w:r>
             <w:r>
@@ -8070,7 +7571,7 @@
                 <w:sz w:val="24"/>
                 <w:szCs w:val="24"/>
               </w:rPr>
-              <w:t>许辉</w:t>
+              <w:t>陈明圳</w:t>
             </w:r>
             <w:r>
               <w:rPr>
@@ -8086,24 +7587,33 @@
                 <w:sz w:val="24"/>
                 <w:szCs w:val="24"/>
               </w:rPr>
-              <w:t>一种融合激光和视频数据的山岭隧道渗漏水实时监测方法</w:t>
-            </w:r>
-            <w:r>
-              <w:rPr>
-                <w:rFonts w:ascii="Times New Roman" w:eastAsia="仿宋" w:hAnsi="Times New Roman"/>
-                <w:sz w:val="24"/>
-                <w:szCs w:val="24"/>
-              </w:rPr>
-              <w:t xml:space="preserve"> (Patent No. CN202511733577.8).</w:t>
-            </w:r>
-            <w:r>
-              <w:rPr>
-                <w:rFonts w:ascii="Times New Roman" w:eastAsia="仿宋" w:hAnsi="Times New Roman"/>
-                <w:color w:val="0070C0"/>
-                <w:sz w:val="24"/>
-                <w:szCs w:val="24"/>
-              </w:rPr>
-              <w:t xml:space="preserve"> (</w:t>
+              <w:t>基于图神经网络的盾构隧道力学代理计算方法</w:t>
+            </w:r>
+            <w:r>
+              <w:rPr>
+                <w:rFonts w:ascii="Times New Roman" w:eastAsia="仿宋" w:hAnsi="Times New Roman"/>
+                <w:sz w:val="24"/>
+                <w:szCs w:val="24"/>
+              </w:rPr>
+              <w:t xml:space="preserve"> (Patent No. CN202611601809.9).</w:t>
+            </w:r>
+            <w:r>
+              <w:rPr>
+                <w:rFonts w:ascii="Times New Roman" w:eastAsia="仿宋" w:hAnsi="Times New Roman"/>
+                <w:color w:val="0070C0"/>
+                <w:sz w:val="24"/>
+                <w:szCs w:val="24"/>
+              </w:rPr>
+              <w:t xml:space="preserve"> </w:t>
+            </w:r>
+            <w:r>
+              <w:rPr>
+                <w:rFonts w:ascii="Times New Roman" w:eastAsia="仿宋" w:hAnsi="Times New Roman"/>
+                <w:color w:val="0070C0"/>
+                <w:sz w:val="24"/>
+                <w:szCs w:val="24"/>
+              </w:rPr>
+              <w:t>(</w:t>
             </w:r>
             <w:r>
               <w:rPr>
@@ -8152,22 +7662,6 @@
             <w:r>
               <w:rPr>
                 <w:rFonts w:ascii="Times New Roman" w:eastAsia="仿宋" w:hAnsi="Times New Roman" w:hint="eastAsia"/>
-                <w:sz w:val="24"/>
-                <w:szCs w:val="24"/>
-              </w:rPr>
-              <w:t>关振长</w:t>
-            </w:r>
-            <w:r>
-              <w:rPr>
-                <w:rFonts w:ascii="Times New Roman" w:eastAsia="仿宋" w:hAnsi="Times New Roman"/>
-                <w:sz w:val="24"/>
-                <w:szCs w:val="24"/>
-              </w:rPr>
-              <w:t xml:space="preserve">, </w:t>
-            </w:r>
-            <w:r>
-              <w:rPr>
-                <w:rFonts w:ascii="Times New Roman" w:eastAsia="仿宋" w:hAnsi="Times New Roman"/>
                 <w:b/>
                 <w:bCs/>
                 <w:sz w:val="24"/>
@@ -8189,7 +7683,71 @@
                 <w:sz w:val="24"/>
                 <w:szCs w:val="24"/>
               </w:rPr>
-              <w:t>桂运全</w:t>
+              <w:t>关振长</w:t>
+            </w:r>
+            <w:r>
+              <w:rPr>
+                <w:rFonts w:ascii="Times New Roman" w:eastAsia="仿宋" w:hAnsi="Times New Roman"/>
+                <w:sz w:val="24"/>
+                <w:szCs w:val="24"/>
+              </w:rPr>
+              <w:t xml:space="preserve">, </w:t>
+            </w:r>
+            <w:r>
+              <w:rPr>
+                <w:rFonts w:ascii="Times New Roman" w:eastAsia="仿宋" w:hAnsi="Times New Roman"/>
+                <w:sz w:val="24"/>
+                <w:szCs w:val="24"/>
+              </w:rPr>
+              <w:t>施静康</w:t>
+            </w:r>
+            <w:r>
+              <w:rPr>
+                <w:rFonts w:ascii="Times New Roman" w:eastAsia="仿宋" w:hAnsi="Times New Roman"/>
+                <w:sz w:val="24"/>
+                <w:szCs w:val="24"/>
+              </w:rPr>
+              <w:t xml:space="preserve">, </w:t>
+            </w:r>
+            <w:r>
+              <w:rPr>
+                <w:rFonts w:ascii="Times New Roman" w:eastAsia="仿宋" w:hAnsi="Times New Roman"/>
+                <w:sz w:val="24"/>
+                <w:szCs w:val="24"/>
+              </w:rPr>
+              <w:t>谢雄耀</w:t>
+            </w:r>
+            <w:r>
+              <w:rPr>
+                <w:rFonts w:ascii="Times New Roman" w:eastAsia="仿宋" w:hAnsi="Times New Roman"/>
+                <w:sz w:val="24"/>
+                <w:szCs w:val="24"/>
+              </w:rPr>
+              <w:t xml:space="preserve">, </w:t>
+            </w:r>
+            <w:r>
+              <w:rPr>
+                <w:rFonts w:ascii="Times New Roman" w:eastAsia="仿宋" w:hAnsi="Times New Roman"/>
+                <w:sz w:val="24"/>
+                <w:szCs w:val="24"/>
+              </w:rPr>
+              <w:t>常佳奇</w:t>
+            </w:r>
+            <w:r>
+              <w:rPr>
+                <w:rFonts w:ascii="Times New Roman" w:eastAsia="仿宋" w:hAnsi="Times New Roman"/>
+                <w:sz w:val="24"/>
+                <w:szCs w:val="24"/>
+              </w:rPr>
+              <w:t xml:space="preserve">, </w:t>
+            </w:r>
+            <w:r>
+              <w:rPr>
+                <w:rFonts w:ascii="Times New Roman" w:eastAsia="仿宋" w:hAnsi="Times New Roman"/>
+                <w:sz w:val="24"/>
+                <w:szCs w:val="24"/>
+              </w:rPr>
+              <w:t>王德兴</w:t>
             </w:r>
             <w:r>
               <w:rPr>
@@ -8205,7 +7763,7 @@
                 <w:sz w:val="24"/>
                 <w:szCs w:val="24"/>
               </w:rPr>
-              <w:t>李大俊</w:t>
+              <w:t>朱清怡</w:t>
             </w:r>
             <w:r>
               <w:rPr>
@@ -8221,24 +7779,33 @@
                 <w:sz w:val="24"/>
                 <w:szCs w:val="24"/>
               </w:rPr>
-              <w:t>一种用于盾构隧道结构状态分析的大模型代理系统及方法</w:t>
-            </w:r>
-            <w:r>
-              <w:rPr>
-                <w:rFonts w:ascii="Times New Roman" w:eastAsia="仿宋" w:hAnsi="Times New Roman"/>
-                <w:sz w:val="24"/>
-                <w:szCs w:val="24"/>
-              </w:rPr>
-              <w:t xml:space="preserve"> (Patent No. CN202610061225.0).</w:t>
-            </w:r>
-            <w:r>
-              <w:rPr>
-                <w:rFonts w:ascii="Times New Roman" w:eastAsia="仿宋" w:hAnsi="Times New Roman"/>
-                <w:color w:val="0070C0"/>
-                <w:sz w:val="24"/>
-                <w:szCs w:val="24"/>
-              </w:rPr>
-              <w:t xml:space="preserve"> (</w:t>
+              <w:t>基于图像卷积的盾构隧道管片荷载反演方法</w:t>
+            </w:r>
+            <w:r>
+              <w:rPr>
+                <w:rFonts w:ascii="Times New Roman" w:eastAsia="仿宋" w:hAnsi="Times New Roman"/>
+                <w:sz w:val="24"/>
+                <w:szCs w:val="24"/>
+              </w:rPr>
+              <w:t xml:space="preserve"> (Patent No. CN202611601672.7).</w:t>
+            </w:r>
+            <w:r>
+              <w:rPr>
+                <w:rFonts w:ascii="Times New Roman" w:eastAsia="仿宋" w:hAnsi="Times New Roman"/>
+                <w:color w:val="0070C0"/>
+                <w:sz w:val="24"/>
+                <w:szCs w:val="24"/>
+              </w:rPr>
+              <w:t xml:space="preserve"> </w:t>
+            </w:r>
+            <w:r>
+              <w:rPr>
+                <w:rFonts w:ascii="Times New Roman" w:eastAsia="仿宋" w:hAnsi="Times New Roman"/>
+                <w:color w:val="0070C0"/>
+                <w:sz w:val="24"/>
+                <w:szCs w:val="24"/>
+              </w:rPr>
+              <w:t>(</w:t>
             </w:r>
             <w:r>
               <w:rPr>
@@ -8287,38 +7854,6 @@
             <w:r>
               <w:rPr>
                 <w:rFonts w:ascii="Times New Roman" w:eastAsia="仿宋" w:hAnsi="Times New Roman" w:hint="eastAsia"/>
-                <w:sz w:val="24"/>
-                <w:szCs w:val="24"/>
-              </w:rPr>
-              <w:t>关振长</w:t>
-            </w:r>
-            <w:r>
-              <w:rPr>
-                <w:rFonts w:ascii="Times New Roman" w:eastAsia="仿宋" w:hAnsi="Times New Roman"/>
-                <w:sz w:val="24"/>
-                <w:szCs w:val="24"/>
-              </w:rPr>
-              <w:t xml:space="preserve">, </w:t>
-            </w:r>
-            <w:r>
-              <w:rPr>
-                <w:rFonts w:ascii="Times New Roman" w:eastAsia="仿宋" w:hAnsi="Times New Roman"/>
-                <w:sz w:val="24"/>
-                <w:szCs w:val="24"/>
-              </w:rPr>
-              <w:t>徐诗涵</w:t>
-            </w:r>
-            <w:r>
-              <w:rPr>
-                <w:rFonts w:ascii="Times New Roman" w:eastAsia="仿宋" w:hAnsi="Times New Roman"/>
-                <w:sz w:val="24"/>
-                <w:szCs w:val="24"/>
-              </w:rPr>
-              <w:t xml:space="preserve">, </w:t>
-            </w:r>
-            <w:r>
-              <w:rPr>
-                <w:rFonts w:ascii="Times New Roman" w:eastAsia="仿宋" w:hAnsi="Times New Roman"/>
                 <w:b/>
                 <w:bCs/>
                 <w:sz w:val="24"/>
@@ -8340,6 +7875,38 @@
                 <w:sz w:val="24"/>
                 <w:szCs w:val="24"/>
               </w:rPr>
+              <w:t>关振长</w:t>
+            </w:r>
+            <w:r>
+              <w:rPr>
+                <w:rFonts w:ascii="Times New Roman" w:eastAsia="仿宋" w:hAnsi="Times New Roman"/>
+                <w:sz w:val="24"/>
+                <w:szCs w:val="24"/>
+              </w:rPr>
+              <w:t xml:space="preserve">, </w:t>
+            </w:r>
+            <w:r>
+              <w:rPr>
+                <w:rFonts w:ascii="Times New Roman" w:eastAsia="仿宋" w:hAnsi="Times New Roman"/>
+                <w:sz w:val="24"/>
+                <w:szCs w:val="24"/>
+              </w:rPr>
+              <w:t>徐诗涵</w:t>
+            </w:r>
+            <w:r>
+              <w:rPr>
+                <w:rFonts w:ascii="Times New Roman" w:eastAsia="仿宋" w:hAnsi="Times New Roman"/>
+                <w:sz w:val="24"/>
+                <w:szCs w:val="24"/>
+              </w:rPr>
+              <w:t xml:space="preserve">, </w:t>
+            </w:r>
+            <w:r>
+              <w:rPr>
+                <w:rFonts w:ascii="Times New Roman" w:eastAsia="仿宋" w:hAnsi="Times New Roman"/>
+                <w:sz w:val="24"/>
+                <w:szCs w:val="24"/>
+              </w:rPr>
               <w:t>黄一韩</w:t>
             </w:r>
             <w:r>
@@ -8388,15 +7955,15 @@
                 <w:sz w:val="24"/>
                 <w:szCs w:val="24"/>
               </w:rPr>
-              <w:t>基于机器视觉测量隧道掌子面渗漏过程的试验装置与方法</w:t>
-            </w:r>
-            <w:r>
-              <w:rPr>
-                <w:rFonts w:ascii="Times New Roman" w:eastAsia="仿宋" w:hAnsi="Times New Roman"/>
-                <w:sz w:val="24"/>
-                <w:szCs w:val="24"/>
-              </w:rPr>
-              <w:t xml:space="preserve"> (Patent No. CN202512045689.0).</w:t>
+              <w:t>一种基于深度学习的山岭隧道开挖面渗漏水定量监测方法</w:t>
+            </w:r>
+            <w:r>
+              <w:rPr>
+                <w:rFonts w:ascii="Times New Roman" w:eastAsia="仿宋" w:hAnsi="Times New Roman"/>
+                <w:sz w:val="24"/>
+                <w:szCs w:val="24"/>
+              </w:rPr>
+              <w:t xml:space="preserve"> (Patent No. CN202512026457.0).</w:t>
             </w:r>
             <w:r>
               <w:rPr>
@@ -8454,102 +8021,6 @@
             <w:r>
               <w:rPr>
                 <w:rFonts w:ascii="Times New Roman" w:eastAsia="仿宋" w:hAnsi="Times New Roman" w:hint="eastAsia"/>
-                <w:sz w:val="24"/>
-                <w:szCs w:val="24"/>
-              </w:rPr>
-              <w:t>张鹤</w:t>
-            </w:r>
-            <w:r>
-              <w:rPr>
-                <w:rFonts w:ascii="Times New Roman" w:eastAsia="仿宋" w:hAnsi="Times New Roman"/>
-                <w:sz w:val="24"/>
-                <w:szCs w:val="24"/>
-              </w:rPr>
-              <w:t xml:space="preserve">, </w:t>
-            </w:r>
-            <w:r>
-              <w:rPr>
-                <w:rFonts w:ascii="Times New Roman" w:eastAsia="仿宋" w:hAnsi="Times New Roman"/>
-                <w:sz w:val="24"/>
-                <w:szCs w:val="24"/>
-              </w:rPr>
-              <w:t>谢俊辉</w:t>
-            </w:r>
-            <w:r>
-              <w:rPr>
-                <w:rFonts w:ascii="Times New Roman" w:eastAsia="仿宋" w:hAnsi="Times New Roman"/>
-                <w:sz w:val="24"/>
-                <w:szCs w:val="24"/>
-              </w:rPr>
-              <w:t xml:space="preserve">, </w:t>
-            </w:r>
-            <w:r>
-              <w:rPr>
-                <w:rFonts w:ascii="Times New Roman" w:eastAsia="仿宋" w:hAnsi="Times New Roman"/>
-                <w:sz w:val="24"/>
-                <w:szCs w:val="24"/>
-              </w:rPr>
-              <w:t>卓曦</w:t>
-            </w:r>
-            <w:r>
-              <w:rPr>
-                <w:rFonts w:ascii="Times New Roman" w:eastAsia="仿宋" w:hAnsi="Times New Roman"/>
-                <w:sz w:val="24"/>
-                <w:szCs w:val="24"/>
-              </w:rPr>
-              <w:t xml:space="preserve">, </w:t>
-            </w:r>
-            <w:r>
-              <w:rPr>
-                <w:rFonts w:ascii="Times New Roman" w:eastAsia="仿宋" w:hAnsi="Times New Roman"/>
-                <w:sz w:val="24"/>
-                <w:szCs w:val="24"/>
-              </w:rPr>
-              <w:t>关振长</w:t>
-            </w:r>
-            <w:r>
-              <w:rPr>
-                <w:rFonts w:ascii="Times New Roman" w:eastAsia="仿宋" w:hAnsi="Times New Roman"/>
-                <w:sz w:val="24"/>
-                <w:szCs w:val="24"/>
-              </w:rPr>
-              <w:t xml:space="preserve">, </w:t>
-            </w:r>
-            <w:r>
-              <w:rPr>
-                <w:rFonts w:ascii="Times New Roman" w:eastAsia="仿宋" w:hAnsi="Times New Roman"/>
-                <w:sz w:val="24"/>
-                <w:szCs w:val="24"/>
-              </w:rPr>
-              <w:t>骆剑彬</w:t>
-            </w:r>
-            <w:r>
-              <w:rPr>
-                <w:rFonts w:ascii="Times New Roman" w:eastAsia="仿宋" w:hAnsi="Times New Roman"/>
-                <w:sz w:val="24"/>
-                <w:szCs w:val="24"/>
-              </w:rPr>
-              <w:t xml:space="preserve">, </w:t>
-            </w:r>
-            <w:r>
-              <w:rPr>
-                <w:rFonts w:ascii="Times New Roman" w:eastAsia="仿宋" w:hAnsi="Times New Roman"/>
-                <w:sz w:val="24"/>
-                <w:szCs w:val="24"/>
-              </w:rPr>
-              <w:t>施静康</w:t>
-            </w:r>
-            <w:r>
-              <w:rPr>
-                <w:rFonts w:ascii="Times New Roman" w:eastAsia="仿宋" w:hAnsi="Times New Roman"/>
-                <w:sz w:val="24"/>
-                <w:szCs w:val="24"/>
-              </w:rPr>
-              <w:t xml:space="preserve">, </w:t>
-            </w:r>
-            <w:r>
-              <w:rPr>
-                <w:rFonts w:ascii="Times New Roman" w:eastAsia="仿宋" w:hAnsi="Times New Roman"/>
                 <w:b/>
                 <w:bCs/>
                 <w:sz w:val="24"/>
@@ -8563,6 +8034,70 @@
                 <w:sz w:val="24"/>
                 <w:szCs w:val="24"/>
               </w:rPr>
+              <w:t xml:space="preserve">, </w:t>
+            </w:r>
+            <w:r>
+              <w:rPr>
+                <w:rFonts w:ascii="Times New Roman" w:eastAsia="仿宋" w:hAnsi="Times New Roman"/>
+                <w:sz w:val="24"/>
+                <w:szCs w:val="24"/>
+              </w:rPr>
+              <w:t>关振长</w:t>
+            </w:r>
+            <w:r>
+              <w:rPr>
+                <w:rFonts w:ascii="Times New Roman" w:eastAsia="仿宋" w:hAnsi="Times New Roman"/>
+                <w:sz w:val="24"/>
+                <w:szCs w:val="24"/>
+              </w:rPr>
+              <w:t xml:space="preserve">, </w:t>
+            </w:r>
+            <w:r>
+              <w:rPr>
+                <w:rFonts w:ascii="Times New Roman" w:eastAsia="仿宋" w:hAnsi="Times New Roman"/>
+                <w:sz w:val="24"/>
+                <w:szCs w:val="24"/>
+              </w:rPr>
+              <w:t>徐诗涵</w:t>
+            </w:r>
+            <w:r>
+              <w:rPr>
+                <w:rFonts w:ascii="Times New Roman" w:eastAsia="仿宋" w:hAnsi="Times New Roman"/>
+                <w:sz w:val="24"/>
+                <w:szCs w:val="24"/>
+              </w:rPr>
+              <w:t xml:space="preserve">, </w:t>
+            </w:r>
+            <w:r>
+              <w:rPr>
+                <w:rFonts w:ascii="Times New Roman" w:eastAsia="仿宋" w:hAnsi="Times New Roman"/>
+                <w:sz w:val="24"/>
+                <w:szCs w:val="24"/>
+              </w:rPr>
+              <w:t>黄一韩</w:t>
+            </w:r>
+            <w:r>
+              <w:rPr>
+                <w:rFonts w:ascii="Times New Roman" w:eastAsia="仿宋" w:hAnsi="Times New Roman"/>
+                <w:sz w:val="24"/>
+                <w:szCs w:val="24"/>
+              </w:rPr>
+              <w:t xml:space="preserve">, </w:t>
+            </w:r>
+            <w:r>
+              <w:rPr>
+                <w:rFonts w:ascii="Times New Roman" w:eastAsia="仿宋" w:hAnsi="Times New Roman"/>
+                <w:sz w:val="24"/>
+                <w:szCs w:val="24"/>
+              </w:rPr>
+              <w:t>林志城</w:t>
+            </w:r>
+            <w:r>
+              <w:rPr>
+                <w:rFonts w:ascii="Times New Roman" w:eastAsia="仿宋" w:hAnsi="Times New Roman"/>
+                <w:sz w:val="24"/>
+                <w:szCs w:val="24"/>
+              </w:rPr>
               <w:t xml:space="preserve">, &amp; </w:t>
             </w:r>
             <w:r>
@@ -8571,7 +8106,7 @@
                 <w:sz w:val="24"/>
                 <w:szCs w:val="24"/>
               </w:rPr>
-              <w:t>林俊德</w:t>
+              <w:t>许辉</w:t>
             </w:r>
             <w:r>
               <w:rPr>
@@ -8587,31 +8122,15 @@
                 <w:sz w:val="24"/>
                 <w:szCs w:val="24"/>
               </w:rPr>
-              <w:t>基于纯视觉输入和</w:t>
-            </w:r>
-            <w:r>
-              <w:rPr>
-                <w:rFonts w:ascii="Times New Roman" w:eastAsia="仿宋" w:hAnsi="Times New Roman"/>
-                <w:sz w:val="24"/>
-                <w:szCs w:val="24"/>
-              </w:rPr>
-              <w:t>LLM</w:t>
-            </w:r>
-            <w:r>
-              <w:rPr>
-                <w:rFonts w:ascii="Times New Roman" w:eastAsia="仿宋" w:hAnsi="Times New Roman"/>
-                <w:sz w:val="24"/>
-                <w:szCs w:val="24"/>
-              </w:rPr>
-              <w:t>决策的智能换道轨迹规划方法及系统</w:t>
-            </w:r>
-            <w:r>
-              <w:rPr>
-                <w:rFonts w:ascii="Times New Roman" w:eastAsia="仿宋" w:hAnsi="Times New Roman"/>
-                <w:sz w:val="24"/>
-                <w:szCs w:val="24"/>
-              </w:rPr>
-              <w:t xml:space="preserve"> (Patent No. CN202610036632.6).</w:t>
+              <w:t>一种融合激光和视频数据的山岭隧道渗漏水实时监测方法</w:t>
+            </w:r>
+            <w:r>
+              <w:rPr>
+                <w:rFonts w:ascii="Times New Roman" w:eastAsia="仿宋" w:hAnsi="Times New Roman"/>
+                <w:sz w:val="24"/>
+                <w:szCs w:val="24"/>
+              </w:rPr>
+              <w:t xml:space="preserve"> (Patent No. CN202511733577.8).</w:t>
             </w:r>
             <w:r>
               <w:rPr>
@@ -8672,7 +8191,7 @@
                 <w:sz w:val="24"/>
                 <w:szCs w:val="24"/>
               </w:rPr>
-              <w:t>徐铭泽</w:t>
+              <w:t>关振长</w:t>
             </w:r>
             <w:r>
               <w:rPr>
@@ -8688,7 +8207,7 @@
                 <w:sz w:val="24"/>
                 <w:szCs w:val="24"/>
               </w:rPr>
-              <w:t>周红波</w:t>
+              <w:t>朱贵美</w:t>
             </w:r>
             <w:r>
               <w:rPr>
@@ -8704,7 +8223,7 @@
                 <w:sz w:val="24"/>
                 <w:szCs w:val="24"/>
               </w:rPr>
-              <w:t>林楠</w:t>
+              <w:t>胡小勇</w:t>
             </w:r>
             <w:r>
               <w:rPr>
@@ -8720,7 +8239,7 @@
                 <w:sz w:val="24"/>
                 <w:szCs w:val="24"/>
               </w:rPr>
-              <w:t>关振长</w:t>
+              <w:t>郑和</w:t>
             </w:r>
             <w:r>
               <w:rPr>
@@ -8729,6 +8248,22 @@
                 <w:szCs w:val="24"/>
               </w:rPr>
               <w:t xml:space="preserve">, </w:t>
+            </w:r>
+            <w:r>
+              <w:rPr>
+                <w:rFonts w:ascii="Times New Roman" w:eastAsia="仿宋" w:hAnsi="Times New Roman"/>
+                <w:sz w:val="24"/>
+                <w:szCs w:val="24"/>
+              </w:rPr>
+              <w:t>石鼎航</w:t>
+            </w:r>
+            <w:r>
+              <w:rPr>
+                <w:rFonts w:ascii="Times New Roman" w:eastAsia="仿宋" w:hAnsi="Times New Roman"/>
+                <w:sz w:val="24"/>
+                <w:szCs w:val="24"/>
+              </w:rPr>
+              <w:t xml:space="preserve">, &amp; </w:t>
             </w:r>
             <w:r>
               <w:rPr>
@@ -8746,22 +8281,6 @@
                 <w:sz w:val="24"/>
                 <w:szCs w:val="24"/>
               </w:rPr>
-              <w:t xml:space="preserve">, &amp; </w:t>
-            </w:r>
-            <w:r>
-              <w:rPr>
-                <w:rFonts w:ascii="Times New Roman" w:eastAsia="仿宋" w:hAnsi="Times New Roman"/>
-                <w:sz w:val="24"/>
-                <w:szCs w:val="24"/>
-              </w:rPr>
-              <w:t>林志城</w:t>
-            </w:r>
-            <w:r>
-              <w:rPr>
-                <w:rFonts w:ascii="Times New Roman" w:eastAsia="仿宋" w:hAnsi="Times New Roman"/>
-                <w:sz w:val="24"/>
-                <w:szCs w:val="24"/>
-              </w:rPr>
               <w:t xml:space="preserve">. (2026). </w:t>
             </w:r>
             <w:r>
@@ -8770,15 +8289,31 @@
                 <w:sz w:val="24"/>
                 <w:szCs w:val="24"/>
               </w:rPr>
-              <w:t>一种基于无人机摄影的楼面模板精确测量方法</w:t>
-            </w:r>
-            <w:r>
-              <w:rPr>
-                <w:rFonts w:ascii="Times New Roman" w:eastAsia="仿宋" w:hAnsi="Times New Roman"/>
-                <w:sz w:val="24"/>
-                <w:szCs w:val="24"/>
-              </w:rPr>
-              <w:t xml:space="preserve"> (Patent No. CN202511886758.4).</w:t>
+              <w:t>基于塔吊下视角的吊物</w:t>
+            </w:r>
+            <w:r>
+              <w:rPr>
+                <w:rFonts w:ascii="Times New Roman" w:eastAsia="仿宋" w:hAnsi="Times New Roman"/>
+                <w:sz w:val="24"/>
+                <w:szCs w:val="24"/>
+              </w:rPr>
+              <w:t>-</w:t>
+            </w:r>
+            <w:r>
+              <w:rPr>
+                <w:rFonts w:ascii="Times New Roman" w:eastAsia="仿宋" w:hAnsi="Times New Roman"/>
+                <w:sz w:val="24"/>
+                <w:szCs w:val="24"/>
+              </w:rPr>
+              <w:t>吊钩相对角速度实时检测预警方法</w:t>
+            </w:r>
+            <w:r>
+              <w:rPr>
+                <w:rFonts w:ascii="Times New Roman" w:eastAsia="仿宋" w:hAnsi="Times New Roman"/>
+                <w:sz w:val="24"/>
+                <w:szCs w:val="24"/>
+              </w:rPr>
+              <w:t xml:space="preserve"> (Patent No. CN202611012907.9).</w:t>
             </w:r>
             <w:r>
               <w:rPr>
@@ -8839,7 +8374,7 @@
                 <w:sz w:val="24"/>
                 <w:szCs w:val="24"/>
               </w:rPr>
-              <w:t>施静康</w:t>
+              <w:t>关振长</w:t>
             </w:r>
             <w:r>
               <w:rPr>
@@ -8855,7 +8390,7 @@
                 <w:sz w:val="24"/>
                 <w:szCs w:val="24"/>
               </w:rPr>
-              <w:t>黄茂恩</w:t>
+              <w:t>林志城</w:t>
             </w:r>
             <w:r>
               <w:rPr>
@@ -8864,22 +8399,6 @@
                 <w:szCs w:val="24"/>
               </w:rPr>
               <w:t xml:space="preserve">, </w:t>
-            </w:r>
-            <w:r>
-              <w:rPr>
-                <w:rFonts w:ascii="Times New Roman" w:eastAsia="仿宋" w:hAnsi="Times New Roman"/>
-                <w:sz w:val="24"/>
-                <w:szCs w:val="24"/>
-              </w:rPr>
-              <w:t>关振长</w:t>
-            </w:r>
-            <w:r>
-              <w:rPr>
-                <w:rFonts w:ascii="Times New Roman" w:eastAsia="仿宋" w:hAnsi="Times New Roman"/>
-                <w:sz w:val="24"/>
-                <w:szCs w:val="24"/>
-              </w:rPr>
-              <w:t xml:space="preserve">, &amp; </w:t>
             </w:r>
             <w:r>
               <w:rPr>
@@ -8897,6 +8416,54 @@
                 <w:sz w:val="24"/>
                 <w:szCs w:val="24"/>
               </w:rPr>
+              <w:t xml:space="preserve">, </w:t>
+            </w:r>
+            <w:r>
+              <w:rPr>
+                <w:rFonts w:ascii="Times New Roman" w:eastAsia="仿宋" w:hAnsi="Times New Roman"/>
+                <w:sz w:val="24"/>
+                <w:szCs w:val="24"/>
+              </w:rPr>
+              <w:t>徐诗涵</w:t>
+            </w:r>
+            <w:r>
+              <w:rPr>
+                <w:rFonts w:ascii="Times New Roman" w:eastAsia="仿宋" w:hAnsi="Times New Roman"/>
+                <w:sz w:val="24"/>
+                <w:szCs w:val="24"/>
+              </w:rPr>
+              <w:t xml:space="preserve">, </w:t>
+            </w:r>
+            <w:r>
+              <w:rPr>
+                <w:rFonts w:ascii="Times New Roman" w:eastAsia="仿宋" w:hAnsi="Times New Roman"/>
+                <w:sz w:val="24"/>
+                <w:szCs w:val="24"/>
+              </w:rPr>
+              <w:t>许辉</w:t>
+            </w:r>
+            <w:r>
+              <w:rPr>
+                <w:rFonts w:ascii="Times New Roman" w:eastAsia="仿宋" w:hAnsi="Times New Roman"/>
+                <w:sz w:val="24"/>
+                <w:szCs w:val="24"/>
+              </w:rPr>
+              <w:t xml:space="preserve">, &amp; </w:t>
+            </w:r>
+            <w:r>
+              <w:rPr>
+                <w:rFonts w:ascii="Times New Roman" w:eastAsia="仿宋" w:hAnsi="Times New Roman"/>
+                <w:sz w:val="24"/>
+                <w:szCs w:val="24"/>
+              </w:rPr>
+              <w:t>黄一韩</w:t>
+            </w:r>
+            <w:r>
+              <w:rPr>
+                <w:rFonts w:ascii="Times New Roman" w:eastAsia="仿宋" w:hAnsi="Times New Roman"/>
+                <w:sz w:val="24"/>
+                <w:szCs w:val="24"/>
+              </w:rPr>
               <w:t xml:space="preserve">. (2026). </w:t>
             </w:r>
             <w:r>
@@ -8905,15 +8472,31 @@
                 <w:sz w:val="24"/>
                 <w:szCs w:val="24"/>
               </w:rPr>
-              <w:t>一种基于字典学习融合监测数据的基坑围护结构侧移预测方法</w:t>
-            </w:r>
-            <w:r>
-              <w:rPr>
-                <w:rFonts w:ascii="Times New Roman" w:eastAsia="仿宋" w:hAnsi="Times New Roman"/>
-                <w:sz w:val="24"/>
-                <w:szCs w:val="24"/>
-              </w:rPr>
-              <w:t xml:space="preserve"> (Patent No. CN202511896748.9).</w:t>
+              <w:t>一种基于点云</w:t>
+            </w:r>
+            <w:r>
+              <w:rPr>
+                <w:rFonts w:ascii="Times New Roman" w:eastAsia="仿宋" w:hAnsi="Times New Roman"/>
+                <w:sz w:val="24"/>
+                <w:szCs w:val="24"/>
+              </w:rPr>
+              <w:t>-</w:t>
+            </w:r>
+            <w:r>
+              <w:rPr>
+                <w:rFonts w:ascii="Times New Roman" w:eastAsia="仿宋" w:hAnsi="Times New Roman"/>
+                <w:sz w:val="24"/>
+                <w:szCs w:val="24"/>
+              </w:rPr>
+              <w:t>图像映射的楼面模板高精度测量方法及系统</w:t>
+            </w:r>
+            <w:r>
+              <w:rPr>
+                <w:rFonts w:ascii="Times New Roman" w:eastAsia="仿宋" w:hAnsi="Times New Roman"/>
+                <w:sz w:val="24"/>
+                <w:szCs w:val="24"/>
+              </w:rPr>
+              <w:t xml:space="preserve"> (Patent No. CN202610642692.2).</w:t>
             </w:r>
             <w:r>
               <w:rPr>
@@ -8974,39 +8557,7 @@
                 <w:sz w:val="24"/>
                 <w:szCs w:val="24"/>
               </w:rPr>
-              <w:t>李向瑞</w:t>
-            </w:r>
-            <w:r>
-              <w:rPr>
-                <w:rFonts w:ascii="Times New Roman" w:eastAsia="仿宋" w:hAnsi="Times New Roman"/>
-                <w:sz w:val="24"/>
-                <w:szCs w:val="24"/>
-              </w:rPr>
-              <w:t xml:space="preserve">, </w:t>
-            </w:r>
-            <w:r>
-              <w:rPr>
-                <w:rFonts w:ascii="Times New Roman" w:eastAsia="仿宋" w:hAnsi="Times New Roman"/>
-                <w:sz w:val="24"/>
-                <w:szCs w:val="24"/>
-              </w:rPr>
               <w:t>关振长</w:t>
-            </w:r>
-            <w:r>
-              <w:rPr>
-                <w:rFonts w:ascii="Times New Roman" w:eastAsia="仿宋" w:hAnsi="Times New Roman"/>
-                <w:sz w:val="24"/>
-                <w:szCs w:val="24"/>
-              </w:rPr>
-              <w:t xml:space="preserve">, </w:t>
-            </w:r>
-            <w:r>
-              <w:rPr>
-                <w:rFonts w:ascii="Times New Roman" w:eastAsia="仿宋" w:hAnsi="Times New Roman"/>
-                <w:sz w:val="24"/>
-                <w:szCs w:val="24"/>
-              </w:rPr>
-              <w:t>孙远方</w:t>
             </w:r>
             <w:r>
               <w:rPr>
@@ -9040,23 +8591,7 @@
                 <w:sz w:val="24"/>
                 <w:szCs w:val="24"/>
               </w:rPr>
-              <w:t>宋成年</w:t>
-            </w:r>
-            <w:r>
-              <w:rPr>
-                <w:rFonts w:ascii="Times New Roman" w:eastAsia="仿宋" w:hAnsi="Times New Roman"/>
-                <w:sz w:val="24"/>
-                <w:szCs w:val="24"/>
-              </w:rPr>
-              <w:t xml:space="preserve">, </w:t>
-            </w:r>
-            <w:r>
-              <w:rPr>
-                <w:rFonts w:ascii="Times New Roman" w:eastAsia="仿宋" w:hAnsi="Times New Roman"/>
-                <w:sz w:val="24"/>
-                <w:szCs w:val="24"/>
-              </w:rPr>
-              <w:t>何敬房</w:t>
+              <w:t>桂运全</w:t>
             </w:r>
             <w:r>
               <w:rPr>
@@ -9072,7 +8607,7 @@
                 <w:sz w:val="24"/>
                 <w:szCs w:val="24"/>
               </w:rPr>
-              <w:t>黄正业</w:t>
+              <w:t>李大俊</w:t>
             </w:r>
             <w:r>
               <w:rPr>
@@ -9088,53 +8623,46 @@
                 <w:sz w:val="24"/>
                 <w:szCs w:val="24"/>
               </w:rPr>
-              <w:t>一种钻爆法隧道施工质量评估方法及系统</w:t>
-            </w:r>
-            <w:r>
-              <w:rPr>
-                <w:rFonts w:ascii="Times New Roman" w:eastAsia="仿宋" w:hAnsi="Times New Roman"/>
-                <w:sz w:val="24"/>
-                <w:szCs w:val="24"/>
-              </w:rPr>
-              <w:t xml:space="preserve"> (Patent No. </w:t>
-            </w:r>
-            <w:r>
-              <w:rPr>
-                <w:rFonts w:ascii="Times New Roman" w:eastAsia="仿宋" w:hAnsi="Times New Roman"/>
-                <w:sz w:val="24"/>
-                <w:szCs w:val="24"/>
-              </w:rPr>
-              <w:t>CN202511832090.5</w:t>
-            </w:r>
-            <w:r>
-              <w:rPr>
-                <w:rFonts w:ascii="Times New Roman" w:eastAsia="仿宋" w:hAnsi="Times New Roman"/>
-                <w:sz w:val="24"/>
-                <w:szCs w:val="24"/>
-              </w:rPr>
-              <w:t xml:space="preserve">). </w:t>
-            </w:r>
-            <w:r>
-              <w:rPr>
-                <w:rFonts w:ascii="Times New Roman" w:eastAsia="仿宋" w:hAnsi="Times New Roman" w:hint="eastAsia"/>
-                <w:color w:val="0070C0"/>
-                <w:sz w:val="24"/>
-                <w:szCs w:val="24"/>
-              </w:rPr>
-              <w:t>(</w:t>
-            </w:r>
-            <w:r>
-              <w:rPr>
-                <w:rFonts w:ascii="Times New Roman" w:eastAsia="仿宋" w:hAnsi="Times New Roman" w:hint="eastAsia"/>
-                <w:color w:val="0070C0"/>
-                <w:sz w:val="24"/>
-                <w:szCs w:val="24"/>
-              </w:rPr>
-              <w:t>发明授权</w:t>
-            </w:r>
-            <w:r>
-              <w:rPr>
-                <w:rFonts w:ascii="Times New Roman" w:eastAsia="仿宋" w:hAnsi="Times New Roman" w:hint="eastAsia"/>
+              <w:t>一种用于盾构隧道结构状态分析的大模型代理系统及方法</w:t>
+            </w:r>
+            <w:r>
+              <w:rPr>
+                <w:rFonts w:ascii="Times New Roman" w:eastAsia="仿宋" w:hAnsi="Times New Roman"/>
+                <w:sz w:val="24"/>
+                <w:szCs w:val="24"/>
+              </w:rPr>
+              <w:t xml:space="preserve"> (Patent No. CN202610061225.0).</w:t>
+            </w:r>
+            <w:r>
+              <w:rPr>
+                <w:rFonts w:ascii="Times New Roman" w:eastAsia="仿宋" w:hAnsi="Times New Roman"/>
+                <w:color w:val="0070C0"/>
+                <w:sz w:val="24"/>
+                <w:szCs w:val="24"/>
+              </w:rPr>
+              <w:t xml:space="preserve"> (</w:t>
+            </w:r>
+            <w:r>
+              <w:rPr>
+                <w:rFonts w:ascii="Times New Roman" w:eastAsia="仿宋" w:hAnsi="Times New Roman"/>
+                <w:color w:val="0070C0"/>
+                <w:sz w:val="24"/>
+                <w:szCs w:val="24"/>
+              </w:rPr>
+              <w:t>发明</w:t>
+            </w:r>
+            <w:r>
+              <w:rPr>
+                <w:rFonts w:ascii="Times New Roman" w:eastAsia="仿宋" w:hAnsi="Times New Roman" w:hint="eastAsia"/>
+                <w:color w:val="0070C0"/>
+                <w:sz w:val="24"/>
+                <w:szCs w:val="24"/>
+              </w:rPr>
+              <w:t>申请</w:t>
+            </w:r>
+            <w:r>
+              <w:rPr>
+                <w:rFonts w:ascii="Times New Roman" w:eastAsia="仿宋" w:hAnsi="Times New Roman"/>
                 <w:color w:val="0070C0"/>
                 <w:sz w:val="24"/>
                 <w:szCs w:val="24"/>
@@ -9164,7 +8692,7 @@
                 <w:sz w:val="24"/>
                 <w:szCs w:val="24"/>
               </w:rPr>
-              <w:t>李向瑞</w:t>
+              <w:t>关振长</w:t>
             </w:r>
             <w:r>
               <w:rPr>
@@ -9180,23 +8708,7 @@
                 <w:sz w:val="24"/>
                 <w:szCs w:val="24"/>
               </w:rPr>
-              <w:t>关振长</w:t>
-            </w:r>
-            <w:r>
-              <w:rPr>
-                <w:rFonts w:ascii="Times New Roman" w:eastAsia="仿宋" w:hAnsi="Times New Roman"/>
-                <w:sz w:val="24"/>
-                <w:szCs w:val="24"/>
-              </w:rPr>
-              <w:t xml:space="preserve">, </w:t>
-            </w:r>
-            <w:r>
-              <w:rPr>
-                <w:rFonts w:ascii="Times New Roman" w:eastAsia="仿宋" w:hAnsi="Times New Roman"/>
-                <w:sz w:val="24"/>
-                <w:szCs w:val="24"/>
-              </w:rPr>
-              <w:t>孙远方</w:t>
+              <w:t>徐诗涵</w:t>
             </w:r>
             <w:r>
               <w:rPr>
@@ -9230,7 +8742,7 @@
                 <w:sz w:val="24"/>
                 <w:szCs w:val="24"/>
               </w:rPr>
-              <w:t>宋成年</w:t>
+              <w:t>黄一韩</w:t>
             </w:r>
             <w:r>
               <w:rPr>
@@ -9246,7 +8758,7 @@
                 <w:sz w:val="24"/>
                 <w:szCs w:val="24"/>
               </w:rPr>
-              <w:t>何敬房</w:t>
+              <w:t>林志城</w:t>
             </w:r>
             <w:r>
               <w:rPr>
@@ -9262,7 +8774,7 @@
                 <w:sz w:val="24"/>
                 <w:szCs w:val="24"/>
               </w:rPr>
-              <w:t>黄正业</w:t>
+              <w:t>许辉</w:t>
             </w:r>
             <w:r>
               <w:rPr>
@@ -9278,24 +8790,24 @@
                 <w:sz w:val="24"/>
                 <w:szCs w:val="24"/>
               </w:rPr>
-              <w:t>一种基于相关算法和数据融合的山岭隧道开挖面变形区域识别方法</w:t>
-            </w:r>
-            <w:r>
-              <w:rPr>
-                <w:rFonts w:ascii="Times New Roman" w:eastAsia="仿宋" w:hAnsi="Times New Roman"/>
-                <w:sz w:val="24"/>
-                <w:szCs w:val="24"/>
-              </w:rPr>
-              <w:t xml:space="preserve"> (Patent No. CN202511732842.0). </w:t>
-            </w:r>
-            <w:r>
-              <w:rPr>
-                <w:rFonts w:ascii="Times New Roman" w:eastAsia="仿宋" w:hAnsi="Times New Roman"/>
-                <w:color w:val="0070C0"/>
-                <w:sz w:val="24"/>
-                <w:szCs w:val="24"/>
-              </w:rPr>
-              <w:t>(</w:t>
+              <w:t>基于机器视觉测量隧道掌子面渗漏过程的试验装置与方法</w:t>
+            </w:r>
+            <w:r>
+              <w:rPr>
+                <w:rFonts w:ascii="Times New Roman" w:eastAsia="仿宋" w:hAnsi="Times New Roman"/>
+                <w:sz w:val="24"/>
+                <w:szCs w:val="24"/>
+              </w:rPr>
+              <w:t xml:space="preserve"> (Patent No. CN202512045689.0).</w:t>
+            </w:r>
+            <w:r>
+              <w:rPr>
+                <w:rFonts w:ascii="Times New Roman" w:eastAsia="仿宋" w:hAnsi="Times New Roman"/>
+                <w:color w:val="0070C0"/>
+                <w:sz w:val="24"/>
+                <w:szCs w:val="24"/>
+              </w:rPr>
+              <w:t xml:space="preserve"> (</w:t>
             </w:r>
             <w:r>
               <w:rPr>
@@ -9347,39 +8859,87 @@
                 <w:sz w:val="24"/>
                 <w:szCs w:val="24"/>
               </w:rPr>
+              <w:t>张鹤</w:t>
+            </w:r>
+            <w:r>
+              <w:rPr>
+                <w:rFonts w:ascii="Times New Roman" w:eastAsia="仿宋" w:hAnsi="Times New Roman"/>
+                <w:sz w:val="24"/>
+                <w:szCs w:val="24"/>
+              </w:rPr>
+              <w:t xml:space="preserve">, </w:t>
+            </w:r>
+            <w:r>
+              <w:rPr>
+                <w:rFonts w:ascii="Times New Roman" w:eastAsia="仿宋" w:hAnsi="Times New Roman"/>
+                <w:sz w:val="24"/>
+                <w:szCs w:val="24"/>
+              </w:rPr>
+              <w:t>谢俊辉</w:t>
+            </w:r>
+            <w:r>
+              <w:rPr>
+                <w:rFonts w:ascii="Times New Roman" w:eastAsia="仿宋" w:hAnsi="Times New Roman"/>
+                <w:sz w:val="24"/>
+                <w:szCs w:val="24"/>
+              </w:rPr>
+              <w:t xml:space="preserve">, </w:t>
+            </w:r>
+            <w:r>
+              <w:rPr>
+                <w:rFonts w:ascii="Times New Roman" w:eastAsia="仿宋" w:hAnsi="Times New Roman"/>
+                <w:sz w:val="24"/>
+                <w:szCs w:val="24"/>
+              </w:rPr>
+              <w:t>卓曦</w:t>
+            </w:r>
+            <w:r>
+              <w:rPr>
+                <w:rFonts w:ascii="Times New Roman" w:eastAsia="仿宋" w:hAnsi="Times New Roman"/>
+                <w:sz w:val="24"/>
+                <w:szCs w:val="24"/>
+              </w:rPr>
+              <w:t xml:space="preserve">, </w:t>
+            </w:r>
+            <w:r>
+              <w:rPr>
+                <w:rFonts w:ascii="Times New Roman" w:eastAsia="仿宋" w:hAnsi="Times New Roman"/>
+                <w:sz w:val="24"/>
+                <w:szCs w:val="24"/>
+              </w:rPr>
+              <w:t>关振长</w:t>
+            </w:r>
+            <w:r>
+              <w:rPr>
+                <w:rFonts w:ascii="Times New Roman" w:eastAsia="仿宋" w:hAnsi="Times New Roman"/>
+                <w:sz w:val="24"/>
+                <w:szCs w:val="24"/>
+              </w:rPr>
+              <w:t xml:space="preserve">, </w:t>
+            </w:r>
+            <w:r>
+              <w:rPr>
+                <w:rFonts w:ascii="Times New Roman" w:eastAsia="仿宋" w:hAnsi="Times New Roman"/>
+                <w:sz w:val="24"/>
+                <w:szCs w:val="24"/>
+              </w:rPr>
+              <w:t>骆剑彬</w:t>
+            </w:r>
+            <w:r>
+              <w:rPr>
+                <w:rFonts w:ascii="Times New Roman" w:eastAsia="仿宋" w:hAnsi="Times New Roman"/>
+                <w:sz w:val="24"/>
+                <w:szCs w:val="24"/>
+              </w:rPr>
+              <w:t xml:space="preserve">, </w:t>
+            </w:r>
+            <w:r>
+              <w:rPr>
+                <w:rFonts w:ascii="Times New Roman" w:eastAsia="仿宋" w:hAnsi="Times New Roman"/>
+                <w:sz w:val="24"/>
+                <w:szCs w:val="24"/>
+              </w:rPr>
               <w:t>施静康</w:t>
-            </w:r>
-            <w:r>
-              <w:rPr>
-                <w:rFonts w:ascii="Times New Roman" w:eastAsia="仿宋" w:hAnsi="Times New Roman"/>
-                <w:sz w:val="24"/>
-                <w:szCs w:val="24"/>
-              </w:rPr>
-              <w:t xml:space="preserve">, </w:t>
-            </w:r>
-            <w:r>
-              <w:rPr>
-                <w:rFonts w:ascii="Times New Roman" w:eastAsia="仿宋" w:hAnsi="Times New Roman"/>
-                <w:sz w:val="24"/>
-                <w:szCs w:val="24"/>
-              </w:rPr>
-              <w:t>魏成凯</w:t>
-            </w:r>
-            <w:r>
-              <w:rPr>
-                <w:rFonts w:ascii="Times New Roman" w:eastAsia="仿宋" w:hAnsi="Times New Roman"/>
-                <w:sz w:val="24"/>
-                <w:szCs w:val="24"/>
-              </w:rPr>
-              <w:t xml:space="preserve">, </w:t>
-            </w:r>
-            <w:r>
-              <w:rPr>
-                <w:rFonts w:ascii="Times New Roman" w:eastAsia="仿宋" w:hAnsi="Times New Roman"/>
-                <w:sz w:val="24"/>
-                <w:szCs w:val="24"/>
-              </w:rPr>
-              <w:t>关振长</w:t>
             </w:r>
             <w:r>
               <w:rPr>
@@ -9405,22 +8965,6 @@
                 <w:sz w:val="24"/>
                 <w:szCs w:val="24"/>
               </w:rPr>
-              <w:t xml:space="preserve">, </w:t>
-            </w:r>
-            <w:r>
-              <w:rPr>
-                <w:rFonts w:ascii="Times New Roman" w:eastAsia="仿宋" w:hAnsi="Times New Roman"/>
-                <w:sz w:val="24"/>
-                <w:szCs w:val="24"/>
-              </w:rPr>
-              <w:t>骆剑彬</w:t>
-            </w:r>
-            <w:r>
-              <w:rPr>
-                <w:rFonts w:ascii="Times New Roman" w:eastAsia="仿宋" w:hAnsi="Times New Roman"/>
-                <w:sz w:val="24"/>
-                <w:szCs w:val="24"/>
-              </w:rPr>
               <w:t xml:space="preserve">, &amp; </w:t>
             </w:r>
             <w:r>
@@ -9429,7 +8973,7 @@
                 <w:sz w:val="24"/>
                 <w:szCs w:val="24"/>
               </w:rPr>
-              <w:t>张鹤</w:t>
+              <w:t>林俊德</w:t>
             </w:r>
             <w:r>
               <w:rPr>
@@ -9445,49 +8989,40 @@
                 <w:sz w:val="24"/>
                 <w:szCs w:val="24"/>
               </w:rPr>
-              <w:t>一种高灵敏度</w:t>
-            </w:r>
-            <w:r>
-              <w:rPr>
-                <w:rFonts w:ascii="Times New Roman" w:eastAsia="仿宋" w:hAnsi="Times New Roman"/>
-                <w:sz w:val="24"/>
-                <w:szCs w:val="24"/>
-              </w:rPr>
-              <w:t>RFID</w:t>
-            </w:r>
-            <w:r>
-              <w:rPr>
-                <w:rFonts w:ascii="Times New Roman" w:eastAsia="仿宋" w:hAnsi="Times New Roman"/>
-                <w:sz w:val="24"/>
-                <w:szCs w:val="24"/>
-              </w:rPr>
-              <w:t>贴片天线式应变传感器</w:t>
-            </w:r>
-            <w:r>
-              <w:rPr>
-                <w:rFonts w:ascii="Times New Roman" w:eastAsia="仿宋" w:hAnsi="Times New Roman"/>
-                <w:sz w:val="24"/>
-                <w:szCs w:val="24"/>
-              </w:rPr>
-              <w:t xml:space="preserve"> (Patent No. CN202511598773.9).</w:t>
-            </w:r>
-            <w:r>
-              <w:rPr>
-                <w:rFonts w:ascii="Times New Roman" w:eastAsia="仿宋" w:hAnsi="Times New Roman"/>
-                <w:color w:val="0070C0"/>
-                <w:sz w:val="24"/>
-                <w:szCs w:val="24"/>
-              </w:rPr>
-              <w:t xml:space="preserve"> </w:t>
-            </w:r>
-            <w:r>
-              <w:rPr>
-                <w:rFonts w:ascii="Times New Roman" w:eastAsia="仿宋" w:hAnsi="Times New Roman"/>
-                <w:color w:val="0070C0"/>
-                <w:sz w:val="24"/>
-                <w:szCs w:val="24"/>
-              </w:rPr>
-              <w:t>(</w:t>
+              <w:t>基于纯视觉输入和</w:t>
+            </w:r>
+            <w:r>
+              <w:rPr>
+                <w:rFonts w:ascii="Times New Roman" w:eastAsia="仿宋" w:hAnsi="Times New Roman"/>
+                <w:sz w:val="24"/>
+                <w:szCs w:val="24"/>
+              </w:rPr>
+              <w:t>LLM</w:t>
+            </w:r>
+            <w:r>
+              <w:rPr>
+                <w:rFonts w:ascii="Times New Roman" w:eastAsia="仿宋" w:hAnsi="Times New Roman"/>
+                <w:sz w:val="24"/>
+                <w:szCs w:val="24"/>
+              </w:rPr>
+              <w:t>决策的智能换道轨迹规划方法及系统</w:t>
+            </w:r>
+            <w:r>
+              <w:rPr>
+                <w:rFonts w:ascii="Times New Roman" w:eastAsia="仿宋" w:hAnsi="Times New Roman"/>
+                <w:sz w:val="24"/>
+                <w:szCs w:val="24"/>
+              </w:rPr>
+              <w:t xml:space="preserve"> (Patent No. CN202610036632.6).</w:t>
+            </w:r>
+            <w:r>
+              <w:rPr>
+                <w:rFonts w:ascii="Times New Roman" w:eastAsia="仿宋" w:hAnsi="Times New Roman"/>
+                <w:color w:val="0070C0"/>
+                <w:sz w:val="24"/>
+                <w:szCs w:val="24"/>
+              </w:rPr>
+              <w:t xml:space="preserve"> (</w:t>
             </w:r>
             <w:r>
               <w:rPr>
@@ -9539,7 +9074,7 @@
                 <w:sz w:val="24"/>
                 <w:szCs w:val="24"/>
               </w:rPr>
-              <w:t>施静康</w:t>
+              <w:t>徐铭泽</w:t>
             </w:r>
             <w:r>
               <w:rPr>
@@ -9555,7 +9090,23 @@
                 <w:sz w:val="24"/>
                 <w:szCs w:val="24"/>
               </w:rPr>
-              <w:t>周博涵</w:t>
+              <w:t>周红波</w:t>
+            </w:r>
+            <w:r>
+              <w:rPr>
+                <w:rFonts w:ascii="Times New Roman" w:eastAsia="仿宋" w:hAnsi="Times New Roman"/>
+                <w:sz w:val="24"/>
+                <w:szCs w:val="24"/>
+              </w:rPr>
+              <w:t xml:space="preserve">, </w:t>
+            </w:r>
+            <w:r>
+              <w:rPr>
+                <w:rFonts w:ascii="Times New Roman" w:eastAsia="仿宋" w:hAnsi="Times New Roman"/>
+                <w:sz w:val="24"/>
+                <w:szCs w:val="24"/>
+              </w:rPr>
+              <w:t>林楠</w:t>
             </w:r>
             <w:r>
               <w:rPr>
@@ -9597,22 +9148,6 @@
                 <w:sz w:val="24"/>
                 <w:szCs w:val="24"/>
               </w:rPr>
-              <w:t xml:space="preserve">, </w:t>
-            </w:r>
-            <w:r>
-              <w:rPr>
-                <w:rFonts w:ascii="Times New Roman" w:eastAsia="仿宋" w:hAnsi="Times New Roman"/>
-                <w:sz w:val="24"/>
-                <w:szCs w:val="24"/>
-              </w:rPr>
-              <w:t>骆剑彬</w:t>
-            </w:r>
-            <w:r>
-              <w:rPr>
-                <w:rFonts w:ascii="Times New Roman" w:eastAsia="仿宋" w:hAnsi="Times New Roman"/>
-                <w:sz w:val="24"/>
-                <w:szCs w:val="24"/>
-              </w:rPr>
               <w:t xml:space="preserve">, &amp; </w:t>
             </w:r>
             <w:r>
@@ -9621,7 +9156,7 @@
                 <w:sz w:val="24"/>
                 <w:szCs w:val="24"/>
               </w:rPr>
-              <w:t>张鹤</w:t>
+              <w:t>林志城</w:t>
             </w:r>
             <w:r>
               <w:rPr>
@@ -9637,49 +9172,24 @@
                 <w:sz w:val="24"/>
                 <w:szCs w:val="24"/>
               </w:rPr>
-              <w:t>一种基于改进的</w:t>
-            </w:r>
-            <w:r>
-              <w:rPr>
-                <w:rFonts w:ascii="Times New Roman" w:eastAsia="仿宋" w:hAnsi="Times New Roman"/>
-                <w:sz w:val="24"/>
-                <w:szCs w:val="24"/>
-              </w:rPr>
-              <w:t>UNet</w:t>
-            </w:r>
-            <w:r>
-              <w:rPr>
-                <w:rFonts w:ascii="Times New Roman" w:eastAsia="仿宋" w:hAnsi="Times New Roman"/>
-                <w:sz w:val="24"/>
-                <w:szCs w:val="24"/>
-              </w:rPr>
-              <w:t>探地雷达电导率和相对介电常数反演方法</w:t>
-            </w:r>
-            <w:r>
-              <w:rPr>
-                <w:rFonts w:ascii="Times New Roman" w:eastAsia="仿宋" w:hAnsi="Times New Roman"/>
-                <w:sz w:val="24"/>
-                <w:szCs w:val="24"/>
-              </w:rPr>
-              <w:t xml:space="preserve"> (Patent No. CN202511479262.5).</w:t>
-            </w:r>
-            <w:r>
-              <w:rPr>
-                <w:rFonts w:ascii="Times New Roman" w:eastAsia="仿宋" w:hAnsi="Times New Roman"/>
-                <w:color w:val="0070C0"/>
-                <w:sz w:val="24"/>
-                <w:szCs w:val="24"/>
-              </w:rPr>
-              <w:t xml:space="preserve"> </w:t>
-            </w:r>
-            <w:r>
-              <w:rPr>
-                <w:rFonts w:ascii="Times New Roman" w:eastAsia="仿宋" w:hAnsi="Times New Roman"/>
-                <w:color w:val="0070C0"/>
-                <w:sz w:val="24"/>
-                <w:szCs w:val="24"/>
-              </w:rPr>
-              <w:t>(</w:t>
+              <w:t>一种基于无人机摄影的楼面模板精确测量方法</w:t>
+            </w:r>
+            <w:r>
+              <w:rPr>
+                <w:rFonts w:ascii="Times New Roman" w:eastAsia="仿宋" w:hAnsi="Times New Roman"/>
+                <w:sz w:val="24"/>
+                <w:szCs w:val="24"/>
+              </w:rPr>
+              <w:t xml:space="preserve"> (Patent No. CN202511886758.4).</w:t>
+            </w:r>
+            <w:r>
+              <w:rPr>
+                <w:rFonts w:ascii="Times New Roman" w:eastAsia="仿宋" w:hAnsi="Times New Roman"/>
+                <w:color w:val="0070C0"/>
+                <w:sz w:val="24"/>
+                <w:szCs w:val="24"/>
+              </w:rPr>
+              <w:t xml:space="preserve"> (</w:t>
             </w:r>
             <w:r>
               <w:rPr>
@@ -9727,11 +9237,11 @@
             </w:pPr>
             <w:r>
               <w:rPr>
-                <w:rFonts w:ascii="Times New Roman" w:eastAsia="仿宋" w:hAnsi="Times New Roman"/>
-                <w:sz w:val="24"/>
-                <w:szCs w:val="24"/>
-              </w:rPr>
-              <w:t>陈洪胜</w:t>
+                <w:rFonts w:ascii="Times New Roman" w:eastAsia="仿宋" w:hAnsi="Times New Roman" w:hint="eastAsia"/>
+                <w:sz w:val="24"/>
+                <w:szCs w:val="24"/>
+              </w:rPr>
+              <w:t>施静康</w:t>
             </w:r>
             <w:r>
               <w:rPr>
@@ -9747,7 +9257,7 @@
                 <w:sz w:val="24"/>
                 <w:szCs w:val="24"/>
               </w:rPr>
-              <w:t>谢攀</w:t>
+              <w:t>黄茂恩</w:t>
             </w:r>
             <w:r>
               <w:rPr>
@@ -9763,15 +9273,15 @@
                 <w:sz w:val="24"/>
                 <w:szCs w:val="24"/>
               </w:rPr>
-              <w:t>朱悦铭</w:t>
-            </w:r>
-            <w:r>
-              <w:rPr>
-                <w:rFonts w:ascii="Times New Roman" w:eastAsia="仿宋" w:hAnsi="Times New Roman"/>
-                <w:sz w:val="24"/>
-                <w:szCs w:val="24"/>
-              </w:rPr>
-              <w:t xml:space="preserve">, </w:t>
+              <w:t>关振长</w:t>
+            </w:r>
+            <w:r>
+              <w:rPr>
+                <w:rFonts w:ascii="Times New Roman" w:eastAsia="仿宋" w:hAnsi="Times New Roman"/>
+                <w:sz w:val="24"/>
+                <w:szCs w:val="24"/>
+              </w:rPr>
+              <w:t xml:space="preserve">, &amp; </w:t>
             </w:r>
             <w:r>
               <w:rPr>
@@ -9789,64 +9299,32 @@
                 <w:sz w:val="24"/>
                 <w:szCs w:val="24"/>
               </w:rPr>
-              <w:t xml:space="preserve">, </w:t>
-            </w:r>
-            <w:r>
-              <w:rPr>
-                <w:rFonts w:ascii="Times New Roman" w:eastAsia="仿宋" w:hAnsi="Times New Roman"/>
-                <w:sz w:val="24"/>
-                <w:szCs w:val="24"/>
-              </w:rPr>
-              <w:t>谢雄耀</w:t>
-            </w:r>
-            <w:r>
-              <w:rPr>
-                <w:rFonts w:ascii="Times New Roman" w:eastAsia="仿宋" w:hAnsi="Times New Roman"/>
-                <w:sz w:val="24"/>
-                <w:szCs w:val="24"/>
-              </w:rPr>
-              <w:t xml:space="preserve">, &amp; </w:t>
-            </w:r>
-            <w:r>
-              <w:rPr>
-                <w:rFonts w:ascii="Times New Roman" w:eastAsia="仿宋" w:hAnsi="Times New Roman"/>
-                <w:sz w:val="24"/>
-                <w:szCs w:val="24"/>
-              </w:rPr>
-              <w:t>唐亘跻</w:t>
-            </w:r>
-            <w:r>
-              <w:rPr>
-                <w:rFonts w:ascii="Times New Roman" w:eastAsia="仿宋" w:hAnsi="Times New Roman"/>
-                <w:sz w:val="24"/>
-                <w:szCs w:val="24"/>
-              </w:rPr>
-              <w:t xml:space="preserve">. (2025). </w:t>
-            </w:r>
-            <w:r>
-              <w:rPr>
-                <w:rFonts w:ascii="Times New Roman" w:eastAsia="仿宋" w:hAnsi="Times New Roman"/>
-                <w:sz w:val="24"/>
-                <w:szCs w:val="24"/>
-              </w:rPr>
-              <w:t>基坑土体参数不确定性反演的神经网络方法及计算机系统</w:t>
-            </w:r>
-            <w:r>
-              <w:rPr>
-                <w:rFonts w:ascii="Times New Roman" w:eastAsia="仿宋" w:hAnsi="Times New Roman"/>
-                <w:sz w:val="24"/>
-                <w:szCs w:val="24"/>
-              </w:rPr>
-              <w:t xml:space="preserve"> (Patent CN202510825034.2). </w:t>
-            </w:r>
-            <w:r>
-              <w:rPr>
-                <w:rFonts w:ascii="Times New Roman" w:eastAsia="仿宋" w:hAnsi="Times New Roman"/>
-                <w:color w:val="0070C0"/>
-                <w:sz w:val="24"/>
-                <w:szCs w:val="24"/>
-              </w:rPr>
-              <w:t>(</w:t>
+              <w:t xml:space="preserve">. (2026). </w:t>
+            </w:r>
+            <w:r>
+              <w:rPr>
+                <w:rFonts w:ascii="Times New Roman" w:eastAsia="仿宋" w:hAnsi="Times New Roman"/>
+                <w:sz w:val="24"/>
+                <w:szCs w:val="24"/>
+              </w:rPr>
+              <w:t>一种基于字典学习融合监测数据的基坑围护结构侧移预测方法</w:t>
+            </w:r>
+            <w:r>
+              <w:rPr>
+                <w:rFonts w:ascii="Times New Roman" w:eastAsia="仿宋" w:hAnsi="Times New Roman"/>
+                <w:sz w:val="24"/>
+                <w:szCs w:val="24"/>
+              </w:rPr>
+              <w:t xml:space="preserve"> (Patent No. CN202511896748.9).</w:t>
+            </w:r>
+            <w:r>
+              <w:rPr>
+                <w:rFonts w:ascii="Times New Roman" w:eastAsia="仿宋" w:hAnsi="Times New Roman"/>
+                <w:color w:val="0070C0"/>
+                <w:sz w:val="24"/>
+                <w:szCs w:val="24"/>
+              </w:rPr>
+              <w:t xml:space="preserve"> (</w:t>
             </w:r>
             <w:r>
               <w:rPr>
@@ -9898,7 +9376,39 @@
                 <w:sz w:val="24"/>
                 <w:szCs w:val="24"/>
               </w:rPr>
-              <w:t>谢雄耀</w:t>
+              <w:t>李向瑞</w:t>
+            </w:r>
+            <w:r>
+              <w:rPr>
+                <w:rFonts w:ascii="Times New Roman" w:eastAsia="仿宋" w:hAnsi="Times New Roman"/>
+                <w:sz w:val="24"/>
+                <w:szCs w:val="24"/>
+              </w:rPr>
+              <w:t xml:space="preserve">, </w:t>
+            </w:r>
+            <w:r>
+              <w:rPr>
+                <w:rFonts w:ascii="Times New Roman" w:eastAsia="仿宋" w:hAnsi="Times New Roman"/>
+                <w:sz w:val="24"/>
+                <w:szCs w:val="24"/>
+              </w:rPr>
+              <w:t>关振长</w:t>
+            </w:r>
+            <w:r>
+              <w:rPr>
+                <w:rFonts w:ascii="Times New Roman" w:eastAsia="仿宋" w:hAnsi="Times New Roman"/>
+                <w:sz w:val="24"/>
+                <w:szCs w:val="24"/>
+              </w:rPr>
+              <w:t xml:space="preserve">, </w:t>
+            </w:r>
+            <w:r>
+              <w:rPr>
+                <w:rFonts w:ascii="Times New Roman" w:eastAsia="仿宋" w:hAnsi="Times New Roman"/>
+                <w:sz w:val="24"/>
+                <w:szCs w:val="24"/>
+              </w:rPr>
+              <w:t>孙远方</w:t>
             </w:r>
             <w:r>
               <w:rPr>
@@ -9924,6 +9434,38 @@
                 <w:sz w:val="24"/>
                 <w:szCs w:val="24"/>
               </w:rPr>
+              <w:t xml:space="preserve">, </w:t>
+            </w:r>
+            <w:r>
+              <w:rPr>
+                <w:rFonts w:ascii="Times New Roman" w:eastAsia="仿宋" w:hAnsi="Times New Roman"/>
+                <w:sz w:val="24"/>
+                <w:szCs w:val="24"/>
+              </w:rPr>
+              <w:t>宋成年</w:t>
+            </w:r>
+            <w:r>
+              <w:rPr>
+                <w:rFonts w:ascii="Times New Roman" w:eastAsia="仿宋" w:hAnsi="Times New Roman"/>
+                <w:sz w:val="24"/>
+                <w:szCs w:val="24"/>
+              </w:rPr>
+              <w:t xml:space="preserve">, </w:t>
+            </w:r>
+            <w:r>
+              <w:rPr>
+                <w:rFonts w:ascii="Times New Roman" w:eastAsia="仿宋" w:hAnsi="Times New Roman"/>
+                <w:sz w:val="24"/>
+                <w:szCs w:val="24"/>
+              </w:rPr>
+              <w:t>何敬房</w:t>
+            </w:r>
+            <w:r>
+              <w:rPr>
+                <w:rFonts w:ascii="Times New Roman" w:eastAsia="仿宋" w:hAnsi="Times New Roman"/>
+                <w:sz w:val="24"/>
+                <w:szCs w:val="24"/>
+              </w:rPr>
               <w:t xml:space="preserve">, &amp; </w:t>
             </w:r>
             <w:r>
@@ -9932,43 +9474,51 @@
                 <w:sz w:val="24"/>
                 <w:szCs w:val="24"/>
               </w:rPr>
-              <w:t>唐亘跻</w:t>
-            </w:r>
-            <w:r>
-              <w:rPr>
-                <w:rFonts w:ascii="Times New Roman" w:eastAsia="仿宋" w:hAnsi="Times New Roman"/>
-                <w:sz w:val="24"/>
-                <w:szCs w:val="24"/>
-              </w:rPr>
-              <w:t xml:space="preserve">. (2025). </w:t>
-            </w:r>
-            <w:r>
-              <w:rPr>
-                <w:rFonts w:ascii="Times New Roman" w:eastAsia="仿宋" w:hAnsi="Times New Roman"/>
-                <w:sz w:val="24"/>
-                <w:szCs w:val="24"/>
-              </w:rPr>
-              <w:t>一种用于隧道三维点云智能处理的神经网络构建装置及方法</w:t>
-            </w:r>
-            <w:r>
-              <w:rPr>
-                <w:rFonts w:ascii="Times New Roman" w:eastAsia="仿宋" w:hAnsi="Times New Roman"/>
-                <w:sz w:val="24"/>
-                <w:szCs w:val="24"/>
-              </w:rPr>
-              <w:t xml:space="preserve"> (Patent CN202510484006.9).</w:t>
-            </w:r>
-            <w:r>
-              <w:rPr>
-                <w:rFonts w:ascii="Times New Roman" w:eastAsia="仿宋" w:hAnsi="Times New Roman"/>
-                <w:sz w:val="24"/>
-                <w:szCs w:val="24"/>
-              </w:rPr>
-              <w:t xml:space="preserve"> </w:t>
-            </w:r>
-            <w:r>
-              <w:rPr>
-                <w:rFonts w:ascii="Times New Roman" w:eastAsia="仿宋" w:hAnsi="Times New Roman"/>
+              <w:t>黄正业</w:t>
+            </w:r>
+            <w:r>
+              <w:rPr>
+                <w:rFonts w:ascii="Times New Roman" w:eastAsia="仿宋" w:hAnsi="Times New Roman"/>
+                <w:sz w:val="24"/>
+                <w:szCs w:val="24"/>
+              </w:rPr>
+              <w:t xml:space="preserve">. (2026). </w:t>
+            </w:r>
+            <w:r>
+              <w:rPr>
+                <w:rFonts w:ascii="Times New Roman" w:eastAsia="仿宋" w:hAnsi="Times New Roman"/>
+                <w:sz w:val="24"/>
+                <w:szCs w:val="24"/>
+              </w:rPr>
+              <w:t>一种钻爆法隧道施工质量评估方法及系统</w:t>
+            </w:r>
+            <w:r>
+              <w:rPr>
+                <w:rFonts w:ascii="Times New Roman" w:eastAsia="仿宋" w:hAnsi="Times New Roman"/>
+                <w:sz w:val="24"/>
+                <w:szCs w:val="24"/>
+              </w:rPr>
+              <w:t xml:space="preserve"> (Patent No. </w:t>
+            </w:r>
+            <w:r>
+              <w:rPr>
+                <w:rFonts w:ascii="Times New Roman" w:eastAsia="仿宋" w:hAnsi="Times New Roman"/>
+                <w:sz w:val="24"/>
+                <w:szCs w:val="24"/>
+              </w:rPr>
+              <w:t>CN202511832090.5</w:t>
+            </w:r>
+            <w:r>
+              <w:rPr>
+                <w:rFonts w:ascii="Times New Roman" w:eastAsia="仿宋" w:hAnsi="Times New Roman"/>
+                <w:sz w:val="24"/>
+                <w:szCs w:val="24"/>
+              </w:rPr>
+              <w:t xml:space="preserve">). </w:t>
+            </w:r>
+            <w:r>
+              <w:rPr>
+                <w:rFonts w:ascii="Times New Roman" w:eastAsia="仿宋" w:hAnsi="Times New Roman" w:hint="eastAsia"/>
                 <w:color w:val="0070C0"/>
                 <w:sz w:val="24"/>
                 <w:szCs w:val="24"/>
@@ -9977,25 +9527,16 @@
             </w:r>
             <w:r>
               <w:rPr>
-                <w:rFonts w:ascii="Times New Roman" w:eastAsia="仿宋" w:hAnsi="Times New Roman"/>
-                <w:color w:val="0070C0"/>
-                <w:sz w:val="24"/>
-                <w:szCs w:val="24"/>
-              </w:rPr>
-              <w:t>发明</w:t>
-            </w:r>
-            <w:r>
-              <w:rPr>
-                <w:rFonts w:ascii="Times New Roman" w:eastAsia="仿宋" w:hAnsi="Times New Roman" w:hint="eastAsia"/>
-                <w:color w:val="0070C0"/>
-                <w:sz w:val="24"/>
-                <w:szCs w:val="24"/>
-              </w:rPr>
-              <w:t>申请</w:t>
-            </w:r>
-            <w:r>
-              <w:rPr>
-                <w:rFonts w:ascii="Times New Roman" w:eastAsia="仿宋" w:hAnsi="Times New Roman"/>
+                <w:rFonts w:ascii="Times New Roman" w:eastAsia="仿宋" w:hAnsi="Times New Roman" w:hint="eastAsia"/>
+                <w:color w:val="0070C0"/>
+                <w:sz w:val="24"/>
+                <w:szCs w:val="24"/>
+              </w:rPr>
+              <w:t>发明授权</w:t>
+            </w:r>
+            <w:r>
+              <w:rPr>
+                <w:rFonts w:ascii="Times New Roman" w:eastAsia="仿宋" w:hAnsi="Times New Roman" w:hint="eastAsia"/>
                 <w:color w:val="0070C0"/>
                 <w:sz w:val="24"/>
                 <w:szCs w:val="24"/>
@@ -10025,35 +9566,11 @@
                 <w:sz w:val="24"/>
                 <w:szCs w:val="24"/>
               </w:rPr>
-              <w:t>牛刚</w:t>
-            </w:r>
-            <w:r>
-              <w:rPr>
-                <w:rFonts w:ascii="Times New Roman" w:eastAsia="仿宋" w:hAnsi="Times New Roman" w:hint="eastAsia"/>
-                <w:sz w:val="24"/>
-                <w:szCs w:val="24"/>
-              </w:rPr>
-              <w:t>,</w:t>
-            </w:r>
-            <w:r>
-              <w:rPr>
-                <w:rFonts w:ascii="Times New Roman" w:eastAsia="仿宋" w:hAnsi="Times New Roman"/>
-                <w:sz w:val="24"/>
-                <w:szCs w:val="24"/>
-              </w:rPr>
-              <w:t xml:space="preserve"> </w:t>
-            </w:r>
-            <w:r>
-              <w:rPr>
-                <w:rFonts w:ascii="Times New Roman" w:eastAsia="仿宋" w:hAnsi="Times New Roman" w:hint="eastAsia"/>
-                <w:sz w:val="24"/>
-                <w:szCs w:val="24"/>
-              </w:rPr>
-              <w:t>秦宝军</w:t>
-            </w:r>
-            <w:r>
-              <w:rPr>
-                <w:rFonts w:ascii="Times New Roman" w:eastAsia="仿宋" w:hAnsi="Times New Roman" w:hint="eastAsia"/>
+              <w:t>李向瑞</w:t>
+            </w:r>
+            <w:r>
+              <w:rPr>
+                <w:rFonts w:ascii="Times New Roman" w:eastAsia="仿宋" w:hAnsi="Times New Roman"/>
                 <w:sz w:val="24"/>
                 <w:szCs w:val="24"/>
               </w:rPr>
@@ -10061,15 +9578,15 @@
             </w:r>
             <w:r>
               <w:rPr>
-                <w:rFonts w:ascii="Times New Roman" w:eastAsia="仿宋" w:hAnsi="Times New Roman" w:hint="eastAsia"/>
-                <w:sz w:val="24"/>
-                <w:szCs w:val="24"/>
-              </w:rPr>
-              <w:t>周志广</w:t>
-            </w:r>
-            <w:r>
-              <w:rPr>
-                <w:rFonts w:ascii="Times New Roman" w:eastAsia="仿宋" w:hAnsi="Times New Roman" w:hint="eastAsia"/>
+                <w:rFonts w:ascii="Times New Roman" w:eastAsia="仿宋" w:hAnsi="Times New Roman"/>
+                <w:sz w:val="24"/>
+                <w:szCs w:val="24"/>
+              </w:rPr>
+              <w:t>关振长</w:t>
+            </w:r>
+            <w:r>
+              <w:rPr>
+                <w:rFonts w:ascii="Times New Roman" w:eastAsia="仿宋" w:hAnsi="Times New Roman"/>
                 <w:sz w:val="24"/>
                 <w:szCs w:val="24"/>
               </w:rPr>
@@ -10077,15 +9594,15 @@
             </w:r>
             <w:r>
               <w:rPr>
-                <w:rFonts w:ascii="Times New Roman" w:eastAsia="仿宋" w:hAnsi="Times New Roman" w:hint="eastAsia"/>
-                <w:sz w:val="24"/>
-                <w:szCs w:val="24"/>
-              </w:rPr>
-              <w:t>肖中林</w:t>
-            </w:r>
-            <w:r>
-              <w:rPr>
-                <w:rFonts w:ascii="Times New Roman" w:eastAsia="仿宋" w:hAnsi="Times New Roman" w:hint="eastAsia"/>
+                <w:rFonts w:ascii="Times New Roman" w:eastAsia="仿宋" w:hAnsi="Times New Roman"/>
+                <w:sz w:val="24"/>
+                <w:szCs w:val="24"/>
+              </w:rPr>
+              <w:t>孙远方</w:t>
+            </w:r>
+            <w:r>
+              <w:rPr>
+                <w:rFonts w:ascii="Times New Roman" w:eastAsia="仿宋" w:hAnsi="Times New Roman"/>
                 <w:sz w:val="24"/>
                 <w:szCs w:val="24"/>
               </w:rPr>
@@ -10093,87 +9610,7 @@
             </w:r>
             <w:r>
               <w:rPr>
-                <w:rFonts w:ascii="Times New Roman" w:eastAsia="仿宋" w:hAnsi="Times New Roman" w:hint="eastAsia"/>
-                <w:sz w:val="24"/>
-                <w:szCs w:val="24"/>
-              </w:rPr>
-              <w:t>杨庆</w:t>
-            </w:r>
-            <w:r>
-              <w:rPr>
-                <w:rFonts w:ascii="Times New Roman" w:eastAsia="仿宋" w:hAnsi="Times New Roman" w:hint="eastAsia"/>
-                <w:sz w:val="24"/>
-                <w:szCs w:val="24"/>
-              </w:rPr>
-              <w:t xml:space="preserve">, </w:t>
-            </w:r>
-            <w:r>
-              <w:rPr>
-                <w:rFonts w:ascii="Times New Roman" w:eastAsia="仿宋" w:hAnsi="Times New Roman" w:hint="eastAsia"/>
-                <w:sz w:val="24"/>
-                <w:szCs w:val="24"/>
-              </w:rPr>
-              <w:t>孙斌</w:t>
-            </w:r>
-            <w:r>
-              <w:rPr>
-                <w:rFonts w:ascii="Times New Roman" w:eastAsia="仿宋" w:hAnsi="Times New Roman" w:hint="eastAsia"/>
-                <w:sz w:val="24"/>
-                <w:szCs w:val="24"/>
-              </w:rPr>
-              <w:t xml:space="preserve">, </w:t>
-            </w:r>
-            <w:r>
-              <w:rPr>
-                <w:rFonts w:ascii="Times New Roman" w:eastAsia="仿宋" w:hAnsi="Times New Roman" w:hint="eastAsia"/>
-                <w:sz w:val="24"/>
-                <w:szCs w:val="24"/>
-              </w:rPr>
-              <w:t>邓魏彬</w:t>
-            </w:r>
-            <w:r>
-              <w:rPr>
-                <w:rFonts w:ascii="Times New Roman" w:eastAsia="仿宋" w:hAnsi="Times New Roman" w:hint="eastAsia"/>
-                <w:sz w:val="24"/>
-                <w:szCs w:val="24"/>
-              </w:rPr>
-              <w:t xml:space="preserve">, </w:t>
-            </w:r>
-            <w:r>
-              <w:rPr>
-                <w:rFonts w:ascii="Times New Roman" w:eastAsia="仿宋" w:hAnsi="Times New Roman" w:hint="eastAsia"/>
-                <w:sz w:val="24"/>
-                <w:szCs w:val="24"/>
-              </w:rPr>
-              <w:t>王亮</w:t>
-            </w:r>
-            <w:r>
-              <w:rPr>
-                <w:rFonts w:ascii="Times New Roman" w:eastAsia="仿宋" w:hAnsi="Times New Roman" w:hint="eastAsia"/>
-                <w:sz w:val="24"/>
-                <w:szCs w:val="24"/>
-              </w:rPr>
-              <w:t xml:space="preserve">, </w:t>
-            </w:r>
-            <w:r>
-              <w:rPr>
-                <w:rFonts w:ascii="Times New Roman" w:eastAsia="仿宋" w:hAnsi="Times New Roman" w:hint="eastAsia"/>
-                <w:sz w:val="24"/>
-                <w:szCs w:val="24"/>
-              </w:rPr>
-              <w:t>马俊雨</w:t>
-            </w:r>
-            <w:r>
-              <w:rPr>
-                <w:rFonts w:ascii="Times New Roman" w:eastAsia="仿宋" w:hAnsi="Times New Roman" w:hint="eastAsia"/>
-                <w:sz w:val="24"/>
-                <w:szCs w:val="24"/>
-              </w:rPr>
-              <w:t xml:space="preserve">, </w:t>
-            </w:r>
-            <w:r>
-              <w:rPr>
-                <w:rFonts w:ascii="Times New Roman" w:eastAsia="仿宋" w:hAnsi="Times New Roman" w:hint="eastAsia"/>
+                <w:rFonts w:ascii="Times New Roman" w:eastAsia="仿宋" w:hAnsi="Times New Roman"/>
                 <w:b/>
                 <w:bCs/>
                 <w:sz w:val="24"/>
@@ -10183,7 +9620,7 @@
             </w:r>
             <w:r>
               <w:rPr>
-                <w:rFonts w:ascii="Times New Roman" w:eastAsia="仿宋" w:hAnsi="Times New Roman" w:hint="eastAsia"/>
+                <w:rFonts w:ascii="Times New Roman" w:eastAsia="仿宋" w:hAnsi="Times New Roman"/>
                 <w:sz w:val="24"/>
                 <w:szCs w:val="24"/>
               </w:rPr>
@@ -10191,139 +9628,67 @@
             </w:r>
             <w:r>
               <w:rPr>
-                <w:rFonts w:ascii="Times New Roman" w:eastAsia="仿宋" w:hAnsi="Times New Roman" w:hint="eastAsia"/>
-                <w:sz w:val="24"/>
-                <w:szCs w:val="24"/>
-              </w:rPr>
-              <w:t>周彪</w:t>
-            </w:r>
-            <w:r>
-              <w:rPr>
-                <w:rFonts w:ascii="Times New Roman" w:eastAsia="仿宋" w:hAnsi="Times New Roman" w:hint="eastAsia"/>
-                <w:sz w:val="24"/>
-                <w:szCs w:val="24"/>
-              </w:rPr>
-              <w:t>,</w:t>
-            </w:r>
-            <w:r>
-              <w:rPr>
-                <w:rFonts w:ascii="Times New Roman" w:eastAsia="仿宋" w:hAnsi="Times New Roman"/>
-                <w:sz w:val="24"/>
-                <w:szCs w:val="24"/>
-              </w:rPr>
-              <w:t xml:space="preserve"> &amp;</w:t>
-            </w:r>
-            <w:r>
-              <w:rPr>
-                <w:rFonts w:ascii="Times New Roman" w:eastAsia="仿宋" w:hAnsi="Times New Roman" w:hint="eastAsia"/>
-                <w:sz w:val="24"/>
-                <w:szCs w:val="24"/>
-              </w:rPr>
-              <w:t xml:space="preserve"> </w:t>
-            </w:r>
-            <w:r>
-              <w:rPr>
-                <w:rFonts w:ascii="Times New Roman" w:eastAsia="仿宋" w:hAnsi="Times New Roman" w:hint="eastAsia"/>
-                <w:sz w:val="24"/>
-                <w:szCs w:val="24"/>
-              </w:rPr>
-              <w:t>谢雄耀</w:t>
-            </w:r>
-            <w:r>
-              <w:rPr>
-                <w:rFonts w:ascii="Times New Roman" w:eastAsia="仿宋" w:hAnsi="Times New Roman" w:hint="eastAsia"/>
-                <w:sz w:val="24"/>
-                <w:szCs w:val="24"/>
-              </w:rPr>
-              <w:t>.</w:t>
-            </w:r>
-            <w:r>
-              <w:rPr>
-                <w:rFonts w:ascii="Times New Roman" w:eastAsia="仿宋" w:hAnsi="Times New Roman"/>
-                <w:sz w:val="24"/>
-                <w:szCs w:val="24"/>
-              </w:rPr>
-              <w:t xml:space="preserve"> </w:t>
-            </w:r>
-            <w:r>
-              <w:rPr>
-                <w:rFonts w:ascii="Times New Roman" w:eastAsia="仿宋" w:hAnsi="Times New Roman" w:hint="eastAsia"/>
-                <w:sz w:val="24"/>
-                <w:szCs w:val="24"/>
-              </w:rPr>
-              <w:t>(</w:t>
-            </w:r>
-            <w:r>
-              <w:rPr>
-                <w:rFonts w:ascii="Times New Roman" w:eastAsia="仿宋" w:hAnsi="Times New Roman"/>
-                <w:sz w:val="24"/>
-                <w:szCs w:val="24"/>
-              </w:rPr>
-              <w:t>202</w:t>
-            </w:r>
-            <w:r>
-              <w:rPr>
-                <w:rFonts w:ascii="Times New Roman" w:eastAsia="仿宋" w:hAnsi="Times New Roman"/>
-                <w:sz w:val="24"/>
-                <w:szCs w:val="24"/>
-              </w:rPr>
-              <w:t>5</w:t>
-            </w:r>
-            <w:r>
-              <w:rPr>
-                <w:rFonts w:ascii="Times New Roman" w:eastAsia="仿宋" w:hAnsi="Times New Roman"/>
-                <w:sz w:val="24"/>
-                <w:szCs w:val="24"/>
-              </w:rPr>
-              <w:t>).</w:t>
-            </w:r>
-            <w:r>
-              <w:rPr>
-                <w:rFonts w:ascii="Times New Roman" w:eastAsia="仿宋" w:hAnsi="Times New Roman"/>
-                <w:sz w:val="24"/>
-                <w:szCs w:val="24"/>
-              </w:rPr>
-              <w:t xml:space="preserve"> </w:t>
-            </w:r>
-            <w:r>
-              <w:rPr>
-                <w:rFonts w:ascii="Times New Roman" w:eastAsia="仿宋" w:hAnsi="Times New Roman" w:hint="eastAsia"/>
-                <w:sz w:val="24"/>
-                <w:szCs w:val="24"/>
-              </w:rPr>
-              <w:t>一种基于点云特征深度学习的盾构隧道单环点云分割方法</w:t>
-            </w:r>
-            <w:r>
-              <w:rPr>
-                <w:rFonts w:ascii="Times New Roman" w:eastAsia="仿宋" w:hAnsi="Times New Roman" w:hint="eastAsia"/>
-                <w:sz w:val="24"/>
-                <w:szCs w:val="24"/>
-              </w:rPr>
-              <w:t xml:space="preserve"> </w:t>
-            </w:r>
-            <w:r>
-              <w:rPr>
-                <w:rFonts w:ascii="Times New Roman" w:eastAsia="仿宋" w:hAnsi="Times New Roman"/>
-                <w:sz w:val="24"/>
-                <w:szCs w:val="24"/>
-              </w:rPr>
-              <w:t>(Patent CN202411358578.4)</w:t>
-            </w:r>
-            <w:r>
-              <w:rPr>
-                <w:rFonts w:ascii="Times New Roman" w:eastAsia="仿宋" w:hAnsi="Times New Roman" w:hint="eastAsia"/>
-                <w:sz w:val="24"/>
-                <w:szCs w:val="24"/>
-              </w:rPr>
-              <w:t>.</w:t>
-            </w:r>
-            <w:r>
-              <w:rPr>
-                <w:rFonts w:ascii="Times New Roman" w:eastAsia="仿宋" w:hAnsi="Times New Roman"/>
-                <w:sz w:val="24"/>
-                <w:szCs w:val="24"/>
-              </w:rPr>
-              <w:t xml:space="preserve"> </w:t>
+                <w:rFonts w:ascii="Times New Roman" w:eastAsia="仿宋" w:hAnsi="Times New Roman"/>
+                <w:sz w:val="24"/>
+                <w:szCs w:val="24"/>
+              </w:rPr>
+              <w:t>宋成年</w:t>
+            </w:r>
+            <w:r>
+              <w:rPr>
+                <w:rFonts w:ascii="Times New Roman" w:eastAsia="仿宋" w:hAnsi="Times New Roman"/>
+                <w:sz w:val="24"/>
+                <w:szCs w:val="24"/>
+              </w:rPr>
+              <w:t xml:space="preserve">, </w:t>
+            </w:r>
+            <w:r>
+              <w:rPr>
+                <w:rFonts w:ascii="Times New Roman" w:eastAsia="仿宋" w:hAnsi="Times New Roman"/>
+                <w:sz w:val="24"/>
+                <w:szCs w:val="24"/>
+              </w:rPr>
+              <w:t>何敬房</w:t>
+            </w:r>
+            <w:r>
+              <w:rPr>
+                <w:rFonts w:ascii="Times New Roman" w:eastAsia="仿宋" w:hAnsi="Times New Roman"/>
+                <w:sz w:val="24"/>
+                <w:szCs w:val="24"/>
+              </w:rPr>
+              <w:t xml:space="preserve">, &amp; </w:t>
+            </w:r>
+            <w:r>
+              <w:rPr>
+                <w:rFonts w:ascii="Times New Roman" w:eastAsia="仿宋" w:hAnsi="Times New Roman"/>
+                <w:sz w:val="24"/>
+                <w:szCs w:val="24"/>
+              </w:rPr>
+              <w:t>黄正业</w:t>
+            </w:r>
+            <w:r>
+              <w:rPr>
+                <w:rFonts w:ascii="Times New Roman" w:eastAsia="仿宋" w:hAnsi="Times New Roman"/>
+                <w:sz w:val="24"/>
+                <w:szCs w:val="24"/>
+              </w:rPr>
+              <w:t xml:space="preserve">. (2026). </w:t>
+            </w:r>
+            <w:r>
+              <w:rPr>
+                <w:rFonts w:ascii="Times New Roman" w:eastAsia="仿宋" w:hAnsi="Times New Roman"/>
+                <w:sz w:val="24"/>
+                <w:szCs w:val="24"/>
+              </w:rPr>
+              <w:t>一种基于相关算法和数据融合的山岭隧道开挖面变形区域识别方法</w:t>
+            </w:r>
+            <w:r>
+              <w:rPr>
+                <w:rFonts w:ascii="Times New Roman" w:eastAsia="仿宋" w:hAnsi="Times New Roman"/>
+                <w:sz w:val="24"/>
+                <w:szCs w:val="24"/>
+              </w:rPr>
+              <w:t xml:space="preserve"> (Patent No. CN202511732842.0). </w:t>
             </w:r>
             <w:r>
               <w:rPr>
@@ -10384,7 +9749,7 @@
                 <w:sz w:val="24"/>
                 <w:szCs w:val="24"/>
               </w:rPr>
-              <w:t>周应新</w:t>
+              <w:t>施静康</w:t>
             </w:r>
             <w:r>
               <w:rPr>
@@ -10400,7 +9765,7 @@
                 <w:sz w:val="24"/>
                 <w:szCs w:val="24"/>
               </w:rPr>
-              <w:t>谢雄耀</w:t>
+              <w:t>魏成凯</w:t>
             </w:r>
             <w:r>
               <w:rPr>
@@ -10416,7 +9781,7 @@
                 <w:sz w:val="24"/>
                 <w:szCs w:val="24"/>
               </w:rPr>
-              <w:t>周彪</w:t>
+              <w:t>关振长</w:t>
             </w:r>
             <w:r>
               <w:rPr>
@@ -10450,183 +9815,7 @@
                 <w:sz w:val="24"/>
                 <w:szCs w:val="24"/>
               </w:rPr>
-              <w:t>张洋宾</w:t>
-            </w:r>
-            <w:r>
-              <w:rPr>
-                <w:rFonts w:ascii="Times New Roman" w:eastAsia="仿宋" w:hAnsi="Times New Roman"/>
-                <w:sz w:val="24"/>
-                <w:szCs w:val="24"/>
-              </w:rPr>
-              <w:t xml:space="preserve">, </w:t>
-            </w:r>
-            <w:r>
-              <w:rPr>
-                <w:rFonts w:ascii="Times New Roman" w:eastAsia="仿宋" w:hAnsi="Times New Roman"/>
-                <w:sz w:val="24"/>
-                <w:szCs w:val="24"/>
-              </w:rPr>
-              <w:t>陈思晗</w:t>
-            </w:r>
-            <w:r>
-              <w:rPr>
-                <w:rFonts w:ascii="Times New Roman" w:eastAsia="仿宋" w:hAnsi="Times New Roman"/>
-                <w:sz w:val="24"/>
-                <w:szCs w:val="24"/>
-              </w:rPr>
-              <w:t xml:space="preserve">, </w:t>
-            </w:r>
-            <w:r>
-              <w:rPr>
-                <w:rFonts w:ascii="Times New Roman" w:eastAsia="仿宋" w:hAnsi="Times New Roman"/>
-                <w:sz w:val="24"/>
-                <w:szCs w:val="24"/>
-              </w:rPr>
-              <w:t>徐泓睿</w:t>
-            </w:r>
-            <w:r>
-              <w:rPr>
-                <w:rFonts w:ascii="Times New Roman" w:eastAsia="仿宋" w:hAnsi="Times New Roman"/>
-                <w:sz w:val="24"/>
-                <w:szCs w:val="24"/>
-              </w:rPr>
-              <w:t xml:space="preserve">, </w:t>
-            </w:r>
-            <w:r>
-              <w:rPr>
-                <w:rFonts w:ascii="Times New Roman" w:eastAsia="仿宋" w:hAnsi="Times New Roman"/>
-                <w:sz w:val="24"/>
-                <w:szCs w:val="24"/>
-              </w:rPr>
-              <w:t>钱正富</w:t>
-            </w:r>
-            <w:r>
-              <w:rPr>
-                <w:rFonts w:ascii="Times New Roman" w:eastAsia="仿宋" w:hAnsi="Times New Roman"/>
-                <w:sz w:val="24"/>
-                <w:szCs w:val="24"/>
-              </w:rPr>
-              <w:t xml:space="preserve">, </w:t>
-            </w:r>
-            <w:r>
-              <w:rPr>
-                <w:rFonts w:ascii="Times New Roman" w:eastAsia="仿宋" w:hAnsi="Times New Roman"/>
-                <w:sz w:val="24"/>
-                <w:szCs w:val="24"/>
-              </w:rPr>
-              <w:t>曾维成</w:t>
-            </w:r>
-            <w:r>
-              <w:rPr>
-                <w:rFonts w:ascii="Times New Roman" w:eastAsia="仿宋" w:hAnsi="Times New Roman"/>
-                <w:sz w:val="24"/>
-                <w:szCs w:val="24"/>
-              </w:rPr>
-              <w:t xml:space="preserve">, </w:t>
-            </w:r>
-            <w:r>
-              <w:rPr>
-                <w:rFonts w:ascii="Times New Roman" w:eastAsia="仿宋" w:hAnsi="Times New Roman"/>
-                <w:sz w:val="24"/>
-                <w:szCs w:val="24"/>
-              </w:rPr>
-              <w:t>杨俊宏</w:t>
-            </w:r>
-            <w:r>
-              <w:rPr>
-                <w:rFonts w:ascii="Times New Roman" w:eastAsia="仿宋" w:hAnsi="Times New Roman"/>
-                <w:sz w:val="24"/>
-                <w:szCs w:val="24"/>
-              </w:rPr>
-              <w:t xml:space="preserve">, </w:t>
-            </w:r>
-            <w:r>
-              <w:rPr>
-                <w:rFonts w:ascii="Times New Roman" w:eastAsia="仿宋" w:hAnsi="Times New Roman"/>
-                <w:sz w:val="24"/>
-                <w:szCs w:val="24"/>
-              </w:rPr>
-              <w:t>唐能</w:t>
-            </w:r>
-            <w:r>
-              <w:rPr>
-                <w:rFonts w:ascii="Times New Roman" w:eastAsia="仿宋" w:hAnsi="Times New Roman"/>
-                <w:sz w:val="24"/>
-                <w:szCs w:val="24"/>
-              </w:rPr>
-              <w:t xml:space="preserve">, </w:t>
-            </w:r>
-            <w:r>
-              <w:rPr>
-                <w:rFonts w:ascii="Times New Roman" w:eastAsia="仿宋" w:hAnsi="Times New Roman"/>
-                <w:sz w:val="24"/>
-                <w:szCs w:val="24"/>
-              </w:rPr>
-              <w:t>刘志义</w:t>
-            </w:r>
-            <w:r>
-              <w:rPr>
-                <w:rFonts w:ascii="Times New Roman" w:eastAsia="仿宋" w:hAnsi="Times New Roman"/>
-                <w:sz w:val="24"/>
-                <w:szCs w:val="24"/>
-              </w:rPr>
-              <w:t xml:space="preserve">, </w:t>
-            </w:r>
-            <w:r>
-              <w:rPr>
-                <w:rFonts w:ascii="Times New Roman" w:eastAsia="仿宋" w:hAnsi="Times New Roman"/>
-                <w:sz w:val="24"/>
-                <w:szCs w:val="24"/>
-              </w:rPr>
-              <w:t>史明梅</w:t>
-            </w:r>
-            <w:r>
-              <w:rPr>
-                <w:rFonts w:ascii="Times New Roman" w:eastAsia="仿宋" w:hAnsi="Times New Roman"/>
-                <w:sz w:val="24"/>
-                <w:szCs w:val="24"/>
-              </w:rPr>
-              <w:t xml:space="preserve">, </w:t>
-            </w:r>
-            <w:r>
-              <w:rPr>
-                <w:rFonts w:ascii="Times New Roman" w:eastAsia="仿宋" w:hAnsi="Times New Roman"/>
-                <w:sz w:val="24"/>
-                <w:szCs w:val="24"/>
-              </w:rPr>
-              <w:t>唐忠林</w:t>
-            </w:r>
-            <w:r>
-              <w:rPr>
-                <w:rFonts w:ascii="Times New Roman" w:eastAsia="仿宋" w:hAnsi="Times New Roman"/>
-                <w:sz w:val="24"/>
-                <w:szCs w:val="24"/>
-              </w:rPr>
-              <w:t xml:space="preserve">, </w:t>
-            </w:r>
-            <w:r>
-              <w:rPr>
-                <w:rFonts w:ascii="Times New Roman" w:eastAsia="仿宋" w:hAnsi="Times New Roman"/>
-                <w:sz w:val="24"/>
-                <w:szCs w:val="24"/>
-              </w:rPr>
-              <w:t>胡兴云</w:t>
-            </w:r>
-            <w:r>
-              <w:rPr>
-                <w:rFonts w:ascii="Times New Roman" w:eastAsia="仿宋" w:hAnsi="Times New Roman"/>
-                <w:sz w:val="24"/>
-                <w:szCs w:val="24"/>
-              </w:rPr>
-              <w:t xml:space="preserve">, </w:t>
-            </w:r>
-            <w:r>
-              <w:rPr>
-                <w:rFonts w:ascii="Times New Roman" w:eastAsia="仿宋" w:hAnsi="Times New Roman"/>
-                <w:sz w:val="24"/>
-                <w:szCs w:val="24"/>
-              </w:rPr>
-              <w:t>赵刚</w:t>
+              <w:t>骆剑彬</w:t>
             </w:r>
             <w:r>
               <w:rPr>
@@ -10642,51 +9831,52 @@
                 <w:sz w:val="24"/>
                 <w:szCs w:val="24"/>
               </w:rPr>
-              <w:t>叶朋果</w:t>
-            </w:r>
-            <w:r>
-              <w:rPr>
-                <w:rFonts w:ascii="Times New Roman" w:eastAsia="仿宋" w:hAnsi="Times New Roman"/>
-                <w:sz w:val="24"/>
-                <w:szCs w:val="24"/>
-              </w:rPr>
-              <w:t xml:space="preserve">. (2022). </w:t>
-            </w:r>
-            <w:r>
-              <w:rPr>
-                <w:rFonts w:ascii="Times New Roman" w:eastAsia="仿宋" w:hAnsi="Times New Roman"/>
-                <w:sz w:val="24"/>
-                <w:szCs w:val="24"/>
-              </w:rPr>
-              <w:t>一种用于差异沉降控制的路堤水载预压反馈调节系统</w:t>
-            </w:r>
-            <w:r>
-              <w:rPr>
-                <w:rFonts w:ascii="Times New Roman" w:eastAsia="仿宋" w:hAnsi="Times New Roman" w:hint="eastAsia"/>
-                <w:sz w:val="24"/>
-                <w:szCs w:val="24"/>
-              </w:rPr>
-              <w:t xml:space="preserve"> </w:t>
-            </w:r>
-            <w:r>
-              <w:rPr>
-                <w:rFonts w:ascii="Times New Roman" w:eastAsia="仿宋" w:hAnsi="Times New Roman"/>
-                <w:sz w:val="24"/>
-                <w:szCs w:val="24"/>
-              </w:rPr>
-              <w:t>(Patent CN202211150097.5)</w:t>
-            </w:r>
-            <w:r>
-              <w:rPr>
-                <w:rFonts w:ascii="Times New Roman" w:eastAsia="仿宋" w:hAnsi="Times New Roman" w:hint="eastAsia"/>
-                <w:sz w:val="24"/>
-                <w:szCs w:val="24"/>
-              </w:rPr>
-              <w:t>.</w:t>
-            </w:r>
-            <w:r>
-              <w:rPr>
-                <w:rFonts w:ascii="Times New Roman" w:eastAsia="仿宋" w:hAnsi="Times New Roman"/>
+              <w:t>张鹤</w:t>
+            </w:r>
+            <w:r>
+              <w:rPr>
+                <w:rFonts w:ascii="Times New Roman" w:eastAsia="仿宋" w:hAnsi="Times New Roman"/>
+                <w:sz w:val="24"/>
+                <w:szCs w:val="24"/>
+              </w:rPr>
+              <w:t xml:space="preserve">. (2026). </w:t>
+            </w:r>
+            <w:r>
+              <w:rPr>
+                <w:rFonts w:ascii="Times New Roman" w:eastAsia="仿宋" w:hAnsi="Times New Roman"/>
+                <w:sz w:val="24"/>
+                <w:szCs w:val="24"/>
+              </w:rPr>
+              <w:t>一种高灵敏度</w:t>
+            </w:r>
+            <w:r>
+              <w:rPr>
+                <w:rFonts w:ascii="Times New Roman" w:eastAsia="仿宋" w:hAnsi="Times New Roman"/>
+                <w:sz w:val="24"/>
+                <w:szCs w:val="24"/>
+              </w:rPr>
+              <w:t>RFID</w:t>
+            </w:r>
+            <w:r>
+              <w:rPr>
+                <w:rFonts w:ascii="Times New Roman" w:eastAsia="仿宋" w:hAnsi="Times New Roman"/>
+                <w:sz w:val="24"/>
+                <w:szCs w:val="24"/>
+              </w:rPr>
+              <w:t>贴片天线式应变传感器</w:t>
+            </w:r>
+            <w:r>
+              <w:rPr>
+                <w:rFonts w:ascii="Times New Roman" w:eastAsia="仿宋" w:hAnsi="Times New Roman"/>
+                <w:sz w:val="24"/>
+                <w:szCs w:val="24"/>
+              </w:rPr>
+              <w:t xml:space="preserve"> (Patent No. CN202511598773.9).</w:t>
+            </w:r>
+            <w:r>
+              <w:rPr>
+                <w:rFonts w:ascii="Times New Roman" w:eastAsia="仿宋" w:hAnsi="Times New Roman"/>
+                <w:color w:val="0070C0"/>
                 <w:sz w:val="24"/>
                 <w:szCs w:val="24"/>
               </w:rPr>
@@ -10751,7 +9941,7 @@
                 <w:sz w:val="24"/>
                 <w:szCs w:val="24"/>
               </w:rPr>
-              <w:t>鲁正</w:t>
+              <w:t>施静康</w:t>
             </w:r>
             <w:r>
               <w:rPr>
@@ -10767,7 +9957,23 @@
                 <w:sz w:val="24"/>
                 <w:szCs w:val="24"/>
               </w:rPr>
-              <w:t>常佳奇</w:t>
+              <w:t>周博涵</w:t>
+            </w:r>
+            <w:r>
+              <w:rPr>
+                <w:rFonts w:ascii="Times New Roman" w:eastAsia="仿宋" w:hAnsi="Times New Roman"/>
+                <w:sz w:val="24"/>
+                <w:szCs w:val="24"/>
+              </w:rPr>
+              <w:t xml:space="preserve">, </w:t>
+            </w:r>
+            <w:r>
+              <w:rPr>
+                <w:rFonts w:ascii="Times New Roman" w:eastAsia="仿宋" w:hAnsi="Times New Roman"/>
+                <w:sz w:val="24"/>
+                <w:szCs w:val="24"/>
+              </w:rPr>
+              <w:t>关振长</w:t>
             </w:r>
             <w:r>
               <w:rPr>
@@ -10793,6 +9999,22 @@
                 <w:sz w:val="24"/>
                 <w:szCs w:val="24"/>
               </w:rPr>
+              <w:t xml:space="preserve">, </w:t>
+            </w:r>
+            <w:r>
+              <w:rPr>
+                <w:rFonts w:ascii="Times New Roman" w:eastAsia="仿宋" w:hAnsi="Times New Roman"/>
+                <w:sz w:val="24"/>
+                <w:szCs w:val="24"/>
+              </w:rPr>
+              <w:t>骆剑彬</w:t>
+            </w:r>
+            <w:r>
+              <w:rPr>
+                <w:rFonts w:ascii="Times New Roman" w:eastAsia="仿宋" w:hAnsi="Times New Roman"/>
+                <w:sz w:val="24"/>
+                <w:szCs w:val="24"/>
+              </w:rPr>
               <w:t xml:space="preserve">, &amp; </w:t>
             </w:r>
             <w:r>
@@ -10801,27 +10023,52 @@
                 <w:sz w:val="24"/>
                 <w:szCs w:val="24"/>
               </w:rPr>
-              <w:t>宰秋锐</w:t>
-            </w:r>
-            <w:r>
-              <w:rPr>
-                <w:rFonts w:ascii="Times New Roman" w:eastAsia="仿宋" w:hAnsi="Times New Roman"/>
-                <w:sz w:val="24"/>
-                <w:szCs w:val="24"/>
-              </w:rPr>
-              <w:t xml:space="preserve">. (2018). </w:t>
-            </w:r>
-            <w:r>
-              <w:rPr>
-                <w:rFonts w:ascii="Times New Roman" w:eastAsia="仿宋" w:hAnsi="Times New Roman"/>
-                <w:sz w:val="24"/>
-                <w:szCs w:val="24"/>
-              </w:rPr>
-              <w:t>可变阻尼铅芯橡胶阻尼器</w:t>
-            </w:r>
-            <w:r>
-              <w:rPr>
-                <w:rFonts w:ascii="Times New Roman" w:eastAsia="仿宋" w:hAnsi="Times New Roman" w:hint="eastAsia"/>
+              <w:t>张鹤</w:t>
+            </w:r>
+            <w:r>
+              <w:rPr>
+                <w:rFonts w:ascii="Times New Roman" w:eastAsia="仿宋" w:hAnsi="Times New Roman"/>
+                <w:sz w:val="24"/>
+                <w:szCs w:val="24"/>
+              </w:rPr>
+              <w:t xml:space="preserve">. (2026). </w:t>
+            </w:r>
+            <w:r>
+              <w:rPr>
+                <w:rFonts w:ascii="Times New Roman" w:eastAsia="仿宋" w:hAnsi="Times New Roman"/>
+                <w:sz w:val="24"/>
+                <w:szCs w:val="24"/>
+              </w:rPr>
+              <w:t>一种基于改进的</w:t>
+            </w:r>
+            <w:r>
+              <w:rPr>
+                <w:rFonts w:ascii="Times New Roman" w:eastAsia="仿宋" w:hAnsi="Times New Roman"/>
+                <w:sz w:val="24"/>
+                <w:szCs w:val="24"/>
+              </w:rPr>
+              <w:t>UNet</w:t>
+            </w:r>
+            <w:r>
+              <w:rPr>
+                <w:rFonts w:ascii="Times New Roman" w:eastAsia="仿宋" w:hAnsi="Times New Roman"/>
+                <w:sz w:val="24"/>
+                <w:szCs w:val="24"/>
+              </w:rPr>
+              <w:t>探地雷达电导率和相对介电常数反演方法</w:t>
+            </w:r>
+            <w:r>
+              <w:rPr>
+                <w:rFonts w:ascii="Times New Roman" w:eastAsia="仿宋" w:hAnsi="Times New Roman"/>
+                <w:sz w:val="24"/>
+                <w:szCs w:val="24"/>
+              </w:rPr>
+              <w:t xml:space="preserve"> (Patent No. CN202511479262.5).</w:t>
+            </w:r>
+            <w:r>
+              <w:rPr>
+                <w:rFonts w:ascii="Times New Roman" w:eastAsia="仿宋" w:hAnsi="Times New Roman"/>
+                <w:color w:val="0070C0"/>
                 <w:sz w:val="24"/>
                 <w:szCs w:val="24"/>
               </w:rPr>
@@ -10830,22 +10077,6 @@
             <w:r>
               <w:rPr>
                 <w:rFonts w:ascii="Times New Roman" w:eastAsia="仿宋" w:hAnsi="Times New Roman"/>
-                <w:sz w:val="24"/>
-                <w:szCs w:val="24"/>
-              </w:rPr>
-              <w:t>(Patent CN201720597425.4)</w:t>
-            </w:r>
-            <w:r>
-              <w:rPr>
-                <w:rFonts w:ascii="Times New Roman" w:eastAsia="仿宋" w:hAnsi="Times New Roman"/>
-                <w:sz w:val="24"/>
-                <w:szCs w:val="24"/>
-              </w:rPr>
-              <w:t xml:space="preserve">. </w:t>
-            </w:r>
-            <w:r>
-              <w:rPr>
-                <w:rFonts w:ascii="Times New Roman" w:eastAsia="仿宋" w:hAnsi="Times New Roman" w:hint="eastAsia"/>
                 <w:color w:val="0070C0"/>
                 <w:sz w:val="24"/>
                 <w:szCs w:val="24"/>
@@ -10854,16 +10085,25 @@
             </w:r>
             <w:r>
               <w:rPr>
-                <w:rFonts w:ascii="Times New Roman" w:eastAsia="仿宋" w:hAnsi="Times New Roman" w:hint="eastAsia"/>
-                <w:color w:val="0070C0"/>
-                <w:sz w:val="24"/>
-                <w:szCs w:val="24"/>
-              </w:rPr>
-              <w:t>发明授权</w:t>
-            </w:r>
-            <w:r>
-              <w:rPr>
-                <w:rFonts w:ascii="Times New Roman" w:eastAsia="仿宋" w:hAnsi="Times New Roman" w:hint="eastAsia"/>
+                <w:rFonts w:ascii="Times New Roman" w:eastAsia="仿宋" w:hAnsi="Times New Roman"/>
+                <w:color w:val="0070C0"/>
+                <w:sz w:val="24"/>
+                <w:szCs w:val="24"/>
+              </w:rPr>
+              <w:t>发明</w:t>
+            </w:r>
+            <w:r>
+              <w:rPr>
+                <w:rFonts w:ascii="Times New Roman" w:eastAsia="仿宋" w:hAnsi="Times New Roman" w:hint="eastAsia"/>
+                <w:color w:val="0070C0"/>
+                <w:sz w:val="24"/>
+                <w:szCs w:val="24"/>
+              </w:rPr>
+              <w:t>申请</w:t>
+            </w:r>
+            <w:r>
+              <w:rPr>
+                <w:rFonts w:ascii="Times New Roman" w:eastAsia="仿宋" w:hAnsi="Times New Roman"/>
                 <w:color w:val="0070C0"/>
                 <w:sz w:val="24"/>
                 <w:szCs w:val="24"/>
@@ -10889,11 +10129,43 @@
             </w:pPr>
             <w:r>
               <w:rPr>
-                <w:rFonts w:ascii="Times New Roman" w:eastAsia="仿宋" w:hAnsi="Times New Roman" w:hint="eastAsia"/>
-                <w:sz w:val="24"/>
-                <w:szCs w:val="24"/>
-              </w:rPr>
-              <w:t>鲁正</w:t>
+                <w:rFonts w:ascii="Times New Roman" w:eastAsia="仿宋" w:hAnsi="Times New Roman"/>
+                <w:sz w:val="24"/>
+                <w:szCs w:val="24"/>
+              </w:rPr>
+              <w:t>陈洪胜</w:t>
+            </w:r>
+            <w:r>
+              <w:rPr>
+                <w:rFonts w:ascii="Times New Roman" w:eastAsia="仿宋" w:hAnsi="Times New Roman"/>
+                <w:sz w:val="24"/>
+                <w:szCs w:val="24"/>
+              </w:rPr>
+              <w:t xml:space="preserve">, </w:t>
+            </w:r>
+            <w:r>
+              <w:rPr>
+                <w:rFonts w:ascii="Times New Roman" w:eastAsia="仿宋" w:hAnsi="Times New Roman"/>
+                <w:sz w:val="24"/>
+                <w:szCs w:val="24"/>
+              </w:rPr>
+              <w:t>谢攀</w:t>
+            </w:r>
+            <w:r>
+              <w:rPr>
+                <w:rFonts w:ascii="Times New Roman" w:eastAsia="仿宋" w:hAnsi="Times New Roman"/>
+                <w:sz w:val="24"/>
+                <w:szCs w:val="24"/>
+              </w:rPr>
+              <w:t xml:space="preserve">, </w:t>
+            </w:r>
+            <w:r>
+              <w:rPr>
+                <w:rFonts w:ascii="Times New Roman" w:eastAsia="仿宋" w:hAnsi="Times New Roman"/>
+                <w:sz w:val="24"/>
+                <w:szCs w:val="24"/>
+              </w:rPr>
+              <w:t>朱悦铭</w:t>
             </w:r>
             <w:r>
               <w:rPr>
@@ -10927,6 +10199,977 @@
                 <w:sz w:val="24"/>
                 <w:szCs w:val="24"/>
               </w:rPr>
+              <w:t>谢雄耀</w:t>
+            </w:r>
+            <w:r>
+              <w:rPr>
+                <w:rFonts w:ascii="Times New Roman" w:eastAsia="仿宋" w:hAnsi="Times New Roman"/>
+                <w:sz w:val="24"/>
+                <w:szCs w:val="24"/>
+              </w:rPr>
+              <w:t xml:space="preserve">, &amp; </w:t>
+            </w:r>
+            <w:r>
+              <w:rPr>
+                <w:rFonts w:ascii="Times New Roman" w:eastAsia="仿宋" w:hAnsi="Times New Roman"/>
+                <w:sz w:val="24"/>
+                <w:szCs w:val="24"/>
+              </w:rPr>
+              <w:t>唐亘跻</w:t>
+            </w:r>
+            <w:r>
+              <w:rPr>
+                <w:rFonts w:ascii="Times New Roman" w:eastAsia="仿宋" w:hAnsi="Times New Roman"/>
+                <w:sz w:val="24"/>
+                <w:szCs w:val="24"/>
+              </w:rPr>
+              <w:t xml:space="preserve">. (2025). </w:t>
+            </w:r>
+            <w:r>
+              <w:rPr>
+                <w:rFonts w:ascii="Times New Roman" w:eastAsia="仿宋" w:hAnsi="Times New Roman"/>
+                <w:sz w:val="24"/>
+                <w:szCs w:val="24"/>
+              </w:rPr>
+              <w:t>基坑土体参数不确定性反演的神经网络方法及计算机系统</w:t>
+            </w:r>
+            <w:r>
+              <w:rPr>
+                <w:rFonts w:ascii="Times New Roman" w:eastAsia="仿宋" w:hAnsi="Times New Roman"/>
+                <w:sz w:val="24"/>
+                <w:szCs w:val="24"/>
+              </w:rPr>
+              <w:t xml:space="preserve"> (Patent CN202510825034.2). </w:t>
+            </w:r>
+            <w:r>
+              <w:rPr>
+                <w:rFonts w:ascii="Times New Roman" w:eastAsia="仿宋" w:hAnsi="Times New Roman"/>
+                <w:color w:val="0070C0"/>
+                <w:sz w:val="24"/>
+                <w:szCs w:val="24"/>
+              </w:rPr>
+              <w:t>(</w:t>
+            </w:r>
+            <w:r>
+              <w:rPr>
+                <w:rFonts w:ascii="Times New Roman" w:eastAsia="仿宋" w:hAnsi="Times New Roman"/>
+                <w:color w:val="0070C0"/>
+                <w:sz w:val="24"/>
+                <w:szCs w:val="24"/>
+              </w:rPr>
+              <w:t>发明</w:t>
+            </w:r>
+            <w:r>
+              <w:rPr>
+                <w:rFonts w:ascii="Times New Roman" w:eastAsia="仿宋" w:hAnsi="Times New Roman" w:hint="eastAsia"/>
+                <w:color w:val="0070C0"/>
+                <w:sz w:val="24"/>
+                <w:szCs w:val="24"/>
+              </w:rPr>
+              <w:t>申请</w:t>
+            </w:r>
+            <w:r>
+              <w:rPr>
+                <w:rFonts w:ascii="Times New Roman" w:eastAsia="仿宋" w:hAnsi="Times New Roman"/>
+                <w:color w:val="0070C0"/>
+                <w:sz w:val="24"/>
+                <w:szCs w:val="24"/>
+              </w:rPr>
+              <w:t>)</w:t>
+            </w:r>
+          </w:p>
+          <w:p>
+            <w:pPr>
+              <w:pStyle w:val="a3"/>
+              <w:numPr>
+                <w:ilvl w:val="0"/>
+                <w:numId w:val="26"/>
+              </w:numPr>
+              <w:adjustRightInd w:val="0"/>
+              <w:snapToGrid w:val="0"/>
+              <w:ind w:firstLineChars="0"/>
+              <w:rPr>
+                <w:rFonts w:ascii="Times New Roman" w:eastAsia="仿宋" w:hAnsi="Times New Roman"/>
+                <w:sz w:val="24"/>
+                <w:szCs w:val="24"/>
+              </w:rPr>
+            </w:pPr>
+            <w:r>
+              <w:rPr>
+                <w:rFonts w:ascii="Times New Roman" w:eastAsia="仿宋" w:hAnsi="Times New Roman" w:hint="eastAsia"/>
+                <w:sz w:val="24"/>
+                <w:szCs w:val="24"/>
+              </w:rPr>
+              <w:t>谢雄耀</w:t>
+            </w:r>
+            <w:r>
+              <w:rPr>
+                <w:rFonts w:ascii="Times New Roman" w:eastAsia="仿宋" w:hAnsi="Times New Roman"/>
+                <w:sz w:val="24"/>
+                <w:szCs w:val="24"/>
+              </w:rPr>
+              <w:t xml:space="preserve">, </w:t>
+            </w:r>
+            <w:r>
+              <w:rPr>
+                <w:rFonts w:ascii="Times New Roman" w:eastAsia="仿宋" w:hAnsi="Times New Roman"/>
+                <w:b/>
+                <w:bCs/>
+                <w:sz w:val="24"/>
+                <w:szCs w:val="24"/>
+              </w:rPr>
+              <w:t>林威</w:t>
+            </w:r>
+            <w:r>
+              <w:rPr>
+                <w:rFonts w:ascii="Times New Roman" w:eastAsia="仿宋" w:hAnsi="Times New Roman"/>
+                <w:sz w:val="24"/>
+                <w:szCs w:val="24"/>
+              </w:rPr>
+              <w:t xml:space="preserve">, &amp; </w:t>
+            </w:r>
+            <w:r>
+              <w:rPr>
+                <w:rFonts w:ascii="Times New Roman" w:eastAsia="仿宋" w:hAnsi="Times New Roman"/>
+                <w:sz w:val="24"/>
+                <w:szCs w:val="24"/>
+              </w:rPr>
+              <w:t>唐亘跻</w:t>
+            </w:r>
+            <w:r>
+              <w:rPr>
+                <w:rFonts w:ascii="Times New Roman" w:eastAsia="仿宋" w:hAnsi="Times New Roman"/>
+                <w:sz w:val="24"/>
+                <w:szCs w:val="24"/>
+              </w:rPr>
+              <w:t xml:space="preserve">. (2025). </w:t>
+            </w:r>
+            <w:r>
+              <w:rPr>
+                <w:rFonts w:ascii="Times New Roman" w:eastAsia="仿宋" w:hAnsi="Times New Roman"/>
+                <w:sz w:val="24"/>
+                <w:szCs w:val="24"/>
+              </w:rPr>
+              <w:t>一种用于隧道三维点云智能处理的神经网络构建装置及方法</w:t>
+            </w:r>
+            <w:r>
+              <w:rPr>
+                <w:rFonts w:ascii="Times New Roman" w:eastAsia="仿宋" w:hAnsi="Times New Roman"/>
+                <w:sz w:val="24"/>
+                <w:szCs w:val="24"/>
+              </w:rPr>
+              <w:t xml:space="preserve"> (Patent CN202510484006.9).</w:t>
+            </w:r>
+            <w:r>
+              <w:rPr>
+                <w:rFonts w:ascii="Times New Roman" w:eastAsia="仿宋" w:hAnsi="Times New Roman"/>
+                <w:sz w:val="24"/>
+                <w:szCs w:val="24"/>
+              </w:rPr>
+              <w:t xml:space="preserve"> </w:t>
+            </w:r>
+            <w:r>
+              <w:rPr>
+                <w:rFonts w:ascii="Times New Roman" w:eastAsia="仿宋" w:hAnsi="Times New Roman"/>
+                <w:color w:val="0070C0"/>
+                <w:sz w:val="24"/>
+                <w:szCs w:val="24"/>
+              </w:rPr>
+              <w:t>(</w:t>
+            </w:r>
+            <w:r>
+              <w:rPr>
+                <w:rFonts w:ascii="Times New Roman" w:eastAsia="仿宋" w:hAnsi="Times New Roman"/>
+                <w:color w:val="0070C0"/>
+                <w:sz w:val="24"/>
+                <w:szCs w:val="24"/>
+              </w:rPr>
+              <w:t>发明</w:t>
+            </w:r>
+            <w:r>
+              <w:rPr>
+                <w:rFonts w:ascii="Times New Roman" w:eastAsia="仿宋" w:hAnsi="Times New Roman" w:hint="eastAsia"/>
+                <w:color w:val="0070C0"/>
+                <w:sz w:val="24"/>
+                <w:szCs w:val="24"/>
+              </w:rPr>
+              <w:t>申请</w:t>
+            </w:r>
+            <w:r>
+              <w:rPr>
+                <w:rFonts w:ascii="Times New Roman" w:eastAsia="仿宋" w:hAnsi="Times New Roman"/>
+                <w:color w:val="0070C0"/>
+                <w:sz w:val="24"/>
+                <w:szCs w:val="24"/>
+              </w:rPr>
+              <w:t>)</w:t>
+            </w:r>
+          </w:p>
+          <w:p>
+            <w:pPr>
+              <w:pStyle w:val="a3"/>
+              <w:numPr>
+                <w:ilvl w:val="0"/>
+                <w:numId w:val="26"/>
+              </w:numPr>
+              <w:adjustRightInd w:val="0"/>
+              <w:snapToGrid w:val="0"/>
+              <w:ind w:firstLineChars="0"/>
+              <w:rPr>
+                <w:rFonts w:ascii="Times New Roman" w:eastAsia="仿宋" w:hAnsi="Times New Roman"/>
+                <w:sz w:val="24"/>
+                <w:szCs w:val="24"/>
+              </w:rPr>
+            </w:pPr>
+            <w:r>
+              <w:rPr>
+                <w:rFonts w:ascii="Times New Roman" w:eastAsia="仿宋" w:hAnsi="Times New Roman" w:hint="eastAsia"/>
+                <w:sz w:val="24"/>
+                <w:szCs w:val="24"/>
+              </w:rPr>
+              <w:t>牛刚</w:t>
+            </w:r>
+            <w:r>
+              <w:rPr>
+                <w:rFonts w:ascii="Times New Roman" w:eastAsia="仿宋" w:hAnsi="Times New Roman" w:hint="eastAsia"/>
+                <w:sz w:val="24"/>
+                <w:szCs w:val="24"/>
+              </w:rPr>
+              <w:t>,</w:t>
+            </w:r>
+            <w:r>
+              <w:rPr>
+                <w:rFonts w:ascii="Times New Roman" w:eastAsia="仿宋" w:hAnsi="Times New Roman"/>
+                <w:sz w:val="24"/>
+                <w:szCs w:val="24"/>
+              </w:rPr>
+              <w:t xml:space="preserve"> </w:t>
+            </w:r>
+            <w:r>
+              <w:rPr>
+                <w:rFonts w:ascii="Times New Roman" w:eastAsia="仿宋" w:hAnsi="Times New Roman" w:hint="eastAsia"/>
+                <w:sz w:val="24"/>
+                <w:szCs w:val="24"/>
+              </w:rPr>
+              <w:t>秦宝军</w:t>
+            </w:r>
+            <w:r>
+              <w:rPr>
+                <w:rFonts w:ascii="Times New Roman" w:eastAsia="仿宋" w:hAnsi="Times New Roman" w:hint="eastAsia"/>
+                <w:sz w:val="24"/>
+                <w:szCs w:val="24"/>
+              </w:rPr>
+              <w:t xml:space="preserve">, </w:t>
+            </w:r>
+            <w:r>
+              <w:rPr>
+                <w:rFonts w:ascii="Times New Roman" w:eastAsia="仿宋" w:hAnsi="Times New Roman" w:hint="eastAsia"/>
+                <w:sz w:val="24"/>
+                <w:szCs w:val="24"/>
+              </w:rPr>
+              <w:t>周志广</w:t>
+            </w:r>
+            <w:r>
+              <w:rPr>
+                <w:rFonts w:ascii="Times New Roman" w:eastAsia="仿宋" w:hAnsi="Times New Roman" w:hint="eastAsia"/>
+                <w:sz w:val="24"/>
+                <w:szCs w:val="24"/>
+              </w:rPr>
+              <w:t xml:space="preserve">, </w:t>
+            </w:r>
+            <w:r>
+              <w:rPr>
+                <w:rFonts w:ascii="Times New Roman" w:eastAsia="仿宋" w:hAnsi="Times New Roman" w:hint="eastAsia"/>
+                <w:sz w:val="24"/>
+                <w:szCs w:val="24"/>
+              </w:rPr>
+              <w:t>肖中林</w:t>
+            </w:r>
+            <w:r>
+              <w:rPr>
+                <w:rFonts w:ascii="Times New Roman" w:eastAsia="仿宋" w:hAnsi="Times New Roman" w:hint="eastAsia"/>
+                <w:sz w:val="24"/>
+                <w:szCs w:val="24"/>
+              </w:rPr>
+              <w:t xml:space="preserve">, </w:t>
+            </w:r>
+            <w:r>
+              <w:rPr>
+                <w:rFonts w:ascii="Times New Roman" w:eastAsia="仿宋" w:hAnsi="Times New Roman" w:hint="eastAsia"/>
+                <w:sz w:val="24"/>
+                <w:szCs w:val="24"/>
+              </w:rPr>
+              <w:t>杨庆</w:t>
+            </w:r>
+            <w:r>
+              <w:rPr>
+                <w:rFonts w:ascii="Times New Roman" w:eastAsia="仿宋" w:hAnsi="Times New Roman" w:hint="eastAsia"/>
+                <w:sz w:val="24"/>
+                <w:szCs w:val="24"/>
+              </w:rPr>
+              <w:t xml:space="preserve">, </w:t>
+            </w:r>
+            <w:r>
+              <w:rPr>
+                <w:rFonts w:ascii="Times New Roman" w:eastAsia="仿宋" w:hAnsi="Times New Roman" w:hint="eastAsia"/>
+                <w:sz w:val="24"/>
+                <w:szCs w:val="24"/>
+              </w:rPr>
+              <w:t>孙斌</w:t>
+            </w:r>
+            <w:r>
+              <w:rPr>
+                <w:rFonts w:ascii="Times New Roman" w:eastAsia="仿宋" w:hAnsi="Times New Roman" w:hint="eastAsia"/>
+                <w:sz w:val="24"/>
+                <w:szCs w:val="24"/>
+              </w:rPr>
+              <w:t xml:space="preserve">, </w:t>
+            </w:r>
+            <w:r>
+              <w:rPr>
+                <w:rFonts w:ascii="Times New Roman" w:eastAsia="仿宋" w:hAnsi="Times New Roman" w:hint="eastAsia"/>
+                <w:sz w:val="24"/>
+                <w:szCs w:val="24"/>
+              </w:rPr>
+              <w:t>邓魏彬</w:t>
+            </w:r>
+            <w:r>
+              <w:rPr>
+                <w:rFonts w:ascii="Times New Roman" w:eastAsia="仿宋" w:hAnsi="Times New Roman" w:hint="eastAsia"/>
+                <w:sz w:val="24"/>
+                <w:szCs w:val="24"/>
+              </w:rPr>
+              <w:t xml:space="preserve">, </w:t>
+            </w:r>
+            <w:r>
+              <w:rPr>
+                <w:rFonts w:ascii="Times New Roman" w:eastAsia="仿宋" w:hAnsi="Times New Roman" w:hint="eastAsia"/>
+                <w:sz w:val="24"/>
+                <w:szCs w:val="24"/>
+              </w:rPr>
+              <w:t>王亮</w:t>
+            </w:r>
+            <w:r>
+              <w:rPr>
+                <w:rFonts w:ascii="Times New Roman" w:eastAsia="仿宋" w:hAnsi="Times New Roman" w:hint="eastAsia"/>
+                <w:sz w:val="24"/>
+                <w:szCs w:val="24"/>
+              </w:rPr>
+              <w:t xml:space="preserve">, </w:t>
+            </w:r>
+            <w:r>
+              <w:rPr>
+                <w:rFonts w:ascii="Times New Roman" w:eastAsia="仿宋" w:hAnsi="Times New Roman" w:hint="eastAsia"/>
+                <w:sz w:val="24"/>
+                <w:szCs w:val="24"/>
+              </w:rPr>
+              <w:t>马俊雨</w:t>
+            </w:r>
+            <w:r>
+              <w:rPr>
+                <w:rFonts w:ascii="Times New Roman" w:eastAsia="仿宋" w:hAnsi="Times New Roman" w:hint="eastAsia"/>
+                <w:sz w:val="24"/>
+                <w:szCs w:val="24"/>
+              </w:rPr>
+              <w:t xml:space="preserve">, </w:t>
+            </w:r>
+            <w:r>
+              <w:rPr>
+                <w:rFonts w:ascii="Times New Roman" w:eastAsia="仿宋" w:hAnsi="Times New Roman" w:hint="eastAsia"/>
+                <w:b/>
+                <w:bCs/>
+                <w:sz w:val="24"/>
+                <w:szCs w:val="24"/>
+              </w:rPr>
+              <w:t>林威</w:t>
+            </w:r>
+            <w:r>
+              <w:rPr>
+                <w:rFonts w:ascii="Times New Roman" w:eastAsia="仿宋" w:hAnsi="Times New Roman" w:hint="eastAsia"/>
+                <w:sz w:val="24"/>
+                <w:szCs w:val="24"/>
+              </w:rPr>
+              <w:t xml:space="preserve">, </w:t>
+            </w:r>
+            <w:r>
+              <w:rPr>
+                <w:rFonts w:ascii="Times New Roman" w:eastAsia="仿宋" w:hAnsi="Times New Roman" w:hint="eastAsia"/>
+                <w:sz w:val="24"/>
+                <w:szCs w:val="24"/>
+              </w:rPr>
+              <w:t>周彪</w:t>
+            </w:r>
+            <w:r>
+              <w:rPr>
+                <w:rFonts w:ascii="Times New Roman" w:eastAsia="仿宋" w:hAnsi="Times New Roman" w:hint="eastAsia"/>
+                <w:sz w:val="24"/>
+                <w:szCs w:val="24"/>
+              </w:rPr>
+              <w:t>,</w:t>
+            </w:r>
+            <w:r>
+              <w:rPr>
+                <w:rFonts w:ascii="Times New Roman" w:eastAsia="仿宋" w:hAnsi="Times New Roman"/>
+                <w:sz w:val="24"/>
+                <w:szCs w:val="24"/>
+              </w:rPr>
+              <w:t xml:space="preserve"> &amp;</w:t>
+            </w:r>
+            <w:r>
+              <w:rPr>
+                <w:rFonts w:ascii="Times New Roman" w:eastAsia="仿宋" w:hAnsi="Times New Roman" w:hint="eastAsia"/>
+                <w:sz w:val="24"/>
+                <w:szCs w:val="24"/>
+              </w:rPr>
+              <w:t xml:space="preserve"> </w:t>
+            </w:r>
+            <w:r>
+              <w:rPr>
+                <w:rFonts w:ascii="Times New Roman" w:eastAsia="仿宋" w:hAnsi="Times New Roman" w:hint="eastAsia"/>
+                <w:sz w:val="24"/>
+                <w:szCs w:val="24"/>
+              </w:rPr>
+              <w:t>谢雄耀</w:t>
+            </w:r>
+            <w:r>
+              <w:rPr>
+                <w:rFonts w:ascii="Times New Roman" w:eastAsia="仿宋" w:hAnsi="Times New Roman" w:hint="eastAsia"/>
+                <w:sz w:val="24"/>
+                <w:szCs w:val="24"/>
+              </w:rPr>
+              <w:t>.</w:t>
+            </w:r>
+            <w:r>
+              <w:rPr>
+                <w:rFonts w:ascii="Times New Roman" w:eastAsia="仿宋" w:hAnsi="Times New Roman"/>
+                <w:sz w:val="24"/>
+                <w:szCs w:val="24"/>
+              </w:rPr>
+              <w:t xml:space="preserve"> </w:t>
+            </w:r>
+            <w:r>
+              <w:rPr>
+                <w:rFonts w:ascii="Times New Roman" w:eastAsia="仿宋" w:hAnsi="Times New Roman" w:hint="eastAsia"/>
+                <w:sz w:val="24"/>
+                <w:szCs w:val="24"/>
+              </w:rPr>
+              <w:t>(</w:t>
+            </w:r>
+            <w:r>
+              <w:rPr>
+                <w:rFonts w:ascii="Times New Roman" w:eastAsia="仿宋" w:hAnsi="Times New Roman"/>
+                <w:sz w:val="24"/>
+                <w:szCs w:val="24"/>
+              </w:rPr>
+              <w:t>202</w:t>
+            </w:r>
+            <w:r>
+              <w:rPr>
+                <w:rFonts w:ascii="Times New Roman" w:eastAsia="仿宋" w:hAnsi="Times New Roman"/>
+                <w:sz w:val="24"/>
+                <w:szCs w:val="24"/>
+              </w:rPr>
+              <w:t>5</w:t>
+            </w:r>
+            <w:r>
+              <w:rPr>
+                <w:rFonts w:ascii="Times New Roman" w:eastAsia="仿宋" w:hAnsi="Times New Roman"/>
+                <w:sz w:val="24"/>
+                <w:szCs w:val="24"/>
+              </w:rPr>
+              <w:t>).</w:t>
+            </w:r>
+            <w:r>
+              <w:rPr>
+                <w:rFonts w:ascii="Times New Roman" w:eastAsia="仿宋" w:hAnsi="Times New Roman"/>
+                <w:sz w:val="24"/>
+                <w:szCs w:val="24"/>
+              </w:rPr>
+              <w:t xml:space="preserve"> </w:t>
+            </w:r>
+            <w:r>
+              <w:rPr>
+                <w:rFonts w:ascii="Times New Roman" w:eastAsia="仿宋" w:hAnsi="Times New Roman" w:hint="eastAsia"/>
+                <w:sz w:val="24"/>
+                <w:szCs w:val="24"/>
+              </w:rPr>
+              <w:t>一种基于点云特征深度学习的盾构隧道单环点云分割方法</w:t>
+            </w:r>
+            <w:r>
+              <w:rPr>
+                <w:rFonts w:ascii="Times New Roman" w:eastAsia="仿宋" w:hAnsi="Times New Roman" w:hint="eastAsia"/>
+                <w:sz w:val="24"/>
+                <w:szCs w:val="24"/>
+              </w:rPr>
+              <w:t xml:space="preserve"> </w:t>
+            </w:r>
+            <w:r>
+              <w:rPr>
+                <w:rFonts w:ascii="Times New Roman" w:eastAsia="仿宋" w:hAnsi="Times New Roman"/>
+                <w:sz w:val="24"/>
+                <w:szCs w:val="24"/>
+              </w:rPr>
+              <w:t>(Patent CN202411358578.4)</w:t>
+            </w:r>
+            <w:r>
+              <w:rPr>
+                <w:rFonts w:ascii="Times New Roman" w:eastAsia="仿宋" w:hAnsi="Times New Roman" w:hint="eastAsia"/>
+                <w:sz w:val="24"/>
+                <w:szCs w:val="24"/>
+              </w:rPr>
+              <w:t>.</w:t>
+            </w:r>
+            <w:r>
+              <w:rPr>
+                <w:rFonts w:ascii="Times New Roman" w:eastAsia="仿宋" w:hAnsi="Times New Roman"/>
+                <w:sz w:val="24"/>
+                <w:szCs w:val="24"/>
+              </w:rPr>
+              <w:t xml:space="preserve"> </w:t>
+            </w:r>
+            <w:r>
+              <w:rPr>
+                <w:rFonts w:ascii="Times New Roman" w:eastAsia="仿宋" w:hAnsi="Times New Roman"/>
+                <w:color w:val="0070C0"/>
+                <w:sz w:val="24"/>
+                <w:szCs w:val="24"/>
+              </w:rPr>
+              <w:lastRenderedPageBreak/>
+              <w:t>(</w:t>
+            </w:r>
+            <w:r>
+              <w:rPr>
+                <w:rFonts w:ascii="Times New Roman" w:eastAsia="仿宋" w:hAnsi="Times New Roman"/>
+                <w:color w:val="0070C0"/>
+                <w:sz w:val="24"/>
+                <w:szCs w:val="24"/>
+              </w:rPr>
+              <w:t>发明</w:t>
+            </w:r>
+            <w:r>
+              <w:rPr>
+                <w:rFonts w:ascii="Times New Roman" w:eastAsia="仿宋" w:hAnsi="Times New Roman" w:hint="eastAsia"/>
+                <w:color w:val="0070C0"/>
+                <w:sz w:val="24"/>
+                <w:szCs w:val="24"/>
+              </w:rPr>
+              <w:t>申请</w:t>
+            </w:r>
+            <w:r>
+              <w:rPr>
+                <w:rFonts w:ascii="Times New Roman" w:eastAsia="仿宋" w:hAnsi="Times New Roman"/>
+                <w:color w:val="0070C0"/>
+                <w:sz w:val="24"/>
+                <w:szCs w:val="24"/>
+              </w:rPr>
+              <w:t>)</w:t>
+            </w:r>
+          </w:p>
+          <w:p>
+            <w:pPr>
+              <w:pStyle w:val="a3"/>
+              <w:numPr>
+                <w:ilvl w:val="0"/>
+                <w:numId w:val="26"/>
+              </w:numPr>
+              <w:adjustRightInd w:val="0"/>
+              <w:snapToGrid w:val="0"/>
+              <w:ind w:firstLineChars="0"/>
+              <w:rPr>
+                <w:rFonts w:ascii="Times New Roman" w:eastAsia="仿宋" w:hAnsi="Times New Roman"/>
+                <w:sz w:val="24"/>
+                <w:szCs w:val="24"/>
+              </w:rPr>
+            </w:pPr>
+            <w:r>
+              <w:rPr>
+                <w:rFonts w:ascii="Times New Roman" w:eastAsia="仿宋" w:hAnsi="Times New Roman" w:hint="eastAsia"/>
+                <w:sz w:val="24"/>
+                <w:szCs w:val="24"/>
+              </w:rPr>
+              <w:t>周应新</w:t>
+            </w:r>
+            <w:r>
+              <w:rPr>
+                <w:rFonts w:ascii="Times New Roman" w:eastAsia="仿宋" w:hAnsi="Times New Roman"/>
+                <w:sz w:val="24"/>
+                <w:szCs w:val="24"/>
+              </w:rPr>
+              <w:t xml:space="preserve">, </w:t>
+            </w:r>
+            <w:r>
+              <w:rPr>
+                <w:rFonts w:ascii="Times New Roman" w:eastAsia="仿宋" w:hAnsi="Times New Roman"/>
+                <w:sz w:val="24"/>
+                <w:szCs w:val="24"/>
+              </w:rPr>
+              <w:t>谢雄耀</w:t>
+            </w:r>
+            <w:r>
+              <w:rPr>
+                <w:rFonts w:ascii="Times New Roman" w:eastAsia="仿宋" w:hAnsi="Times New Roman"/>
+                <w:sz w:val="24"/>
+                <w:szCs w:val="24"/>
+              </w:rPr>
+              <w:t xml:space="preserve">, </w:t>
+            </w:r>
+            <w:r>
+              <w:rPr>
+                <w:rFonts w:ascii="Times New Roman" w:eastAsia="仿宋" w:hAnsi="Times New Roman"/>
+                <w:sz w:val="24"/>
+                <w:szCs w:val="24"/>
+              </w:rPr>
+              <w:t>周彪</w:t>
+            </w:r>
+            <w:r>
+              <w:rPr>
+                <w:rFonts w:ascii="Times New Roman" w:eastAsia="仿宋" w:hAnsi="Times New Roman"/>
+                <w:sz w:val="24"/>
+                <w:szCs w:val="24"/>
+              </w:rPr>
+              <w:t xml:space="preserve">, </w:t>
+            </w:r>
+            <w:r>
+              <w:rPr>
+                <w:rFonts w:ascii="Times New Roman" w:eastAsia="仿宋" w:hAnsi="Times New Roman"/>
+                <w:b/>
+                <w:bCs/>
+                <w:sz w:val="24"/>
+                <w:szCs w:val="24"/>
+              </w:rPr>
+              <w:t>林威</w:t>
+            </w:r>
+            <w:r>
+              <w:rPr>
+                <w:rFonts w:ascii="Times New Roman" w:eastAsia="仿宋" w:hAnsi="Times New Roman"/>
+                <w:sz w:val="24"/>
+                <w:szCs w:val="24"/>
+              </w:rPr>
+              <w:t xml:space="preserve">, </w:t>
+            </w:r>
+            <w:r>
+              <w:rPr>
+                <w:rFonts w:ascii="Times New Roman" w:eastAsia="仿宋" w:hAnsi="Times New Roman"/>
+                <w:sz w:val="24"/>
+                <w:szCs w:val="24"/>
+              </w:rPr>
+              <w:t>张洋宾</w:t>
+            </w:r>
+            <w:r>
+              <w:rPr>
+                <w:rFonts w:ascii="Times New Roman" w:eastAsia="仿宋" w:hAnsi="Times New Roman"/>
+                <w:sz w:val="24"/>
+                <w:szCs w:val="24"/>
+              </w:rPr>
+              <w:t xml:space="preserve">, </w:t>
+            </w:r>
+            <w:r>
+              <w:rPr>
+                <w:rFonts w:ascii="Times New Roman" w:eastAsia="仿宋" w:hAnsi="Times New Roman"/>
+                <w:sz w:val="24"/>
+                <w:szCs w:val="24"/>
+              </w:rPr>
+              <w:t>陈思晗</w:t>
+            </w:r>
+            <w:r>
+              <w:rPr>
+                <w:rFonts w:ascii="Times New Roman" w:eastAsia="仿宋" w:hAnsi="Times New Roman"/>
+                <w:sz w:val="24"/>
+                <w:szCs w:val="24"/>
+              </w:rPr>
+              <w:t xml:space="preserve">, </w:t>
+            </w:r>
+            <w:r>
+              <w:rPr>
+                <w:rFonts w:ascii="Times New Roman" w:eastAsia="仿宋" w:hAnsi="Times New Roman"/>
+                <w:sz w:val="24"/>
+                <w:szCs w:val="24"/>
+              </w:rPr>
+              <w:t>徐泓睿</w:t>
+            </w:r>
+            <w:r>
+              <w:rPr>
+                <w:rFonts w:ascii="Times New Roman" w:eastAsia="仿宋" w:hAnsi="Times New Roman"/>
+                <w:sz w:val="24"/>
+                <w:szCs w:val="24"/>
+              </w:rPr>
+              <w:t xml:space="preserve">, </w:t>
+            </w:r>
+            <w:r>
+              <w:rPr>
+                <w:rFonts w:ascii="Times New Roman" w:eastAsia="仿宋" w:hAnsi="Times New Roman"/>
+                <w:sz w:val="24"/>
+                <w:szCs w:val="24"/>
+              </w:rPr>
+              <w:t>钱正富</w:t>
+            </w:r>
+            <w:r>
+              <w:rPr>
+                <w:rFonts w:ascii="Times New Roman" w:eastAsia="仿宋" w:hAnsi="Times New Roman"/>
+                <w:sz w:val="24"/>
+                <w:szCs w:val="24"/>
+              </w:rPr>
+              <w:t xml:space="preserve">, </w:t>
+            </w:r>
+            <w:r>
+              <w:rPr>
+                <w:rFonts w:ascii="Times New Roman" w:eastAsia="仿宋" w:hAnsi="Times New Roman"/>
+                <w:sz w:val="24"/>
+                <w:szCs w:val="24"/>
+              </w:rPr>
+              <w:t>曾维成</w:t>
+            </w:r>
+            <w:r>
+              <w:rPr>
+                <w:rFonts w:ascii="Times New Roman" w:eastAsia="仿宋" w:hAnsi="Times New Roman"/>
+                <w:sz w:val="24"/>
+                <w:szCs w:val="24"/>
+              </w:rPr>
+              <w:t xml:space="preserve">, </w:t>
+            </w:r>
+            <w:r>
+              <w:rPr>
+                <w:rFonts w:ascii="Times New Roman" w:eastAsia="仿宋" w:hAnsi="Times New Roman"/>
+                <w:sz w:val="24"/>
+                <w:szCs w:val="24"/>
+              </w:rPr>
+              <w:t>杨俊宏</w:t>
+            </w:r>
+            <w:r>
+              <w:rPr>
+                <w:rFonts w:ascii="Times New Roman" w:eastAsia="仿宋" w:hAnsi="Times New Roman"/>
+                <w:sz w:val="24"/>
+                <w:szCs w:val="24"/>
+              </w:rPr>
+              <w:t xml:space="preserve">, </w:t>
+            </w:r>
+            <w:r>
+              <w:rPr>
+                <w:rFonts w:ascii="Times New Roman" w:eastAsia="仿宋" w:hAnsi="Times New Roman"/>
+                <w:sz w:val="24"/>
+                <w:szCs w:val="24"/>
+              </w:rPr>
+              <w:t>唐能</w:t>
+            </w:r>
+            <w:r>
+              <w:rPr>
+                <w:rFonts w:ascii="Times New Roman" w:eastAsia="仿宋" w:hAnsi="Times New Roman"/>
+                <w:sz w:val="24"/>
+                <w:szCs w:val="24"/>
+              </w:rPr>
+              <w:t xml:space="preserve">, </w:t>
+            </w:r>
+            <w:r>
+              <w:rPr>
+                <w:rFonts w:ascii="Times New Roman" w:eastAsia="仿宋" w:hAnsi="Times New Roman"/>
+                <w:sz w:val="24"/>
+                <w:szCs w:val="24"/>
+              </w:rPr>
+              <w:t>刘志义</w:t>
+            </w:r>
+            <w:r>
+              <w:rPr>
+                <w:rFonts w:ascii="Times New Roman" w:eastAsia="仿宋" w:hAnsi="Times New Roman"/>
+                <w:sz w:val="24"/>
+                <w:szCs w:val="24"/>
+              </w:rPr>
+              <w:t xml:space="preserve">, </w:t>
+            </w:r>
+            <w:r>
+              <w:rPr>
+                <w:rFonts w:ascii="Times New Roman" w:eastAsia="仿宋" w:hAnsi="Times New Roman"/>
+                <w:sz w:val="24"/>
+                <w:szCs w:val="24"/>
+              </w:rPr>
+              <w:t>史明梅</w:t>
+            </w:r>
+            <w:r>
+              <w:rPr>
+                <w:rFonts w:ascii="Times New Roman" w:eastAsia="仿宋" w:hAnsi="Times New Roman"/>
+                <w:sz w:val="24"/>
+                <w:szCs w:val="24"/>
+              </w:rPr>
+              <w:t xml:space="preserve">, </w:t>
+            </w:r>
+            <w:r>
+              <w:rPr>
+                <w:rFonts w:ascii="Times New Roman" w:eastAsia="仿宋" w:hAnsi="Times New Roman"/>
+                <w:sz w:val="24"/>
+                <w:szCs w:val="24"/>
+              </w:rPr>
+              <w:t>唐忠林</w:t>
+            </w:r>
+            <w:r>
+              <w:rPr>
+                <w:rFonts w:ascii="Times New Roman" w:eastAsia="仿宋" w:hAnsi="Times New Roman"/>
+                <w:sz w:val="24"/>
+                <w:szCs w:val="24"/>
+              </w:rPr>
+              <w:t xml:space="preserve">, </w:t>
+            </w:r>
+            <w:r>
+              <w:rPr>
+                <w:rFonts w:ascii="Times New Roman" w:eastAsia="仿宋" w:hAnsi="Times New Roman"/>
+                <w:sz w:val="24"/>
+                <w:szCs w:val="24"/>
+              </w:rPr>
+              <w:t>胡兴云</w:t>
+            </w:r>
+            <w:r>
+              <w:rPr>
+                <w:rFonts w:ascii="Times New Roman" w:eastAsia="仿宋" w:hAnsi="Times New Roman"/>
+                <w:sz w:val="24"/>
+                <w:szCs w:val="24"/>
+              </w:rPr>
+              <w:t xml:space="preserve">, </w:t>
+            </w:r>
+            <w:r>
+              <w:rPr>
+                <w:rFonts w:ascii="Times New Roman" w:eastAsia="仿宋" w:hAnsi="Times New Roman"/>
+                <w:sz w:val="24"/>
+                <w:szCs w:val="24"/>
+              </w:rPr>
+              <w:t>赵刚</w:t>
+            </w:r>
+            <w:r>
+              <w:rPr>
+                <w:rFonts w:ascii="Times New Roman" w:eastAsia="仿宋" w:hAnsi="Times New Roman"/>
+                <w:sz w:val="24"/>
+                <w:szCs w:val="24"/>
+              </w:rPr>
+              <w:t xml:space="preserve">, &amp; </w:t>
+            </w:r>
+            <w:r>
+              <w:rPr>
+                <w:rFonts w:ascii="Times New Roman" w:eastAsia="仿宋" w:hAnsi="Times New Roman"/>
+                <w:sz w:val="24"/>
+                <w:szCs w:val="24"/>
+              </w:rPr>
+              <w:t>叶朋果</w:t>
+            </w:r>
+            <w:r>
+              <w:rPr>
+                <w:rFonts w:ascii="Times New Roman" w:eastAsia="仿宋" w:hAnsi="Times New Roman"/>
+                <w:sz w:val="24"/>
+                <w:szCs w:val="24"/>
+              </w:rPr>
+              <w:t xml:space="preserve">. (2022). </w:t>
+            </w:r>
+            <w:r>
+              <w:rPr>
+                <w:rFonts w:ascii="Times New Roman" w:eastAsia="仿宋" w:hAnsi="Times New Roman"/>
+                <w:sz w:val="24"/>
+                <w:szCs w:val="24"/>
+              </w:rPr>
+              <w:t>一种用于差异沉降控制的路堤水载预压反馈调节系统</w:t>
+            </w:r>
+            <w:r>
+              <w:rPr>
+                <w:rFonts w:ascii="Times New Roman" w:eastAsia="仿宋" w:hAnsi="Times New Roman" w:hint="eastAsia"/>
+                <w:sz w:val="24"/>
+                <w:szCs w:val="24"/>
+              </w:rPr>
+              <w:t xml:space="preserve"> </w:t>
+            </w:r>
+            <w:r>
+              <w:rPr>
+                <w:rFonts w:ascii="Times New Roman" w:eastAsia="仿宋" w:hAnsi="Times New Roman"/>
+                <w:sz w:val="24"/>
+                <w:szCs w:val="24"/>
+              </w:rPr>
+              <w:t>(Patent CN202211150097.5)</w:t>
+            </w:r>
+            <w:r>
+              <w:rPr>
+                <w:rFonts w:ascii="Times New Roman" w:eastAsia="仿宋" w:hAnsi="Times New Roman" w:hint="eastAsia"/>
+                <w:sz w:val="24"/>
+                <w:szCs w:val="24"/>
+              </w:rPr>
+              <w:t>.</w:t>
+            </w:r>
+            <w:r>
+              <w:rPr>
+                <w:rFonts w:ascii="Times New Roman" w:eastAsia="仿宋" w:hAnsi="Times New Roman"/>
+                <w:sz w:val="24"/>
+                <w:szCs w:val="24"/>
+              </w:rPr>
+              <w:t xml:space="preserve"> </w:t>
+            </w:r>
+            <w:r>
+              <w:rPr>
+                <w:rFonts w:ascii="Times New Roman" w:eastAsia="仿宋" w:hAnsi="Times New Roman"/>
+                <w:color w:val="0070C0"/>
+                <w:sz w:val="24"/>
+                <w:szCs w:val="24"/>
+              </w:rPr>
+              <w:t>(</w:t>
+            </w:r>
+            <w:r>
+              <w:rPr>
+                <w:rFonts w:ascii="Times New Roman" w:eastAsia="仿宋" w:hAnsi="Times New Roman"/>
+                <w:color w:val="0070C0"/>
+                <w:sz w:val="24"/>
+                <w:szCs w:val="24"/>
+              </w:rPr>
+              <w:t>发明</w:t>
+            </w:r>
+            <w:r>
+              <w:rPr>
+                <w:rFonts w:ascii="Times New Roman" w:eastAsia="仿宋" w:hAnsi="Times New Roman" w:hint="eastAsia"/>
+                <w:color w:val="0070C0"/>
+                <w:sz w:val="24"/>
+                <w:szCs w:val="24"/>
+              </w:rPr>
+              <w:t>申请</w:t>
+            </w:r>
+            <w:r>
+              <w:rPr>
+                <w:rFonts w:ascii="Times New Roman" w:eastAsia="仿宋" w:hAnsi="Times New Roman"/>
+                <w:color w:val="0070C0"/>
+                <w:sz w:val="24"/>
+                <w:szCs w:val="24"/>
+              </w:rPr>
+              <w:t>)</w:t>
+            </w:r>
+          </w:p>
+          <w:p>
+            <w:pPr>
+              <w:pStyle w:val="a3"/>
+              <w:numPr>
+                <w:ilvl w:val="0"/>
+                <w:numId w:val="26"/>
+              </w:numPr>
+              <w:adjustRightInd w:val="0"/>
+              <w:snapToGrid w:val="0"/>
+              <w:ind w:firstLineChars="0"/>
+              <w:rPr>
+                <w:rFonts w:ascii="Times New Roman" w:eastAsia="仿宋" w:hAnsi="Times New Roman"/>
+                <w:sz w:val="24"/>
+                <w:szCs w:val="24"/>
+              </w:rPr>
+            </w:pPr>
+            <w:r>
+              <w:rPr>
+                <w:rFonts w:ascii="Times New Roman" w:eastAsia="仿宋" w:hAnsi="Times New Roman" w:hint="eastAsia"/>
+                <w:sz w:val="24"/>
+                <w:szCs w:val="24"/>
+              </w:rPr>
+              <w:t>鲁正</w:t>
+            </w:r>
+            <w:r>
+              <w:rPr>
+                <w:rFonts w:ascii="Times New Roman" w:eastAsia="仿宋" w:hAnsi="Times New Roman"/>
+                <w:sz w:val="24"/>
+                <w:szCs w:val="24"/>
+              </w:rPr>
+              <w:t xml:space="preserve">, </w:t>
+            </w:r>
+            <w:r>
+              <w:rPr>
+                <w:rFonts w:ascii="Times New Roman" w:eastAsia="仿宋" w:hAnsi="Times New Roman"/>
+                <w:sz w:val="24"/>
+                <w:szCs w:val="24"/>
+              </w:rPr>
               <w:t>常佳奇</w:t>
             </w:r>
             <w:r>
@@ -10935,6 +11178,24 @@
                 <w:sz w:val="24"/>
                 <w:szCs w:val="24"/>
               </w:rPr>
+              <w:t xml:space="preserve">, </w:t>
+            </w:r>
+            <w:r>
+              <w:rPr>
+                <w:rFonts w:ascii="Times New Roman" w:eastAsia="仿宋" w:hAnsi="Times New Roman"/>
+                <w:b/>
+                <w:bCs/>
+                <w:sz w:val="24"/>
+                <w:szCs w:val="24"/>
+              </w:rPr>
+              <w:t>林威</w:t>
+            </w:r>
+            <w:r>
+              <w:rPr>
+                <w:rFonts w:ascii="Times New Roman" w:eastAsia="仿宋" w:hAnsi="Times New Roman"/>
+                <w:sz w:val="24"/>
+                <w:szCs w:val="24"/>
+              </w:rPr>
               <w:t xml:space="preserve">, &amp; </w:t>
             </w:r>
             <w:r>
@@ -10959,6 +11220,148 @@
                 <w:sz w:val="24"/>
                 <w:szCs w:val="24"/>
               </w:rPr>
+              <w:t>可变阻尼铅芯橡胶阻尼器</w:t>
+            </w:r>
+            <w:r>
+              <w:rPr>
+                <w:rFonts w:ascii="Times New Roman" w:eastAsia="仿宋" w:hAnsi="Times New Roman" w:hint="eastAsia"/>
+                <w:sz w:val="24"/>
+                <w:szCs w:val="24"/>
+              </w:rPr>
+              <w:t xml:space="preserve"> </w:t>
+            </w:r>
+            <w:r>
+              <w:rPr>
+                <w:rFonts w:ascii="Times New Roman" w:eastAsia="仿宋" w:hAnsi="Times New Roman"/>
+                <w:sz w:val="24"/>
+                <w:szCs w:val="24"/>
+              </w:rPr>
+              <w:t>(Patent CN201720597425.4)</w:t>
+            </w:r>
+            <w:r>
+              <w:rPr>
+                <w:rFonts w:ascii="Times New Roman" w:eastAsia="仿宋" w:hAnsi="Times New Roman"/>
+                <w:sz w:val="24"/>
+                <w:szCs w:val="24"/>
+              </w:rPr>
+              <w:t xml:space="preserve">. </w:t>
+            </w:r>
+            <w:r>
+              <w:rPr>
+                <w:rFonts w:ascii="Times New Roman" w:eastAsia="仿宋" w:hAnsi="Times New Roman" w:hint="eastAsia"/>
+                <w:color w:val="0070C0"/>
+                <w:sz w:val="24"/>
+                <w:szCs w:val="24"/>
+              </w:rPr>
+              <w:t>(</w:t>
+            </w:r>
+            <w:r>
+              <w:rPr>
+                <w:rFonts w:ascii="Times New Roman" w:eastAsia="仿宋" w:hAnsi="Times New Roman" w:hint="eastAsia"/>
+                <w:color w:val="0070C0"/>
+                <w:sz w:val="24"/>
+                <w:szCs w:val="24"/>
+              </w:rPr>
+              <w:t>发明授权</w:t>
+            </w:r>
+            <w:r>
+              <w:rPr>
+                <w:rFonts w:ascii="Times New Roman" w:eastAsia="仿宋" w:hAnsi="Times New Roman" w:hint="eastAsia"/>
+                <w:color w:val="0070C0"/>
+                <w:sz w:val="24"/>
+                <w:szCs w:val="24"/>
+              </w:rPr>
+              <w:t>)</w:t>
+            </w:r>
+          </w:p>
+          <w:p>
+            <w:pPr>
+              <w:pStyle w:val="a3"/>
+              <w:numPr>
+                <w:ilvl w:val="0"/>
+                <w:numId w:val="26"/>
+              </w:numPr>
+              <w:adjustRightInd w:val="0"/>
+              <w:snapToGrid w:val="0"/>
+              <w:ind w:firstLineChars="0"/>
+              <w:rPr>
+                <w:rFonts w:ascii="Times New Roman" w:eastAsia="仿宋" w:hAnsi="Times New Roman"/>
+                <w:sz w:val="24"/>
+                <w:szCs w:val="24"/>
+              </w:rPr>
+            </w:pPr>
+            <w:r>
+              <w:rPr>
+                <w:rFonts w:ascii="Times New Roman" w:eastAsia="仿宋" w:hAnsi="Times New Roman" w:hint="eastAsia"/>
+                <w:sz w:val="24"/>
+                <w:szCs w:val="24"/>
+              </w:rPr>
+              <w:t>鲁正</w:t>
+            </w:r>
+            <w:r>
+              <w:rPr>
+                <w:rFonts w:ascii="Times New Roman" w:eastAsia="仿宋" w:hAnsi="Times New Roman"/>
+                <w:sz w:val="24"/>
+                <w:szCs w:val="24"/>
+              </w:rPr>
+              <w:t xml:space="preserve">, </w:t>
+            </w:r>
+            <w:r>
+              <w:rPr>
+                <w:rFonts w:ascii="Times New Roman" w:eastAsia="仿宋" w:hAnsi="Times New Roman"/>
+                <w:b/>
+                <w:bCs/>
+                <w:sz w:val="24"/>
+                <w:szCs w:val="24"/>
+              </w:rPr>
+              <w:t>林威</w:t>
+            </w:r>
+            <w:r>
+              <w:rPr>
+                <w:rFonts w:ascii="Times New Roman" w:eastAsia="仿宋" w:hAnsi="Times New Roman"/>
+                <w:sz w:val="24"/>
+                <w:szCs w:val="24"/>
+              </w:rPr>
+              <w:t xml:space="preserve">, </w:t>
+            </w:r>
+            <w:r>
+              <w:rPr>
+                <w:rFonts w:ascii="Times New Roman" w:eastAsia="仿宋" w:hAnsi="Times New Roman"/>
+                <w:sz w:val="24"/>
+                <w:szCs w:val="24"/>
+              </w:rPr>
+              <w:t>常佳奇</w:t>
+            </w:r>
+            <w:r>
+              <w:rPr>
+                <w:rFonts w:ascii="Times New Roman" w:eastAsia="仿宋" w:hAnsi="Times New Roman"/>
+                <w:sz w:val="24"/>
+                <w:szCs w:val="24"/>
+              </w:rPr>
+              <w:t xml:space="preserve">, &amp; </w:t>
+            </w:r>
+            <w:r>
+              <w:rPr>
+                <w:rFonts w:ascii="Times New Roman" w:eastAsia="仿宋" w:hAnsi="Times New Roman"/>
+                <w:sz w:val="24"/>
+                <w:szCs w:val="24"/>
+              </w:rPr>
+              <w:t>宰秋锐</w:t>
+            </w:r>
+            <w:r>
+              <w:rPr>
+                <w:rFonts w:ascii="Times New Roman" w:eastAsia="仿宋" w:hAnsi="Times New Roman"/>
+                <w:sz w:val="24"/>
+                <w:szCs w:val="24"/>
+              </w:rPr>
+              <w:t xml:space="preserve">. (2018). </w:t>
+            </w:r>
+            <w:r>
+              <w:rPr>
+                <w:rFonts w:ascii="Times New Roman" w:eastAsia="仿宋" w:hAnsi="Times New Roman"/>
+                <w:sz w:val="24"/>
+                <w:szCs w:val="24"/>
+              </w:rPr>
               <w:t>装配式建筑墙梁节点</w:t>
             </w:r>
             <w:r>
@@ -11001,17 +11404,7 @@
                 <w:sz w:val="24"/>
                 <w:szCs w:val="24"/>
               </w:rPr>
-              <w:t>实用</w:t>
-            </w:r>
-            <w:r>
-              <w:rPr>
-                <w:rFonts w:ascii="Times New Roman" w:eastAsia="仿宋" w:hAnsi="Times New Roman" w:hint="eastAsia"/>
-                <w:color w:val="0070C0"/>
-                <w:sz w:val="24"/>
-                <w:szCs w:val="24"/>
-              </w:rPr>
-              <w:lastRenderedPageBreak/>
-              <w:t>新型授权</w:t>
+              <w:t>实用新型授权</w:t>
             </w:r>
             <w:r>
               <w:rPr>
@@ -11273,8 +11666,8 @@
                 <w:rFonts w:ascii="Times New Roman" w:eastAsia="仿宋" w:hAnsi="Times New Roman"/>
                 <w:b/>
                 <w:bCs/>
-                <w:sz w:val="32"/>
-                <w:szCs w:val="32"/>
+                <w:sz w:val="24"/>
+                <w:szCs w:val="24"/>
               </w:rPr>
             </w:pPr>
             <w:r>
@@ -11283,8 +11676,8 @@
                 <w:b/>
                 <w:bCs/>
                 <w:color w:val="0070C0"/>
-                <w:sz w:val="32"/>
-                <w:szCs w:val="32"/>
+                <w:sz w:val="24"/>
+                <w:szCs w:val="24"/>
               </w:rPr>
               <w:lastRenderedPageBreak/>
               <w:t>学术活动</w:t>
@@ -12167,15 +12560,7 @@
                 <w:sz w:val="24"/>
                 <w:szCs w:val="24"/>
               </w:rPr>
-              <w:t>点云驱动隧道变形及渗漏智能感知方法与应用，</w:t>
-            </w:r>
-            <w:r>
-              <w:rPr>
-                <w:rFonts w:ascii="Times New Roman" w:eastAsia="仿宋" w:hAnsi="Times New Roman" w:hint="eastAsia"/>
-                <w:sz w:val="24"/>
-                <w:szCs w:val="24"/>
-              </w:rPr>
-              <w:t>交通基础设施关键技术全国论坛暨第七届</w:t>
+              <w:t>点云驱动隧道变形及渗漏智能感知方法与应用，交通基础设施关键技术全国论坛暨第七届</w:t>
             </w:r>
             <w:r>
               <w:rPr>
@@ -12199,15 +12584,7 @@
                 <w:sz w:val="24"/>
                 <w:szCs w:val="24"/>
               </w:rPr>
-              <w:t>会议</w:t>
-            </w:r>
-            <w:r>
-              <w:rPr>
-                <w:rFonts w:ascii="Times New Roman" w:eastAsia="仿宋" w:hAnsi="Times New Roman" w:hint="eastAsia"/>
-                <w:sz w:val="24"/>
-                <w:szCs w:val="24"/>
-              </w:rPr>
-              <w:t>，北京，</w:t>
+              <w:t>会议，北京，</w:t>
             </w:r>
             <w:r>
               <w:rPr>
@@ -12248,31 +12625,15 @@
                 <w:sz w:val="24"/>
                 <w:szCs w:val="24"/>
               </w:rPr>
-              <w:t>盾构隧道点云精细化变形感知方法及应用</w:t>
-            </w:r>
-            <w:r>
-              <w:rPr>
-                <w:rFonts w:ascii="Times New Roman" w:eastAsia="仿宋" w:hAnsi="Times New Roman" w:hint="eastAsia"/>
-                <w:sz w:val="24"/>
-                <w:szCs w:val="24"/>
-              </w:rPr>
-              <w:t>，</w:t>
-            </w:r>
-            <w:r>
-              <w:rPr>
-                <w:rFonts w:ascii="Times New Roman" w:eastAsia="仿宋" w:hAnsi="Times New Roman" w:hint="eastAsia"/>
-                <w:sz w:val="24"/>
-                <w:szCs w:val="24"/>
-              </w:rPr>
-              <w:t>第四届山区土木工程学术论坛暨第八届土木工程赣江学术论坛</w:t>
-            </w:r>
-            <w:r>
-              <w:rPr>
-                <w:rFonts w:ascii="Times New Roman" w:eastAsia="仿宋" w:hAnsi="Times New Roman" w:hint="eastAsia"/>
-                <w:sz w:val="24"/>
-                <w:szCs w:val="24"/>
-              </w:rPr>
-              <w:t>，南昌，</w:t>
+              <w:t>盾构隧道点云精细化变形感知方法及应用，</w:t>
+            </w:r>
+            <w:r>
+              <w:rPr>
+                <w:rFonts w:ascii="Times New Roman" w:eastAsia="仿宋" w:hAnsi="Times New Roman" w:hint="eastAsia"/>
+                <w:sz w:val="24"/>
+                <w:szCs w:val="24"/>
+              </w:rPr>
+              <w:t>第四届山区土木工程学术论坛暨第八届土木工程赣江学术论坛，南昌，</w:t>
             </w:r>
             <w:r>
               <w:rPr>
@@ -12714,15 +13075,7 @@
                 <w:sz w:val="24"/>
                 <w:szCs w:val="24"/>
               </w:rPr>
-              <w:t>.06.14</w:t>
-            </w:r>
-            <w:r>
-              <w:rPr>
-                <w:rFonts w:ascii="Times New Roman" w:eastAsia="仿宋" w:hAnsi="Times New Roman"/>
-                <w:sz w:val="24"/>
-                <w:szCs w:val="24"/>
-              </w:rPr>
-              <w:t>–</w:t>
+              <w:t>.06.14–</w:t>
             </w:r>
             <w:r>
               <w:rPr>
@@ -12819,15 +13172,7 @@
                 <w:sz w:val="24"/>
                 <w:szCs w:val="24"/>
               </w:rPr>
-              <w:t>.11.25</w:t>
-            </w:r>
-            <w:r>
-              <w:rPr>
-                <w:rFonts w:ascii="Times New Roman" w:eastAsia="仿宋" w:hAnsi="Times New Roman"/>
-                <w:sz w:val="24"/>
-                <w:szCs w:val="24"/>
-              </w:rPr>
-              <w:t>–27</w:t>
+              <w:t>.11.25–27</w:t>
             </w:r>
           </w:p>
           <w:p>
@@ -12956,6 +13301,7 @@
                 <w:sz w:val="24"/>
                 <w:szCs w:val="24"/>
               </w:rPr>
+              <w:lastRenderedPageBreak/>
               <w:t>Journal of Computing in Civil Engineering</w:t>
             </w:r>
           </w:p>
@@ -13191,7 +13537,6 @@
                 <w:sz w:val="24"/>
                 <w:szCs w:val="24"/>
               </w:rPr>
-              <w:lastRenderedPageBreak/>
               <w:t>项目评审</w:t>
             </w:r>
           </w:p>
@@ -13248,8 +13593,8 @@
                 <w:b/>
                 <w:bCs/>
                 <w:color w:val="0070C0"/>
-                <w:sz w:val="32"/>
-                <w:szCs w:val="32"/>
+                <w:sz w:val="24"/>
+                <w:szCs w:val="24"/>
               </w:rPr>
             </w:pPr>
             <w:r>
@@ -13258,8 +13603,8 @@
                 <w:b/>
                 <w:bCs/>
                 <w:color w:val="0070C0"/>
-                <w:sz w:val="32"/>
-                <w:szCs w:val="32"/>
+                <w:sz w:val="24"/>
+                <w:szCs w:val="24"/>
               </w:rPr>
               <w:lastRenderedPageBreak/>
               <w:t>学生指导</w:t>
@@ -13396,23 +13741,7 @@
                 <w:sz w:val="24"/>
                 <w:szCs w:val="24"/>
               </w:rPr>
-              <w:t>02</w:t>
-            </w:r>
-            <w:r>
-              <w:rPr>
-                <w:rFonts w:ascii="Times New Roman" w:eastAsia="仿宋" w:hAnsi="Times New Roman"/>
-                <w:sz w:val="24"/>
-                <w:szCs w:val="24"/>
-              </w:rPr>
-              <w:t>5</w:t>
-            </w:r>
-            <w:r>
-              <w:rPr>
-                <w:rFonts w:ascii="Times New Roman" w:eastAsia="仿宋" w:hAnsi="Times New Roman"/>
-                <w:sz w:val="24"/>
-                <w:szCs w:val="24"/>
-              </w:rPr>
-              <w:t>–</w:t>
+              <w:t>025–</w:t>
             </w:r>
             <w:r>
               <w:rPr>
@@ -13461,23 +13790,7 @@
                 <w:sz w:val="24"/>
                 <w:szCs w:val="24"/>
               </w:rPr>
-              <w:t>02</w:t>
-            </w:r>
-            <w:r>
-              <w:rPr>
-                <w:rFonts w:ascii="Times New Roman" w:eastAsia="仿宋" w:hAnsi="Times New Roman"/>
-                <w:sz w:val="24"/>
-                <w:szCs w:val="24"/>
-              </w:rPr>
-              <w:t>5</w:t>
-            </w:r>
-            <w:r>
-              <w:rPr>
-                <w:rFonts w:ascii="Times New Roman" w:eastAsia="仿宋" w:hAnsi="Times New Roman"/>
-                <w:sz w:val="24"/>
-                <w:szCs w:val="24"/>
-              </w:rPr>
-              <w:t>–</w:t>
+              <w:t>025–</w:t>
             </w:r>
             <w:r>
               <w:rPr>
@@ -13526,23 +13839,7 @@
                 <w:sz w:val="24"/>
                 <w:szCs w:val="24"/>
               </w:rPr>
-              <w:t>02</w:t>
-            </w:r>
-            <w:r>
-              <w:rPr>
-                <w:rFonts w:ascii="Times New Roman" w:eastAsia="仿宋" w:hAnsi="Times New Roman"/>
-                <w:sz w:val="24"/>
-                <w:szCs w:val="24"/>
-              </w:rPr>
-              <w:t>4</w:t>
-            </w:r>
-            <w:r>
-              <w:rPr>
-                <w:rFonts w:ascii="Times New Roman" w:eastAsia="仿宋" w:hAnsi="Times New Roman"/>
-                <w:sz w:val="24"/>
-                <w:szCs w:val="24"/>
-              </w:rPr>
-              <w:t>–</w:t>
+              <w:t>024–</w:t>
             </w:r>
             <w:r>
               <w:rPr>
